--- a/DevOps-Study/Networking/Networking.docx
+++ b/DevOps-Study/Networking/Networking.docx
@@ -10,6 +10,9 @@
           <w:numId w:val="7"/>
         </w:numPr>
         <w:rPr>
+          <w:b/>
+          <w:b/>
+          <w:bCs/>
           <w:color w:val="000000"/>
         </w:rPr>
       </w:pPr>
@@ -48,6 +51,9 @@
           <w:numId w:val="7"/>
         </w:numPr>
         <w:rPr>
+          <w:b/>
+          <w:b/>
+          <w:bCs/>
           <w:color w:val="000000"/>
         </w:rPr>
       </w:pPr>
@@ -86,6 +92,9 @@
           <w:numId w:val="7"/>
         </w:numPr>
         <w:rPr>
+          <w:b/>
+          <w:b/>
+          <w:bCs/>
           <w:color w:val="000000"/>
         </w:rPr>
       </w:pPr>
@@ -178,6 +187,9 @@
           <w:numId w:val="7"/>
         </w:numPr>
         <w:rPr>
+          <w:b/>
+          <w:b/>
+          <w:bCs/>
           <w:color w:val="000000"/>
         </w:rPr>
       </w:pPr>
@@ -222,6 +234,9 @@
           <w:numId w:val="7"/>
         </w:numPr>
         <w:rPr>
+          <w:b/>
+          <w:b/>
+          <w:bCs/>
           <w:color w:val="000000"/>
         </w:rPr>
       </w:pPr>
@@ -260,6 +275,9 @@
           <w:numId w:val="7"/>
         </w:numPr>
         <w:rPr>
+          <w:b/>
+          <w:b/>
+          <w:bCs/>
           <w:color w:val="000000"/>
         </w:rPr>
       </w:pPr>
@@ -298,6 +316,9 @@
           <w:numId w:val="7"/>
         </w:numPr>
         <w:rPr>
+          <w:b/>
+          <w:b/>
+          <w:bCs/>
           <w:color w:val="000000"/>
         </w:rPr>
       </w:pPr>
@@ -336,6 +357,9 @@
           <w:numId w:val="7"/>
         </w:numPr>
         <w:rPr>
+          <w:b/>
+          <w:b/>
+          <w:bCs/>
           <w:color w:val="000000"/>
         </w:rPr>
       </w:pPr>
@@ -464,6 +488,9 @@
           <w:numId w:val="7"/>
         </w:numPr>
         <w:rPr>
+          <w:b/>
+          <w:b/>
+          <w:bCs/>
           <w:color w:val="000000"/>
         </w:rPr>
       </w:pPr>
@@ -503,9 +530,7 @@
         </w:numPr>
         <w:spacing w:before="0" w:after="0"/>
         <w:contextualSpacing/>
-        <w:rPr>
-          <w:color w:val="000000"/>
-        </w:rPr>
+        <w:rPr/>
       </w:pPr>
       <w:r>
         <w:rPr>
@@ -520,7 +545,6 @@
       </w:r>
       <w:r>
         <w:rPr>
-          <w:rFonts w:eastAsia="" w:eastAsiaTheme="minorEastAsia"/>
           <w:color w:val="000000"/>
         </w:rPr>
         <w:t>lass A:</w:t>
@@ -541,7 +565,6 @@
       </w:pPr>
       <w:r>
         <w:rPr>
-          <w:rFonts w:eastAsia="" w:eastAsiaTheme="minorEastAsia"/>
           <w:color w:val="000000"/>
         </w:rPr>
         <w:t>Range: 1.0.0.0 to 127.0.0.0</w:t>
@@ -562,7 +585,6 @@
       </w:pPr>
       <w:r>
         <w:rPr>
-          <w:rFonts w:eastAsia="" w:eastAsiaTheme="minorEastAsia"/>
           <w:color w:val="000000"/>
         </w:rPr>
         <w:t>Subnet Mask: 255.0.0.0</w:t>
@@ -583,7 +605,6 @@
       </w:pPr>
       <w:r>
         <w:rPr>
-          <w:rFonts w:eastAsia="" w:eastAsiaTheme="minorEastAsia"/>
           <w:color w:val="000000"/>
         </w:rPr>
         <w:t>Class B:</w:t>
@@ -604,7 +625,6 @@
       </w:pPr>
       <w:r>
         <w:rPr>
-          <w:rFonts w:eastAsia="" w:eastAsiaTheme="minorEastAsia"/>
           <w:color w:val="000000"/>
         </w:rPr>
         <w:t>Range: 128.0.0.0 to 191.255.0.0</w:t>
@@ -625,7 +645,6 @@
       </w:pPr>
       <w:r>
         <w:rPr>
-          <w:rFonts w:eastAsia="" w:eastAsiaTheme="minorEastAsia"/>
           <w:color w:val="000000"/>
         </w:rPr>
         <w:t>Subnet Mask: 255.255.0.0</w:t>
@@ -646,7 +665,6 @@
       </w:pPr>
       <w:r>
         <w:rPr>
-          <w:rFonts w:eastAsia="" w:eastAsiaTheme="minorEastAsia"/>
           <w:color w:val="000000"/>
         </w:rPr>
         <w:t>Class C:</w:t>
@@ -667,7 +685,6 @@
       </w:pPr>
       <w:r>
         <w:rPr>
-          <w:rFonts w:eastAsia="" w:eastAsiaTheme="minorEastAsia"/>
           <w:color w:val="000000"/>
         </w:rPr>
         <w:t>Range: 192.0.0.0 to 223.255.255.0</w:t>
@@ -688,7 +705,6 @@
       </w:pPr>
       <w:r>
         <w:rPr>
-          <w:rFonts w:eastAsia="" w:eastAsiaTheme="minorEastAsia"/>
           <w:color w:val="000000"/>
         </w:rPr>
         <w:t>Subnet Mask: 255.255.255.0</w:t>
@@ -709,7 +725,6 @@
       </w:pPr>
       <w:r>
         <w:rPr>
-          <w:rFonts w:eastAsia="" w:eastAsiaTheme="minorEastAsia"/>
           <w:color w:val="000000"/>
         </w:rPr>
         <w:t>Class D (Multicast):</w:t>
@@ -730,7 +745,6 @@
       </w:pPr>
       <w:r>
         <w:rPr>
-          <w:rFonts w:eastAsia="" w:eastAsiaTheme="minorEastAsia"/>
           <w:color w:val="000000"/>
         </w:rPr>
         <w:t>Range: 224.0.0.0 to 239.255.255.255</w:t>
@@ -751,7 +765,6 @@
       </w:pPr>
       <w:r>
         <w:rPr>
-          <w:rFonts w:eastAsia="" w:eastAsiaTheme="minorEastAsia"/>
           <w:color w:val="000000"/>
         </w:rPr>
         <w:t>Subnet Mask: N/A (Not used for traditional unicast addressing)</w:t>
@@ -772,7 +785,6 @@
       </w:pPr>
       <w:r>
         <w:rPr>
-          <w:rFonts w:eastAsia="" w:eastAsiaTheme="minorEastAsia"/>
           <w:color w:val="000000"/>
         </w:rPr>
         <w:t>Class E (Reserved):</w:t>
@@ -793,7 +805,6 @@
       </w:pPr>
       <w:r>
         <w:rPr>
-          <w:rFonts w:eastAsia="" w:eastAsiaTheme="minorEastAsia"/>
           <w:color w:val="000000"/>
         </w:rPr>
         <w:t>Range: 240.0.0.0 to 255.255.255.255</w:t>
@@ -814,7 +825,6 @@
       </w:pPr>
       <w:r>
         <w:rPr>
-          <w:rFonts w:eastAsia="" w:eastAsiaTheme="minorEastAsia"/>
           <w:color w:val="000000"/>
         </w:rPr>
         <w:t>Subnet Mask: N/A (Not used for traditional unicast addressing)</w:t>
@@ -823,7 +833,7 @@
     <w:p>
       <w:pPr>
         <w:pStyle w:val="Normal"/>
-        <w:ind w:left="720"/>
+        <w:ind w:left="720" w:right="0" w:hanging="0"/>
         <w:rPr>
           <w:color w:val="158466"/>
         </w:rPr>
@@ -842,6 +852,9 @@
           <w:numId w:val="7"/>
         </w:numPr>
         <w:rPr>
+          <w:b/>
+          <w:b/>
+          <w:bCs/>
           <w:color w:val="000000"/>
         </w:rPr>
       </w:pPr>
@@ -893,7 +906,7 @@
     <w:p>
       <w:pPr>
         <w:pStyle w:val="Normal"/>
-        <w:ind w:left="720"/>
+        <w:ind w:left="720" w:right="0" w:hanging="0"/>
         <w:rPr>
           <w:color w:val="000000"/>
         </w:rPr>
@@ -912,7 +925,7 @@
     <w:p>
       <w:pPr>
         <w:pStyle w:val="Normal"/>
-        <w:ind w:left="720"/>
+        <w:ind w:left="720" w:right="0" w:hanging="0"/>
         <w:rPr>
           <w:color w:val="000000"/>
         </w:rPr>
@@ -931,7 +944,7 @@
     <w:p>
       <w:pPr>
         <w:pStyle w:val="Normal"/>
-        <w:ind w:left="720"/>
+        <w:ind w:left="720" w:right="0" w:hanging="0"/>
         <w:rPr>
           <w:color w:val="000000"/>
         </w:rPr>
@@ -954,9 +967,7 @@
           <w:ilvl w:val="0"/>
           <w:numId w:val="7"/>
         </w:numPr>
-        <w:rPr>
-          <w:color w:val="000000"/>
-        </w:rPr>
+        <w:rPr/>
       </w:pPr>
       <w:r>
         <w:rPr>
@@ -985,12 +996,16 @@
           <w:numId w:val="1"/>
         </w:numPr>
         <w:rPr>
-          <w:color w:val="000000"/>
-        </w:rPr>
-      </w:pPr>
-      <w:r>
-        <w:rPr>
-          <w:rFonts w:eastAsia="Calibri" w:cs="" w:cstheme="minorBidi" w:eastAsiaTheme="minorAscii"/>
+          <w:rFonts w:eastAsia="Calibri"/>
+          <w:color w:val="000000"/>
+          <w:sz w:val="22"/>
+          <w:szCs w:val="22"/>
+          <w:lang w:eastAsia="en-US" w:bidi="ar-SA"/>
+        </w:rPr>
+      </w:pPr>
+      <w:r>
+        <w:rPr>
+          <w:rFonts w:eastAsia="Calibri"/>
           <w:color w:val="000000"/>
           <w:sz w:val="22"/>
           <w:szCs w:val="22"/>
@@ -1008,9 +1023,7 @@
           <w:ilvl w:val="0"/>
           <w:numId w:val="7"/>
         </w:numPr>
-        <w:rPr>
-          <w:color w:val="000000"/>
-        </w:rPr>
+        <w:rPr/>
       </w:pPr>
       <w:r>
         <w:rPr>
@@ -1083,6 +1096,9 @@
           <w:numId w:val="7"/>
         </w:numPr>
         <w:rPr>
+          <w:b/>
+          <w:b/>
+          <w:bCs/>
           <w:color w:val="000000"/>
         </w:rPr>
       </w:pPr>
@@ -1116,11 +1132,7 @@
     <w:p>
       <w:pPr>
         <w:pStyle w:val="Normal"/>
-        <w:numPr>
-          <w:ilvl w:val="0"/>
-          <w:numId w:val="0"/>
-        </w:numPr>
-        <w:ind w:hanging="0" w:left="1440"/>
+        <w:ind w:left="1440" w:right="0" w:hanging="0"/>
         <w:rPr>
           <w:color w:val="2A6099"/>
         </w:rPr>
@@ -1139,6 +1151,9 @@
           <w:numId w:val="7"/>
         </w:numPr>
         <w:rPr>
+          <w:b/>
+          <w:b/>
+          <w:bCs/>
           <w:color w:val="000000"/>
         </w:rPr>
       </w:pPr>
@@ -1177,6 +1192,9 @@
           <w:numId w:val="7"/>
         </w:numPr>
         <w:rPr>
+          <w:b/>
+          <w:b/>
+          <w:bCs/>
           <w:color w:val="000000"/>
         </w:rPr>
       </w:pPr>
@@ -1215,6 +1233,9 @@
           <w:numId w:val="7"/>
         </w:numPr>
         <w:rPr>
+          <w:b/>
+          <w:b/>
+          <w:bCs/>
           <w:color w:val="000000"/>
         </w:rPr>
       </w:pPr>
@@ -1253,6 +1274,9 @@
           <w:numId w:val="7"/>
         </w:numPr>
         <w:rPr>
+          <w:b/>
+          <w:b/>
+          <w:bCs/>
           <w:color w:val="000000"/>
         </w:rPr>
       </w:pPr>
@@ -1291,27 +1315,27 @@
           <w:numId w:val="7"/>
         </w:numPr>
         <w:rPr>
-          <w:color w:val="000000"/>
-        </w:rPr>
-      </w:pPr>
-      <w:r>
-        <w:rPr>
+          <w:b/>
           <w:b/>
           <w:bCs/>
           <w:color w:val="000000"/>
         </w:rPr>
+      </w:pPr>
+      <w:r>
+        <w:rPr>
+          <w:b/>
+          <w:bCs/>
+          <w:color w:val="000000"/>
+        </w:rPr>
         <w:t>What is dora process</w:t>
       </w:r>
     </w:p>
     <w:p>
       <w:pPr>
         <w:pStyle w:val="Normal"/>
-        <w:numPr>
-          <w:ilvl w:val="0"/>
-          <w:numId w:val="0"/>
-        </w:numPr>
-        <w:ind w:hanging="0" w:left="720"/>
-        <w:rPr>
+        <w:ind w:left="720" w:right="0" w:hanging="0"/>
+        <w:rPr>
+          <w:b w:val="false"/>
           <w:b w:val="false"/>
           <w:bCs w:val="false"/>
         </w:rPr>
@@ -1327,12 +1351,9 @@
     <w:p>
       <w:pPr>
         <w:pStyle w:val="Normal"/>
-        <w:numPr>
-          <w:ilvl w:val="0"/>
-          <w:numId w:val="0"/>
-        </w:numPr>
-        <w:ind w:hanging="0" w:left="720"/>
-        <w:rPr>
+        <w:ind w:left="720" w:right="0" w:hanging="0"/>
+        <w:rPr>
+          <w:b w:val="false"/>
           <w:b w:val="false"/>
           <w:bCs w:val="false"/>
         </w:rPr>
@@ -1359,6 +1380,9 @@
           <w:numId w:val="7"/>
         </w:numPr>
         <w:rPr>
+          <w:b/>
+          <w:b/>
+          <w:bCs/>
           <w:color w:val="000000"/>
         </w:rPr>
       </w:pPr>
@@ -1397,6 +1421,9 @@
           <w:numId w:val="7"/>
         </w:numPr>
         <w:rPr>
+          <w:b/>
+          <w:b/>
+          <w:bCs/>
           <w:color w:val="000000"/>
         </w:rPr>
       </w:pPr>
@@ -1435,6 +1462,9 @@
           <w:numId w:val="7"/>
         </w:numPr>
         <w:rPr>
+          <w:b/>
+          <w:b/>
+          <w:bCs/>
           <w:color w:val="000000"/>
         </w:rPr>
       </w:pPr>
@@ -1472,9 +1502,7 @@
           <w:ilvl w:val="0"/>
           <w:numId w:val="7"/>
         </w:numPr>
-        <w:rPr>
-          <w:color w:val="000000"/>
-        </w:rPr>
+        <w:rPr/>
       </w:pPr>
       <w:r>
         <w:rPr>
@@ -1502,24 +1530,19 @@
           <w:numId w:val="7"/>
         </w:numPr>
         <w:rPr>
-          <w:color w:val="000000"/>
-        </w:rPr>
-      </w:pPr>
-      <w:r>
-        <w:rPr>
+          <w:b/>
           <w:b/>
           <w:bCs/>
           <w:color w:val="000000"/>
         </w:rPr>
-        <w:t>W</w:t>
-      </w:r>
+      </w:pPr>
       <w:r>
         <w:rPr>
           <w:b/>
           <w:bCs/>
           <w:color w:val="000000"/>
         </w:rPr>
-        <w:t>hat is a subnet? And its purpose</w:t>
+        <w:t>What is a subnet? And its purpose</w:t>
       </w:r>
     </w:p>
     <w:p>
@@ -1529,9 +1552,7 @@
           <w:ilvl w:val="1"/>
           <w:numId w:val="7"/>
         </w:numPr>
-        <w:rPr>
-          <w:color w:val="000000"/>
-        </w:rPr>
+        <w:rPr/>
       </w:pPr>
       <w:r>
         <w:rPr>
@@ -1557,15 +1578,18 @@
           <w:numId w:val="7"/>
         </w:numPr>
         <w:rPr>
-          <w:color w:val="000000"/>
-        </w:rPr>
-      </w:pPr>
-      <w:r>
-        <w:rPr>
+          <w:b/>
           <w:b/>
           <w:bCs/>
           <w:color w:val="000000"/>
         </w:rPr>
+      </w:pPr>
+      <w:r>
+        <w:rPr>
+          <w:b/>
+          <w:bCs/>
+          <w:color w:val="000000"/>
+        </w:rPr>
         <w:t>Color code of Straight cable and cross cable</w:t>
       </w:r>
     </w:p>
@@ -1577,7 +1601,9 @@
         </w:rPr>
       </w:pPr>
       <w:r>
-        <w:rPr/>
+        <w:rPr>
+          <w:color w:val="000000"/>
+        </w:rPr>
         <w:drawing>
           <wp:anchor behindDoc="0" distT="0" distB="0" distL="0" distR="0" simplePos="0" locked="0" layoutInCell="0" allowOverlap="1" relativeHeight="2">
             <wp:simplePos x="0" y="0"/>
@@ -1633,117 +1659,48 @@
         </w:rPr>
       </w:pPr>
       <w:r>
-        <w:rPr/>
-      </w:r>
-    </w:p>
-    <w:p>
-      <w:pPr>
-        <w:pStyle w:val="Normal"/>
-        <w:rPr>
-          <w:color w:val="000000"/>
-        </w:rPr>
-      </w:pPr>
-      <w:r>
-        <w:rPr/>
-      </w:r>
-    </w:p>
-    <w:p>
-      <w:pPr>
-        <w:pStyle w:val="Normal"/>
-        <w:rPr>
-          <w:color w:val="000000"/>
-        </w:rPr>
-      </w:pPr>
-      <w:r>
-        <w:rPr/>
-      </w:r>
-    </w:p>
-    <w:p>
-      <w:pPr>
-        <w:pStyle w:val="Normal"/>
-        <w:rPr>
-          <w:color w:val="000000"/>
-        </w:rPr>
-      </w:pPr>
-      <w:r>
-        <w:rPr/>
-      </w:r>
-    </w:p>
-    <w:p>
-      <w:pPr>
-        <w:pStyle w:val="Normal"/>
-        <w:rPr>
-          <w:color w:val="000000"/>
-        </w:rPr>
-      </w:pPr>
-      <w:r>
-        <w:rPr/>
-      </w:r>
-    </w:p>
-    <w:p>
-      <w:pPr>
-        <w:pStyle w:val="Normal"/>
-        <w:rPr>
-          <w:color w:val="000000"/>
-        </w:rPr>
-      </w:pPr>
-      <w:r>
-        <w:rPr/>
-      </w:r>
-    </w:p>
-    <w:p>
-      <w:pPr>
-        <w:pStyle w:val="Normal"/>
-        <w:rPr>
-          <w:color w:val="000000"/>
-        </w:rPr>
-      </w:pPr>
-      <w:r>
-        <w:rPr/>
-      </w:r>
-    </w:p>
-    <w:p>
-      <w:pPr>
-        <w:pStyle w:val="Normal"/>
-        <w:rPr>
-          <w:color w:val="000000"/>
-        </w:rPr>
-      </w:pPr>
-      <w:r>
-        <w:rPr/>
-      </w:r>
-    </w:p>
-    <w:p>
-      <w:pPr>
-        <w:pStyle w:val="Normal"/>
-        <w:rPr>
-          <w:color w:val="000000"/>
-        </w:rPr>
-      </w:pPr>
-      <w:r>
-        <w:rPr/>
-      </w:r>
-    </w:p>
-    <w:p>
-      <w:pPr>
-        <w:pStyle w:val="Normal"/>
-        <w:rPr>
-          <w:color w:val="000000"/>
-        </w:rPr>
-      </w:pPr>
-      <w:r>
-        <w:rPr/>
-      </w:r>
-    </w:p>
-    <w:p>
-      <w:pPr>
-        <w:pStyle w:val="Normal"/>
-        <w:rPr>
-          <w:color w:val="000000"/>
-        </w:rPr>
-      </w:pPr>
-      <w:r>
-        <w:rPr/>
+        <w:rPr>
+          <w:color w:val="000000"/>
+        </w:rPr>
+      </w:r>
+    </w:p>
+    <w:p>
+      <w:pPr>
+        <w:pStyle w:val="Normal"/>
+        <w:rPr>
+          <w:color w:val="000000"/>
+        </w:rPr>
+      </w:pPr>
+      <w:r>
+        <w:rPr>
+          <w:color w:val="000000"/>
+        </w:rPr>
+      </w:r>
+    </w:p>
+    <w:p>
+      <w:pPr>
+        <w:pStyle w:val="Normal"/>
+        <w:rPr>
+          <w:color w:val="000000"/>
+        </w:rPr>
+      </w:pPr>
+      <w:r>
+        <w:rPr>
+          <w:color w:val="000000"/>
+        </w:rPr>
+      </w:r>
+    </w:p>
+    <w:p>
+      <w:pPr>
+        <w:pStyle w:val="Normal"/>
+        <w:rPr>
+          <w:color w:val="000000"/>
+        </w:rPr>
+      </w:pPr>
+      <w:r>
+        <w:rPr>
+          <w:color w:val="000000"/>
+        </w:rPr>
       </w:r>
     </w:p>
     <w:p>
@@ -1836,17 +1793,7 @@
           <w:color w:val="000000"/>
         </w:rPr>
         <w:t>5. **`nmap`**: Network scanner for discovering hosts and services.</w:t>
-      </w:r>
-      <w:r>
-        <w:rPr>
-          <w:color w:val="000000"/>
-        </w:rPr>
         <w:br/>
-      </w:r>
-      <w:r>
-        <w:rPr>
-          <w:color w:val="000000"/>
-        </w:rPr>
         <w:t>- Example: `nmap 192.168.1.1` (scans the IP address for open ports)</w:t>
       </w:r>
     </w:p>
@@ -1894,17 +1841,7 @@
           <w:color w:val="000000"/>
         </w:rPr>
         <w:t>8. **`dig`**: Performs DNS lookups and queries DNS servers.</w:t>
-      </w:r>
-      <w:r>
-        <w:rPr>
-          <w:color w:val="000000"/>
-        </w:rPr>
         <w:br/>
-      </w:r>
-      <w:r>
-        <w:rPr>
-          <w:color w:val="000000"/>
-        </w:rPr>
         <w:t>- Example: `dig example.com` (fetches DNS information for the domain)</w:t>
       </w:r>
     </w:p>
@@ -1920,17 +1857,7 @@
           <w:color w:val="000000"/>
         </w:rPr>
         <w:t>9. **`curl`**: If you need to interact with APIs, perform complex data transfers.</w:t>
-      </w:r>
-      <w:r>
-        <w:rPr>
-          <w:color w:val="000000"/>
-        </w:rPr>
         <w:br/>
-      </w:r>
-      <w:r>
-        <w:rPr>
-          <w:color w:val="000000"/>
-        </w:rPr>
         <w:t>- Example: `curl -I http://example.com` (fetches HTTP headers)</w:t>
       </w:r>
     </w:p>
@@ -1958,18 +1885,22 @@
         </w:rPr>
       </w:pPr>
       <w:r>
-        <w:rPr/>
-      </w:r>
-    </w:p>
-    <w:p>
-      <w:pPr>
-        <w:pStyle w:val="Normal"/>
-        <w:rPr>
-          <w:color w:val="000000"/>
-        </w:rPr>
-      </w:pPr>
-      <w:r>
-        <w:rPr/>
+        <w:rPr>
+          <w:color w:val="000000"/>
+        </w:rPr>
+      </w:r>
+    </w:p>
+    <w:p>
+      <w:pPr>
+        <w:pStyle w:val="Normal"/>
+        <w:rPr>
+          <w:color w:val="000000"/>
+        </w:rPr>
+      </w:pPr>
+      <w:r>
+        <w:rPr>
+          <w:color w:val="000000"/>
+        </w:rPr>
       </w:r>
     </w:p>
     <w:p>
@@ -1998,17 +1929,7 @@
           <w:color w:val="000000"/>
         </w:rPr>
         <w:t>1. **`arp`**: Displays and modifies the system's ARP cache, which maps IP addresses to MAC addresses.</w:t>
-      </w:r>
-      <w:r>
-        <w:rPr>
-          <w:color w:val="000000"/>
-        </w:rPr>
         <w:br/>
-      </w:r>
-      <w:r>
-        <w:rPr>
-          <w:color w:val="000000"/>
-        </w:rPr>
         <w:t>- Example: `arp -a` (displays the ARP table)</w:t>
       </w:r>
     </w:p>
@@ -2105,151 +2026,7 @@
       </w:r>
       <w:r>
         <w:rPr/>
-        <w:t>--------------------------</w:t>
-      </w:r>
-    </w:p>
-    <w:p>
-      <w:pPr>
-        <w:pStyle w:val="Normal"/>
-        <w:rPr/>
-      </w:pPr>
-      <w:r>
-        <w:rPr/>
-      </w:r>
-    </w:p>
-    <w:p>
-      <w:pPr>
-        <w:pStyle w:val="Normal"/>
-        <w:rPr/>
-      </w:pPr>
-      <w:r>
-        <w:rPr/>
-      </w:r>
-    </w:p>
-    <w:p>
-      <w:pPr>
-        <w:pStyle w:val="Normal"/>
-        <w:rPr/>
-      </w:pPr>
-      <w:r>
-        <w:rPr/>
-      </w:r>
-    </w:p>
-    <w:p>
-      <w:pPr>
-        <w:pStyle w:val="Normal"/>
-        <w:rPr/>
-      </w:pPr>
-      <w:r>
-        <w:rPr/>
-      </w:r>
-    </w:p>
-    <w:p>
-      <w:pPr>
-        <w:pStyle w:val="Normal"/>
-        <w:rPr/>
-      </w:pPr>
-      <w:r>
-        <w:rPr/>
-      </w:r>
-    </w:p>
-    <w:p>
-      <w:pPr>
-        <w:pStyle w:val="Normal"/>
-        <w:rPr/>
-      </w:pPr>
-      <w:r>
-        <w:rPr/>
-      </w:r>
-    </w:p>
-    <w:p>
-      <w:pPr>
-        <w:pStyle w:val="Normal"/>
-        <w:rPr/>
-      </w:pPr>
-      <w:r>
-        <w:rPr/>
-      </w:r>
-    </w:p>
-    <w:p>
-      <w:pPr>
-        <w:pStyle w:val="Normal"/>
-        <w:rPr/>
-      </w:pPr>
-      <w:r>
-        <w:rPr/>
-      </w:r>
-    </w:p>
-    <w:p>
-      <w:pPr>
-        <w:pStyle w:val="Normal"/>
-        <w:rPr/>
-      </w:pPr>
-      <w:r>
-        <w:rPr/>
-      </w:r>
-    </w:p>
-    <w:p>
-      <w:pPr>
-        <w:pStyle w:val="Normal"/>
-        <w:rPr/>
-      </w:pPr>
-      <w:r>
-        <w:rPr/>
-      </w:r>
-    </w:p>
-    <w:p>
-      <w:pPr>
-        <w:pStyle w:val="Normal"/>
-        <w:rPr/>
-      </w:pPr>
-      <w:r>
-        <w:rPr/>
-      </w:r>
-    </w:p>
-    <w:p>
-      <w:pPr>
-        <w:pStyle w:val="Normal"/>
-        <w:rPr/>
-      </w:pPr>
-      <w:r>
-        <w:rPr/>
-      </w:r>
-    </w:p>
-    <w:p>
-      <w:pPr>
-        <w:pStyle w:val="Normal"/>
-        <w:rPr/>
-      </w:pPr>
-      <w:r>
-        <w:rPr/>
-      </w:r>
-    </w:p>
-    <w:p>
-      <w:pPr>
-        <w:pStyle w:val="Normal"/>
-        <w:rPr/>
-      </w:pPr>
-      <w:r>
-        <w:rPr/>
-      </w:r>
-    </w:p>
-    <w:p>
-      <w:pPr>
-        <w:pStyle w:val="Normal"/>
-        <w:rPr/>
-      </w:pPr>
-      <w:r>
-        <w:rPr/>
-      </w:r>
-    </w:p>
-    <w:p>
-      <w:pPr>
-        <w:pStyle w:val="Normal"/>
-        <w:rPr/>
-      </w:pPr>
-      <w:r>
-        <w:rPr/>
+        <w:t>------------</w:t>
       </w:r>
     </w:p>
     <w:p>
@@ -2364,13 +2141,12 @@
           <w:bottom w:w="60" w:type="dxa"/>
           <w:right w:w="180" w:type="dxa"/>
         </w:tblCellMar>
-        <w:tblLook w:val="04a0" w:noHBand="0" w:noVBand="1" w:firstColumn="1" w:lastRow="0" w:lastColumn="0" w:firstRow="1"/>
       </w:tblPr>
       <w:tblGrid>
         <w:gridCol w:w="972"/>
         <w:gridCol w:w="1866"/>
         <w:gridCol w:w="1662"/>
-        <w:gridCol w:w="1712"/>
+        <w:gridCol w:w="1713"/>
       </w:tblGrid>
       <w:tr>
         <w:trPr/>
@@ -2383,14 +2159,16 @@
               <w:bottom w:val="single" w:sz="12" w:space="0" w:color="D85E00"/>
               <w:right w:val="single" w:sz="12" w:space="0" w:color="FFFFFF"/>
             </w:tcBorders>
-            <w:shd w:color="auto" w:fill="D85E00" w:val="clear"/>
-            <w:vAlign w:val="center"/>
-          </w:tcPr>
-          <w:p>
-            <w:pPr>
-              <w:pStyle w:val="Normal"/>
+            <w:shd w:fill="D85E00" w:val="clear"/>
+            <w:vAlign w:val="center"/>
+          </w:tcPr>
+          <w:p>
+            <w:pPr>
+              <w:pStyle w:val="Normal"/>
+              <w:widowControl w:val="false"/>
               <w:spacing w:before="0" w:after="160"/>
               <w:rPr>
+                <w:b/>
                 <w:b/>
                 <w:bCs/>
               </w:rPr>
@@ -2413,14 +2191,16 @@
               <w:bottom w:val="single" w:sz="12" w:space="0" w:color="D85E00"/>
               <w:right w:val="single" w:sz="12" w:space="0" w:color="FFFFFF"/>
             </w:tcBorders>
-            <w:shd w:color="auto" w:fill="D85E00" w:val="clear"/>
-            <w:vAlign w:val="center"/>
-          </w:tcPr>
-          <w:p>
-            <w:pPr>
-              <w:pStyle w:val="Normal"/>
+            <w:shd w:fill="D85E00" w:val="clear"/>
+            <w:vAlign w:val="center"/>
+          </w:tcPr>
+          <w:p>
+            <w:pPr>
+              <w:pStyle w:val="Normal"/>
+              <w:widowControl w:val="false"/>
               <w:spacing w:before="0" w:after="160"/>
               <w:rPr>
+                <w:b/>
                 <w:b/>
                 <w:bCs/>
               </w:rPr>
@@ -2443,14 +2223,16 @@
               <w:bottom w:val="single" w:sz="12" w:space="0" w:color="D85E00"/>
               <w:right w:val="single" w:sz="12" w:space="0" w:color="FFFFFF"/>
             </w:tcBorders>
-            <w:shd w:color="auto" w:fill="D85E00" w:val="clear"/>
-            <w:vAlign w:val="center"/>
-          </w:tcPr>
-          <w:p>
-            <w:pPr>
-              <w:pStyle w:val="Normal"/>
+            <w:shd w:fill="D85E00" w:val="clear"/>
+            <w:vAlign w:val="center"/>
+          </w:tcPr>
+          <w:p>
+            <w:pPr>
+              <w:pStyle w:val="Normal"/>
+              <w:widowControl w:val="false"/>
               <w:spacing w:before="0" w:after="160"/>
               <w:rPr>
+                <w:b/>
                 <w:b/>
                 <w:bCs/>
               </w:rPr>
@@ -2466,21 +2248,23 @@
         </w:tc>
         <w:tc>
           <w:tcPr>
-            <w:tcW w:w="1712" w:type="dxa"/>
-            <w:tcBorders>
-              <w:top w:val="single" w:sz="12" w:space="0" w:color="D85E00"/>
-              <w:left w:val="single" w:sz="12" w:space="0" w:color="D85E00"/>
-              <w:bottom w:val="single" w:sz="12" w:space="0" w:color="D85E00"/>
-              <w:right w:val="single" w:sz="12" w:space="0" w:color="D85E00"/>
-            </w:tcBorders>
-            <w:shd w:color="auto" w:fill="D85E00" w:val="clear"/>
-            <w:vAlign w:val="center"/>
-          </w:tcPr>
-          <w:p>
-            <w:pPr>
-              <w:pStyle w:val="Normal"/>
+            <w:tcW w:w="1713" w:type="dxa"/>
+            <w:tcBorders>
+              <w:top w:val="single" w:sz="12" w:space="0" w:color="D85E00"/>
+              <w:left w:val="single" w:sz="12" w:space="0" w:color="D85E00"/>
+              <w:bottom w:val="single" w:sz="12" w:space="0" w:color="D85E00"/>
+              <w:right w:val="single" w:sz="12" w:space="0" w:color="D85E00"/>
+            </w:tcBorders>
+            <w:shd w:fill="D85E00" w:val="clear"/>
+            <w:vAlign w:val="center"/>
+          </w:tcPr>
+          <w:p>
+            <w:pPr>
+              <w:pStyle w:val="Normal"/>
+              <w:widowControl w:val="false"/>
               <w:spacing w:before="0" w:after="160"/>
               <w:rPr>
+                <w:b/>
                 <w:b/>
                 <w:bCs/>
               </w:rPr>
@@ -2506,13 +2290,13 @@
               <w:bottom w:val="single" w:sz="12" w:space="0" w:color="101820"/>
               <w:right w:val="single" w:sz="12" w:space="0" w:color="FFFFFF"/>
             </w:tcBorders>
-            <w:shd w:color="auto" w:fill="101820" w:val="clear"/>
-            <w:vAlign w:val="center"/>
-          </w:tcPr>
-          <w:p>
-            <w:pPr>
-              <w:pStyle w:val="Normal"/>
-              <w:widowControl/>
+            <w:shd w:fill="101820" w:val="clear"/>
+            <w:vAlign w:val="center"/>
+          </w:tcPr>
+          <w:p>
+            <w:pPr>
+              <w:pStyle w:val="Normal"/>
+              <w:widowControl w:val="false"/>
               <w:bidi w:val="0"/>
               <w:spacing w:lineRule="auto" w:line="259" w:before="0" w:after="160"/>
               <w:jc w:val="left"/>
@@ -2533,13 +2317,13 @@
               <w:bottom w:val="single" w:sz="12" w:space="0" w:color="101820"/>
               <w:right w:val="single" w:sz="12" w:space="0" w:color="FFFFFF"/>
             </w:tcBorders>
-            <w:shd w:color="auto" w:fill="101820" w:val="clear"/>
-            <w:vAlign w:val="center"/>
-          </w:tcPr>
-          <w:p>
-            <w:pPr>
-              <w:pStyle w:val="Normal"/>
-              <w:widowControl/>
+            <w:shd w:fill="101820" w:val="clear"/>
+            <w:vAlign w:val="center"/>
+          </w:tcPr>
+          <w:p>
+            <w:pPr>
+              <w:pStyle w:val="Normal"/>
+              <w:widowControl w:val="false"/>
               <w:bidi w:val="0"/>
               <w:spacing w:lineRule="auto" w:line="259" w:before="0" w:after="160"/>
               <w:jc w:val="left"/>
@@ -2560,13 +2344,13 @@
               <w:bottom w:val="single" w:sz="12" w:space="0" w:color="101820"/>
               <w:right w:val="single" w:sz="12" w:space="0" w:color="FFFFFF"/>
             </w:tcBorders>
-            <w:shd w:color="auto" w:fill="101820" w:val="clear"/>
-            <w:vAlign w:val="center"/>
-          </w:tcPr>
-          <w:p>
-            <w:pPr>
-              <w:pStyle w:val="Normal"/>
-              <w:widowControl/>
+            <w:shd w:fill="101820" w:val="clear"/>
+            <w:vAlign w:val="center"/>
+          </w:tcPr>
+          <w:p>
+            <w:pPr>
+              <w:pStyle w:val="Normal"/>
+              <w:widowControl w:val="false"/>
               <w:bidi w:val="0"/>
               <w:spacing w:lineRule="auto" w:line="259" w:before="0" w:after="160"/>
               <w:jc w:val="left"/>
@@ -2580,20 +2364,20 @@
         </w:tc>
         <w:tc>
           <w:tcPr>
-            <w:tcW w:w="1712" w:type="dxa"/>
+            <w:tcW w:w="1713" w:type="dxa"/>
             <w:tcBorders>
               <w:top w:val="single" w:sz="12" w:space="0" w:color="101820"/>
               <w:left w:val="single" w:sz="12" w:space="0" w:color="101820"/>
               <w:bottom w:val="single" w:sz="12" w:space="0" w:color="101820"/>
               <w:right w:val="single" w:sz="12" w:space="0" w:color="101820"/>
             </w:tcBorders>
-            <w:shd w:color="auto" w:fill="101820" w:val="clear"/>
-            <w:vAlign w:val="center"/>
-          </w:tcPr>
-          <w:p>
-            <w:pPr>
-              <w:pStyle w:val="Normal"/>
-              <w:widowControl/>
+            <w:shd w:fill="101820" w:val="clear"/>
+            <w:vAlign w:val="center"/>
+          </w:tcPr>
+          <w:p>
+            <w:pPr>
+              <w:pStyle w:val="Normal"/>
+              <w:widowControl w:val="false"/>
               <w:bidi w:val="0"/>
               <w:spacing w:lineRule="auto" w:line="259" w:before="0" w:after="160"/>
               <w:jc w:val="left"/>
@@ -2622,7 +2406,7 @@
           <w:p>
             <w:pPr>
               <w:pStyle w:val="Normal"/>
-              <w:widowControl/>
+              <w:widowControl w:val="false"/>
               <w:bidi w:val="0"/>
               <w:spacing w:lineRule="auto" w:line="259" w:before="0" w:after="160"/>
               <w:jc w:val="left"/>
@@ -2648,7 +2432,7 @@
           <w:p>
             <w:pPr>
               <w:pStyle w:val="Normal"/>
-              <w:widowControl/>
+              <w:widowControl w:val="false"/>
               <w:bidi w:val="0"/>
               <w:spacing w:lineRule="auto" w:line="259" w:before="0" w:after="160"/>
               <w:jc w:val="left"/>
@@ -2674,7 +2458,7 @@
           <w:p>
             <w:pPr>
               <w:pStyle w:val="Normal"/>
-              <w:widowControl/>
+              <w:widowControl w:val="false"/>
               <w:bidi w:val="0"/>
               <w:spacing w:lineRule="auto" w:line="259" w:before="0" w:after="160"/>
               <w:jc w:val="left"/>
@@ -2688,19 +2472,19 @@
         </w:tc>
         <w:tc>
           <w:tcPr>
-            <w:tcW w:w="1712" w:type="dxa"/>
-            <w:tcBorders>
-              <w:top w:val="single" w:sz="12" w:space="0" w:color="D85E00"/>
-              <w:left w:val="single" w:sz="12" w:space="0" w:color="D85E00"/>
-              <w:bottom w:val="single" w:sz="12" w:space="0" w:color="D85E00"/>
-              <w:right w:val="single" w:sz="12" w:space="0" w:color="D85E00"/>
-            </w:tcBorders>
-            <w:vAlign w:val="center"/>
-          </w:tcPr>
-          <w:p>
-            <w:pPr>
-              <w:pStyle w:val="Normal"/>
-              <w:widowControl/>
+            <w:tcW w:w="1713" w:type="dxa"/>
+            <w:tcBorders>
+              <w:top w:val="single" w:sz="12" w:space="0" w:color="D85E00"/>
+              <w:left w:val="single" w:sz="12" w:space="0" w:color="D85E00"/>
+              <w:bottom w:val="single" w:sz="12" w:space="0" w:color="D85E00"/>
+              <w:right w:val="single" w:sz="12" w:space="0" w:color="D85E00"/>
+            </w:tcBorders>
+            <w:vAlign w:val="center"/>
+          </w:tcPr>
+          <w:p>
+            <w:pPr>
+              <w:pStyle w:val="Normal"/>
+              <w:widowControl w:val="false"/>
               <w:bidi w:val="0"/>
               <w:spacing w:lineRule="auto" w:line="259" w:before="0" w:after="160"/>
               <w:jc w:val="left"/>
@@ -2729,7 +2513,7 @@
           <w:p>
             <w:pPr>
               <w:pStyle w:val="Normal"/>
-              <w:widowControl/>
+              <w:widowControl w:val="false"/>
               <w:bidi w:val="0"/>
               <w:spacing w:lineRule="auto" w:line="259" w:before="0" w:after="160"/>
               <w:jc w:val="left"/>
@@ -2755,7 +2539,7 @@
           <w:p>
             <w:pPr>
               <w:pStyle w:val="Normal"/>
-              <w:widowControl/>
+              <w:widowControl w:val="false"/>
               <w:bidi w:val="0"/>
               <w:spacing w:lineRule="auto" w:line="259" w:before="0" w:after="160"/>
               <w:jc w:val="left"/>
@@ -2781,7 +2565,7 @@
           <w:p>
             <w:pPr>
               <w:pStyle w:val="Normal"/>
-              <w:widowControl/>
+              <w:widowControl w:val="false"/>
               <w:bidi w:val="0"/>
               <w:spacing w:lineRule="auto" w:line="259" w:before="0" w:after="160"/>
               <w:jc w:val="left"/>
@@ -2795,19 +2579,19 @@
         </w:tc>
         <w:tc>
           <w:tcPr>
-            <w:tcW w:w="1712" w:type="dxa"/>
-            <w:tcBorders>
-              <w:top w:val="single" w:sz="12" w:space="0" w:color="D85E00"/>
-              <w:left w:val="single" w:sz="12" w:space="0" w:color="D85E00"/>
-              <w:bottom w:val="single" w:sz="12" w:space="0" w:color="D85E00"/>
-              <w:right w:val="single" w:sz="12" w:space="0" w:color="D85E00"/>
-            </w:tcBorders>
-            <w:vAlign w:val="center"/>
-          </w:tcPr>
-          <w:p>
-            <w:pPr>
-              <w:pStyle w:val="Normal"/>
-              <w:widowControl/>
+            <w:tcW w:w="1713" w:type="dxa"/>
+            <w:tcBorders>
+              <w:top w:val="single" w:sz="12" w:space="0" w:color="D85E00"/>
+              <w:left w:val="single" w:sz="12" w:space="0" w:color="D85E00"/>
+              <w:bottom w:val="single" w:sz="12" w:space="0" w:color="D85E00"/>
+              <w:right w:val="single" w:sz="12" w:space="0" w:color="D85E00"/>
+            </w:tcBorders>
+            <w:vAlign w:val="center"/>
+          </w:tcPr>
+          <w:p>
+            <w:pPr>
+              <w:pStyle w:val="Normal"/>
+              <w:widowControl w:val="false"/>
               <w:bidi w:val="0"/>
               <w:spacing w:lineRule="auto" w:line="259" w:before="0" w:after="160"/>
               <w:jc w:val="left"/>
@@ -2836,7 +2620,7 @@
           <w:p>
             <w:pPr>
               <w:pStyle w:val="Normal"/>
-              <w:widowControl/>
+              <w:widowControl w:val="false"/>
               <w:bidi w:val="0"/>
               <w:spacing w:lineRule="auto" w:line="259" w:before="0" w:after="160"/>
               <w:jc w:val="left"/>
@@ -2862,7 +2646,7 @@
           <w:p>
             <w:pPr>
               <w:pStyle w:val="Normal"/>
-              <w:widowControl/>
+              <w:widowControl w:val="false"/>
               <w:bidi w:val="0"/>
               <w:spacing w:lineRule="auto" w:line="259" w:before="0" w:after="160"/>
               <w:jc w:val="left"/>
@@ -2888,7 +2672,7 @@
           <w:p>
             <w:pPr>
               <w:pStyle w:val="Normal"/>
-              <w:widowControl/>
+              <w:widowControl w:val="false"/>
               <w:bidi w:val="0"/>
               <w:spacing w:lineRule="auto" w:line="259" w:before="0" w:after="160"/>
               <w:jc w:val="left"/>
@@ -2902,19 +2686,19 @@
         </w:tc>
         <w:tc>
           <w:tcPr>
-            <w:tcW w:w="1712" w:type="dxa"/>
-            <w:tcBorders>
-              <w:top w:val="single" w:sz="12" w:space="0" w:color="D85E00"/>
-              <w:left w:val="single" w:sz="12" w:space="0" w:color="D85E00"/>
-              <w:bottom w:val="single" w:sz="12" w:space="0" w:color="D85E00"/>
-              <w:right w:val="single" w:sz="12" w:space="0" w:color="D85E00"/>
-            </w:tcBorders>
-            <w:vAlign w:val="center"/>
-          </w:tcPr>
-          <w:p>
-            <w:pPr>
-              <w:pStyle w:val="Normal"/>
-              <w:widowControl/>
+            <w:tcW w:w="1713" w:type="dxa"/>
+            <w:tcBorders>
+              <w:top w:val="single" w:sz="12" w:space="0" w:color="D85E00"/>
+              <w:left w:val="single" w:sz="12" w:space="0" w:color="D85E00"/>
+              <w:bottom w:val="single" w:sz="12" w:space="0" w:color="D85E00"/>
+              <w:right w:val="single" w:sz="12" w:space="0" w:color="D85E00"/>
+            </w:tcBorders>
+            <w:vAlign w:val="center"/>
+          </w:tcPr>
+          <w:p>
+            <w:pPr>
+              <w:pStyle w:val="Normal"/>
+              <w:widowControl w:val="false"/>
               <w:bidi w:val="0"/>
               <w:spacing w:lineRule="auto" w:line="259" w:before="0" w:after="160"/>
               <w:jc w:val="left"/>
@@ -2943,7 +2727,7 @@
           <w:p>
             <w:pPr>
               <w:pStyle w:val="Normal"/>
-              <w:widowControl/>
+              <w:widowControl w:val="false"/>
               <w:bidi w:val="0"/>
               <w:spacing w:lineRule="auto" w:line="259" w:before="0" w:after="160"/>
               <w:jc w:val="left"/>
@@ -2969,7 +2753,7 @@
           <w:p>
             <w:pPr>
               <w:pStyle w:val="Normal"/>
-              <w:widowControl/>
+              <w:widowControl w:val="false"/>
               <w:bidi w:val="0"/>
               <w:spacing w:lineRule="auto" w:line="259" w:before="0" w:after="160"/>
               <w:jc w:val="left"/>
@@ -2995,7 +2779,7 @@
           <w:p>
             <w:pPr>
               <w:pStyle w:val="Normal"/>
-              <w:widowControl/>
+              <w:widowControl w:val="false"/>
               <w:bidi w:val="0"/>
               <w:spacing w:lineRule="auto" w:line="259" w:before="0" w:after="160"/>
               <w:jc w:val="left"/>
@@ -3009,19 +2793,19 @@
         </w:tc>
         <w:tc>
           <w:tcPr>
-            <w:tcW w:w="1712" w:type="dxa"/>
-            <w:tcBorders>
-              <w:top w:val="single" w:sz="12" w:space="0" w:color="D85E00"/>
-              <w:left w:val="single" w:sz="12" w:space="0" w:color="D85E00"/>
-              <w:bottom w:val="single" w:sz="12" w:space="0" w:color="D85E00"/>
-              <w:right w:val="single" w:sz="12" w:space="0" w:color="D85E00"/>
-            </w:tcBorders>
-            <w:vAlign w:val="center"/>
-          </w:tcPr>
-          <w:p>
-            <w:pPr>
-              <w:pStyle w:val="Normal"/>
-              <w:widowControl/>
+            <w:tcW w:w="1713" w:type="dxa"/>
+            <w:tcBorders>
+              <w:top w:val="single" w:sz="12" w:space="0" w:color="D85E00"/>
+              <w:left w:val="single" w:sz="12" w:space="0" w:color="D85E00"/>
+              <w:bottom w:val="single" w:sz="12" w:space="0" w:color="D85E00"/>
+              <w:right w:val="single" w:sz="12" w:space="0" w:color="D85E00"/>
+            </w:tcBorders>
+            <w:vAlign w:val="center"/>
+          </w:tcPr>
+          <w:p>
+            <w:pPr>
+              <w:pStyle w:val="Normal"/>
+              <w:widowControl w:val="false"/>
               <w:bidi w:val="0"/>
               <w:spacing w:lineRule="auto" w:line="259" w:before="0" w:after="160"/>
               <w:jc w:val="left"/>
@@ -3050,7 +2834,7 @@
           <w:p>
             <w:pPr>
               <w:pStyle w:val="Normal"/>
-              <w:widowControl/>
+              <w:widowControl w:val="false"/>
               <w:bidi w:val="0"/>
               <w:spacing w:lineRule="auto" w:line="259" w:before="0" w:after="160"/>
               <w:jc w:val="left"/>
@@ -3076,7 +2860,7 @@
           <w:p>
             <w:pPr>
               <w:pStyle w:val="Normal"/>
-              <w:widowControl/>
+              <w:widowControl w:val="false"/>
               <w:bidi w:val="0"/>
               <w:spacing w:lineRule="auto" w:line="259" w:before="0" w:after="160"/>
               <w:jc w:val="left"/>
@@ -3102,7 +2886,7 @@
           <w:p>
             <w:pPr>
               <w:pStyle w:val="Normal"/>
-              <w:widowControl/>
+              <w:widowControl w:val="false"/>
               <w:bidi w:val="0"/>
               <w:spacing w:lineRule="auto" w:line="259" w:before="0" w:after="160"/>
               <w:jc w:val="left"/>
@@ -3116,19 +2900,19 @@
         </w:tc>
         <w:tc>
           <w:tcPr>
-            <w:tcW w:w="1712" w:type="dxa"/>
-            <w:tcBorders>
-              <w:top w:val="single" w:sz="12" w:space="0" w:color="D85E00"/>
-              <w:left w:val="single" w:sz="12" w:space="0" w:color="D85E00"/>
-              <w:bottom w:val="single" w:sz="12" w:space="0" w:color="D85E00"/>
-              <w:right w:val="single" w:sz="12" w:space="0" w:color="D85E00"/>
-            </w:tcBorders>
-            <w:vAlign w:val="center"/>
-          </w:tcPr>
-          <w:p>
-            <w:pPr>
-              <w:pStyle w:val="Normal"/>
-              <w:widowControl/>
+            <w:tcW w:w="1713" w:type="dxa"/>
+            <w:tcBorders>
+              <w:top w:val="single" w:sz="12" w:space="0" w:color="D85E00"/>
+              <w:left w:val="single" w:sz="12" w:space="0" w:color="D85E00"/>
+              <w:bottom w:val="single" w:sz="12" w:space="0" w:color="D85E00"/>
+              <w:right w:val="single" w:sz="12" w:space="0" w:color="D85E00"/>
+            </w:tcBorders>
+            <w:vAlign w:val="center"/>
+          </w:tcPr>
+          <w:p>
+            <w:pPr>
+              <w:pStyle w:val="Normal"/>
+              <w:widowControl w:val="false"/>
               <w:bidi w:val="0"/>
               <w:spacing w:lineRule="auto" w:line="259" w:before="0" w:after="160"/>
               <w:jc w:val="left"/>
@@ -3157,7 +2941,7 @@
           <w:p>
             <w:pPr>
               <w:pStyle w:val="Normal"/>
-              <w:widowControl/>
+              <w:widowControl w:val="false"/>
               <w:bidi w:val="0"/>
               <w:spacing w:lineRule="auto" w:line="259" w:before="0" w:after="160"/>
               <w:jc w:val="left"/>
@@ -3183,7 +2967,7 @@
           <w:p>
             <w:pPr>
               <w:pStyle w:val="Normal"/>
-              <w:widowControl/>
+              <w:widowControl w:val="false"/>
               <w:bidi w:val="0"/>
               <w:spacing w:lineRule="auto" w:line="259" w:before="0" w:after="160"/>
               <w:jc w:val="left"/>
@@ -3209,7 +2993,7 @@
           <w:p>
             <w:pPr>
               <w:pStyle w:val="Normal"/>
-              <w:widowControl/>
+              <w:widowControl w:val="false"/>
               <w:bidi w:val="0"/>
               <w:spacing w:lineRule="auto" w:line="259" w:before="0" w:after="160"/>
               <w:jc w:val="left"/>
@@ -3223,19 +3007,19 @@
         </w:tc>
         <w:tc>
           <w:tcPr>
-            <w:tcW w:w="1712" w:type="dxa"/>
-            <w:tcBorders>
-              <w:top w:val="single" w:sz="12" w:space="0" w:color="D85E00"/>
-              <w:left w:val="single" w:sz="12" w:space="0" w:color="D85E00"/>
-              <w:bottom w:val="single" w:sz="12" w:space="0" w:color="D85E00"/>
-              <w:right w:val="single" w:sz="12" w:space="0" w:color="D85E00"/>
-            </w:tcBorders>
-            <w:vAlign w:val="center"/>
-          </w:tcPr>
-          <w:p>
-            <w:pPr>
-              <w:pStyle w:val="Normal"/>
-              <w:widowControl/>
+            <w:tcW w:w="1713" w:type="dxa"/>
+            <w:tcBorders>
+              <w:top w:val="single" w:sz="12" w:space="0" w:color="D85E00"/>
+              <w:left w:val="single" w:sz="12" w:space="0" w:color="D85E00"/>
+              <w:bottom w:val="single" w:sz="12" w:space="0" w:color="D85E00"/>
+              <w:right w:val="single" w:sz="12" w:space="0" w:color="D85E00"/>
+            </w:tcBorders>
+            <w:vAlign w:val="center"/>
+          </w:tcPr>
+          <w:p>
+            <w:pPr>
+              <w:pStyle w:val="Normal"/>
+              <w:widowControl w:val="false"/>
               <w:bidi w:val="0"/>
               <w:spacing w:lineRule="auto" w:line="259" w:before="0" w:after="160"/>
               <w:jc w:val="left"/>
@@ -3264,7 +3048,7 @@
           <w:p>
             <w:pPr>
               <w:pStyle w:val="Normal"/>
-              <w:widowControl/>
+              <w:widowControl w:val="false"/>
               <w:bidi w:val="0"/>
               <w:spacing w:lineRule="auto" w:line="259" w:before="0" w:after="160"/>
               <w:jc w:val="left"/>
@@ -3290,7 +3074,7 @@
           <w:p>
             <w:pPr>
               <w:pStyle w:val="Normal"/>
-              <w:widowControl/>
+              <w:widowControl w:val="false"/>
               <w:bidi w:val="0"/>
               <w:spacing w:lineRule="auto" w:line="259" w:before="0" w:after="160"/>
               <w:jc w:val="left"/>
@@ -3316,7 +3100,7 @@
           <w:p>
             <w:pPr>
               <w:pStyle w:val="Normal"/>
-              <w:widowControl/>
+              <w:widowControl w:val="false"/>
               <w:bidi w:val="0"/>
               <w:spacing w:lineRule="auto" w:line="259" w:before="0" w:after="160"/>
               <w:jc w:val="left"/>
@@ -3330,19 +3114,19 @@
         </w:tc>
         <w:tc>
           <w:tcPr>
-            <w:tcW w:w="1712" w:type="dxa"/>
-            <w:tcBorders>
-              <w:top w:val="single" w:sz="12" w:space="0" w:color="D85E00"/>
-              <w:left w:val="single" w:sz="12" w:space="0" w:color="D85E00"/>
-              <w:bottom w:val="single" w:sz="12" w:space="0" w:color="D85E00"/>
-              <w:right w:val="single" w:sz="12" w:space="0" w:color="D85E00"/>
-            </w:tcBorders>
-            <w:vAlign w:val="center"/>
-          </w:tcPr>
-          <w:p>
-            <w:pPr>
-              <w:pStyle w:val="Normal"/>
-              <w:widowControl/>
+            <w:tcW w:w="1713" w:type="dxa"/>
+            <w:tcBorders>
+              <w:top w:val="single" w:sz="12" w:space="0" w:color="D85E00"/>
+              <w:left w:val="single" w:sz="12" w:space="0" w:color="D85E00"/>
+              <w:bottom w:val="single" w:sz="12" w:space="0" w:color="D85E00"/>
+              <w:right w:val="single" w:sz="12" w:space="0" w:color="D85E00"/>
+            </w:tcBorders>
+            <w:vAlign w:val="center"/>
+          </w:tcPr>
+          <w:p>
+            <w:pPr>
+              <w:pStyle w:val="Normal"/>
+              <w:widowControl w:val="false"/>
               <w:bidi w:val="0"/>
               <w:spacing w:lineRule="auto" w:line="259" w:before="0" w:after="160"/>
               <w:jc w:val="left"/>
@@ -3366,13 +3150,13 @@
               <w:bottom w:val="single" w:sz="12" w:space="0" w:color="101820"/>
               <w:right w:val="single" w:sz="12" w:space="0" w:color="FFFFFF"/>
             </w:tcBorders>
-            <w:shd w:color="auto" w:fill="101820" w:val="clear"/>
-            <w:vAlign w:val="center"/>
-          </w:tcPr>
-          <w:p>
-            <w:pPr>
-              <w:pStyle w:val="Normal"/>
-              <w:widowControl/>
+            <w:shd w:fill="101820" w:val="clear"/>
+            <w:vAlign w:val="center"/>
+          </w:tcPr>
+          <w:p>
+            <w:pPr>
+              <w:pStyle w:val="Normal"/>
+              <w:widowControl w:val="false"/>
               <w:bidi w:val="0"/>
               <w:spacing w:lineRule="auto" w:line="259" w:before="0" w:after="160"/>
               <w:jc w:val="left"/>
@@ -3393,13 +3177,13 @@
               <w:bottom w:val="single" w:sz="12" w:space="0" w:color="101820"/>
               <w:right w:val="single" w:sz="12" w:space="0" w:color="FFFFFF"/>
             </w:tcBorders>
-            <w:shd w:color="auto" w:fill="101820" w:val="clear"/>
-            <w:vAlign w:val="center"/>
-          </w:tcPr>
-          <w:p>
-            <w:pPr>
-              <w:pStyle w:val="Normal"/>
-              <w:widowControl/>
+            <w:shd w:fill="101820" w:val="clear"/>
+            <w:vAlign w:val="center"/>
+          </w:tcPr>
+          <w:p>
+            <w:pPr>
+              <w:pStyle w:val="Normal"/>
+              <w:widowControl w:val="false"/>
               <w:bidi w:val="0"/>
               <w:spacing w:lineRule="auto" w:line="259" w:before="0" w:after="160"/>
               <w:jc w:val="left"/>
@@ -3420,13 +3204,13 @@
               <w:bottom w:val="single" w:sz="12" w:space="0" w:color="101820"/>
               <w:right w:val="single" w:sz="12" w:space="0" w:color="FFFFFF"/>
             </w:tcBorders>
-            <w:shd w:color="auto" w:fill="101820" w:val="clear"/>
-            <w:vAlign w:val="center"/>
-          </w:tcPr>
-          <w:p>
-            <w:pPr>
-              <w:pStyle w:val="Normal"/>
-              <w:widowControl/>
+            <w:shd w:fill="101820" w:val="clear"/>
+            <w:vAlign w:val="center"/>
+          </w:tcPr>
+          <w:p>
+            <w:pPr>
+              <w:pStyle w:val="Normal"/>
+              <w:widowControl w:val="false"/>
               <w:bidi w:val="0"/>
               <w:spacing w:lineRule="auto" w:line="259" w:before="0" w:after="160"/>
               <w:jc w:val="left"/>
@@ -3440,20 +3224,20 @@
         </w:tc>
         <w:tc>
           <w:tcPr>
-            <w:tcW w:w="1712" w:type="dxa"/>
+            <w:tcW w:w="1713" w:type="dxa"/>
             <w:tcBorders>
               <w:top w:val="single" w:sz="12" w:space="0" w:color="101820"/>
               <w:left w:val="single" w:sz="12" w:space="0" w:color="101820"/>
               <w:bottom w:val="single" w:sz="12" w:space="0" w:color="101820"/>
               <w:right w:val="single" w:sz="12" w:space="0" w:color="101820"/>
             </w:tcBorders>
-            <w:shd w:color="auto" w:fill="101820" w:val="clear"/>
-            <w:vAlign w:val="center"/>
-          </w:tcPr>
-          <w:p>
-            <w:pPr>
-              <w:pStyle w:val="Normal"/>
-              <w:widowControl/>
+            <w:shd w:fill="101820" w:val="clear"/>
+            <w:vAlign w:val="center"/>
+          </w:tcPr>
+          <w:p>
+            <w:pPr>
+              <w:pStyle w:val="Normal"/>
+              <w:widowControl w:val="false"/>
               <w:bidi w:val="0"/>
               <w:spacing w:lineRule="auto" w:line="259" w:before="0" w:after="160"/>
               <w:jc w:val="left"/>
@@ -3482,7 +3266,7 @@
           <w:p>
             <w:pPr>
               <w:pStyle w:val="Normal"/>
-              <w:widowControl/>
+              <w:widowControl w:val="false"/>
               <w:bidi w:val="0"/>
               <w:spacing w:lineRule="auto" w:line="259" w:before="0" w:after="160"/>
               <w:jc w:val="left"/>
@@ -3508,7 +3292,7 @@
           <w:p>
             <w:pPr>
               <w:pStyle w:val="Normal"/>
-              <w:widowControl/>
+              <w:widowControl w:val="false"/>
               <w:bidi w:val="0"/>
               <w:spacing w:lineRule="auto" w:line="259" w:before="0" w:after="160"/>
               <w:jc w:val="left"/>
@@ -3534,7 +3318,7 @@
           <w:p>
             <w:pPr>
               <w:pStyle w:val="Normal"/>
-              <w:widowControl/>
+              <w:widowControl w:val="false"/>
               <w:bidi w:val="0"/>
               <w:spacing w:lineRule="auto" w:line="259" w:before="0" w:after="160"/>
               <w:jc w:val="left"/>
@@ -3548,19 +3332,19 @@
         </w:tc>
         <w:tc>
           <w:tcPr>
-            <w:tcW w:w="1712" w:type="dxa"/>
-            <w:tcBorders>
-              <w:top w:val="single" w:sz="12" w:space="0" w:color="D85E00"/>
-              <w:left w:val="single" w:sz="12" w:space="0" w:color="D85E00"/>
-              <w:bottom w:val="single" w:sz="12" w:space="0" w:color="D85E00"/>
-              <w:right w:val="single" w:sz="12" w:space="0" w:color="D85E00"/>
-            </w:tcBorders>
-            <w:vAlign w:val="center"/>
-          </w:tcPr>
-          <w:p>
-            <w:pPr>
-              <w:pStyle w:val="Normal"/>
-              <w:widowControl/>
+            <w:tcW w:w="1713" w:type="dxa"/>
+            <w:tcBorders>
+              <w:top w:val="single" w:sz="12" w:space="0" w:color="D85E00"/>
+              <w:left w:val="single" w:sz="12" w:space="0" w:color="D85E00"/>
+              <w:bottom w:val="single" w:sz="12" w:space="0" w:color="D85E00"/>
+              <w:right w:val="single" w:sz="12" w:space="0" w:color="D85E00"/>
+            </w:tcBorders>
+            <w:vAlign w:val="center"/>
+          </w:tcPr>
+          <w:p>
+            <w:pPr>
+              <w:pStyle w:val="Normal"/>
+              <w:widowControl w:val="false"/>
               <w:bidi w:val="0"/>
               <w:spacing w:lineRule="auto" w:line="259" w:before="0" w:after="160"/>
               <w:jc w:val="left"/>
@@ -3589,7 +3373,7 @@
           <w:p>
             <w:pPr>
               <w:pStyle w:val="Normal"/>
-              <w:widowControl/>
+              <w:widowControl w:val="false"/>
               <w:bidi w:val="0"/>
               <w:spacing w:lineRule="auto" w:line="259" w:before="0" w:after="160"/>
               <w:jc w:val="left"/>
@@ -3615,7 +3399,7 @@
           <w:p>
             <w:pPr>
               <w:pStyle w:val="Normal"/>
-              <w:widowControl/>
+              <w:widowControl w:val="false"/>
               <w:bidi w:val="0"/>
               <w:spacing w:lineRule="auto" w:line="259" w:before="0" w:after="160"/>
               <w:jc w:val="left"/>
@@ -3641,7 +3425,7 @@
           <w:p>
             <w:pPr>
               <w:pStyle w:val="Normal"/>
-              <w:widowControl/>
+              <w:widowControl w:val="false"/>
               <w:bidi w:val="0"/>
               <w:spacing w:lineRule="auto" w:line="259" w:before="0" w:after="160"/>
               <w:jc w:val="left"/>
@@ -3655,19 +3439,19 @@
         </w:tc>
         <w:tc>
           <w:tcPr>
-            <w:tcW w:w="1712" w:type="dxa"/>
-            <w:tcBorders>
-              <w:top w:val="single" w:sz="12" w:space="0" w:color="D85E00"/>
-              <w:left w:val="single" w:sz="12" w:space="0" w:color="D85E00"/>
-              <w:bottom w:val="single" w:sz="12" w:space="0" w:color="D85E00"/>
-              <w:right w:val="single" w:sz="12" w:space="0" w:color="D85E00"/>
-            </w:tcBorders>
-            <w:vAlign w:val="center"/>
-          </w:tcPr>
-          <w:p>
-            <w:pPr>
-              <w:pStyle w:val="Normal"/>
-              <w:widowControl/>
+            <w:tcW w:w="1713" w:type="dxa"/>
+            <w:tcBorders>
+              <w:top w:val="single" w:sz="12" w:space="0" w:color="D85E00"/>
+              <w:left w:val="single" w:sz="12" w:space="0" w:color="D85E00"/>
+              <w:bottom w:val="single" w:sz="12" w:space="0" w:color="D85E00"/>
+              <w:right w:val="single" w:sz="12" w:space="0" w:color="D85E00"/>
+            </w:tcBorders>
+            <w:vAlign w:val="center"/>
+          </w:tcPr>
+          <w:p>
+            <w:pPr>
+              <w:pStyle w:val="Normal"/>
+              <w:widowControl w:val="false"/>
               <w:bidi w:val="0"/>
               <w:spacing w:lineRule="auto" w:line="259" w:before="0" w:after="160"/>
               <w:jc w:val="left"/>
@@ -3696,7 +3480,7 @@
           <w:p>
             <w:pPr>
               <w:pStyle w:val="Normal"/>
-              <w:widowControl/>
+              <w:widowControl w:val="false"/>
               <w:bidi w:val="0"/>
               <w:spacing w:lineRule="auto" w:line="259" w:before="0" w:after="160"/>
               <w:jc w:val="left"/>
@@ -3722,7 +3506,7 @@
           <w:p>
             <w:pPr>
               <w:pStyle w:val="Normal"/>
-              <w:widowControl/>
+              <w:widowControl w:val="false"/>
               <w:bidi w:val="0"/>
               <w:spacing w:lineRule="auto" w:line="259" w:before="0" w:after="160"/>
               <w:jc w:val="left"/>
@@ -3748,7 +3532,7 @@
           <w:p>
             <w:pPr>
               <w:pStyle w:val="Normal"/>
-              <w:widowControl/>
+              <w:widowControl w:val="false"/>
               <w:bidi w:val="0"/>
               <w:spacing w:lineRule="auto" w:line="259" w:before="0" w:after="160"/>
               <w:jc w:val="left"/>
@@ -3762,19 +3546,19 @@
         </w:tc>
         <w:tc>
           <w:tcPr>
-            <w:tcW w:w="1712" w:type="dxa"/>
-            <w:tcBorders>
-              <w:top w:val="single" w:sz="12" w:space="0" w:color="D85E00"/>
-              <w:left w:val="single" w:sz="12" w:space="0" w:color="D85E00"/>
-              <w:bottom w:val="single" w:sz="12" w:space="0" w:color="D85E00"/>
-              <w:right w:val="single" w:sz="12" w:space="0" w:color="D85E00"/>
-            </w:tcBorders>
-            <w:vAlign w:val="center"/>
-          </w:tcPr>
-          <w:p>
-            <w:pPr>
-              <w:pStyle w:val="Normal"/>
-              <w:widowControl/>
+            <w:tcW w:w="1713" w:type="dxa"/>
+            <w:tcBorders>
+              <w:top w:val="single" w:sz="12" w:space="0" w:color="D85E00"/>
+              <w:left w:val="single" w:sz="12" w:space="0" w:color="D85E00"/>
+              <w:bottom w:val="single" w:sz="12" w:space="0" w:color="D85E00"/>
+              <w:right w:val="single" w:sz="12" w:space="0" w:color="D85E00"/>
+            </w:tcBorders>
+            <w:vAlign w:val="center"/>
+          </w:tcPr>
+          <w:p>
+            <w:pPr>
+              <w:pStyle w:val="Normal"/>
+              <w:widowControl w:val="false"/>
               <w:bidi w:val="0"/>
               <w:spacing w:lineRule="auto" w:line="259" w:before="0" w:after="160"/>
               <w:jc w:val="left"/>
@@ -3803,7 +3587,7 @@
           <w:p>
             <w:pPr>
               <w:pStyle w:val="Normal"/>
-              <w:widowControl/>
+              <w:widowControl w:val="false"/>
               <w:bidi w:val="0"/>
               <w:spacing w:lineRule="auto" w:line="259" w:before="0" w:after="160"/>
               <w:jc w:val="left"/>
@@ -3829,7 +3613,7 @@
           <w:p>
             <w:pPr>
               <w:pStyle w:val="Normal"/>
-              <w:widowControl/>
+              <w:widowControl w:val="false"/>
               <w:bidi w:val="0"/>
               <w:spacing w:lineRule="auto" w:line="259" w:before="0" w:after="160"/>
               <w:jc w:val="left"/>
@@ -3855,7 +3639,7 @@
           <w:p>
             <w:pPr>
               <w:pStyle w:val="Normal"/>
-              <w:widowControl/>
+              <w:widowControl w:val="false"/>
               <w:bidi w:val="0"/>
               <w:spacing w:lineRule="auto" w:line="259" w:before="0" w:after="160"/>
               <w:jc w:val="left"/>
@@ -3869,19 +3653,19 @@
         </w:tc>
         <w:tc>
           <w:tcPr>
-            <w:tcW w:w="1712" w:type="dxa"/>
-            <w:tcBorders>
-              <w:top w:val="single" w:sz="12" w:space="0" w:color="D85E00"/>
-              <w:left w:val="single" w:sz="12" w:space="0" w:color="D85E00"/>
-              <w:bottom w:val="single" w:sz="12" w:space="0" w:color="D85E00"/>
-              <w:right w:val="single" w:sz="12" w:space="0" w:color="D85E00"/>
-            </w:tcBorders>
-            <w:vAlign w:val="center"/>
-          </w:tcPr>
-          <w:p>
-            <w:pPr>
-              <w:pStyle w:val="Normal"/>
-              <w:widowControl/>
+            <w:tcW w:w="1713" w:type="dxa"/>
+            <w:tcBorders>
+              <w:top w:val="single" w:sz="12" w:space="0" w:color="D85E00"/>
+              <w:left w:val="single" w:sz="12" w:space="0" w:color="D85E00"/>
+              <w:bottom w:val="single" w:sz="12" w:space="0" w:color="D85E00"/>
+              <w:right w:val="single" w:sz="12" w:space="0" w:color="D85E00"/>
+            </w:tcBorders>
+            <w:vAlign w:val="center"/>
+          </w:tcPr>
+          <w:p>
+            <w:pPr>
+              <w:pStyle w:val="Normal"/>
+              <w:widowControl w:val="false"/>
               <w:bidi w:val="0"/>
               <w:spacing w:lineRule="auto" w:line="259" w:before="0" w:after="160"/>
               <w:jc w:val="left"/>
@@ -3910,7 +3694,7 @@
           <w:p>
             <w:pPr>
               <w:pStyle w:val="Normal"/>
-              <w:widowControl/>
+              <w:widowControl w:val="false"/>
               <w:bidi w:val="0"/>
               <w:spacing w:lineRule="auto" w:line="259" w:before="0" w:after="160"/>
               <w:jc w:val="left"/>
@@ -3936,7 +3720,7 @@
           <w:p>
             <w:pPr>
               <w:pStyle w:val="Normal"/>
-              <w:widowControl/>
+              <w:widowControl w:val="false"/>
               <w:bidi w:val="0"/>
               <w:spacing w:lineRule="auto" w:line="259" w:before="0" w:after="160"/>
               <w:jc w:val="left"/>
@@ -3962,7 +3746,7 @@
           <w:p>
             <w:pPr>
               <w:pStyle w:val="Normal"/>
-              <w:widowControl/>
+              <w:widowControl w:val="false"/>
               <w:bidi w:val="0"/>
               <w:spacing w:lineRule="auto" w:line="259" w:before="0" w:after="160"/>
               <w:jc w:val="left"/>
@@ -3976,19 +3760,19 @@
         </w:tc>
         <w:tc>
           <w:tcPr>
-            <w:tcW w:w="1712" w:type="dxa"/>
-            <w:tcBorders>
-              <w:top w:val="single" w:sz="12" w:space="0" w:color="D85E00"/>
-              <w:left w:val="single" w:sz="12" w:space="0" w:color="D85E00"/>
-              <w:bottom w:val="single" w:sz="12" w:space="0" w:color="D85E00"/>
-              <w:right w:val="single" w:sz="12" w:space="0" w:color="D85E00"/>
-            </w:tcBorders>
-            <w:vAlign w:val="center"/>
-          </w:tcPr>
-          <w:p>
-            <w:pPr>
-              <w:pStyle w:val="Normal"/>
-              <w:widowControl/>
+            <w:tcW w:w="1713" w:type="dxa"/>
+            <w:tcBorders>
+              <w:top w:val="single" w:sz="12" w:space="0" w:color="D85E00"/>
+              <w:left w:val="single" w:sz="12" w:space="0" w:color="D85E00"/>
+              <w:bottom w:val="single" w:sz="12" w:space="0" w:color="D85E00"/>
+              <w:right w:val="single" w:sz="12" w:space="0" w:color="D85E00"/>
+            </w:tcBorders>
+            <w:vAlign w:val="center"/>
+          </w:tcPr>
+          <w:p>
+            <w:pPr>
+              <w:pStyle w:val="Normal"/>
+              <w:widowControl w:val="false"/>
               <w:bidi w:val="0"/>
               <w:spacing w:lineRule="auto" w:line="259" w:before="0" w:after="160"/>
               <w:jc w:val="left"/>
@@ -4017,7 +3801,7 @@
           <w:p>
             <w:pPr>
               <w:pStyle w:val="Normal"/>
-              <w:widowControl/>
+              <w:widowControl w:val="false"/>
               <w:bidi w:val="0"/>
               <w:spacing w:lineRule="auto" w:line="259" w:before="0" w:after="160"/>
               <w:jc w:val="left"/>
@@ -4043,7 +3827,7 @@
           <w:p>
             <w:pPr>
               <w:pStyle w:val="Normal"/>
-              <w:widowControl/>
+              <w:widowControl w:val="false"/>
               <w:bidi w:val="0"/>
               <w:spacing w:lineRule="auto" w:line="259" w:before="0" w:after="160"/>
               <w:jc w:val="left"/>
@@ -4069,7 +3853,7 @@
           <w:p>
             <w:pPr>
               <w:pStyle w:val="Normal"/>
-              <w:widowControl/>
+              <w:widowControl w:val="false"/>
               <w:bidi w:val="0"/>
               <w:spacing w:lineRule="auto" w:line="259" w:before="0" w:after="160"/>
               <w:jc w:val="left"/>
@@ -4083,19 +3867,19 @@
         </w:tc>
         <w:tc>
           <w:tcPr>
-            <w:tcW w:w="1712" w:type="dxa"/>
-            <w:tcBorders>
-              <w:top w:val="single" w:sz="12" w:space="0" w:color="D85E00"/>
-              <w:left w:val="single" w:sz="12" w:space="0" w:color="D85E00"/>
-              <w:bottom w:val="single" w:sz="12" w:space="0" w:color="D85E00"/>
-              <w:right w:val="single" w:sz="12" w:space="0" w:color="D85E00"/>
-            </w:tcBorders>
-            <w:vAlign w:val="center"/>
-          </w:tcPr>
-          <w:p>
-            <w:pPr>
-              <w:pStyle w:val="Normal"/>
-              <w:widowControl/>
+            <w:tcW w:w="1713" w:type="dxa"/>
+            <w:tcBorders>
+              <w:top w:val="single" w:sz="12" w:space="0" w:color="D85E00"/>
+              <w:left w:val="single" w:sz="12" w:space="0" w:color="D85E00"/>
+              <w:bottom w:val="single" w:sz="12" w:space="0" w:color="D85E00"/>
+              <w:right w:val="single" w:sz="12" w:space="0" w:color="D85E00"/>
+            </w:tcBorders>
+            <w:vAlign w:val="center"/>
+          </w:tcPr>
+          <w:p>
+            <w:pPr>
+              <w:pStyle w:val="Normal"/>
+              <w:widowControl w:val="false"/>
               <w:bidi w:val="0"/>
               <w:spacing w:lineRule="auto" w:line="259" w:before="0" w:after="160"/>
               <w:jc w:val="left"/>
@@ -4124,7 +3908,7 @@
           <w:p>
             <w:pPr>
               <w:pStyle w:val="Normal"/>
-              <w:widowControl/>
+              <w:widowControl w:val="false"/>
               <w:bidi w:val="0"/>
               <w:spacing w:lineRule="auto" w:line="259" w:before="0" w:after="160"/>
               <w:jc w:val="left"/>
@@ -4150,7 +3934,7 @@
           <w:p>
             <w:pPr>
               <w:pStyle w:val="Normal"/>
-              <w:widowControl/>
+              <w:widowControl w:val="false"/>
               <w:bidi w:val="0"/>
               <w:spacing w:lineRule="auto" w:line="259" w:before="0" w:after="160"/>
               <w:jc w:val="left"/>
@@ -4176,7 +3960,7 @@
           <w:p>
             <w:pPr>
               <w:pStyle w:val="Normal"/>
-              <w:widowControl/>
+              <w:widowControl w:val="false"/>
               <w:bidi w:val="0"/>
               <w:spacing w:lineRule="auto" w:line="259" w:before="0" w:after="160"/>
               <w:jc w:val="left"/>
@@ -4190,19 +3974,19 @@
         </w:tc>
         <w:tc>
           <w:tcPr>
-            <w:tcW w:w="1712" w:type="dxa"/>
-            <w:tcBorders>
-              <w:top w:val="single" w:sz="12" w:space="0" w:color="D85E00"/>
-              <w:left w:val="single" w:sz="12" w:space="0" w:color="D85E00"/>
-              <w:bottom w:val="single" w:sz="12" w:space="0" w:color="D85E00"/>
-              <w:right w:val="single" w:sz="12" w:space="0" w:color="D85E00"/>
-            </w:tcBorders>
-            <w:vAlign w:val="center"/>
-          </w:tcPr>
-          <w:p>
-            <w:pPr>
-              <w:pStyle w:val="Normal"/>
-              <w:widowControl/>
+            <w:tcW w:w="1713" w:type="dxa"/>
+            <w:tcBorders>
+              <w:top w:val="single" w:sz="12" w:space="0" w:color="D85E00"/>
+              <w:left w:val="single" w:sz="12" w:space="0" w:color="D85E00"/>
+              <w:bottom w:val="single" w:sz="12" w:space="0" w:color="D85E00"/>
+              <w:right w:val="single" w:sz="12" w:space="0" w:color="D85E00"/>
+            </w:tcBorders>
+            <w:vAlign w:val="center"/>
+          </w:tcPr>
+          <w:p>
+            <w:pPr>
+              <w:pStyle w:val="Normal"/>
+              <w:widowControl w:val="false"/>
               <w:bidi w:val="0"/>
               <w:spacing w:lineRule="auto" w:line="259" w:before="0" w:after="160"/>
               <w:jc w:val="left"/>
@@ -4226,13 +4010,13 @@
               <w:bottom w:val="single" w:sz="12" w:space="0" w:color="101820"/>
               <w:right w:val="single" w:sz="12" w:space="0" w:color="FFFFFF"/>
             </w:tcBorders>
-            <w:shd w:color="auto" w:fill="101820" w:val="clear"/>
-            <w:vAlign w:val="center"/>
-          </w:tcPr>
-          <w:p>
-            <w:pPr>
-              <w:pStyle w:val="Normal"/>
-              <w:widowControl/>
+            <w:shd w:fill="101820" w:val="clear"/>
+            <w:vAlign w:val="center"/>
+          </w:tcPr>
+          <w:p>
+            <w:pPr>
+              <w:pStyle w:val="Normal"/>
+              <w:widowControl w:val="false"/>
               <w:bidi w:val="0"/>
               <w:spacing w:lineRule="auto" w:line="259" w:before="0" w:after="160"/>
               <w:jc w:val="left"/>
@@ -4253,13 +4037,13 @@
               <w:bottom w:val="single" w:sz="12" w:space="0" w:color="101820"/>
               <w:right w:val="single" w:sz="12" w:space="0" w:color="FFFFFF"/>
             </w:tcBorders>
-            <w:shd w:color="auto" w:fill="101820" w:val="clear"/>
-            <w:vAlign w:val="center"/>
-          </w:tcPr>
-          <w:p>
-            <w:pPr>
-              <w:pStyle w:val="Normal"/>
-              <w:widowControl/>
+            <w:shd w:fill="101820" w:val="clear"/>
+            <w:vAlign w:val="center"/>
+          </w:tcPr>
+          <w:p>
+            <w:pPr>
+              <w:pStyle w:val="Normal"/>
+              <w:widowControl w:val="false"/>
               <w:bidi w:val="0"/>
               <w:spacing w:lineRule="auto" w:line="259" w:before="0" w:after="160"/>
               <w:jc w:val="left"/>
@@ -4280,13 +4064,13 @@
               <w:bottom w:val="single" w:sz="12" w:space="0" w:color="101820"/>
               <w:right w:val="single" w:sz="12" w:space="0" w:color="FFFFFF"/>
             </w:tcBorders>
-            <w:shd w:color="auto" w:fill="101820" w:val="clear"/>
-            <w:vAlign w:val="center"/>
-          </w:tcPr>
-          <w:p>
-            <w:pPr>
-              <w:pStyle w:val="Normal"/>
-              <w:widowControl/>
+            <w:shd w:fill="101820" w:val="clear"/>
+            <w:vAlign w:val="center"/>
+          </w:tcPr>
+          <w:p>
+            <w:pPr>
+              <w:pStyle w:val="Normal"/>
+              <w:widowControl w:val="false"/>
               <w:bidi w:val="0"/>
               <w:spacing w:lineRule="auto" w:line="259" w:before="0" w:after="160"/>
               <w:jc w:val="left"/>
@@ -4300,20 +4084,20 @@
         </w:tc>
         <w:tc>
           <w:tcPr>
-            <w:tcW w:w="1712" w:type="dxa"/>
+            <w:tcW w:w="1713" w:type="dxa"/>
             <w:tcBorders>
               <w:top w:val="single" w:sz="12" w:space="0" w:color="101820"/>
               <w:left w:val="single" w:sz="12" w:space="0" w:color="101820"/>
               <w:bottom w:val="single" w:sz="12" w:space="0" w:color="101820"/>
               <w:right w:val="single" w:sz="12" w:space="0" w:color="101820"/>
             </w:tcBorders>
-            <w:shd w:color="auto" w:fill="101820" w:val="clear"/>
-            <w:vAlign w:val="center"/>
-          </w:tcPr>
-          <w:p>
-            <w:pPr>
-              <w:pStyle w:val="Normal"/>
-              <w:widowControl/>
+            <w:shd w:fill="101820" w:val="clear"/>
+            <w:vAlign w:val="center"/>
+          </w:tcPr>
+          <w:p>
+            <w:pPr>
+              <w:pStyle w:val="Normal"/>
+              <w:widowControl w:val="false"/>
               <w:bidi w:val="0"/>
               <w:spacing w:lineRule="auto" w:line="259" w:before="0" w:after="160"/>
               <w:jc w:val="left"/>
@@ -4342,7 +4126,7 @@
           <w:p>
             <w:pPr>
               <w:pStyle w:val="Normal"/>
-              <w:widowControl/>
+              <w:widowControl w:val="false"/>
               <w:bidi w:val="0"/>
               <w:spacing w:lineRule="auto" w:line="259" w:before="0" w:after="160"/>
               <w:jc w:val="left"/>
@@ -4368,7 +4152,7 @@
           <w:p>
             <w:pPr>
               <w:pStyle w:val="Normal"/>
-              <w:widowControl/>
+              <w:widowControl w:val="false"/>
               <w:bidi w:val="0"/>
               <w:spacing w:lineRule="auto" w:line="259" w:before="0" w:after="160"/>
               <w:jc w:val="left"/>
@@ -4394,7 +4178,7 @@
           <w:p>
             <w:pPr>
               <w:pStyle w:val="Normal"/>
-              <w:widowControl/>
+              <w:widowControl w:val="false"/>
               <w:bidi w:val="0"/>
               <w:spacing w:lineRule="auto" w:line="259" w:before="0" w:after="160"/>
               <w:jc w:val="left"/>
@@ -4408,19 +4192,19 @@
         </w:tc>
         <w:tc>
           <w:tcPr>
-            <w:tcW w:w="1712" w:type="dxa"/>
-            <w:tcBorders>
-              <w:top w:val="single" w:sz="12" w:space="0" w:color="D85E00"/>
-              <w:left w:val="single" w:sz="12" w:space="0" w:color="D85E00"/>
-              <w:bottom w:val="single" w:sz="12" w:space="0" w:color="D85E00"/>
-              <w:right w:val="single" w:sz="12" w:space="0" w:color="D85E00"/>
-            </w:tcBorders>
-            <w:vAlign w:val="center"/>
-          </w:tcPr>
-          <w:p>
-            <w:pPr>
-              <w:pStyle w:val="Normal"/>
-              <w:widowControl/>
+            <w:tcW w:w="1713" w:type="dxa"/>
+            <w:tcBorders>
+              <w:top w:val="single" w:sz="12" w:space="0" w:color="D85E00"/>
+              <w:left w:val="single" w:sz="12" w:space="0" w:color="D85E00"/>
+              <w:bottom w:val="single" w:sz="12" w:space="0" w:color="D85E00"/>
+              <w:right w:val="single" w:sz="12" w:space="0" w:color="D85E00"/>
+            </w:tcBorders>
+            <w:vAlign w:val="center"/>
+          </w:tcPr>
+          <w:p>
+            <w:pPr>
+              <w:pStyle w:val="Normal"/>
+              <w:widowControl w:val="false"/>
               <w:bidi w:val="0"/>
               <w:spacing w:lineRule="auto" w:line="259" w:before="0" w:after="160"/>
               <w:jc w:val="left"/>
@@ -4449,7 +4233,7 @@
           <w:p>
             <w:pPr>
               <w:pStyle w:val="Normal"/>
-              <w:widowControl/>
+              <w:widowControl w:val="false"/>
               <w:bidi w:val="0"/>
               <w:spacing w:lineRule="auto" w:line="259" w:before="0" w:after="160"/>
               <w:jc w:val="left"/>
@@ -4475,7 +4259,7 @@
           <w:p>
             <w:pPr>
               <w:pStyle w:val="Normal"/>
-              <w:widowControl/>
+              <w:widowControl w:val="false"/>
               <w:bidi w:val="0"/>
               <w:spacing w:lineRule="auto" w:line="259" w:before="0" w:after="160"/>
               <w:jc w:val="left"/>
@@ -4501,7 +4285,7 @@
           <w:p>
             <w:pPr>
               <w:pStyle w:val="Normal"/>
-              <w:widowControl/>
+              <w:widowControl w:val="false"/>
               <w:bidi w:val="0"/>
               <w:spacing w:lineRule="auto" w:line="259" w:before="0" w:after="160"/>
               <w:jc w:val="left"/>
@@ -4515,19 +4299,19 @@
         </w:tc>
         <w:tc>
           <w:tcPr>
-            <w:tcW w:w="1712" w:type="dxa"/>
-            <w:tcBorders>
-              <w:top w:val="single" w:sz="12" w:space="0" w:color="D85E00"/>
-              <w:left w:val="single" w:sz="12" w:space="0" w:color="D85E00"/>
-              <w:bottom w:val="single" w:sz="12" w:space="0" w:color="D85E00"/>
-              <w:right w:val="single" w:sz="12" w:space="0" w:color="D85E00"/>
-            </w:tcBorders>
-            <w:vAlign w:val="center"/>
-          </w:tcPr>
-          <w:p>
-            <w:pPr>
-              <w:pStyle w:val="Normal"/>
-              <w:widowControl/>
+            <w:tcW w:w="1713" w:type="dxa"/>
+            <w:tcBorders>
+              <w:top w:val="single" w:sz="12" w:space="0" w:color="D85E00"/>
+              <w:left w:val="single" w:sz="12" w:space="0" w:color="D85E00"/>
+              <w:bottom w:val="single" w:sz="12" w:space="0" w:color="D85E00"/>
+              <w:right w:val="single" w:sz="12" w:space="0" w:color="D85E00"/>
+            </w:tcBorders>
+            <w:vAlign w:val="center"/>
+          </w:tcPr>
+          <w:p>
+            <w:pPr>
+              <w:pStyle w:val="Normal"/>
+              <w:widowControl w:val="false"/>
               <w:bidi w:val="0"/>
               <w:spacing w:lineRule="auto" w:line="259" w:before="0" w:after="160"/>
               <w:jc w:val="left"/>
@@ -4556,7 +4340,7 @@
           <w:p>
             <w:pPr>
               <w:pStyle w:val="Normal"/>
-              <w:widowControl/>
+              <w:widowControl w:val="false"/>
               <w:bidi w:val="0"/>
               <w:spacing w:lineRule="auto" w:line="259" w:before="0" w:after="160"/>
               <w:jc w:val="left"/>
@@ -4582,7 +4366,7 @@
           <w:p>
             <w:pPr>
               <w:pStyle w:val="Normal"/>
-              <w:widowControl/>
+              <w:widowControl w:val="false"/>
               <w:bidi w:val="0"/>
               <w:spacing w:lineRule="auto" w:line="259" w:before="0" w:after="160"/>
               <w:jc w:val="left"/>
@@ -4608,7 +4392,7 @@
           <w:p>
             <w:pPr>
               <w:pStyle w:val="Normal"/>
-              <w:widowControl/>
+              <w:widowControl w:val="false"/>
               <w:bidi w:val="0"/>
               <w:spacing w:lineRule="auto" w:line="259" w:before="0" w:after="160"/>
               <w:jc w:val="left"/>
@@ -4622,19 +4406,19 @@
         </w:tc>
         <w:tc>
           <w:tcPr>
-            <w:tcW w:w="1712" w:type="dxa"/>
-            <w:tcBorders>
-              <w:top w:val="single" w:sz="12" w:space="0" w:color="D85E00"/>
-              <w:left w:val="single" w:sz="12" w:space="0" w:color="D85E00"/>
-              <w:bottom w:val="single" w:sz="12" w:space="0" w:color="D85E00"/>
-              <w:right w:val="single" w:sz="12" w:space="0" w:color="D85E00"/>
-            </w:tcBorders>
-            <w:vAlign w:val="center"/>
-          </w:tcPr>
-          <w:p>
-            <w:pPr>
-              <w:pStyle w:val="Normal"/>
-              <w:widowControl/>
+            <w:tcW w:w="1713" w:type="dxa"/>
+            <w:tcBorders>
+              <w:top w:val="single" w:sz="12" w:space="0" w:color="D85E00"/>
+              <w:left w:val="single" w:sz="12" w:space="0" w:color="D85E00"/>
+              <w:bottom w:val="single" w:sz="12" w:space="0" w:color="D85E00"/>
+              <w:right w:val="single" w:sz="12" w:space="0" w:color="D85E00"/>
+            </w:tcBorders>
+            <w:vAlign w:val="center"/>
+          </w:tcPr>
+          <w:p>
+            <w:pPr>
+              <w:pStyle w:val="Normal"/>
+              <w:widowControl w:val="false"/>
               <w:bidi w:val="0"/>
               <w:spacing w:lineRule="auto" w:line="259" w:before="0" w:after="160"/>
               <w:jc w:val="left"/>
@@ -4663,7 +4447,7 @@
           <w:p>
             <w:pPr>
               <w:pStyle w:val="Normal"/>
-              <w:widowControl/>
+              <w:widowControl w:val="false"/>
               <w:bidi w:val="0"/>
               <w:spacing w:lineRule="auto" w:line="259" w:before="0" w:after="160"/>
               <w:jc w:val="left"/>
@@ -4689,7 +4473,7 @@
           <w:p>
             <w:pPr>
               <w:pStyle w:val="Normal"/>
-              <w:widowControl/>
+              <w:widowControl w:val="false"/>
               <w:bidi w:val="0"/>
               <w:spacing w:lineRule="auto" w:line="259" w:before="0" w:after="160"/>
               <w:jc w:val="left"/>
@@ -4715,7 +4499,7 @@
           <w:p>
             <w:pPr>
               <w:pStyle w:val="Normal"/>
-              <w:widowControl/>
+              <w:widowControl w:val="false"/>
               <w:bidi w:val="0"/>
               <w:spacing w:lineRule="auto" w:line="259" w:before="0" w:after="160"/>
               <w:jc w:val="left"/>
@@ -4729,19 +4513,19 @@
         </w:tc>
         <w:tc>
           <w:tcPr>
-            <w:tcW w:w="1712" w:type="dxa"/>
-            <w:tcBorders>
-              <w:top w:val="single" w:sz="12" w:space="0" w:color="D85E00"/>
-              <w:left w:val="single" w:sz="12" w:space="0" w:color="D85E00"/>
-              <w:bottom w:val="single" w:sz="12" w:space="0" w:color="D85E00"/>
-              <w:right w:val="single" w:sz="12" w:space="0" w:color="D85E00"/>
-            </w:tcBorders>
-            <w:vAlign w:val="center"/>
-          </w:tcPr>
-          <w:p>
-            <w:pPr>
-              <w:pStyle w:val="Normal"/>
-              <w:widowControl/>
+            <w:tcW w:w="1713" w:type="dxa"/>
+            <w:tcBorders>
+              <w:top w:val="single" w:sz="12" w:space="0" w:color="D85E00"/>
+              <w:left w:val="single" w:sz="12" w:space="0" w:color="D85E00"/>
+              <w:bottom w:val="single" w:sz="12" w:space="0" w:color="D85E00"/>
+              <w:right w:val="single" w:sz="12" w:space="0" w:color="D85E00"/>
+            </w:tcBorders>
+            <w:vAlign w:val="center"/>
+          </w:tcPr>
+          <w:p>
+            <w:pPr>
+              <w:pStyle w:val="Normal"/>
+              <w:widowControl w:val="false"/>
               <w:bidi w:val="0"/>
               <w:spacing w:lineRule="auto" w:line="259" w:before="0" w:after="160"/>
               <w:jc w:val="left"/>
@@ -4770,7 +4554,7 @@
           <w:p>
             <w:pPr>
               <w:pStyle w:val="Normal"/>
-              <w:widowControl/>
+              <w:widowControl w:val="false"/>
               <w:bidi w:val="0"/>
               <w:spacing w:lineRule="auto" w:line="259" w:before="0" w:after="160"/>
               <w:jc w:val="left"/>
@@ -4796,7 +4580,7 @@
           <w:p>
             <w:pPr>
               <w:pStyle w:val="Normal"/>
-              <w:widowControl/>
+              <w:widowControl w:val="false"/>
               <w:bidi w:val="0"/>
               <w:spacing w:lineRule="auto" w:line="259" w:before="0" w:after="160"/>
               <w:jc w:val="left"/>
@@ -4822,7 +4606,7 @@
           <w:p>
             <w:pPr>
               <w:pStyle w:val="Normal"/>
-              <w:widowControl/>
+              <w:widowControl w:val="false"/>
               <w:bidi w:val="0"/>
               <w:spacing w:lineRule="auto" w:line="259" w:before="0" w:after="160"/>
               <w:jc w:val="left"/>
@@ -4836,19 +4620,19 @@
         </w:tc>
         <w:tc>
           <w:tcPr>
-            <w:tcW w:w="1712" w:type="dxa"/>
-            <w:tcBorders>
-              <w:top w:val="single" w:sz="12" w:space="0" w:color="D85E00"/>
-              <w:left w:val="single" w:sz="12" w:space="0" w:color="D85E00"/>
-              <w:bottom w:val="single" w:sz="12" w:space="0" w:color="D85E00"/>
-              <w:right w:val="single" w:sz="12" w:space="0" w:color="D85E00"/>
-            </w:tcBorders>
-            <w:vAlign w:val="center"/>
-          </w:tcPr>
-          <w:p>
-            <w:pPr>
-              <w:pStyle w:val="Normal"/>
-              <w:widowControl/>
+            <w:tcW w:w="1713" w:type="dxa"/>
+            <w:tcBorders>
+              <w:top w:val="single" w:sz="12" w:space="0" w:color="D85E00"/>
+              <w:left w:val="single" w:sz="12" w:space="0" w:color="D85E00"/>
+              <w:bottom w:val="single" w:sz="12" w:space="0" w:color="D85E00"/>
+              <w:right w:val="single" w:sz="12" w:space="0" w:color="D85E00"/>
+            </w:tcBorders>
+            <w:vAlign w:val="center"/>
+          </w:tcPr>
+          <w:p>
+            <w:pPr>
+              <w:pStyle w:val="Normal"/>
+              <w:widowControl w:val="false"/>
               <w:bidi w:val="0"/>
               <w:spacing w:lineRule="auto" w:line="259" w:before="0" w:after="160"/>
               <w:jc w:val="left"/>
@@ -4877,7 +4661,7 @@
           <w:p>
             <w:pPr>
               <w:pStyle w:val="Normal"/>
-              <w:widowControl/>
+              <w:widowControl w:val="false"/>
               <w:bidi w:val="0"/>
               <w:spacing w:lineRule="auto" w:line="259" w:before="0" w:after="160"/>
               <w:jc w:val="left"/>
@@ -4903,7 +4687,7 @@
           <w:p>
             <w:pPr>
               <w:pStyle w:val="Normal"/>
-              <w:widowControl/>
+              <w:widowControl w:val="false"/>
               <w:bidi w:val="0"/>
               <w:spacing w:lineRule="auto" w:line="259" w:before="0" w:after="160"/>
               <w:jc w:val="left"/>
@@ -4929,7 +4713,7 @@
           <w:p>
             <w:pPr>
               <w:pStyle w:val="Normal"/>
-              <w:widowControl/>
+              <w:widowControl w:val="false"/>
               <w:bidi w:val="0"/>
               <w:spacing w:lineRule="auto" w:line="259" w:before="0" w:after="160"/>
               <w:jc w:val="left"/>
@@ -4943,19 +4727,19 @@
         </w:tc>
         <w:tc>
           <w:tcPr>
-            <w:tcW w:w="1712" w:type="dxa"/>
-            <w:tcBorders>
-              <w:top w:val="single" w:sz="12" w:space="0" w:color="D85E00"/>
-              <w:left w:val="single" w:sz="12" w:space="0" w:color="D85E00"/>
-              <w:bottom w:val="single" w:sz="12" w:space="0" w:color="D85E00"/>
-              <w:right w:val="single" w:sz="12" w:space="0" w:color="D85E00"/>
-            </w:tcBorders>
-            <w:vAlign w:val="center"/>
-          </w:tcPr>
-          <w:p>
-            <w:pPr>
-              <w:pStyle w:val="Normal"/>
-              <w:widowControl/>
+            <w:tcW w:w="1713" w:type="dxa"/>
+            <w:tcBorders>
+              <w:top w:val="single" w:sz="12" w:space="0" w:color="D85E00"/>
+              <w:left w:val="single" w:sz="12" w:space="0" w:color="D85E00"/>
+              <w:bottom w:val="single" w:sz="12" w:space="0" w:color="D85E00"/>
+              <w:right w:val="single" w:sz="12" w:space="0" w:color="D85E00"/>
+            </w:tcBorders>
+            <w:vAlign w:val="center"/>
+          </w:tcPr>
+          <w:p>
+            <w:pPr>
+              <w:pStyle w:val="Normal"/>
+              <w:widowControl w:val="false"/>
               <w:bidi w:val="0"/>
               <w:spacing w:lineRule="auto" w:line="259" w:before="0" w:after="160"/>
               <w:jc w:val="left"/>
@@ -4984,7 +4768,7 @@
           <w:p>
             <w:pPr>
               <w:pStyle w:val="Normal"/>
-              <w:widowControl/>
+              <w:widowControl w:val="false"/>
               <w:bidi w:val="0"/>
               <w:spacing w:lineRule="auto" w:line="259" w:before="0" w:after="160"/>
               <w:jc w:val="left"/>
@@ -5010,7 +4794,7 @@
           <w:p>
             <w:pPr>
               <w:pStyle w:val="Normal"/>
-              <w:widowControl/>
+              <w:widowControl w:val="false"/>
               <w:bidi w:val="0"/>
               <w:spacing w:lineRule="auto" w:line="259" w:before="0" w:after="160"/>
               <w:jc w:val="left"/>
@@ -5036,7 +4820,7 @@
           <w:p>
             <w:pPr>
               <w:pStyle w:val="Normal"/>
-              <w:widowControl/>
+              <w:widowControl w:val="false"/>
               <w:bidi w:val="0"/>
               <w:spacing w:lineRule="auto" w:line="259" w:before="0" w:after="160"/>
               <w:jc w:val="left"/>
@@ -5050,7 +4834,7 @@
         </w:tc>
         <w:tc>
           <w:tcPr>
-            <w:tcW w:w="1712" w:type="dxa"/>
+            <w:tcW w:w="1713" w:type="dxa"/>
             <w:tcBorders>
               <w:top w:val="single" w:sz="12" w:space="0" w:color="D85E00"/>
               <w:left w:val="single" w:sz="12" w:space="0" w:color="D85E00"/>
@@ -5062,7 +4846,7 @@
           <w:p>
             <w:pPr>
               <w:pStyle w:val="Normal"/>
-              <w:widowControl/>
+              <w:widowControl w:val="false"/>
               <w:bidi w:val="0"/>
               <w:spacing w:lineRule="auto" w:line="259" w:before="0" w:after="160"/>
               <w:jc w:val="left"/>
@@ -5086,13 +4870,13 @@
               <w:bottom w:val="single" w:sz="12" w:space="0" w:color="101820"/>
               <w:right w:val="single" w:sz="12" w:space="0" w:color="FFFFFF"/>
             </w:tcBorders>
-            <w:shd w:color="auto" w:fill="101820" w:val="clear"/>
-            <w:vAlign w:val="center"/>
-          </w:tcPr>
-          <w:p>
-            <w:pPr>
-              <w:pStyle w:val="Normal"/>
-              <w:widowControl/>
+            <w:shd w:fill="101820" w:val="clear"/>
+            <w:vAlign w:val="center"/>
+          </w:tcPr>
+          <w:p>
+            <w:pPr>
+              <w:pStyle w:val="Normal"/>
+              <w:widowControl w:val="false"/>
               <w:bidi w:val="0"/>
               <w:spacing w:lineRule="auto" w:line="259" w:before="0" w:after="160"/>
               <w:jc w:val="left"/>
@@ -5113,13 +4897,13 @@
               <w:bottom w:val="single" w:sz="12" w:space="0" w:color="101820"/>
               <w:right w:val="single" w:sz="12" w:space="0" w:color="FFFFFF"/>
             </w:tcBorders>
-            <w:shd w:color="auto" w:fill="101820" w:val="clear"/>
-            <w:vAlign w:val="center"/>
-          </w:tcPr>
-          <w:p>
-            <w:pPr>
-              <w:pStyle w:val="Normal"/>
-              <w:widowControl/>
+            <w:shd w:fill="101820" w:val="clear"/>
+            <w:vAlign w:val="center"/>
+          </w:tcPr>
+          <w:p>
+            <w:pPr>
+              <w:pStyle w:val="Normal"/>
+              <w:widowControl w:val="false"/>
               <w:bidi w:val="0"/>
               <w:spacing w:lineRule="auto" w:line="259" w:before="0" w:after="160"/>
               <w:jc w:val="left"/>
@@ -5140,13 +4924,13 @@
               <w:bottom w:val="single" w:sz="12" w:space="0" w:color="101820"/>
               <w:right w:val="single" w:sz="12" w:space="0" w:color="FFFFFF"/>
             </w:tcBorders>
-            <w:shd w:color="auto" w:fill="101820" w:val="clear"/>
-            <w:vAlign w:val="center"/>
-          </w:tcPr>
-          <w:p>
-            <w:pPr>
-              <w:pStyle w:val="Normal"/>
-              <w:widowControl/>
+            <w:shd w:fill="101820" w:val="clear"/>
+            <w:vAlign w:val="center"/>
+          </w:tcPr>
+          <w:p>
+            <w:pPr>
+              <w:pStyle w:val="Normal"/>
+              <w:widowControl w:val="false"/>
               <w:bidi w:val="0"/>
               <w:spacing w:lineRule="auto" w:line="259" w:before="0" w:after="160"/>
               <w:jc w:val="left"/>
@@ -5160,20 +4944,20 @@
         </w:tc>
         <w:tc>
           <w:tcPr>
-            <w:tcW w:w="1712" w:type="dxa"/>
+            <w:tcW w:w="1713" w:type="dxa"/>
             <w:tcBorders>
               <w:top w:val="single" w:sz="12" w:space="0" w:color="101820"/>
               <w:left w:val="single" w:sz="12" w:space="0" w:color="101820"/>
               <w:bottom w:val="single" w:sz="12" w:space="0" w:color="101820"/>
               <w:right w:val="single" w:sz="12" w:space="0" w:color="101820"/>
             </w:tcBorders>
-            <w:shd w:color="auto" w:fill="101820" w:val="clear"/>
-            <w:vAlign w:val="center"/>
-          </w:tcPr>
-          <w:p>
-            <w:pPr>
-              <w:pStyle w:val="Normal"/>
-              <w:widowControl/>
+            <w:shd w:fill="101820" w:val="clear"/>
+            <w:vAlign w:val="center"/>
+          </w:tcPr>
+          <w:p>
+            <w:pPr>
+              <w:pStyle w:val="Normal"/>
+              <w:widowControl w:val="false"/>
               <w:bidi w:val="0"/>
               <w:spacing w:lineRule="auto" w:line="259" w:before="0" w:after="160"/>
               <w:jc w:val="left"/>
@@ -5202,7 +4986,7 @@
           <w:p>
             <w:pPr>
               <w:pStyle w:val="Normal"/>
-              <w:widowControl/>
+              <w:widowControl w:val="false"/>
               <w:bidi w:val="0"/>
               <w:spacing w:lineRule="auto" w:line="259" w:before="0" w:after="160"/>
               <w:jc w:val="left"/>
@@ -5228,7 +5012,7 @@
           <w:p>
             <w:pPr>
               <w:pStyle w:val="Normal"/>
-              <w:widowControl/>
+              <w:widowControl w:val="false"/>
               <w:bidi w:val="0"/>
               <w:spacing w:lineRule="auto" w:line="259" w:before="0" w:after="160"/>
               <w:jc w:val="left"/>
@@ -5254,7 +5038,7 @@
           <w:p>
             <w:pPr>
               <w:pStyle w:val="Normal"/>
-              <w:widowControl/>
+              <w:widowControl w:val="false"/>
               <w:bidi w:val="0"/>
               <w:spacing w:lineRule="auto" w:line="259" w:before="0" w:after="160"/>
               <w:jc w:val="left"/>
@@ -5268,19 +5052,19 @@
         </w:tc>
         <w:tc>
           <w:tcPr>
-            <w:tcW w:w="1712" w:type="dxa"/>
-            <w:tcBorders>
-              <w:top w:val="single" w:sz="12" w:space="0" w:color="D85E00"/>
-              <w:left w:val="single" w:sz="12" w:space="0" w:color="D85E00"/>
-              <w:bottom w:val="single" w:sz="12" w:space="0" w:color="D85E00"/>
-              <w:right w:val="single" w:sz="12" w:space="0" w:color="D85E00"/>
-            </w:tcBorders>
-            <w:vAlign w:val="center"/>
-          </w:tcPr>
-          <w:p>
-            <w:pPr>
-              <w:pStyle w:val="Normal"/>
-              <w:widowControl/>
+            <w:tcW w:w="1713" w:type="dxa"/>
+            <w:tcBorders>
+              <w:top w:val="single" w:sz="12" w:space="0" w:color="D85E00"/>
+              <w:left w:val="single" w:sz="12" w:space="0" w:color="D85E00"/>
+              <w:bottom w:val="single" w:sz="12" w:space="0" w:color="D85E00"/>
+              <w:right w:val="single" w:sz="12" w:space="0" w:color="D85E00"/>
+            </w:tcBorders>
+            <w:vAlign w:val="center"/>
+          </w:tcPr>
+          <w:p>
+            <w:pPr>
+              <w:pStyle w:val="Normal"/>
+              <w:widowControl w:val="false"/>
               <w:bidi w:val="0"/>
               <w:spacing w:lineRule="auto" w:line="259" w:before="0" w:after="160"/>
               <w:jc w:val="left"/>
@@ -5309,7 +5093,7 @@
           <w:p>
             <w:pPr>
               <w:pStyle w:val="Normal"/>
-              <w:widowControl/>
+              <w:widowControl w:val="false"/>
               <w:bidi w:val="0"/>
               <w:spacing w:lineRule="auto" w:line="259" w:before="0" w:after="160"/>
               <w:jc w:val="left"/>
@@ -5335,7 +5119,7 @@
           <w:p>
             <w:pPr>
               <w:pStyle w:val="Normal"/>
-              <w:widowControl/>
+              <w:widowControl w:val="false"/>
               <w:bidi w:val="0"/>
               <w:spacing w:lineRule="auto" w:line="259" w:before="0" w:after="160"/>
               <w:jc w:val="left"/>
@@ -5361,7 +5145,7 @@
           <w:p>
             <w:pPr>
               <w:pStyle w:val="Normal"/>
-              <w:widowControl/>
+              <w:widowControl w:val="false"/>
               <w:bidi w:val="0"/>
               <w:spacing w:lineRule="auto" w:line="259" w:before="0" w:after="160"/>
               <w:jc w:val="left"/>
@@ -5375,19 +5159,19 @@
         </w:tc>
         <w:tc>
           <w:tcPr>
-            <w:tcW w:w="1712" w:type="dxa"/>
-            <w:tcBorders>
-              <w:top w:val="single" w:sz="12" w:space="0" w:color="D85E00"/>
-              <w:left w:val="single" w:sz="12" w:space="0" w:color="D85E00"/>
-              <w:bottom w:val="single" w:sz="12" w:space="0" w:color="D85E00"/>
-              <w:right w:val="single" w:sz="12" w:space="0" w:color="D85E00"/>
-            </w:tcBorders>
-            <w:vAlign w:val="center"/>
-          </w:tcPr>
-          <w:p>
-            <w:pPr>
-              <w:pStyle w:val="Normal"/>
-              <w:widowControl/>
+            <w:tcW w:w="1713" w:type="dxa"/>
+            <w:tcBorders>
+              <w:top w:val="single" w:sz="12" w:space="0" w:color="D85E00"/>
+              <w:left w:val="single" w:sz="12" w:space="0" w:color="D85E00"/>
+              <w:bottom w:val="single" w:sz="12" w:space="0" w:color="D85E00"/>
+              <w:right w:val="single" w:sz="12" w:space="0" w:color="D85E00"/>
+            </w:tcBorders>
+            <w:vAlign w:val="center"/>
+          </w:tcPr>
+          <w:p>
+            <w:pPr>
+              <w:pStyle w:val="Normal"/>
+              <w:widowControl w:val="false"/>
               <w:bidi w:val="0"/>
               <w:spacing w:lineRule="auto" w:line="259" w:before="0" w:after="160"/>
               <w:jc w:val="left"/>
@@ -5416,7 +5200,7 @@
           <w:p>
             <w:pPr>
               <w:pStyle w:val="Normal"/>
-              <w:widowControl/>
+              <w:widowControl w:val="false"/>
               <w:bidi w:val="0"/>
               <w:spacing w:lineRule="auto" w:line="259" w:before="0" w:after="160"/>
               <w:jc w:val="left"/>
@@ -5442,7 +5226,7 @@
           <w:p>
             <w:pPr>
               <w:pStyle w:val="Normal"/>
-              <w:widowControl/>
+              <w:widowControl w:val="false"/>
               <w:bidi w:val="0"/>
               <w:spacing w:lineRule="auto" w:line="259" w:before="0" w:after="160"/>
               <w:jc w:val="left"/>
@@ -5468,7 +5252,7 @@
           <w:p>
             <w:pPr>
               <w:pStyle w:val="Normal"/>
-              <w:widowControl/>
+              <w:widowControl w:val="false"/>
               <w:bidi w:val="0"/>
               <w:spacing w:lineRule="auto" w:line="259" w:before="0" w:after="160"/>
               <w:jc w:val="left"/>
@@ -5482,19 +5266,19 @@
         </w:tc>
         <w:tc>
           <w:tcPr>
-            <w:tcW w:w="1712" w:type="dxa"/>
-            <w:tcBorders>
-              <w:top w:val="single" w:sz="12" w:space="0" w:color="D85E00"/>
-              <w:left w:val="single" w:sz="12" w:space="0" w:color="D85E00"/>
-              <w:bottom w:val="single" w:sz="12" w:space="0" w:color="D85E00"/>
-              <w:right w:val="single" w:sz="12" w:space="0" w:color="D85E00"/>
-            </w:tcBorders>
-            <w:vAlign w:val="center"/>
-          </w:tcPr>
-          <w:p>
-            <w:pPr>
-              <w:pStyle w:val="Normal"/>
-              <w:widowControl/>
+            <w:tcW w:w="1713" w:type="dxa"/>
+            <w:tcBorders>
+              <w:top w:val="single" w:sz="12" w:space="0" w:color="D85E00"/>
+              <w:left w:val="single" w:sz="12" w:space="0" w:color="D85E00"/>
+              <w:bottom w:val="single" w:sz="12" w:space="0" w:color="D85E00"/>
+              <w:right w:val="single" w:sz="12" w:space="0" w:color="D85E00"/>
+            </w:tcBorders>
+            <w:vAlign w:val="center"/>
+          </w:tcPr>
+          <w:p>
+            <w:pPr>
+              <w:pStyle w:val="Normal"/>
+              <w:widowControl w:val="false"/>
               <w:bidi w:val="0"/>
               <w:spacing w:lineRule="auto" w:line="259" w:before="0" w:after="160"/>
               <w:jc w:val="left"/>
@@ -5523,7 +5307,7 @@
           <w:p>
             <w:pPr>
               <w:pStyle w:val="Normal"/>
-              <w:widowControl/>
+              <w:widowControl w:val="false"/>
               <w:bidi w:val="0"/>
               <w:spacing w:lineRule="auto" w:line="259" w:before="0" w:after="160"/>
               <w:jc w:val="left"/>
@@ -5549,7 +5333,7 @@
           <w:p>
             <w:pPr>
               <w:pStyle w:val="Normal"/>
-              <w:widowControl/>
+              <w:widowControl w:val="false"/>
               <w:bidi w:val="0"/>
               <w:spacing w:lineRule="auto" w:line="259" w:before="0" w:after="160"/>
               <w:jc w:val="left"/>
@@ -5575,7 +5359,7 @@
           <w:p>
             <w:pPr>
               <w:pStyle w:val="Normal"/>
-              <w:widowControl/>
+              <w:widowControl w:val="false"/>
               <w:bidi w:val="0"/>
               <w:spacing w:lineRule="auto" w:line="259" w:before="0" w:after="160"/>
               <w:jc w:val="left"/>
@@ -5589,19 +5373,19 @@
         </w:tc>
         <w:tc>
           <w:tcPr>
-            <w:tcW w:w="1712" w:type="dxa"/>
-            <w:tcBorders>
-              <w:top w:val="single" w:sz="12" w:space="0" w:color="D85E00"/>
-              <w:left w:val="single" w:sz="12" w:space="0" w:color="D85E00"/>
-              <w:bottom w:val="single" w:sz="12" w:space="0" w:color="D85E00"/>
-              <w:right w:val="single" w:sz="12" w:space="0" w:color="D85E00"/>
-            </w:tcBorders>
-            <w:vAlign w:val="center"/>
-          </w:tcPr>
-          <w:p>
-            <w:pPr>
-              <w:pStyle w:val="Normal"/>
-              <w:widowControl/>
+            <w:tcW w:w="1713" w:type="dxa"/>
+            <w:tcBorders>
+              <w:top w:val="single" w:sz="12" w:space="0" w:color="D85E00"/>
+              <w:left w:val="single" w:sz="12" w:space="0" w:color="D85E00"/>
+              <w:bottom w:val="single" w:sz="12" w:space="0" w:color="D85E00"/>
+              <w:right w:val="single" w:sz="12" w:space="0" w:color="D85E00"/>
+            </w:tcBorders>
+            <w:vAlign w:val="center"/>
+          </w:tcPr>
+          <w:p>
+            <w:pPr>
+              <w:pStyle w:val="Normal"/>
+              <w:widowControl w:val="false"/>
               <w:bidi w:val="0"/>
               <w:spacing w:lineRule="auto" w:line="259" w:before="0" w:after="160"/>
               <w:jc w:val="left"/>
@@ -5630,7 +5414,7 @@
           <w:p>
             <w:pPr>
               <w:pStyle w:val="Normal"/>
-              <w:widowControl/>
+              <w:widowControl w:val="false"/>
               <w:bidi w:val="0"/>
               <w:spacing w:lineRule="auto" w:line="259" w:before="0" w:after="160"/>
               <w:jc w:val="left"/>
@@ -5656,7 +5440,7 @@
           <w:p>
             <w:pPr>
               <w:pStyle w:val="Normal"/>
-              <w:widowControl/>
+              <w:widowControl w:val="false"/>
               <w:bidi w:val="0"/>
               <w:spacing w:lineRule="auto" w:line="259" w:before="0" w:after="160"/>
               <w:jc w:val="left"/>
@@ -5682,7 +5466,7 @@
           <w:p>
             <w:pPr>
               <w:pStyle w:val="Normal"/>
-              <w:widowControl/>
+              <w:widowControl w:val="false"/>
               <w:bidi w:val="0"/>
               <w:spacing w:lineRule="auto" w:line="259" w:before="0" w:after="160"/>
               <w:jc w:val="left"/>
@@ -5696,19 +5480,19 @@
         </w:tc>
         <w:tc>
           <w:tcPr>
-            <w:tcW w:w="1712" w:type="dxa"/>
-            <w:tcBorders>
-              <w:top w:val="single" w:sz="12" w:space="0" w:color="D85E00"/>
-              <w:left w:val="single" w:sz="12" w:space="0" w:color="D85E00"/>
-              <w:bottom w:val="single" w:sz="12" w:space="0" w:color="D85E00"/>
-              <w:right w:val="single" w:sz="12" w:space="0" w:color="D85E00"/>
-            </w:tcBorders>
-            <w:vAlign w:val="center"/>
-          </w:tcPr>
-          <w:p>
-            <w:pPr>
-              <w:pStyle w:val="Normal"/>
-              <w:widowControl/>
+            <w:tcW w:w="1713" w:type="dxa"/>
+            <w:tcBorders>
+              <w:top w:val="single" w:sz="12" w:space="0" w:color="D85E00"/>
+              <w:left w:val="single" w:sz="12" w:space="0" w:color="D85E00"/>
+              <w:bottom w:val="single" w:sz="12" w:space="0" w:color="D85E00"/>
+              <w:right w:val="single" w:sz="12" w:space="0" w:color="D85E00"/>
+            </w:tcBorders>
+            <w:vAlign w:val="center"/>
+          </w:tcPr>
+          <w:p>
+            <w:pPr>
+              <w:pStyle w:val="Normal"/>
+              <w:widowControl w:val="false"/>
               <w:bidi w:val="0"/>
               <w:spacing w:lineRule="auto" w:line="259" w:before="0" w:after="160"/>
               <w:jc w:val="left"/>
@@ -5737,7 +5521,7 @@
           <w:p>
             <w:pPr>
               <w:pStyle w:val="Normal"/>
-              <w:widowControl/>
+              <w:widowControl w:val="false"/>
               <w:bidi w:val="0"/>
               <w:spacing w:lineRule="auto" w:line="259" w:before="0" w:after="160"/>
               <w:jc w:val="left"/>
@@ -5763,7 +5547,7 @@
           <w:p>
             <w:pPr>
               <w:pStyle w:val="Normal"/>
-              <w:widowControl/>
+              <w:widowControl w:val="false"/>
               <w:bidi w:val="0"/>
               <w:spacing w:lineRule="auto" w:line="259" w:before="0" w:after="160"/>
               <w:jc w:val="left"/>
@@ -5789,7 +5573,7 @@
           <w:p>
             <w:pPr>
               <w:pStyle w:val="Normal"/>
-              <w:widowControl/>
+              <w:widowControl w:val="false"/>
               <w:bidi w:val="0"/>
               <w:spacing w:lineRule="auto" w:line="259" w:before="0" w:after="160"/>
               <w:jc w:val="left"/>
@@ -5803,19 +5587,19 @@
         </w:tc>
         <w:tc>
           <w:tcPr>
-            <w:tcW w:w="1712" w:type="dxa"/>
-            <w:tcBorders>
-              <w:top w:val="single" w:sz="12" w:space="0" w:color="D85E00"/>
-              <w:left w:val="single" w:sz="12" w:space="0" w:color="D85E00"/>
-              <w:bottom w:val="single" w:sz="12" w:space="0" w:color="D85E00"/>
-              <w:right w:val="single" w:sz="12" w:space="0" w:color="D85E00"/>
-            </w:tcBorders>
-            <w:vAlign w:val="center"/>
-          </w:tcPr>
-          <w:p>
-            <w:pPr>
-              <w:pStyle w:val="Normal"/>
-              <w:widowControl/>
+            <w:tcW w:w="1713" w:type="dxa"/>
+            <w:tcBorders>
+              <w:top w:val="single" w:sz="12" w:space="0" w:color="D85E00"/>
+              <w:left w:val="single" w:sz="12" w:space="0" w:color="D85E00"/>
+              <w:bottom w:val="single" w:sz="12" w:space="0" w:color="D85E00"/>
+              <w:right w:val="single" w:sz="12" w:space="0" w:color="D85E00"/>
+            </w:tcBorders>
+            <w:vAlign w:val="center"/>
+          </w:tcPr>
+          <w:p>
+            <w:pPr>
+              <w:pStyle w:val="Normal"/>
+              <w:widowControl w:val="false"/>
               <w:bidi w:val="0"/>
               <w:spacing w:lineRule="auto" w:line="259" w:before="0" w:after="160"/>
               <w:jc w:val="left"/>
@@ -5844,7 +5628,7 @@
           <w:p>
             <w:pPr>
               <w:pStyle w:val="Normal"/>
-              <w:widowControl/>
+              <w:widowControl w:val="false"/>
               <w:bidi w:val="0"/>
               <w:spacing w:lineRule="auto" w:line="259" w:before="0" w:after="160"/>
               <w:jc w:val="left"/>
@@ -5870,7 +5654,7 @@
           <w:p>
             <w:pPr>
               <w:pStyle w:val="Normal"/>
-              <w:widowControl/>
+              <w:widowControl w:val="false"/>
               <w:bidi w:val="0"/>
               <w:spacing w:lineRule="auto" w:line="259" w:before="0" w:after="160"/>
               <w:jc w:val="left"/>
@@ -5896,7 +5680,7 @@
           <w:p>
             <w:pPr>
               <w:pStyle w:val="Normal"/>
-              <w:widowControl/>
+              <w:widowControl w:val="false"/>
               <w:bidi w:val="0"/>
               <w:spacing w:lineRule="auto" w:line="259" w:before="0" w:after="160"/>
               <w:jc w:val="left"/>
@@ -5910,19 +5694,19 @@
         </w:tc>
         <w:tc>
           <w:tcPr>
-            <w:tcW w:w="1712" w:type="dxa"/>
-            <w:tcBorders>
-              <w:top w:val="single" w:sz="12" w:space="0" w:color="D85E00"/>
-              <w:left w:val="single" w:sz="12" w:space="0" w:color="D85E00"/>
-              <w:bottom w:val="single" w:sz="12" w:space="0" w:color="D85E00"/>
-              <w:right w:val="single" w:sz="12" w:space="0" w:color="D85E00"/>
-            </w:tcBorders>
-            <w:vAlign w:val="center"/>
-          </w:tcPr>
-          <w:p>
-            <w:pPr>
-              <w:pStyle w:val="Normal"/>
-              <w:widowControl/>
+            <w:tcW w:w="1713" w:type="dxa"/>
+            <w:tcBorders>
+              <w:top w:val="single" w:sz="12" w:space="0" w:color="D85E00"/>
+              <w:left w:val="single" w:sz="12" w:space="0" w:color="D85E00"/>
+              <w:bottom w:val="single" w:sz="12" w:space="0" w:color="D85E00"/>
+              <w:right w:val="single" w:sz="12" w:space="0" w:color="D85E00"/>
+            </w:tcBorders>
+            <w:vAlign w:val="center"/>
+          </w:tcPr>
+          <w:p>
+            <w:pPr>
+              <w:pStyle w:val="Normal"/>
+              <w:widowControl w:val="false"/>
               <w:bidi w:val="0"/>
               <w:spacing w:lineRule="auto" w:line="259" w:before="0" w:after="160"/>
               <w:jc w:val="left"/>
@@ -5946,13 +5730,13 @@
               <w:bottom w:val="single" w:sz="12" w:space="0" w:color="101820"/>
               <w:right w:val="single" w:sz="12" w:space="0" w:color="FFFFFF"/>
             </w:tcBorders>
-            <w:shd w:color="auto" w:fill="101820" w:val="clear"/>
-            <w:vAlign w:val="center"/>
-          </w:tcPr>
-          <w:p>
-            <w:pPr>
-              <w:pStyle w:val="Normal"/>
-              <w:widowControl/>
+            <w:shd w:fill="101820" w:val="clear"/>
+            <w:vAlign w:val="center"/>
+          </w:tcPr>
+          <w:p>
+            <w:pPr>
+              <w:pStyle w:val="Normal"/>
+              <w:widowControl w:val="false"/>
               <w:bidi w:val="0"/>
               <w:spacing w:lineRule="auto" w:line="259" w:before="0" w:after="160"/>
               <w:jc w:val="left"/>
@@ -5973,13 +5757,13 @@
               <w:bottom w:val="single" w:sz="12" w:space="0" w:color="101820"/>
               <w:right w:val="single" w:sz="12" w:space="0" w:color="FFFFFF"/>
             </w:tcBorders>
-            <w:shd w:color="auto" w:fill="101820" w:val="clear"/>
-            <w:vAlign w:val="center"/>
-          </w:tcPr>
-          <w:p>
-            <w:pPr>
-              <w:pStyle w:val="Normal"/>
-              <w:widowControl/>
+            <w:shd w:fill="101820" w:val="clear"/>
+            <w:vAlign w:val="center"/>
+          </w:tcPr>
+          <w:p>
+            <w:pPr>
+              <w:pStyle w:val="Normal"/>
+              <w:widowControl w:val="false"/>
               <w:bidi w:val="0"/>
               <w:spacing w:lineRule="auto" w:line="259" w:before="0" w:after="160"/>
               <w:jc w:val="left"/>
@@ -6000,13 +5784,13 @@
               <w:bottom w:val="single" w:sz="12" w:space="0" w:color="101820"/>
               <w:right w:val="single" w:sz="12" w:space="0" w:color="FFFFFF"/>
             </w:tcBorders>
-            <w:shd w:color="auto" w:fill="101820" w:val="clear"/>
-            <w:vAlign w:val="center"/>
-          </w:tcPr>
-          <w:p>
-            <w:pPr>
-              <w:pStyle w:val="Normal"/>
-              <w:widowControl/>
+            <w:shd w:fill="101820" w:val="clear"/>
+            <w:vAlign w:val="center"/>
+          </w:tcPr>
+          <w:p>
+            <w:pPr>
+              <w:pStyle w:val="Normal"/>
+              <w:widowControl w:val="false"/>
               <w:bidi w:val="0"/>
               <w:spacing w:lineRule="auto" w:line="259" w:before="0" w:after="160"/>
               <w:jc w:val="left"/>
@@ -6020,20 +5804,20 @@
         </w:tc>
         <w:tc>
           <w:tcPr>
-            <w:tcW w:w="1712" w:type="dxa"/>
+            <w:tcW w:w="1713" w:type="dxa"/>
             <w:tcBorders>
               <w:top w:val="single" w:sz="12" w:space="0" w:color="101820"/>
               <w:left w:val="single" w:sz="12" w:space="0" w:color="101820"/>
               <w:bottom w:val="single" w:sz="12" w:space="0" w:color="101820"/>
               <w:right w:val="single" w:sz="12" w:space="0" w:color="101820"/>
             </w:tcBorders>
-            <w:shd w:color="auto" w:fill="101820" w:val="clear"/>
-            <w:vAlign w:val="center"/>
-          </w:tcPr>
-          <w:p>
-            <w:pPr>
-              <w:pStyle w:val="Normal"/>
-              <w:widowControl/>
+            <w:shd w:fill="101820" w:val="clear"/>
+            <w:vAlign w:val="center"/>
+          </w:tcPr>
+          <w:p>
+            <w:pPr>
+              <w:pStyle w:val="Normal"/>
+              <w:widowControl w:val="false"/>
               <w:bidi w:val="0"/>
               <w:spacing w:lineRule="auto" w:line="259" w:before="0" w:after="160"/>
               <w:jc w:val="left"/>
@@ -6050,6 +5834,1410 @@
     <w:p>
       <w:pPr>
         <w:pStyle w:val="Normal"/>
+        <w:rPr/>
+      </w:pPr>
+      <w:r>
+        <w:rPr/>
+      </w:r>
+    </w:p>
+    <w:p>
+      <w:pPr>
+        <w:pStyle w:val="Normal"/>
+        <w:widowControl/>
+        <w:bidi w:val="0"/>
+        <w:spacing w:lineRule="auto" w:line="259" w:before="0" w:after="160"/>
+        <w:jc w:val="left"/>
+        <w:rPr/>
+      </w:pPr>
+      <w:r>
+        <w:rPr/>
+      </w:r>
+    </w:p>
+    <w:p>
+      <w:pPr>
+        <w:pStyle w:val="Normal"/>
+        <w:widowControl/>
+        <w:bidi w:val="0"/>
+        <w:spacing w:lineRule="auto" w:line="259" w:before="0" w:after="160"/>
+        <w:jc w:val="left"/>
+        <w:rPr/>
+      </w:pPr>
+      <w:r>
+        <w:rPr/>
+      </w:r>
+    </w:p>
+    <w:p>
+      <w:pPr>
+        <w:pStyle w:val="Normal"/>
+        <w:widowControl/>
+        <w:bidi w:val="0"/>
+        <w:spacing w:lineRule="auto" w:line="259" w:before="0" w:after="160"/>
+        <w:jc w:val="left"/>
+        <w:rPr/>
+      </w:pPr>
+      <w:r>
+        <w:rPr/>
+      </w:r>
+    </w:p>
+    <w:p>
+      <w:pPr>
+        <w:pStyle w:val="Normal"/>
+        <w:widowControl/>
+        <w:bidi w:val="0"/>
+        <w:spacing w:lineRule="auto" w:line="259" w:before="0" w:after="160"/>
+        <w:jc w:val="left"/>
+        <w:rPr/>
+      </w:pPr>
+      <w:r>
+        <w:rPr/>
+      </w:r>
+    </w:p>
+    <w:p>
+      <w:pPr>
+        <w:pStyle w:val="Normal"/>
+        <w:widowControl/>
+        <w:bidi w:val="0"/>
+        <w:spacing w:lineRule="auto" w:line="259" w:before="0" w:after="160"/>
+        <w:jc w:val="left"/>
+        <w:rPr/>
+      </w:pPr>
+      <w:r>
+        <w:rPr/>
+        <w:t xml:space="preserve">                             </w:t>
+      </w:r>
+      <w:r>
+        <w:rPr>
+          <w:b/>
+          <w:bCs/>
+          <w:sz w:val="24"/>
+          <w:szCs w:val="24"/>
+        </w:rPr>
+        <w:t>CCNA &amp; Switch Studies</w:t>
+      </w:r>
+    </w:p>
+    <w:p>
+      <w:pPr>
+        <w:pStyle w:val="Normal"/>
+        <w:widowControl/>
+        <w:bidi w:val="0"/>
+        <w:spacing w:lineRule="auto" w:line="259" w:before="0" w:after="160"/>
+        <w:jc w:val="left"/>
+        <w:rPr/>
+      </w:pPr>
+      <w:r>
+        <w:rPr/>
+      </w:r>
+    </w:p>
+    <w:p>
+      <w:pPr>
+        <w:pStyle w:val="Normal"/>
+        <w:widowControl/>
+        <w:bidi w:val="0"/>
+        <w:spacing w:lineRule="auto" w:line="259" w:before="0" w:after="160"/>
+        <w:jc w:val="left"/>
+        <w:rPr>
+          <w:b/>
+          <w:b/>
+          <w:bCs/>
+        </w:rPr>
+      </w:pPr>
+      <w:r>
+        <w:rPr>
+          <w:b/>
+          <w:bCs/>
+        </w:rPr>
+        <w:t>1. Models of cisco switches</w:t>
+      </w:r>
+    </w:p>
+    <w:p>
+      <w:pPr>
+        <w:pStyle w:val="Normal"/>
+        <w:widowControl/>
+        <w:bidi w:val="0"/>
+        <w:spacing w:lineRule="auto" w:line="259" w:before="0" w:after="160"/>
+        <w:jc w:val="left"/>
+        <w:rPr/>
+      </w:pPr>
+      <w:r>
+        <w:rPr/>
+        <w:t>Cisco offers a diverse lineup of Catalyst and Nexus switches for enterprise, campus, data center, and small business networks. Key models span access, distribution, core, and modular categories with features like stacking, PoE, and high-speed uplinks.</w:t>
+      </w:r>
+    </w:p>
+    <w:p>
+      <w:pPr>
+        <w:pStyle w:val="Normal"/>
+        <w:widowControl/>
+        <w:bidi w:val="0"/>
+        <w:spacing w:lineRule="auto" w:line="259" w:before="0" w:after="160"/>
+        <w:jc w:val="left"/>
+        <w:rPr/>
+      </w:pPr>
+      <w:r>
+        <w:rPr/>
+        <w:t>Enterprise Campus Switches</w:t>
+        <w:br/>
+        <w:t>Catalyst 9200, 9300, 9400, and 9600 series handle access, distribution, and core layers with stacking up to 1 TB bandwidth and multigigabit Ethernet support.</w:t>
+        <w:br/>
+        <w:t>The 9300 offers fixed stackable designs with advanced zero-trust security and double PoE power compared to older 3560/3850 models.</w:t>
+        <w:br/>
+        <w:t>These provide scalability for hybrid environments via Cisco DNA Center integration.</w:t>
+      </w:r>
+    </w:p>
+    <w:p>
+      <w:pPr>
+        <w:pStyle w:val="Normal"/>
+        <w:widowControl/>
+        <w:bidi w:val="0"/>
+        <w:spacing w:lineRule="auto" w:line="259" w:before="0" w:after="160"/>
+        <w:jc w:val="left"/>
+        <w:rPr/>
+      </w:pPr>
+      <w:r>
+        <w:rPr/>
+        <w:t>Access Layer Switches</w:t>
+        <w:br/>
+        <w:t>Catalyst 2960-X/XR, 2960-L, and 1000 series deliver Layer 2/3 access with up to 80 Gbps stacking, 10G SFP+ uplinks, and fanless compact options like 3560CX/2960CX.</w:t>
+        <w:br/>
+        <w:t>2960 series suits medium businesses with Ethernet, security, and redundancy for voice/video/data.</w:t>
+      </w:r>
+    </w:p>
+    <w:p>
+      <w:pPr>
+        <w:pStyle w:val="Normal"/>
+        <w:widowControl/>
+        <w:bidi w:val="0"/>
+        <w:spacing w:lineRule="auto" w:line="259" w:before="0" w:after="160"/>
+        <w:jc w:val="left"/>
+        <w:rPr/>
+      </w:pPr>
+      <w:r>
+        <w:rPr/>
+        <w:t>Data Center Switches</w:t>
+        <w:br/>
+        <w:t>Nexus 9500 series (9504/9508/9516) supports modular 1-100G Ethernet interfaces for high-density spine/leaf fabrics.</w:t>
+        <w:br/>
+        <w:t>Catalyst 6500 provides backbone scalability with up to 44x40GE + 534x1GE ports and VSS support.</w:t>
+      </w:r>
+    </w:p>
+    <w:p>
+      <w:pPr>
+        <w:pStyle w:val="Normal"/>
+        <w:widowControl/>
+        <w:bidi w:val="0"/>
+        <w:spacing w:lineRule="auto" w:line="259" w:before="0" w:after="160"/>
+        <w:jc w:val="left"/>
+        <w:rPr/>
+      </w:pPr>
+      <w:r>
+        <w:rPr/>
+        <w:t>Modular Chassis</w:t>
+        <w:br/>
+        <w:t>Catalyst 4500 (E-Series/Classic) and 6500-E offer line cards for 10/100/1G/10G/40G in 3-13 slot chassis with redundant supervisors.</w:t>
+      </w:r>
+    </w:p>
+    <w:p>
+      <w:pPr>
+        <w:pStyle w:val="Normal"/>
+        <w:widowControl/>
+        <w:bidi w:val="0"/>
+        <w:spacing w:lineRule="auto" w:line="259" w:before="0" w:after="160"/>
+        <w:jc w:val="left"/>
+        <w:rPr/>
+      </w:pPr>
+      <w:r>
+        <w:rPr/>
+        <w:t>Small Business Options</w:t>
+        <w:br/>
+        <w:t>Catalyst 1000, CBS110/220/350 provide affordable, managed Layer 2 access without advanced stacking needs.</w:t>
+      </w:r>
+    </w:p>
+    <w:p>
+      <w:pPr>
+        <w:pStyle w:val="Normal"/>
+        <w:widowControl/>
+        <w:bidi w:val="0"/>
+        <w:spacing w:lineRule="auto" w:line="259" w:before="0" w:after="160"/>
+        <w:jc w:val="left"/>
+        <w:rPr>
+          <w:b/>
+          <w:b/>
+          <w:bCs/>
+        </w:rPr>
+      </w:pPr>
+      <w:r>
+        <w:rPr>
+          <w:b/>
+          <w:bCs/>
+        </w:rPr>
+        <w:t>2. How many bits are there in ipv4 and ipv6</w:t>
+      </w:r>
+    </w:p>
+    <w:p>
+      <w:pPr>
+        <w:pStyle w:val="Normal"/>
+        <w:widowControl/>
+        <w:bidi w:val="0"/>
+        <w:spacing w:lineRule="auto" w:line="259" w:before="0" w:after="160"/>
+        <w:jc w:val="left"/>
+        <w:rPr/>
+      </w:pPr>
+      <w:r>
+        <w:rPr/>
+        <w:t>IPv4 Details</w:t>
+        <w:br/>
+        <w:t>IPv4 addresses are structured as four 8-bit octets (bytes), typically written in dotted decimal notation like 192.168.1.1.</w:t>
+        <w:br/>
+        <w:t>This format supports roughly 4.3 billion unique addresses (2³²).</w:t>
+      </w:r>
+    </w:p>
+    <w:p>
+      <w:pPr>
+        <w:pStyle w:val="Normal"/>
+        <w:widowControl/>
+        <w:bidi w:val="0"/>
+        <w:spacing w:lineRule="auto" w:line="259" w:before="0" w:after="160"/>
+        <w:jc w:val="left"/>
+        <w:rPr/>
+      </w:pPr>
+      <w:r>
+        <w:rPr/>
+        <w:t>IPv6 Details</w:t>
+        <w:br/>
+        <w:t>IPv6 expands to 128 bits, divided into eight 16-bit groups in hexadecimal format (e.g., 2001:db8::1).</w:t>
+        <w:br/>
+        <w:t>It enables about 3.4 × 10³⁸ addresses to address IPv4 exhaustion.</w:t>
+      </w:r>
+    </w:p>
+    <w:p>
+      <w:pPr>
+        <w:pStyle w:val="Normal"/>
+        <w:widowControl/>
+        <w:bidi w:val="0"/>
+        <w:spacing w:lineRule="auto" w:line="259" w:before="0" w:after="160"/>
+        <w:jc w:val="left"/>
+        <w:rPr>
+          <w:b/>
+          <w:b/>
+          <w:bCs/>
+        </w:rPr>
+      </w:pPr>
+      <w:r>
+        <w:rPr>
+          <w:b/>
+          <w:bCs/>
+        </w:rPr>
+        <w:t>3. What is ram, rom, nvram, flash memory in switches.</w:t>
+      </w:r>
+    </w:p>
+    <w:p>
+      <w:pPr>
+        <w:pStyle w:val="Normal"/>
+        <w:widowControl/>
+        <w:bidi w:val="0"/>
+        <w:spacing w:lineRule="auto" w:line="259" w:before="0" w:after="160"/>
+        <w:jc w:val="left"/>
+        <w:rPr/>
+      </w:pPr>
+      <w:r>
+        <w:rPr/>
+        <w:t>RAM is volatile memory in switches that stores the running configuration, routing tables, ARP cache, and active processes during operation. It clears on reboot or power loss.</w:t>
+      </w:r>
+    </w:p>
+    <w:p>
+      <w:pPr>
+        <w:pStyle w:val="Normal"/>
+        <w:widowControl/>
+        <w:bidi w:val="0"/>
+        <w:spacing w:lineRule="auto" w:line="259" w:before="0" w:after="160"/>
+        <w:jc w:val="left"/>
+        <w:rPr/>
+      </w:pPr>
+      <w:r>
+        <w:rPr/>
+        <w:t>ROM contains permanent boot code including POST diagnostics, bootstrap program, and ROMMON for recovery if IOS fails to load.</w:t>
+      </w:r>
+    </w:p>
+    <w:p>
+      <w:pPr>
+        <w:pStyle w:val="Normal"/>
+        <w:widowControl/>
+        <w:bidi w:val="0"/>
+        <w:spacing w:lineRule="auto" w:line="259" w:before="0" w:after="160"/>
+        <w:jc w:val="left"/>
+        <w:rPr/>
+      </w:pPr>
+      <w:r>
+        <w:rPr/>
+        <w:t>NVRAM holds the startup-config file persistently across reboots, ensuring consistent switch behavior on power-up.</w:t>
+      </w:r>
+    </w:p>
+    <w:p>
+      <w:pPr>
+        <w:pStyle w:val="Normal"/>
+        <w:widowControl/>
+        <w:bidi w:val="0"/>
+        <w:spacing w:lineRule="auto" w:line="259" w:before="0" w:after="160"/>
+        <w:jc w:val="left"/>
+        <w:rPr/>
+      </w:pPr>
+      <w:r>
+        <w:rPr/>
+        <w:t>Flash memory stores the Cisco IOS image and optional files non-volatily, allowing upgrades while retaining data without power</w:t>
+      </w:r>
+    </w:p>
+    <w:p>
+      <w:pPr>
+        <w:pStyle w:val="Normal"/>
+        <w:widowControl/>
+        <w:bidi w:val="0"/>
+        <w:spacing w:lineRule="auto" w:line="259" w:before="0" w:after="160"/>
+        <w:jc w:val="left"/>
+        <w:rPr>
+          <w:b/>
+          <w:b/>
+          <w:bCs/>
+        </w:rPr>
+      </w:pPr>
+      <w:r>
+        <w:rPr>
+          <w:b/>
+          <w:bCs/>
+        </w:rPr>
+        <w:t>4. What are types of routing protocol</w:t>
+      </w:r>
+    </w:p>
+    <w:p>
+      <w:pPr>
+        <w:pStyle w:val="Normal"/>
+        <w:widowControl/>
+        <w:bidi w:val="0"/>
+        <w:spacing w:lineRule="auto" w:line="259" w:before="0" w:after="160"/>
+        <w:jc w:val="left"/>
+        <w:rPr>
+          <w:b w:val="false"/>
+          <w:b w:val="false"/>
+          <w:bCs w:val="false"/>
+        </w:rPr>
+      </w:pPr>
+      <w:r>
+        <w:rPr>
+          <w:b w:val="false"/>
+          <w:bCs w:val="false"/>
+        </w:rPr>
+        <w:t>Routing protocols enable dynamic route exchange between network devices. They classify by scope (interior/exterior), operation (distance-vector/link-state/hybrid), and classful/classless behavior.</w:t>
+      </w:r>
+    </w:p>
+    <w:p>
+      <w:pPr>
+        <w:pStyle w:val="Normal"/>
+        <w:widowControl/>
+        <w:bidi w:val="0"/>
+        <w:spacing w:lineRule="auto" w:line="259" w:before="0" w:after="160"/>
+        <w:jc w:val="left"/>
+        <w:rPr/>
+      </w:pPr>
+      <w:r>
+        <w:rPr/>
+        <w:t>Static Routing</w:t>
+      </w:r>
+    </w:p>
+    <w:p>
+      <w:pPr>
+        <w:pStyle w:val="Normal"/>
+        <w:widowControl/>
+        <w:bidi w:val="0"/>
+        <w:spacing w:lineRule="auto" w:line="259" w:before="0" w:after="160"/>
+        <w:jc w:val="left"/>
+        <w:rPr/>
+      </w:pPr>
+      <w:r>
+        <w:rPr/>
+        <w:t>Administrators enter fixed routes via CLI commands like ip route on Cisco devices; these persist until manually changed.It suits small, stable networks with low overhead, no protocol traffic, and high security since no route advertisements occur.</w:t>
+      </w:r>
+    </w:p>
+    <w:p>
+      <w:pPr>
+        <w:pStyle w:val="Normal"/>
+        <w:widowControl/>
+        <w:bidi w:val="0"/>
+        <w:spacing w:lineRule="auto" w:line="259" w:before="0" w:after="160"/>
+        <w:jc w:val="left"/>
+        <w:rPr/>
+      </w:pPr>
+      <w:r>
+        <w:rPr/>
+        <w:t>Dynamic Routing</w:t>
+      </w:r>
+    </w:p>
+    <w:p>
+      <w:pPr>
+        <w:pStyle w:val="Normal"/>
+        <w:widowControl/>
+        <w:bidi w:val="0"/>
+        <w:spacing w:lineRule="auto" w:line="259" w:before="0" w:after="160"/>
+        <w:jc w:val="left"/>
+        <w:rPr/>
+      </w:pPr>
+      <w:r>
+        <w:rPr/>
+        <w:t>Routers exchange topology info via protocols (RIP, OSPF, EIGRP, BGP from prior context) to build adaptive tables.It handles topology changes automatically with fast failover but consumes CPU/bandwidth and requires configuration.</w:t>
+      </w:r>
+    </w:p>
+    <w:p>
+      <w:pPr>
+        <w:pStyle w:val="Normal"/>
+        <w:widowControl/>
+        <w:bidi w:val="0"/>
+        <w:spacing w:lineRule="auto" w:line="259" w:before="0" w:after="160"/>
+        <w:jc w:val="left"/>
+        <w:rPr>
+          <w:b/>
+          <w:b/>
+          <w:bCs/>
+        </w:rPr>
+      </w:pPr>
+      <w:r>
+        <w:rPr>
+          <w:b/>
+          <w:bCs/>
+        </w:rPr>
+        <w:t>5. Explain more about RIP, BGP, OSPF, EIGRP</w:t>
+      </w:r>
+    </w:p>
+    <w:p>
+      <w:pPr>
+        <w:pStyle w:val="Normal"/>
+        <w:widowControl/>
+        <w:bidi w:val="0"/>
+        <w:spacing w:lineRule="auto" w:line="259" w:before="0" w:after="160"/>
+        <w:jc w:val="left"/>
+        <w:rPr/>
+      </w:pPr>
+      <w:r>
+        <w:rPr/>
+        <w:t>RIP (Routing Information Protocol)</w:t>
+        <w:br/>
+        <w:t>RIP is a distance-vector protocol using hop count (max 15 hops) as its metric, broadcasting full routing tables every 30 seconds.It suits small networks but suffers slow convergence and potential loops; RIPv2 adds subnet support and multicast updates.</w:t>
+      </w:r>
+    </w:p>
+    <w:p>
+      <w:pPr>
+        <w:pStyle w:val="Normal"/>
+        <w:widowControl/>
+        <w:bidi w:val="0"/>
+        <w:spacing w:lineRule="auto" w:line="259" w:before="0" w:after="160"/>
+        <w:jc w:val="left"/>
+        <w:rPr/>
+      </w:pPr>
+      <w:r>
+        <w:rPr/>
+        <w:t>OSPF (Open Shortest Path First)</w:t>
+        <w:br/>
+        <w:t>OSPF is a link-state IGP that floods Link State Advertisements (LSAs) to build a topology database, then runs Dijkstra's SPF algorithm for shortest paths based on bandwidth cost.It supports areas for scalability, fast convergence, and equal-cost multipath; uses multicast (224.0.0.5/6) for neighbor discovery.</w:t>
+      </w:r>
+    </w:p>
+    <w:p>
+      <w:pPr>
+        <w:pStyle w:val="Normal"/>
+        <w:widowControl/>
+        <w:bidi w:val="0"/>
+        <w:spacing w:lineRule="auto" w:line="259" w:before="0" w:after="160"/>
+        <w:jc w:val="left"/>
+        <w:rPr/>
+      </w:pPr>
+      <w:r>
+        <w:rPr/>
+        <w:t>EIGRP (Enhanced Interior Gateway Routing Protocol)</w:t>
+        <w:br/>
+        <w:t>EIGRP, Cisco's hybrid protocol, combines distance-vector metrics (bandwidth, delay, load, reliability, MTU) with link-state partial updates via DUAL algorithm for loop-free paths and rapid convergence.It uses Hello packets for neighbor adjacency and supports IPv4/IPv6 with feasible successor backups.</w:t>
+      </w:r>
+    </w:p>
+    <w:p>
+      <w:pPr>
+        <w:pStyle w:val="Normal"/>
+        <w:widowControl/>
+        <w:bidi w:val="0"/>
+        <w:spacing w:lineRule="auto" w:line="259" w:before="0" w:after="160"/>
+        <w:jc w:val="left"/>
+        <w:rPr/>
+      </w:pPr>
+      <w:r>
+        <w:rPr/>
+        <w:t>BGP (Border Gateway Protocol)</w:t>
+        <w:br/>
+        <w:t>BGP is the path-vector EGP for inter-domain routing, selecting best paths via policy attributes (AS_PATH, LOCAL_PREF, MED) rather than metrics.eBGP peers between ASes; iBGP within; it scales the Internet backbone with incremental updates and route reflection.</w:t>
+      </w:r>
+    </w:p>
+    <w:p>
+      <w:pPr>
+        <w:pStyle w:val="Normal"/>
+        <w:widowControl/>
+        <w:bidi w:val="0"/>
+        <w:spacing w:lineRule="auto" w:line="259" w:before="0" w:after="160"/>
+        <w:jc w:val="left"/>
+        <w:rPr/>
+      </w:pPr>
+      <w:r>
+        <w:rPr>
+          <w:b/>
+          <w:bCs/>
+        </w:rPr>
+        <w:t xml:space="preserve">6. </w:t>
+      </w:r>
+      <w:r>
+        <w:rPr>
+          <w:b/>
+          <w:bCs/>
+        </w:rPr>
+        <w:t>What is ACL in Cisco Router</w:t>
+      </w:r>
+      <w:r>
+        <w:rPr/>
+        <w:br/>
+      </w:r>
+      <w:r>
+        <w:rPr/>
+        <w:t>ACLs (Access Control Lists) on Cisco routers filter traffic by permitting or denying packets based on source/destination IP, ports, and protocols. They process rules sequentially with an implicit "deny all" at the end, applied inbound (in) or outbound (out) on interfaces.</w:t>
+      </w:r>
+    </w:p>
+    <w:p>
+      <w:pPr>
+        <w:pStyle w:val="Normal"/>
+        <w:widowControl/>
+        <w:bidi w:val="0"/>
+        <w:spacing w:lineRule="auto" w:line="259" w:before="0" w:after="160"/>
+        <w:jc w:val="left"/>
+        <w:rPr/>
+      </w:pPr>
+      <w:r>
+        <w:rPr/>
+        <w:t>Standard ACLs</w:t>
+        <w:br/>
+        <w:t>Filter solely by source IP address (numbers 1-99, 1300-1999); placed near destination to avoid unnecessary filtering.</w:t>
+      </w:r>
+    </w:p>
+    <w:p>
+      <w:pPr>
+        <w:pStyle w:val="Normal"/>
+        <w:widowControl/>
+        <w:bidi w:val="0"/>
+        <w:spacing w:lineRule="auto" w:line="259" w:before="0" w:after="160"/>
+        <w:jc w:val="left"/>
+        <w:rPr/>
+      </w:pPr>
+      <w:r>
+        <w:rPr/>
+        <w:t>access-list 10 deny 192.168.1.0 0.0.0.255</w:t>
+        <w:br/>
+        <w:t>access-list 10 permit any</w:t>
+        <w:br/>
+        <w:t>interface fa0/0</w:t>
+        <w:br/>
+        <w:t>ip access-group 10 in</w:t>
+      </w:r>
+    </w:p>
+    <w:p>
+      <w:pPr>
+        <w:pStyle w:val="Normal"/>
+        <w:widowControl/>
+        <w:bidi w:val="0"/>
+        <w:spacing w:lineRule="auto" w:line="259" w:before="0" w:after="160"/>
+        <w:jc w:val="left"/>
+        <w:rPr/>
+      </w:pPr>
+      <w:r>
+        <w:rPr/>
+        <w:t>Blocks 192.168.1.0/24 subnet inbound while allowing others.</w:t>
+      </w:r>
+    </w:p>
+    <w:p>
+      <w:pPr>
+        <w:pStyle w:val="Normal"/>
+        <w:widowControl/>
+        <w:bidi w:val="0"/>
+        <w:spacing w:lineRule="auto" w:line="259" w:before="0" w:after="160"/>
+        <w:jc w:val="left"/>
+        <w:rPr/>
+      </w:pPr>
+      <w:r>
+        <w:rPr/>
+        <w:t>Extended ACLs</w:t>
+        <w:br/>
+        <w:t>Filter by source/destination IP, protocol, and ports (numbers 100-199, 2000-2699); placed near source for efficiency.</w:t>
+      </w:r>
+    </w:p>
+    <w:p>
+      <w:pPr>
+        <w:pStyle w:val="Normal"/>
+        <w:widowControl/>
+        <w:bidi w:val="0"/>
+        <w:spacing w:lineRule="auto" w:line="259" w:before="0" w:after="160"/>
+        <w:jc w:val="left"/>
+        <w:rPr/>
+      </w:pPr>
+      <w:r>
+        <w:rPr/>
+      </w:r>
+    </w:p>
+    <w:p>
+      <w:pPr>
+        <w:pStyle w:val="Normal"/>
+        <w:widowControl/>
+        <w:bidi w:val="0"/>
+        <w:spacing w:lineRule="auto" w:line="259" w:before="0" w:after="160"/>
+        <w:jc w:val="left"/>
+        <w:rPr/>
+      </w:pPr>
+      <w:r>
+        <w:rPr/>
+        <w:t>access-list 101 deny tcp 192.168.1.0 0.0.0.255 host 10.0.0.2 eq 21</w:t>
+        <w:br/>
+        <w:t>access-list 101 permit ip any any</w:t>
+        <w:br/>
+        <w:t>interface fa0/1</w:t>
+        <w:br/>
+        <w:t>ip access-group 101 out</w:t>
+      </w:r>
+    </w:p>
+    <w:p>
+      <w:pPr>
+        <w:pStyle w:val="Normal"/>
+        <w:widowControl/>
+        <w:bidi w:val="0"/>
+        <w:spacing w:lineRule="auto" w:line="259" w:before="0" w:after="160"/>
+        <w:jc w:val="left"/>
+        <w:rPr/>
+      </w:pPr>
+      <w:r>
+        <w:rPr/>
+        <w:t>Denies FTP (port 21) from 192.168.1.0/24 to 10.0.0.2; permits rest.</w:t>
+      </w:r>
+    </w:p>
+    <w:p>
+      <w:pPr>
+        <w:pStyle w:val="Normal"/>
+        <w:widowControl/>
+        <w:bidi w:val="0"/>
+        <w:spacing w:lineRule="auto" w:line="259" w:before="0" w:after="160"/>
+        <w:jc w:val="left"/>
+        <w:rPr/>
+      </w:pPr>
+      <w:r>
+        <w:rPr/>
+        <w:t>Named ACLs</w:t>
+        <w:br/>
+        <w:t>Alphanumeric names for readability; same functionality as numbered.</w:t>
+      </w:r>
+    </w:p>
+    <w:p>
+      <w:pPr>
+        <w:pStyle w:val="Normal"/>
+        <w:widowControl/>
+        <w:bidi w:val="0"/>
+        <w:spacing w:lineRule="auto" w:line="259" w:before="0" w:after="160"/>
+        <w:jc w:val="left"/>
+        <w:rPr/>
+      </w:pPr>
+      <w:r>
+        <w:rPr/>
+        <w:t>ip access-list extended BLOCK-FTP</w:t>
+        <w:br/>
+        <w:t>deny tcp 192.168.1.0 0.0.0.255 any eq ftp</w:t>
+        <w:br/>
+        <w:t>permit ip any any</w:t>
+        <w:br/>
+        <w:t>interface gi0/0</w:t>
+        <w:br/>
+        <w:t>ip access-group BLOCK-FTP in</w:t>
+      </w:r>
+    </w:p>
+    <w:p>
+      <w:pPr>
+        <w:pStyle w:val="Normal"/>
+        <w:widowControl/>
+        <w:bidi w:val="0"/>
+        <w:spacing w:lineRule="auto" w:line="259" w:before="0" w:after="160"/>
+        <w:jc w:val="left"/>
+        <w:rPr/>
+      </w:pPr>
+      <w:r>
+        <w:rPr/>
+        <w:t>Easier to edit specific lines (e.g., 10 deny...).</w:t>
+      </w:r>
+    </w:p>
+    <w:p>
+      <w:pPr>
+        <w:pStyle w:val="Normal"/>
+        <w:widowControl/>
+        <w:bidi w:val="0"/>
+        <w:spacing w:lineRule="auto" w:line="259" w:before="0" w:after="160"/>
+        <w:jc w:val="left"/>
+        <w:rPr>
+          <w:b/>
+          <w:b/>
+          <w:bCs/>
+        </w:rPr>
+      </w:pPr>
+      <w:r>
+        <w:rPr>
+          <w:b/>
+          <w:bCs/>
+        </w:rPr>
+        <w:t>7. Difference between Layer 2 and 3 Switch.</w:t>
+      </w:r>
+    </w:p>
+    <w:tbl>
+      <w:tblPr>
+        <w:tblW w:w="10631" w:type="dxa"/>
+        <w:jc w:val="left"/>
+        <w:tblInd w:w="0" w:type="dxa"/>
+        <w:tblLayout w:type="fixed"/>
+        <w:tblCellMar>
+          <w:top w:w="120" w:type="dxa"/>
+          <w:left w:w="120" w:type="dxa"/>
+          <w:bottom w:w="120" w:type="dxa"/>
+          <w:right w:w="120" w:type="dxa"/>
+        </w:tblCellMar>
+      </w:tblPr>
+      <w:tblGrid>
+        <w:gridCol w:w="1617"/>
+        <w:gridCol w:w="4003"/>
+        <w:gridCol w:w="5011"/>
+      </w:tblGrid>
+      <w:tr>
+        <w:trPr>
+          <w:tblHeader w:val="true"/>
+        </w:trPr>
+        <w:tc>
+          <w:tcPr>
+            <w:tcW w:w="1617" w:type="dxa"/>
+            <w:tcBorders>
+              <w:top w:val="single" w:sz="2" w:space="0" w:color="DDDDDD"/>
+              <w:left w:val="single" w:sz="2" w:space="0" w:color="DDDDDD"/>
+              <w:bottom w:val="single" w:sz="2" w:space="0" w:color="DDDDDD"/>
+              <w:right w:val="single" w:sz="2" w:space="0" w:color="DDDDDD"/>
+            </w:tcBorders>
+            <w:shd w:fill="F2F2F2" w:val="clear"/>
+            <w:vAlign w:val="center"/>
+          </w:tcPr>
+          <w:p>
+            <w:pPr>
+              <w:pStyle w:val="TableHeading"/>
+              <w:spacing w:before="0" w:after="160"/>
+              <w:jc w:val="left"/>
+              <w:rPr/>
+            </w:pPr>
+            <w:r>
+              <w:rPr/>
+              <w:t>Feature</w:t>
+            </w:r>
+          </w:p>
+        </w:tc>
+        <w:tc>
+          <w:tcPr>
+            <w:tcW w:w="4003" w:type="dxa"/>
+            <w:tcBorders>
+              <w:top w:val="single" w:sz="2" w:space="0" w:color="DDDDDD"/>
+              <w:left w:val="single" w:sz="2" w:space="0" w:color="DDDDDD"/>
+              <w:bottom w:val="single" w:sz="2" w:space="0" w:color="DDDDDD"/>
+              <w:right w:val="single" w:sz="2" w:space="0" w:color="DDDDDD"/>
+            </w:tcBorders>
+            <w:shd w:fill="F2F2F2" w:val="clear"/>
+            <w:vAlign w:val="center"/>
+          </w:tcPr>
+          <w:p>
+            <w:pPr>
+              <w:pStyle w:val="TableHeading"/>
+              <w:spacing w:before="0" w:after="160"/>
+              <w:jc w:val="left"/>
+              <w:rPr/>
+            </w:pPr>
+            <w:r>
+              <w:rPr/>
+              <w:t>Layer 2 Switch</w:t>
+            </w:r>
+          </w:p>
+        </w:tc>
+        <w:tc>
+          <w:tcPr>
+            <w:tcW w:w="5011" w:type="dxa"/>
+            <w:tcBorders>
+              <w:top w:val="single" w:sz="2" w:space="0" w:color="DDDDDD"/>
+              <w:left w:val="single" w:sz="2" w:space="0" w:color="DDDDDD"/>
+              <w:bottom w:val="single" w:sz="2" w:space="0" w:color="DDDDDD"/>
+              <w:right w:val="single" w:sz="2" w:space="0" w:color="DDDDDD"/>
+            </w:tcBorders>
+            <w:shd w:fill="F2F2F2" w:val="clear"/>
+            <w:vAlign w:val="center"/>
+          </w:tcPr>
+          <w:p>
+            <w:pPr>
+              <w:pStyle w:val="TableHeading"/>
+              <w:spacing w:before="0" w:after="160"/>
+              <w:jc w:val="left"/>
+              <w:rPr/>
+            </w:pPr>
+            <w:r>
+              <w:rPr/>
+              <w:t>Layer 3 Switch</w:t>
+            </w:r>
+          </w:p>
+        </w:tc>
+      </w:tr>
+      <w:tr>
+        <w:trPr/>
+        <w:tc>
+          <w:tcPr>
+            <w:tcW w:w="1617" w:type="dxa"/>
+            <w:tcBorders>
+              <w:top w:val="single" w:sz="2" w:space="0" w:color="DDDDDD"/>
+              <w:left w:val="single" w:sz="2" w:space="0" w:color="DDDDDD"/>
+              <w:bottom w:val="single" w:sz="2" w:space="0" w:color="DDDDDD"/>
+              <w:right w:val="single" w:sz="2" w:space="0" w:color="DDDDDD"/>
+            </w:tcBorders>
+            <w:vAlign w:val="center"/>
+          </w:tcPr>
+          <w:p>
+            <w:pPr>
+              <w:pStyle w:val="TableContents"/>
+              <w:spacing w:before="0" w:after="160"/>
+              <w:jc w:val="left"/>
+              <w:rPr/>
+            </w:pPr>
+            <w:r>
+              <w:rPr/>
+              <w:t>OSI Layer</w:t>
+            </w:r>
+          </w:p>
+        </w:tc>
+        <w:tc>
+          <w:tcPr>
+            <w:tcW w:w="4003" w:type="dxa"/>
+            <w:tcBorders>
+              <w:top w:val="single" w:sz="2" w:space="0" w:color="DDDDDD"/>
+              <w:left w:val="single" w:sz="2" w:space="0" w:color="DDDDDD"/>
+              <w:bottom w:val="single" w:sz="2" w:space="0" w:color="DDDDDD"/>
+              <w:right w:val="single" w:sz="2" w:space="0" w:color="DDDDDD"/>
+            </w:tcBorders>
+            <w:vAlign w:val="center"/>
+          </w:tcPr>
+          <w:p>
+            <w:pPr>
+              <w:pStyle w:val="TableContents"/>
+              <w:spacing w:before="0" w:after="160"/>
+              <w:jc w:val="left"/>
+              <w:rPr/>
+            </w:pPr>
+            <w:r>
+              <w:rPr/>
+              <w:t xml:space="preserve">Layer 2 (MAC) </w:t>
+            </w:r>
+            <w:hyperlink r:id="rId3" w:tgtFrame="_blank">
+              <w:r>
+                <w:rPr>
+                  <w:rStyle w:val="InternetLink"/>
+                </w:rPr>
+                <w:t>geeksforgeeks</w:t>
+              </w:r>
+            </w:hyperlink>
+          </w:p>
+        </w:tc>
+        <w:tc>
+          <w:tcPr>
+            <w:tcW w:w="5011" w:type="dxa"/>
+            <w:tcBorders>
+              <w:top w:val="single" w:sz="2" w:space="0" w:color="DDDDDD"/>
+              <w:left w:val="single" w:sz="2" w:space="0" w:color="DDDDDD"/>
+              <w:bottom w:val="single" w:sz="2" w:space="0" w:color="DDDDDD"/>
+              <w:right w:val="single" w:sz="2" w:space="0" w:color="DDDDDD"/>
+            </w:tcBorders>
+            <w:vAlign w:val="center"/>
+          </w:tcPr>
+          <w:p>
+            <w:pPr>
+              <w:pStyle w:val="TableContents"/>
+              <w:spacing w:before="0" w:after="160"/>
+              <w:jc w:val="left"/>
+              <w:rPr/>
+            </w:pPr>
+            <w:r>
+              <w:rPr/>
+              <w:t xml:space="preserve">Layers 2+3 (MAC+IP) </w:t>
+            </w:r>
+            <w:hyperlink r:id="rId4" w:tgtFrame="_blank">
+              <w:r>
+                <w:rPr>
+                  <w:rStyle w:val="InternetLink"/>
+                </w:rPr>
+                <w:t>etherwan</w:t>
+              </w:r>
+            </w:hyperlink>
+          </w:p>
+        </w:tc>
+      </w:tr>
+      <w:tr>
+        <w:trPr/>
+        <w:tc>
+          <w:tcPr>
+            <w:tcW w:w="1617" w:type="dxa"/>
+            <w:tcBorders>
+              <w:top w:val="single" w:sz="2" w:space="0" w:color="DDDDDD"/>
+              <w:left w:val="single" w:sz="2" w:space="0" w:color="DDDDDD"/>
+              <w:bottom w:val="single" w:sz="2" w:space="0" w:color="DDDDDD"/>
+              <w:right w:val="single" w:sz="2" w:space="0" w:color="DDDDDD"/>
+            </w:tcBorders>
+            <w:vAlign w:val="center"/>
+          </w:tcPr>
+          <w:p>
+            <w:pPr>
+              <w:pStyle w:val="TableContents"/>
+              <w:spacing w:before="0" w:after="160"/>
+              <w:jc w:val="left"/>
+              <w:rPr/>
+            </w:pPr>
+            <w:r>
+              <w:rPr/>
+              <w:t>Routing</w:t>
+            </w:r>
+          </w:p>
+        </w:tc>
+        <w:tc>
+          <w:tcPr>
+            <w:tcW w:w="4003" w:type="dxa"/>
+            <w:tcBorders>
+              <w:top w:val="single" w:sz="2" w:space="0" w:color="DDDDDD"/>
+              <w:left w:val="single" w:sz="2" w:space="0" w:color="DDDDDD"/>
+              <w:bottom w:val="single" w:sz="2" w:space="0" w:color="DDDDDD"/>
+              <w:right w:val="single" w:sz="2" w:space="0" w:color="DDDDDD"/>
+            </w:tcBorders>
+            <w:vAlign w:val="center"/>
+          </w:tcPr>
+          <w:p>
+            <w:pPr>
+              <w:pStyle w:val="TableContents"/>
+              <w:spacing w:before="0" w:after="160"/>
+              <w:jc w:val="left"/>
+              <w:rPr/>
+            </w:pPr>
+            <w:r>
+              <w:rPr/>
+              <w:t xml:space="preserve">None </w:t>
+            </w:r>
+            <w:hyperlink r:id="rId5" w:tgtFrame="_blank">
+              <w:r>
+                <w:rPr>
+                  <w:rStyle w:val="InternetLink"/>
+                </w:rPr>
+                <w:t>manageengine</w:t>
+              </w:r>
+            </w:hyperlink>
+          </w:p>
+        </w:tc>
+        <w:tc>
+          <w:tcPr>
+            <w:tcW w:w="5011" w:type="dxa"/>
+            <w:tcBorders>
+              <w:top w:val="single" w:sz="2" w:space="0" w:color="DDDDDD"/>
+              <w:left w:val="single" w:sz="2" w:space="0" w:color="DDDDDD"/>
+              <w:bottom w:val="single" w:sz="2" w:space="0" w:color="DDDDDD"/>
+              <w:right w:val="single" w:sz="2" w:space="0" w:color="DDDDDD"/>
+            </w:tcBorders>
+            <w:vAlign w:val="center"/>
+          </w:tcPr>
+          <w:p>
+            <w:pPr>
+              <w:pStyle w:val="TableContents"/>
+              <w:spacing w:before="0" w:after="160"/>
+              <w:jc w:val="left"/>
+              <w:rPr/>
+            </w:pPr>
+            <w:r>
+              <w:rPr/>
+              <w:t xml:space="preserve">Static/dynamic (OSPF, EIGRP) </w:t>
+            </w:r>
+            <w:hyperlink r:id="rId6" w:tgtFrame="_blank">
+              <w:r>
+                <w:rPr>
+                  <w:rStyle w:val="InternetLink"/>
+                </w:rPr>
+                <w:t>cbtnuggets</w:t>
+              </w:r>
+            </w:hyperlink>
+          </w:p>
+        </w:tc>
+      </w:tr>
+      <w:tr>
+        <w:trPr/>
+        <w:tc>
+          <w:tcPr>
+            <w:tcW w:w="1617" w:type="dxa"/>
+            <w:tcBorders>
+              <w:top w:val="single" w:sz="2" w:space="0" w:color="DDDDDD"/>
+              <w:left w:val="single" w:sz="2" w:space="0" w:color="DDDDDD"/>
+              <w:bottom w:val="single" w:sz="2" w:space="0" w:color="DDDDDD"/>
+              <w:right w:val="single" w:sz="2" w:space="0" w:color="DDDDDD"/>
+            </w:tcBorders>
+            <w:vAlign w:val="center"/>
+          </w:tcPr>
+          <w:p>
+            <w:pPr>
+              <w:pStyle w:val="TableContents"/>
+              <w:spacing w:before="0" w:after="160"/>
+              <w:jc w:val="left"/>
+              <w:rPr/>
+            </w:pPr>
+            <w:r>
+              <w:rPr/>
+              <w:t>VLAN Support</w:t>
+            </w:r>
+          </w:p>
+        </w:tc>
+        <w:tc>
+          <w:tcPr>
+            <w:tcW w:w="4003" w:type="dxa"/>
+            <w:tcBorders>
+              <w:top w:val="single" w:sz="2" w:space="0" w:color="DDDDDD"/>
+              <w:left w:val="single" w:sz="2" w:space="0" w:color="DDDDDD"/>
+              <w:bottom w:val="single" w:sz="2" w:space="0" w:color="DDDDDD"/>
+              <w:right w:val="single" w:sz="2" w:space="0" w:color="DDDDDD"/>
+            </w:tcBorders>
+            <w:vAlign w:val="center"/>
+          </w:tcPr>
+          <w:p>
+            <w:pPr>
+              <w:pStyle w:val="TableContents"/>
+              <w:spacing w:before="0" w:after="160"/>
+              <w:jc w:val="left"/>
+              <w:rPr/>
+            </w:pPr>
+            <w:r>
+              <w:rPr/>
+              <w:t xml:space="preserve">Basic VLAN tagging </w:t>
+            </w:r>
+            <w:hyperlink r:id="rId7" w:tgtFrame="_blank">
+              <w:r>
+                <w:rPr>
+                  <w:rStyle w:val="InternetLink"/>
+                </w:rPr>
+                <w:t>geeksforgeeks</w:t>
+              </w:r>
+            </w:hyperlink>
+          </w:p>
+        </w:tc>
+        <w:tc>
+          <w:tcPr>
+            <w:tcW w:w="5011" w:type="dxa"/>
+            <w:tcBorders>
+              <w:top w:val="single" w:sz="2" w:space="0" w:color="DDDDDD"/>
+              <w:left w:val="single" w:sz="2" w:space="0" w:color="DDDDDD"/>
+              <w:bottom w:val="single" w:sz="2" w:space="0" w:color="DDDDDD"/>
+              <w:right w:val="single" w:sz="2" w:space="0" w:color="DDDDDD"/>
+            </w:tcBorders>
+            <w:vAlign w:val="center"/>
+          </w:tcPr>
+          <w:p>
+            <w:pPr>
+              <w:pStyle w:val="TableContents"/>
+              <w:spacing w:before="0" w:after="160"/>
+              <w:jc w:val="left"/>
+              <w:rPr/>
+            </w:pPr>
+            <w:r>
+              <w:rPr/>
+              <w:t xml:space="preserve">Inter-VLAN routing </w:t>
+            </w:r>
+            <w:hyperlink r:id="rId8" w:tgtFrame="_blank">
+              <w:r>
+                <w:rPr>
+                  <w:rStyle w:val="InternetLink"/>
+                </w:rPr>
+                <w:t>manageengine</w:t>
+              </w:r>
+            </w:hyperlink>
+          </w:p>
+        </w:tc>
+      </w:tr>
+      <w:tr>
+        <w:trPr/>
+        <w:tc>
+          <w:tcPr>
+            <w:tcW w:w="1617" w:type="dxa"/>
+            <w:tcBorders>
+              <w:top w:val="single" w:sz="2" w:space="0" w:color="DDDDDD"/>
+              <w:left w:val="single" w:sz="2" w:space="0" w:color="DDDDDD"/>
+              <w:bottom w:val="single" w:sz="2" w:space="0" w:color="DDDDDD"/>
+              <w:right w:val="single" w:sz="2" w:space="0" w:color="DDDDDD"/>
+            </w:tcBorders>
+            <w:vAlign w:val="center"/>
+          </w:tcPr>
+          <w:p>
+            <w:pPr>
+              <w:pStyle w:val="TableContents"/>
+              <w:spacing w:before="0" w:after="160"/>
+              <w:jc w:val="left"/>
+              <w:rPr/>
+            </w:pPr>
+            <w:r>
+              <w:rPr/>
+              <w:t>Use Case</w:t>
+            </w:r>
+          </w:p>
+        </w:tc>
+        <w:tc>
+          <w:tcPr>
+            <w:tcW w:w="4003" w:type="dxa"/>
+            <w:tcBorders>
+              <w:top w:val="single" w:sz="2" w:space="0" w:color="DDDDDD"/>
+              <w:left w:val="single" w:sz="2" w:space="0" w:color="DDDDDD"/>
+              <w:bottom w:val="single" w:sz="2" w:space="0" w:color="DDDDDD"/>
+              <w:right w:val="single" w:sz="2" w:space="0" w:color="DDDDDD"/>
+            </w:tcBorders>
+            <w:vAlign w:val="center"/>
+          </w:tcPr>
+          <w:p>
+            <w:pPr>
+              <w:pStyle w:val="TableContents"/>
+              <w:spacing w:before="0" w:after="160"/>
+              <w:jc w:val="left"/>
+              <w:rPr/>
+            </w:pPr>
+            <w:r>
+              <w:rPr/>
+              <w:t xml:space="preserve">Access layer, same subnet </w:t>
+            </w:r>
+            <w:hyperlink r:id="rId9" w:tgtFrame="_blank">
+              <w:r>
+                <w:rPr>
+                  <w:rStyle w:val="InternetLink"/>
+                </w:rPr>
+                <w:t>etherwan</w:t>
+              </w:r>
+            </w:hyperlink>
+          </w:p>
+        </w:tc>
+        <w:tc>
+          <w:tcPr>
+            <w:tcW w:w="5011" w:type="dxa"/>
+            <w:tcBorders>
+              <w:top w:val="single" w:sz="2" w:space="0" w:color="DDDDDD"/>
+              <w:left w:val="single" w:sz="2" w:space="0" w:color="DDDDDD"/>
+              <w:bottom w:val="single" w:sz="2" w:space="0" w:color="DDDDDD"/>
+              <w:right w:val="single" w:sz="2" w:space="0" w:color="DDDDDD"/>
+            </w:tcBorders>
+            <w:vAlign w:val="center"/>
+          </w:tcPr>
+          <w:p>
+            <w:pPr>
+              <w:pStyle w:val="TableContents"/>
+              <w:spacing w:before="0" w:after="160"/>
+              <w:jc w:val="left"/>
+              <w:rPr/>
+            </w:pPr>
+            <w:r>
+              <w:rPr/>
+              <w:t xml:space="preserve">Distribution/core, multi-subnet </w:t>
+            </w:r>
+            <w:hyperlink r:id="rId10" w:tgtFrame="_blank">
+              <w:r>
+                <w:rPr>
+                  <w:rStyle w:val="InternetLink"/>
+                </w:rPr>
+                <w:t>cbtnuggets</w:t>
+              </w:r>
+            </w:hyperlink>
+          </w:p>
+        </w:tc>
+      </w:tr>
+      <w:tr>
+        <w:trPr/>
+        <w:tc>
+          <w:tcPr>
+            <w:tcW w:w="1617" w:type="dxa"/>
+            <w:tcBorders>
+              <w:top w:val="single" w:sz="2" w:space="0" w:color="DDDDDD"/>
+              <w:left w:val="single" w:sz="2" w:space="0" w:color="DDDDDD"/>
+              <w:bottom w:val="single" w:sz="2" w:space="0" w:color="DDDDDD"/>
+              <w:right w:val="single" w:sz="2" w:space="0" w:color="DDDDDD"/>
+            </w:tcBorders>
+            <w:vAlign w:val="center"/>
+          </w:tcPr>
+          <w:p>
+            <w:pPr>
+              <w:pStyle w:val="TableContents"/>
+              <w:spacing w:before="0" w:after="160"/>
+              <w:jc w:val="left"/>
+              <w:rPr/>
+            </w:pPr>
+            <w:r>
+              <w:rPr/>
+              <w:t>Speed</w:t>
+            </w:r>
+          </w:p>
+        </w:tc>
+        <w:tc>
+          <w:tcPr>
+            <w:tcW w:w="4003" w:type="dxa"/>
+            <w:tcBorders>
+              <w:top w:val="single" w:sz="2" w:space="0" w:color="DDDDDD"/>
+              <w:left w:val="single" w:sz="2" w:space="0" w:color="DDDDDD"/>
+              <w:bottom w:val="single" w:sz="2" w:space="0" w:color="DDDDDD"/>
+              <w:right w:val="single" w:sz="2" w:space="0" w:color="DDDDDD"/>
+            </w:tcBorders>
+            <w:vAlign w:val="center"/>
+          </w:tcPr>
+          <w:p>
+            <w:pPr>
+              <w:pStyle w:val="TableContents"/>
+              <w:spacing w:before="0" w:after="160"/>
+              <w:jc w:val="left"/>
+              <w:rPr/>
+            </w:pPr>
+            <w:r>
+              <w:rPr/>
+              <w:t xml:space="preserve">Wire-speed L2 </w:t>
+            </w:r>
+            <w:hyperlink r:id="rId11" w:tgtFrame="_blank">
+              <w:r>
+                <w:rPr>
+                  <w:rStyle w:val="InternetLink"/>
+                </w:rPr>
+                <w:t>geeksforgeeks</w:t>
+              </w:r>
+            </w:hyperlink>
+          </w:p>
+        </w:tc>
+        <w:tc>
+          <w:tcPr>
+            <w:tcW w:w="5011" w:type="dxa"/>
+            <w:tcBorders>
+              <w:top w:val="single" w:sz="2" w:space="0" w:color="DDDDDD"/>
+              <w:left w:val="single" w:sz="2" w:space="0" w:color="DDDDDD"/>
+              <w:bottom w:val="single" w:sz="2" w:space="0" w:color="DDDDDD"/>
+              <w:right w:val="single" w:sz="2" w:space="0" w:color="DDDDDD"/>
+            </w:tcBorders>
+            <w:vAlign w:val="center"/>
+          </w:tcPr>
+          <w:p>
+            <w:pPr>
+              <w:pStyle w:val="TableContents"/>
+              <w:spacing w:before="0" w:after="160"/>
+              <w:jc w:val="left"/>
+              <w:rPr/>
+            </w:pPr>
+            <w:r>
+              <w:rPr/>
+              <w:t xml:space="preserve">Wire-speed L3 + lower latency </w:t>
+            </w:r>
+            <w:hyperlink r:id="rId12" w:tgtFrame="_blank">
+              <w:r>
+                <w:rPr>
+                  <w:rStyle w:val="InternetLink"/>
+                </w:rPr>
+                <w:t>manageengine</w:t>
+              </w:r>
+            </w:hyperlink>
+          </w:p>
+        </w:tc>
+      </w:tr>
+      <w:tr>
+        <w:trPr/>
+        <w:tc>
+          <w:tcPr>
+            <w:tcW w:w="1617" w:type="dxa"/>
+            <w:tcBorders>
+              <w:top w:val="single" w:sz="2" w:space="0" w:color="DDDDDD"/>
+              <w:left w:val="single" w:sz="2" w:space="0" w:color="DDDDDD"/>
+              <w:bottom w:val="single" w:sz="2" w:space="0" w:color="DDDDDD"/>
+              <w:right w:val="single" w:sz="2" w:space="0" w:color="DDDDDD"/>
+            </w:tcBorders>
+            <w:vAlign w:val="center"/>
+          </w:tcPr>
+          <w:p>
+            <w:pPr>
+              <w:pStyle w:val="TableContents"/>
+              <w:spacing w:before="0" w:after="160"/>
+              <w:jc w:val="left"/>
+              <w:rPr/>
+            </w:pPr>
+            <w:r>
+              <w:rPr/>
+              <w:t>Cost</w:t>
+            </w:r>
+          </w:p>
+        </w:tc>
+        <w:tc>
+          <w:tcPr>
+            <w:tcW w:w="4003" w:type="dxa"/>
+            <w:tcBorders>
+              <w:top w:val="single" w:sz="2" w:space="0" w:color="DDDDDD"/>
+              <w:left w:val="single" w:sz="2" w:space="0" w:color="DDDDDD"/>
+              <w:bottom w:val="single" w:sz="2" w:space="0" w:color="DDDDDD"/>
+              <w:right w:val="single" w:sz="2" w:space="0" w:color="DDDDDD"/>
+            </w:tcBorders>
+            <w:vAlign w:val="center"/>
+          </w:tcPr>
+          <w:p>
+            <w:pPr>
+              <w:pStyle w:val="TableContents"/>
+              <w:spacing w:before="0" w:after="160"/>
+              <w:jc w:val="left"/>
+              <w:rPr/>
+            </w:pPr>
+            <w:r>
+              <w:rPr/>
+              <w:t xml:space="preserve">Lower </w:t>
+            </w:r>
+            <w:hyperlink r:id="rId13" w:tgtFrame="_blank">
+              <w:r>
+                <w:rPr>
+                  <w:rStyle w:val="InternetLink"/>
+                </w:rPr>
+                <w:t>cbtnuggets</w:t>
+              </w:r>
+            </w:hyperlink>
+          </w:p>
+        </w:tc>
+        <w:tc>
+          <w:tcPr>
+            <w:tcW w:w="5011" w:type="dxa"/>
+            <w:tcBorders>
+              <w:top w:val="single" w:sz="2" w:space="0" w:color="DDDDDD"/>
+              <w:left w:val="single" w:sz="2" w:space="0" w:color="DDDDDD"/>
+              <w:bottom w:val="single" w:sz="2" w:space="0" w:color="DDDDDD"/>
+              <w:right w:val="single" w:sz="2" w:space="0" w:color="DDDDDD"/>
+            </w:tcBorders>
+            <w:vAlign w:val="center"/>
+          </w:tcPr>
+          <w:p>
+            <w:pPr>
+              <w:pStyle w:val="TableContents"/>
+              <w:spacing w:before="0" w:after="160"/>
+              <w:jc w:val="left"/>
+              <w:rPr/>
+            </w:pPr>
+            <w:r>
+              <w:rPr/>
+              <w:t xml:space="preserve">Higher but replaces routers </w:t>
+            </w:r>
+            <w:hyperlink r:id="rId14" w:tgtFrame="_blank">
+              <w:r>
+                <w:rPr>
+                  <w:rStyle w:val="InternetLink"/>
+                </w:rPr>
+                <w:t>cloudswit</w:t>
+              </w:r>
+            </w:hyperlink>
+          </w:p>
+        </w:tc>
+      </w:tr>
+    </w:tbl>
+    <w:p>
+      <w:pPr>
+        <w:pStyle w:val="Normal"/>
+        <w:widowControl/>
+        <w:bidi w:val="0"/>
+        <w:spacing w:lineRule="auto" w:line="259" w:before="0" w:after="160"/>
+        <w:jc w:val="left"/>
         <w:rPr/>
       </w:pPr>
       <w:r>
@@ -7036,7 +8224,7 @@
       <w:start w:val="1"/>
       <w:numFmt w:val="none"/>
       <w:suff w:val="nothing"/>
-      <w:lvlText w:val=""/>
+      <w:lvlText w:val="%1"/>
       <w:lvlJc w:val="left"/>
       <w:pPr>
         <w:tabs>
@@ -7049,7 +8237,7 @@
       <w:start w:val="1"/>
       <w:numFmt w:val="none"/>
       <w:suff w:val="nothing"/>
-      <w:lvlText w:val=""/>
+      <w:lvlText w:val="%2"/>
       <w:lvlJc w:val="left"/>
       <w:pPr>
         <w:tabs>
@@ -7062,7 +8250,7 @@
       <w:start w:val="1"/>
       <w:numFmt w:val="none"/>
       <w:suff w:val="nothing"/>
-      <w:lvlText w:val=""/>
+      <w:lvlText w:val="%3"/>
       <w:lvlJc w:val="left"/>
       <w:pPr>
         <w:tabs>
@@ -7075,7 +8263,7 @@
       <w:start w:val="1"/>
       <w:numFmt w:val="none"/>
       <w:suff w:val="nothing"/>
-      <w:lvlText w:val=""/>
+      <w:lvlText w:val="%4"/>
       <w:lvlJc w:val="left"/>
       <w:pPr>
         <w:tabs>
@@ -7088,7 +8276,7 @@
       <w:start w:val="1"/>
       <w:numFmt w:val="none"/>
       <w:suff w:val="nothing"/>
-      <w:lvlText w:val=""/>
+      <w:lvlText w:val="%5"/>
       <w:lvlJc w:val="left"/>
       <w:pPr>
         <w:tabs>
@@ -7101,7 +8289,7 @@
       <w:start w:val="1"/>
       <w:numFmt w:val="none"/>
       <w:suff w:val="nothing"/>
-      <w:lvlText w:val=""/>
+      <w:lvlText w:val="%6"/>
       <w:lvlJc w:val="left"/>
       <w:pPr>
         <w:tabs>
@@ -7114,7 +8302,7 @@
       <w:start w:val="1"/>
       <w:numFmt w:val="none"/>
       <w:suff w:val="nothing"/>
-      <w:lvlText w:val=""/>
+      <w:lvlText w:val="%7"/>
       <w:lvlJc w:val="left"/>
       <w:pPr>
         <w:tabs>
@@ -7127,7 +8315,7 @@
       <w:start w:val="1"/>
       <w:numFmt w:val="none"/>
       <w:suff w:val="nothing"/>
-      <w:lvlText w:val=""/>
+      <w:lvlText w:val="%8"/>
       <w:lvlJc w:val="left"/>
       <w:pPr>
         <w:tabs>
@@ -7140,7 +8328,7 @@
       <w:start w:val="1"/>
       <w:numFmt w:val="none"/>
       <w:suff w:val="nothing"/>
-      <w:lvlText w:val=""/>
+      <w:lvlText w:val="%9"/>
       <w:lvlJc w:val="left"/>
       <w:pPr>
         <w:tabs>
@@ -7182,12 +8370,11 @@
   <w:docDefaults>
     <w:rPrDefault>
       <w:rPr>
-        <w:rFonts w:ascii="Calibri" w:hAnsi="Calibri" w:eastAsia="Calibri" w:cs="" w:asciiTheme="minorHAnsi" w:cstheme="minorBidi" w:eastAsiaTheme="minorHAnsi" w:hAnsiTheme="minorHAnsi"/>
+        <w:rFonts w:ascii="Calibri" w:hAnsi="Calibri" w:eastAsia="Calibri" w:cs="DejaVu Sans"/>
         <w:kern w:val="2"/>
         <w:sz w:val="22"/>
         <w:szCs w:val="22"/>
         <w:lang w:val="en-IN" w:eastAsia="en-US" w:bidi="ar-SA"/>
-        <w14:ligatures w14:val="standardContextual"/>
       </w:rPr>
     </w:rPrDefault>
     <w:pPrDefault>
@@ -7196,415 +8383,44 @@
       </w:pPr>
     </w:pPrDefault>
   </w:docDefaults>
-  <w:latentStyles w:defLockedState="0" w:defUIPriority="99" w:defSemiHidden="0" w:defUnhideWhenUsed="0" w:defQFormat="0" w:count="376">
-    <w:lsdException w:name="Normal" w:uiPriority="0" w:qFormat="1"/>
-    <w:lsdException w:name="heading 1" w:uiPriority="9" w:qFormat="1"/>
-    <w:lsdException w:name="heading 2" w:uiPriority="9" w:semiHidden="1" w:unhideWhenUsed="1" w:qFormat="1"/>
-    <w:lsdException w:name="heading 3" w:uiPriority="9" w:semiHidden="1" w:unhideWhenUsed="1" w:qFormat="1"/>
-    <w:lsdException w:name="heading 4" w:uiPriority="9" w:semiHidden="1" w:unhideWhenUsed="1" w:qFormat="1"/>
-    <w:lsdException w:name="heading 5" w:uiPriority="9" w:semiHidden="1" w:unhideWhenUsed="1" w:qFormat="1"/>
-    <w:lsdException w:name="heading 6" w:uiPriority="9" w:semiHidden="1" w:unhideWhenUsed="1" w:qFormat="1"/>
-    <w:lsdException w:name="heading 7" w:uiPriority="9" w:semiHidden="1" w:unhideWhenUsed="1" w:qFormat="1"/>
-    <w:lsdException w:name="heading 8" w:uiPriority="9" w:semiHidden="1" w:unhideWhenUsed="1" w:qFormat="1"/>
-    <w:lsdException w:name="heading 9" w:uiPriority="9" w:semiHidden="1" w:unhideWhenUsed="1" w:qFormat="1"/>
-    <w:lsdException w:name="index 1" w:semiHidden="1" w:unhideWhenUsed="1"/>
-    <w:lsdException w:name="index 2" w:semiHidden="1" w:unhideWhenUsed="1"/>
-    <w:lsdException w:name="index 3" w:semiHidden="1" w:unhideWhenUsed="1"/>
-    <w:lsdException w:name="index 4" w:semiHidden="1" w:unhideWhenUsed="1"/>
-    <w:lsdException w:name="index 5" w:semiHidden="1" w:unhideWhenUsed="1"/>
-    <w:lsdException w:name="index 6" w:semiHidden="1" w:unhideWhenUsed="1"/>
-    <w:lsdException w:name="index 7" w:semiHidden="1" w:unhideWhenUsed="1"/>
-    <w:lsdException w:name="index 8" w:semiHidden="1" w:unhideWhenUsed="1"/>
-    <w:lsdException w:name="index 9" w:semiHidden="1" w:unhideWhenUsed="1"/>
-    <w:lsdException w:name="toc 1" w:uiPriority="39" w:semiHidden="1" w:unhideWhenUsed="1"/>
-    <w:lsdException w:name="toc 2" w:uiPriority="39" w:semiHidden="1" w:unhideWhenUsed="1"/>
-    <w:lsdException w:name="toc 3" w:uiPriority="39" w:semiHidden="1" w:unhideWhenUsed="1"/>
-    <w:lsdException w:name="toc 4" w:uiPriority="39" w:semiHidden="1" w:unhideWhenUsed="1"/>
-    <w:lsdException w:name="toc 5" w:uiPriority="39" w:semiHidden="1" w:unhideWhenUsed="1"/>
-    <w:lsdException w:name="toc 6" w:uiPriority="39" w:semiHidden="1" w:unhideWhenUsed="1"/>
-    <w:lsdException w:name="toc 7" w:uiPriority="39" w:semiHidden="1" w:unhideWhenUsed="1"/>
-    <w:lsdException w:name="toc 8" w:uiPriority="39" w:semiHidden="1" w:unhideWhenUsed="1"/>
-    <w:lsdException w:name="toc 9" w:uiPriority="39" w:semiHidden="1" w:unhideWhenUsed="1"/>
-    <w:lsdException w:name="Normal Indent" w:semiHidden="1" w:unhideWhenUsed="1"/>
-    <w:lsdException w:name="footnote text" w:semiHidden="1" w:unhideWhenUsed="1"/>
-    <w:lsdException w:name="annotation text" w:semiHidden="1" w:unhideWhenUsed="1"/>
-    <w:lsdException w:name="header" w:semiHidden="1" w:unhideWhenUsed="1"/>
-    <w:lsdException w:name="footer" w:semiHidden="1" w:unhideWhenUsed="1"/>
-    <w:lsdException w:name="index heading" w:semiHidden="1" w:unhideWhenUsed="1"/>
-    <w:lsdException w:name="caption" w:uiPriority="35" w:semiHidden="1" w:unhideWhenUsed="1" w:qFormat="1"/>
-    <w:lsdException w:name="table of figures" w:semiHidden="1" w:unhideWhenUsed="1"/>
-    <w:lsdException w:name="envelope address" w:semiHidden="1" w:unhideWhenUsed="1"/>
-    <w:lsdException w:name="envelope return" w:semiHidden="1" w:unhideWhenUsed="1"/>
-    <w:lsdException w:name="footnote reference" w:semiHidden="1" w:unhideWhenUsed="1"/>
-    <w:lsdException w:name="annotation reference" w:semiHidden="1" w:unhideWhenUsed="1"/>
-    <w:lsdException w:name="line number" w:semiHidden="1" w:unhideWhenUsed="1"/>
-    <w:lsdException w:name="page number" w:semiHidden="1" w:unhideWhenUsed="1"/>
-    <w:lsdException w:name="endnote reference" w:semiHidden="1" w:unhideWhenUsed="1"/>
-    <w:lsdException w:name="endnote text" w:semiHidden="1" w:unhideWhenUsed="1"/>
-    <w:lsdException w:name="table of authorities" w:semiHidden="1" w:unhideWhenUsed="1"/>
-    <w:lsdException w:name="macro" w:semiHidden="1" w:unhideWhenUsed="1"/>
-    <w:lsdException w:name="toa heading" w:semiHidden="1" w:unhideWhenUsed="1"/>
-    <w:lsdException w:name="List" w:semiHidden="1" w:unhideWhenUsed="1"/>
-    <w:lsdException w:name="List Bullet" w:semiHidden="1" w:unhideWhenUsed="1"/>
-    <w:lsdException w:name="List Number" w:semiHidden="1" w:unhideWhenUsed="1"/>
-    <w:lsdException w:name="List 2" w:semiHidden="1" w:unhideWhenUsed="1"/>
-    <w:lsdException w:name="List 3" w:semiHidden="1" w:unhideWhenUsed="1"/>
-    <w:lsdException w:name="List 4" w:semiHidden="1" w:unhideWhenUsed="1"/>
-    <w:lsdException w:name="List 5" w:semiHidden="1" w:unhideWhenUsed="1"/>
-    <w:lsdException w:name="List Bullet 2" w:semiHidden="1" w:unhideWhenUsed="1"/>
-    <w:lsdException w:name="List Bullet 3" w:semiHidden="1" w:unhideWhenUsed="1"/>
-    <w:lsdException w:name="List Bullet 4" w:semiHidden="1" w:unhideWhenUsed="1"/>
-    <w:lsdException w:name="List Bullet 5" w:semiHidden="1" w:unhideWhenUsed="1"/>
-    <w:lsdException w:name="List Number 2" w:semiHidden="1" w:unhideWhenUsed="1"/>
-    <w:lsdException w:name="List Number 3" w:semiHidden="1" w:unhideWhenUsed="1"/>
-    <w:lsdException w:name="List Number 4" w:semiHidden="1" w:unhideWhenUsed="1"/>
-    <w:lsdException w:name="List Number 5" w:semiHidden="1" w:unhideWhenUsed="1"/>
-    <w:lsdException w:name="Title" w:uiPriority="10" w:qFormat="1"/>
-    <w:lsdException w:name="Closing" w:semiHidden="1" w:unhideWhenUsed="1"/>
-    <w:lsdException w:name="Signature" w:semiHidden="1" w:unhideWhenUsed="1"/>
-    <w:lsdException w:name="Default Paragraph Font" w:uiPriority="1" w:semiHidden="1" w:unhideWhenUsed="1"/>
-    <w:lsdException w:name="Body Text" w:semiHidden="1" w:unhideWhenUsed="1"/>
-    <w:lsdException w:name="Body Text Indent" w:semiHidden="1" w:unhideWhenUsed="1"/>
-    <w:lsdException w:name="List Continue" w:semiHidden="1" w:unhideWhenUsed="1"/>
-    <w:lsdException w:name="List Continue 2" w:semiHidden="1" w:unhideWhenUsed="1"/>
-    <w:lsdException w:name="List Continue 3" w:semiHidden="1" w:unhideWhenUsed="1"/>
-    <w:lsdException w:name="List Continue 4" w:semiHidden="1" w:unhideWhenUsed="1"/>
-    <w:lsdException w:name="List Continue 5" w:semiHidden="1" w:unhideWhenUsed="1"/>
-    <w:lsdException w:name="Message Header" w:semiHidden="1" w:unhideWhenUsed="1"/>
-    <w:lsdException w:name="Subtitle" w:uiPriority="11" w:qFormat="1"/>
-    <w:lsdException w:name="Salutation" w:semiHidden="1" w:unhideWhenUsed="1"/>
-    <w:lsdException w:name="Date" w:semiHidden="1" w:unhideWhenUsed="1"/>
-    <w:lsdException w:name="Body Text First Indent" w:semiHidden="1" w:unhideWhenUsed="1"/>
-    <w:lsdException w:name="Body Text First Indent 2" w:semiHidden="1" w:unhideWhenUsed="1"/>
-    <w:lsdException w:name="Note Heading" w:semiHidden="1" w:unhideWhenUsed="1"/>
-    <w:lsdException w:name="Body Text 2" w:semiHidden="1" w:unhideWhenUsed="1"/>
-    <w:lsdException w:name="Body Text 3" w:semiHidden="1" w:unhideWhenUsed="1"/>
-    <w:lsdException w:name="Body Text Indent 2" w:semiHidden="1" w:unhideWhenUsed="1"/>
-    <w:lsdException w:name="Body Text Indent 3" w:semiHidden="1" w:unhideWhenUsed="1"/>
-    <w:lsdException w:name="Block Text" w:semiHidden="1" w:unhideWhenUsed="1"/>
-    <w:lsdException w:name="Hyperlink" w:semiHidden="1" w:unhideWhenUsed="1"/>
-    <w:lsdException w:name="FollowedHyperlink" w:semiHidden="1" w:unhideWhenUsed="1"/>
-    <w:lsdException w:name="Strong" w:uiPriority="22" w:qFormat="1"/>
-    <w:lsdException w:name="Emphasis" w:uiPriority="20" w:qFormat="1"/>
-    <w:lsdException w:name="Document Map" w:semiHidden="1" w:unhideWhenUsed="1"/>
-    <w:lsdException w:name="Plain Text" w:semiHidden="1" w:unhideWhenUsed="1"/>
-    <w:lsdException w:name="E-mail Signature" w:semiHidden="1" w:unhideWhenUsed="1"/>
-    <w:lsdException w:name="HTML Top of Form" w:semiHidden="1" w:unhideWhenUsed="1"/>
-    <w:lsdException w:name="HTML Bottom of Form" w:semiHidden="1" w:unhideWhenUsed="1"/>
-    <w:lsdException w:name="Normal (Web)" w:semiHidden="1" w:unhideWhenUsed="1"/>
-    <w:lsdException w:name="HTML Acronym" w:semiHidden="1" w:unhideWhenUsed="1"/>
-    <w:lsdException w:name="HTML Address" w:semiHidden="1" w:unhideWhenUsed="1"/>
-    <w:lsdException w:name="HTML Cite" w:semiHidden="1" w:unhideWhenUsed="1"/>
-    <w:lsdException w:name="HTML Code" w:semiHidden="1" w:unhideWhenUsed="1"/>
-    <w:lsdException w:name="HTML Definition" w:semiHidden="1" w:unhideWhenUsed="1"/>
-    <w:lsdException w:name="HTML Keyboard" w:semiHidden="1" w:unhideWhenUsed="1"/>
-    <w:lsdException w:name="HTML Preformatted" w:semiHidden="1" w:unhideWhenUsed="1"/>
-    <w:lsdException w:name="HTML Sample" w:semiHidden="1" w:unhideWhenUsed="1"/>
-    <w:lsdException w:name="HTML Typewriter" w:semiHidden="1" w:unhideWhenUsed="1"/>
-    <w:lsdException w:name="HTML Variable" w:semiHidden="1" w:unhideWhenUsed="1"/>
-    <w:lsdException w:name="Normal Table" w:semiHidden="1" w:unhideWhenUsed="1"/>
-    <w:lsdException w:name="annotation subject" w:semiHidden="1" w:unhideWhenUsed="1"/>
-    <w:lsdException w:name="No List" w:semiHidden="1" w:unhideWhenUsed="1"/>
-    <w:lsdException w:name="Outline List 1" w:semiHidden="1" w:unhideWhenUsed="1"/>
-    <w:lsdException w:name="Outline List 2" w:semiHidden="1" w:unhideWhenUsed="1"/>
-    <w:lsdException w:name="Outline List 3" w:semiHidden="1" w:unhideWhenUsed="1"/>
-    <w:lsdException w:name="Table Simple 1" w:semiHidden="1" w:unhideWhenUsed="1"/>
-    <w:lsdException w:name="Table Simple 2" w:semiHidden="1" w:unhideWhenUsed="1"/>
-    <w:lsdException w:name="Table Simple 3" w:semiHidden="1" w:unhideWhenUsed="1"/>
-    <w:lsdException w:name="Table Classic 1" w:semiHidden="1" w:unhideWhenUsed="1"/>
-    <w:lsdException w:name="Table Classic 2" w:semiHidden="1" w:unhideWhenUsed="1"/>
-    <w:lsdException w:name="Table Classic 3" w:semiHidden="1" w:unhideWhenUsed="1"/>
-    <w:lsdException w:name="Table Classic 4" w:semiHidden="1" w:unhideWhenUsed="1"/>
-    <w:lsdException w:name="Table Colorful 1" w:semiHidden="1" w:unhideWhenUsed="1"/>
-    <w:lsdException w:name="Table Colorful 2" w:semiHidden="1" w:unhideWhenUsed="1"/>
-    <w:lsdException w:name="Table Colorful 3" w:semiHidden="1" w:unhideWhenUsed="1"/>
-    <w:lsdException w:name="Table Columns 1" w:semiHidden="1" w:unhideWhenUsed="1"/>
-    <w:lsdException w:name="Table Columns 2" w:semiHidden="1" w:unhideWhenUsed="1"/>
-    <w:lsdException w:name="Table Columns 3" w:semiHidden="1" w:unhideWhenUsed="1"/>
-    <w:lsdException w:name="Table Columns 4" w:semiHidden="1" w:unhideWhenUsed="1"/>
-    <w:lsdException w:name="Table Columns 5" w:semiHidden="1" w:unhideWhenUsed="1"/>
-    <w:lsdException w:name="Table Grid 1" w:semiHidden="1" w:unhideWhenUsed="1"/>
-    <w:lsdException w:name="Table Grid 2" w:semiHidden="1" w:unhideWhenUsed="1"/>
-    <w:lsdException w:name="Table Grid 3" w:semiHidden="1" w:unhideWhenUsed="1"/>
-    <w:lsdException w:name="Table Grid 4" w:semiHidden="1" w:unhideWhenUsed="1"/>
-    <w:lsdException w:name="Table Grid 5" w:semiHidden="1" w:unhideWhenUsed="1"/>
-    <w:lsdException w:name="Table Grid 6" w:semiHidden="1" w:unhideWhenUsed="1"/>
-    <w:lsdException w:name="Table Grid 7" w:semiHidden="1" w:unhideWhenUsed="1"/>
-    <w:lsdException w:name="Table Grid 8" w:semiHidden="1" w:unhideWhenUsed="1"/>
-    <w:lsdException w:name="Table List 1" w:semiHidden="1" w:unhideWhenUsed="1"/>
-    <w:lsdException w:name="Table List 2" w:semiHidden="1" w:unhideWhenUsed="1"/>
-    <w:lsdException w:name="Table List 3" w:semiHidden="1" w:unhideWhenUsed="1"/>
-    <w:lsdException w:name="Table List 4" w:semiHidden="1" w:unhideWhenUsed="1"/>
-    <w:lsdException w:name="Table List 5" w:semiHidden="1" w:unhideWhenUsed="1"/>
-    <w:lsdException w:name="Table List 6" w:semiHidden="1" w:unhideWhenUsed="1"/>
-    <w:lsdException w:name="Table List 7" w:semiHidden="1" w:unhideWhenUsed="1"/>
-    <w:lsdException w:name="Table List 8" w:semiHidden="1" w:unhideWhenUsed="1"/>
-    <w:lsdException w:name="Table 3D effects 1" w:semiHidden="1" w:unhideWhenUsed="1"/>
-    <w:lsdException w:name="Table 3D effects 2" w:semiHidden="1" w:unhideWhenUsed="1"/>
-    <w:lsdException w:name="Table 3D effects 3" w:semiHidden="1" w:unhideWhenUsed="1"/>
-    <w:lsdException w:name="Table Contemporary" w:semiHidden="1" w:unhideWhenUsed="1"/>
-    <w:lsdException w:name="Table Elegant" w:semiHidden="1" w:unhideWhenUsed="1"/>
-    <w:lsdException w:name="Table Professional" w:semiHidden="1" w:unhideWhenUsed="1"/>
-    <w:lsdException w:name="Table Subtle 1" w:semiHidden="1" w:unhideWhenUsed="1"/>
-    <w:lsdException w:name="Table Subtle 2" w:semiHidden="1" w:unhideWhenUsed="1"/>
-    <w:lsdException w:name="Table Web 1" w:semiHidden="1" w:unhideWhenUsed="1"/>
-    <w:lsdException w:name="Table Web 2" w:semiHidden="1" w:unhideWhenUsed="1"/>
-    <w:lsdException w:name="Table Web 3" w:semiHidden="1" w:unhideWhenUsed="1"/>
-    <w:lsdException w:name="Balloon Text" w:semiHidden="1" w:unhideWhenUsed="1"/>
-    <w:lsdException w:name="Table Grid" w:uiPriority="39"/>
-    <w:lsdException w:name="Table Theme" w:semiHidden="1" w:unhideWhenUsed="1"/>
-    <w:lsdException w:name="Placeholder Text" w:semiHidden="1"/>
-    <w:lsdException w:name="No Spacing" w:uiPriority="1" w:qFormat="1"/>
-    <w:lsdException w:name="Light Shading" w:uiPriority="60"/>
-    <w:lsdException w:name="Light List" w:uiPriority="61"/>
-    <w:lsdException w:name="Light Grid" w:uiPriority="62"/>
-    <w:lsdException w:name="Medium Shading 1" w:uiPriority="63"/>
-    <w:lsdException w:name="Medium Shading 2" w:uiPriority="64"/>
-    <w:lsdException w:name="Medium List 1" w:uiPriority="65"/>
-    <w:lsdException w:name="Medium List 2" w:uiPriority="66"/>
-    <w:lsdException w:name="Medium Grid 1" w:uiPriority="67"/>
-    <w:lsdException w:name="Medium Grid 2" w:uiPriority="68"/>
-    <w:lsdException w:name="Medium Grid 3" w:uiPriority="69"/>
-    <w:lsdException w:name="Dark List" w:uiPriority="70"/>
-    <w:lsdException w:name="Colorful Shading" w:uiPriority="71"/>
-    <w:lsdException w:name="Colorful List" w:uiPriority="72"/>
-    <w:lsdException w:name="Colorful Grid" w:uiPriority="73"/>
-    <w:lsdException w:name="Light Shading Accent 1" w:uiPriority="60"/>
-    <w:lsdException w:name="Light List Accent 1" w:uiPriority="61"/>
-    <w:lsdException w:name="Light Grid Accent 1" w:uiPriority="62"/>
-    <w:lsdException w:name="Medium Shading 1 Accent 1" w:uiPriority="63"/>
-    <w:lsdException w:name="Medium Shading 2 Accent 1" w:uiPriority="64"/>
-    <w:lsdException w:name="Medium List 1 Accent 1" w:uiPriority="65"/>
-    <w:lsdException w:name="Revision" w:semiHidden="1"/>
-    <w:lsdException w:name="List Paragraph" w:uiPriority="34" w:qFormat="1"/>
-    <w:lsdException w:name="Quote" w:uiPriority="29" w:qFormat="1"/>
-    <w:lsdException w:name="Intense Quote" w:uiPriority="30" w:qFormat="1"/>
-    <w:lsdException w:name="Medium List 2 Accent 1" w:uiPriority="66"/>
-    <w:lsdException w:name="Medium Grid 1 Accent 1" w:uiPriority="67"/>
-    <w:lsdException w:name="Medium Grid 2 Accent 1" w:uiPriority="68"/>
-    <w:lsdException w:name="Medium Grid 3 Accent 1" w:uiPriority="69"/>
-    <w:lsdException w:name="Dark List Accent 1" w:uiPriority="70"/>
-    <w:lsdException w:name="Colorful Shading Accent 1" w:uiPriority="71"/>
-    <w:lsdException w:name="Colorful List Accent 1" w:uiPriority="72"/>
-    <w:lsdException w:name="Colorful Grid Accent 1" w:uiPriority="73"/>
-    <w:lsdException w:name="Light Shading Accent 2" w:uiPriority="60"/>
-    <w:lsdException w:name="Light List Accent 2" w:uiPriority="61"/>
-    <w:lsdException w:name="Light Grid Accent 2" w:uiPriority="62"/>
-    <w:lsdException w:name="Medium Shading 1 Accent 2" w:uiPriority="63"/>
-    <w:lsdException w:name="Medium Shading 2 Accent 2" w:uiPriority="64"/>
-    <w:lsdException w:name="Medium List 1 Accent 2" w:uiPriority="65"/>
-    <w:lsdException w:name="Medium List 2 Accent 2" w:uiPriority="66"/>
-    <w:lsdException w:name="Medium Grid 1 Accent 2" w:uiPriority="67"/>
-    <w:lsdException w:name="Medium Grid 2 Accent 2" w:uiPriority="68"/>
-    <w:lsdException w:name="Medium Grid 3 Accent 2" w:uiPriority="69"/>
-    <w:lsdException w:name="Dark List Accent 2" w:uiPriority="70"/>
-    <w:lsdException w:name="Colorful Shading Accent 2" w:uiPriority="71"/>
-    <w:lsdException w:name="Colorful List Accent 2" w:uiPriority="72"/>
-    <w:lsdException w:name="Colorful Grid Accent 2" w:uiPriority="73"/>
-    <w:lsdException w:name="Light Shading Accent 3" w:uiPriority="60"/>
-    <w:lsdException w:name="Light List Accent 3" w:uiPriority="61"/>
-    <w:lsdException w:name="Light Grid Accent 3" w:uiPriority="62"/>
-    <w:lsdException w:name="Medium Shading 1 Accent 3" w:uiPriority="63"/>
-    <w:lsdException w:name="Medium Shading 2 Accent 3" w:uiPriority="64"/>
-    <w:lsdException w:name="Medium List 1 Accent 3" w:uiPriority="65"/>
-    <w:lsdException w:name="Medium List 2 Accent 3" w:uiPriority="66"/>
-    <w:lsdException w:name="Medium Grid 1 Accent 3" w:uiPriority="67"/>
-    <w:lsdException w:name="Medium Grid 2 Accent 3" w:uiPriority="68"/>
-    <w:lsdException w:name="Medium Grid 3 Accent 3" w:uiPriority="69"/>
-    <w:lsdException w:name="Dark List Accent 3" w:uiPriority="70"/>
-    <w:lsdException w:name="Colorful Shading Accent 3" w:uiPriority="71"/>
-    <w:lsdException w:name="Colorful List Accent 3" w:uiPriority="72"/>
-    <w:lsdException w:name="Colorful Grid Accent 3" w:uiPriority="73"/>
-    <w:lsdException w:name="Light Shading Accent 4" w:uiPriority="60"/>
-    <w:lsdException w:name="Light List Accent 4" w:uiPriority="61"/>
-    <w:lsdException w:name="Light Grid Accent 4" w:uiPriority="62"/>
-    <w:lsdException w:name="Medium Shading 1 Accent 4" w:uiPriority="63"/>
-    <w:lsdException w:name="Medium Shading 2 Accent 4" w:uiPriority="64"/>
-    <w:lsdException w:name="Medium List 1 Accent 4" w:uiPriority="65"/>
-    <w:lsdException w:name="Medium List 2 Accent 4" w:uiPriority="66"/>
-    <w:lsdException w:name="Medium Grid 1 Accent 4" w:uiPriority="67"/>
-    <w:lsdException w:name="Medium Grid 2 Accent 4" w:uiPriority="68"/>
-    <w:lsdException w:name="Medium Grid 3 Accent 4" w:uiPriority="69"/>
-    <w:lsdException w:name="Dark List Accent 4" w:uiPriority="70"/>
-    <w:lsdException w:name="Colorful Shading Accent 4" w:uiPriority="71"/>
-    <w:lsdException w:name="Colorful List Accent 4" w:uiPriority="72"/>
-    <w:lsdException w:name="Colorful Grid Accent 4" w:uiPriority="73"/>
-    <w:lsdException w:name="Light Shading Accent 5" w:uiPriority="60"/>
-    <w:lsdException w:name="Light List Accent 5" w:uiPriority="61"/>
-    <w:lsdException w:name="Light Grid Accent 5" w:uiPriority="62"/>
-    <w:lsdException w:name="Medium Shading 1 Accent 5" w:uiPriority="63"/>
-    <w:lsdException w:name="Medium Shading 2 Accent 5" w:uiPriority="64"/>
-    <w:lsdException w:name="Medium List 1 Accent 5" w:uiPriority="65"/>
-    <w:lsdException w:name="Medium List 2 Accent 5" w:uiPriority="66"/>
-    <w:lsdException w:name="Medium Grid 1 Accent 5" w:uiPriority="67"/>
-    <w:lsdException w:name="Medium Grid 2 Accent 5" w:uiPriority="68"/>
-    <w:lsdException w:name="Medium Grid 3 Accent 5" w:uiPriority="69"/>
-    <w:lsdException w:name="Dark List Accent 5" w:uiPriority="70"/>
-    <w:lsdException w:name="Colorful Shading Accent 5" w:uiPriority="71"/>
-    <w:lsdException w:name="Colorful List Accent 5" w:uiPriority="72"/>
-    <w:lsdException w:name="Colorful Grid Accent 5" w:uiPriority="73"/>
-    <w:lsdException w:name="Light Shading Accent 6" w:uiPriority="60"/>
-    <w:lsdException w:name="Light List Accent 6" w:uiPriority="61"/>
-    <w:lsdException w:name="Light Grid Accent 6" w:uiPriority="62"/>
-    <w:lsdException w:name="Medium Shading 1 Accent 6" w:uiPriority="63"/>
-    <w:lsdException w:name="Medium Shading 2 Accent 6" w:uiPriority="64"/>
-    <w:lsdException w:name="Medium List 1 Accent 6" w:uiPriority="65"/>
-    <w:lsdException w:name="Medium List 2 Accent 6" w:uiPriority="66"/>
-    <w:lsdException w:name="Medium Grid 1 Accent 6" w:uiPriority="67"/>
-    <w:lsdException w:name="Medium Grid 2 Accent 6" w:uiPriority="68"/>
-    <w:lsdException w:name="Medium Grid 3 Accent 6" w:uiPriority="69"/>
-    <w:lsdException w:name="Dark List Accent 6" w:uiPriority="70"/>
-    <w:lsdException w:name="Colorful Shading Accent 6" w:uiPriority="71"/>
-    <w:lsdException w:name="Colorful List Accent 6" w:uiPriority="72"/>
-    <w:lsdException w:name="Colorful Grid Accent 6" w:uiPriority="73"/>
-    <w:lsdException w:name="Subtle Emphasis" w:uiPriority="19" w:qFormat="1"/>
-    <w:lsdException w:name="Intense Emphasis" w:uiPriority="21" w:qFormat="1"/>
-    <w:lsdException w:name="Subtle Reference" w:uiPriority="31" w:qFormat="1"/>
-    <w:lsdException w:name="Intense Reference" w:uiPriority="32" w:qFormat="1"/>
-    <w:lsdException w:name="Book Title" w:uiPriority="33" w:qFormat="1"/>
-    <w:lsdException w:name="Bibliography" w:uiPriority="37" w:semiHidden="1" w:unhideWhenUsed="1"/>
-    <w:lsdException w:name="TOC Heading" w:uiPriority="39" w:semiHidden="1" w:unhideWhenUsed="1" w:qFormat="1"/>
-    <w:lsdException w:name="Plain Table 1" w:uiPriority="41"/>
-    <w:lsdException w:name="Plain Table 2" w:uiPriority="42"/>
-    <w:lsdException w:name="Plain Table 3" w:uiPriority="43"/>
-    <w:lsdException w:name="Plain Table 4" w:uiPriority="44"/>
-    <w:lsdException w:name="Plain Table 5" w:uiPriority="45"/>
-    <w:lsdException w:name="Grid Table Light" w:uiPriority="40"/>
-    <w:lsdException w:name="Grid Table 1 Light" w:uiPriority="46"/>
-    <w:lsdException w:name="Grid Table 2" w:uiPriority="47"/>
-    <w:lsdException w:name="Grid Table 3" w:uiPriority="48"/>
-    <w:lsdException w:name="Grid Table 4" w:uiPriority="49"/>
-    <w:lsdException w:name="Grid Table 5 Dark" w:uiPriority="50"/>
-    <w:lsdException w:name="Grid Table 6 Colorful" w:uiPriority="51"/>
-    <w:lsdException w:name="Grid Table 7 Colorful" w:uiPriority="52"/>
-    <w:lsdException w:name="Grid Table 1 Light Accent 1" w:uiPriority="46"/>
-    <w:lsdException w:name="Grid Table 2 Accent 1" w:uiPriority="47"/>
-    <w:lsdException w:name="Grid Table 3 Accent 1" w:uiPriority="48"/>
-    <w:lsdException w:name="Grid Table 4 Accent 1" w:uiPriority="49"/>
-    <w:lsdException w:name="Grid Table 5 Dark Accent 1" w:uiPriority="50"/>
-    <w:lsdException w:name="Grid Table 6 Colorful Accent 1" w:uiPriority="51"/>
-    <w:lsdException w:name="Grid Table 7 Colorful Accent 1" w:uiPriority="52"/>
-    <w:lsdException w:name="Grid Table 1 Light Accent 2" w:uiPriority="46"/>
-    <w:lsdException w:name="Grid Table 2 Accent 2" w:uiPriority="47"/>
-    <w:lsdException w:name="Grid Table 3 Accent 2" w:uiPriority="48"/>
-    <w:lsdException w:name="Grid Table 4 Accent 2" w:uiPriority="49"/>
-    <w:lsdException w:name="Grid Table 5 Dark Accent 2" w:uiPriority="50"/>
-    <w:lsdException w:name="Grid Table 6 Colorful Accent 2" w:uiPriority="51"/>
-    <w:lsdException w:name="Grid Table 7 Colorful Accent 2" w:uiPriority="52"/>
-    <w:lsdException w:name="Grid Table 1 Light Accent 3" w:uiPriority="46"/>
-    <w:lsdException w:name="Grid Table 2 Accent 3" w:uiPriority="47"/>
-    <w:lsdException w:name="Grid Table 3 Accent 3" w:uiPriority="48"/>
-    <w:lsdException w:name="Grid Table 4 Accent 3" w:uiPriority="49"/>
-    <w:lsdException w:name="Grid Table 5 Dark Accent 3" w:uiPriority="50"/>
-    <w:lsdException w:name="Grid Table 6 Colorful Accent 3" w:uiPriority="51"/>
-    <w:lsdException w:name="Grid Table 7 Colorful Accent 3" w:uiPriority="52"/>
-    <w:lsdException w:name="Grid Table 1 Light Accent 4" w:uiPriority="46"/>
-    <w:lsdException w:name="Grid Table 2 Accent 4" w:uiPriority="47"/>
-    <w:lsdException w:name="Grid Table 3 Accent 4" w:uiPriority="48"/>
-    <w:lsdException w:name="Grid Table 4 Accent 4" w:uiPriority="49"/>
-    <w:lsdException w:name="Grid Table 5 Dark Accent 4" w:uiPriority="50"/>
-    <w:lsdException w:name="Grid Table 6 Colorful Accent 4" w:uiPriority="51"/>
-    <w:lsdException w:name="Grid Table 7 Colorful Accent 4" w:uiPriority="52"/>
-    <w:lsdException w:name="Grid Table 1 Light Accent 5" w:uiPriority="46"/>
-    <w:lsdException w:name="Grid Table 2 Accent 5" w:uiPriority="47"/>
-    <w:lsdException w:name="Grid Table 3 Accent 5" w:uiPriority="48"/>
-    <w:lsdException w:name="Grid Table 4 Accent 5" w:uiPriority="49"/>
-    <w:lsdException w:name="Grid Table 5 Dark Accent 5" w:uiPriority="50"/>
-    <w:lsdException w:name="Grid Table 6 Colorful Accent 5" w:uiPriority="51"/>
-    <w:lsdException w:name="Grid Table 7 Colorful Accent 5" w:uiPriority="52"/>
-    <w:lsdException w:name="Grid Table 1 Light Accent 6" w:uiPriority="46"/>
-    <w:lsdException w:name="Grid Table 2 Accent 6" w:uiPriority="47"/>
-    <w:lsdException w:name="Grid Table 3 Accent 6" w:uiPriority="48"/>
-    <w:lsdException w:name="Grid Table 4 Accent 6" w:uiPriority="49"/>
-    <w:lsdException w:name="Grid Table 5 Dark Accent 6" w:uiPriority="50"/>
-    <w:lsdException w:name="Grid Table 6 Colorful Accent 6" w:uiPriority="51"/>
-    <w:lsdException w:name="Grid Table 7 Colorful Accent 6" w:uiPriority="52"/>
-    <w:lsdException w:name="List Table 1 Light" w:uiPriority="46"/>
-    <w:lsdException w:name="List Table 2" w:uiPriority="47"/>
-    <w:lsdException w:name="List Table 3" w:uiPriority="48"/>
-    <w:lsdException w:name="List Table 4" w:uiPriority="49"/>
-    <w:lsdException w:name="List Table 5 Dark" w:uiPriority="50"/>
-    <w:lsdException w:name="List Table 6 Colorful" w:uiPriority="51"/>
-    <w:lsdException w:name="List Table 7 Colorful" w:uiPriority="52"/>
-    <w:lsdException w:name="List Table 1 Light Accent 1" w:uiPriority="46"/>
-    <w:lsdException w:name="List Table 2 Accent 1" w:uiPriority="47"/>
-    <w:lsdException w:name="List Table 3 Accent 1" w:uiPriority="48"/>
-    <w:lsdException w:name="List Table 4 Accent 1" w:uiPriority="49"/>
-    <w:lsdException w:name="List Table 5 Dark Accent 1" w:uiPriority="50"/>
-    <w:lsdException w:name="List Table 6 Colorful Accent 1" w:uiPriority="51"/>
-    <w:lsdException w:name="List Table 7 Colorful Accent 1" w:uiPriority="52"/>
-    <w:lsdException w:name="List Table 1 Light Accent 2" w:uiPriority="46"/>
-    <w:lsdException w:name="List Table 2 Accent 2" w:uiPriority="47"/>
-    <w:lsdException w:name="List Table 3 Accent 2" w:uiPriority="48"/>
-    <w:lsdException w:name="List Table 4 Accent 2" w:uiPriority="49"/>
-    <w:lsdException w:name="List Table 5 Dark Accent 2" w:uiPriority="50"/>
-    <w:lsdException w:name="List Table 6 Colorful Accent 2" w:uiPriority="51"/>
-    <w:lsdException w:name="List Table 7 Colorful Accent 2" w:uiPriority="52"/>
-    <w:lsdException w:name="List Table 1 Light Accent 3" w:uiPriority="46"/>
-    <w:lsdException w:name="List Table 2 Accent 3" w:uiPriority="47"/>
-    <w:lsdException w:name="List Table 3 Accent 3" w:uiPriority="48"/>
-    <w:lsdException w:name="List Table 4 Accent 3" w:uiPriority="49"/>
-    <w:lsdException w:name="List Table 5 Dark Accent 3" w:uiPriority="50"/>
-    <w:lsdException w:name="List Table 6 Colorful Accent 3" w:uiPriority="51"/>
-    <w:lsdException w:name="List Table 7 Colorful Accent 3" w:uiPriority="52"/>
-    <w:lsdException w:name="List Table 1 Light Accent 4" w:uiPriority="46"/>
-    <w:lsdException w:name="List Table 2 Accent 4" w:uiPriority="47"/>
-    <w:lsdException w:name="List Table 3 Accent 4" w:uiPriority="48"/>
-    <w:lsdException w:name="List Table 4 Accent 4" w:uiPriority="49"/>
-    <w:lsdException w:name="List Table 5 Dark Accent 4" w:uiPriority="50"/>
-    <w:lsdException w:name="List Table 6 Colorful Accent 4" w:uiPriority="51"/>
-    <w:lsdException w:name="List Table 7 Colorful Accent 4" w:uiPriority="52"/>
-    <w:lsdException w:name="List Table 1 Light Accent 5" w:uiPriority="46"/>
-    <w:lsdException w:name="List Table 2 Accent 5" w:uiPriority="47"/>
-    <w:lsdException w:name="List Table 3 Accent 5" w:uiPriority="48"/>
-    <w:lsdException w:name="List Table 4 Accent 5" w:uiPriority="49"/>
-    <w:lsdException w:name="List Table 5 Dark Accent 5" w:uiPriority="50"/>
-    <w:lsdException w:name="List Table 6 Colorful Accent 5" w:uiPriority="51"/>
-    <w:lsdException w:name="List Table 7 Colorful Accent 5" w:uiPriority="52"/>
-    <w:lsdException w:name="List Table 1 Light Accent 6" w:uiPriority="46"/>
-    <w:lsdException w:name="List Table 2 Accent 6" w:uiPriority="47"/>
-    <w:lsdException w:name="List Table 3 Accent 6" w:uiPriority="48"/>
-    <w:lsdException w:name="List Table 4 Accent 6" w:uiPriority="49"/>
-    <w:lsdException w:name="List Table 5 Dark Accent 6" w:uiPriority="50"/>
-    <w:lsdException w:name="List Table 6 Colorful Accent 6" w:uiPriority="51"/>
-    <w:lsdException w:name="List Table 7 Colorful Accent 6" w:uiPriority="52"/>
-    <w:lsdException w:name="Mention" w:semiHidden="1" w:unhideWhenUsed="1"/>
-    <w:lsdException w:name="Smart Hyperlink" w:semiHidden="1" w:unhideWhenUsed="1"/>
-    <w:lsdException w:name="Hashtag" w:semiHidden="1" w:unhideWhenUsed="1"/>
-    <w:lsdException w:name="Unresolved Mention" w:semiHidden="1" w:unhideWhenUsed="1"/>
-    <w:lsdException w:name="Smart Link" w:semiHidden="1" w:unhideWhenUsed="1"/>
-  </w:latentStyles>
-  <w:style w:type="paragraph" w:styleId="Normal" w:default="1">
+  <w:style w:type="paragraph" w:styleId="Normal">
     <w:name w:val="Normal"/>
     <w:qFormat/>
     <w:pPr>
       <w:widowControl/>
       <w:suppressAutoHyphens w:val="true"/>
+      <w:kinsoku w:val="true"/>
+      <w:overflowPunct w:val="true"/>
+      <w:autoSpaceDE w:val="true"/>
       <w:bidi w:val="0"/>
       <w:spacing w:lineRule="auto" w:line="259" w:before="0" w:after="160"/>
       <w:jc w:val="left"/>
     </w:pPr>
     <w:rPr>
-      <w:rFonts w:ascii="Calibri" w:hAnsi="Calibri" w:eastAsia="Calibri" w:cs="" w:asciiTheme="minorHAnsi" w:cstheme="minorBidi" w:eastAsiaTheme="minorHAnsi" w:hAnsiTheme="minorHAnsi"/>
+      <w:rFonts w:ascii="Calibri" w:hAnsi="Calibri" w:eastAsia="Calibri" w:cs="DejaVu Sans"/>
       <w:color w:val="auto"/>
       <w:kern w:val="2"/>
       <w:sz w:val="22"/>
       <w:szCs w:val="22"/>
       <w:lang w:val="en-IN" w:eastAsia="en-US" w:bidi="ar-SA"/>
-      <w14:ligatures w14:val="standardContextual"/>
     </w:rPr>
   </w:style>
-  <w:style w:type="character" w:styleId="DefaultParagraphFont" w:default="1">
+  <w:style w:type="character" w:styleId="DefaultParagraphFont">
     <w:name w:val="Default Paragraph Font"/>
-    <w:uiPriority w:val="1"/>
-    <w:unhideWhenUsed/>
     <w:qFormat/>
     <w:rPr/>
+  </w:style>
+  <w:style w:type="character" w:styleId="InternetLink">
+    <w:name w:val="Hyperlink"/>
+    <w:rPr>
+      <w:color w:val="000080"/>
+      <w:u w:val="single"/>
+    </w:rPr>
   </w:style>
   <w:style w:type="paragraph" w:styleId="Heading">
     <w:name w:val="Heading"/>
     <w:basedOn w:val="Normal"/>
-    <w:next w:val="BodyText"/>
+    <w:next w:val="TextBody"/>
     <w:qFormat/>
     <w:pPr>
       <w:keepNext w:val="true"/>
@@ -7616,7 +8432,7 @@
       <w:szCs w:val="28"/>
     </w:rPr>
   </w:style>
-  <w:style w:type="paragraph" w:styleId="BodyText">
+  <w:style w:type="paragraph" w:styleId="TextBody">
     <w:name w:val="Body Text"/>
     <w:basedOn w:val="Normal"/>
     <w:pPr>
@@ -7626,7 +8442,7 @@
   </w:style>
   <w:style w:type="paragraph" w:styleId="List">
     <w:name w:val="List"/>
-    <w:basedOn w:val="BodyText"/>
+    <w:basedOn w:val="TextBody"/>
     <w:pPr/>
     <w:rPr>
       <w:rFonts w:cs="Noto Sans Devanagari"/>
@@ -7662,207 +8478,40 @@
   <w:style w:type="paragraph" w:styleId="ListParagraph">
     <w:name w:val="List Paragraph"/>
     <w:basedOn w:val="Normal"/>
-    <w:uiPriority w:val="34"/>
     <w:qFormat/>
     <w:pPr>
       <w:spacing w:before="0" w:after="160"/>
-      <w:ind w:left="720"/>
+      <w:ind w:left="720" w:right="0" w:hanging="0"/>
       <w:contextualSpacing/>
     </w:pPr>
     <w:rPr/>
   </w:style>
-  <w:style w:type="numbering" w:styleId="NoList" w:default="1">
+  <w:style w:type="paragraph" w:styleId="TableContents">
+    <w:name w:val="Table Contents"/>
+    <w:basedOn w:val="Normal"/>
+    <w:qFormat/>
+    <w:pPr>
+      <w:widowControl w:val="false"/>
+      <w:suppressLineNumbers/>
+    </w:pPr>
+    <w:rPr/>
+  </w:style>
+  <w:style w:type="paragraph" w:styleId="TableHeading">
+    <w:name w:val="Table Heading"/>
+    <w:basedOn w:val="TableContents"/>
+    <w:qFormat/>
+    <w:pPr>
+      <w:suppressLineNumbers/>
+      <w:jc w:val="center"/>
+    </w:pPr>
+    <w:rPr>
+      <w:b/>
+      <w:bCs/>
+    </w:rPr>
+  </w:style>
+  <w:style w:type="numbering" w:styleId="NoList">
     <w:name w:val="No List"/>
-    <w:uiPriority w:val="99"/>
-    <w:semiHidden/>
-    <w:unhideWhenUsed/>
     <w:qFormat/>
   </w:style>
-  <w:style w:type="table" w:default="1" w:styleId="TableNormal">
-    <w:name w:val="Normal Table"/>
-    <w:uiPriority w:val="99"/>
-    <w:semiHidden/>
-    <w:unhideWhenUsed/>
-    <w:tblPr>
-      <w:tblCellMar>
-        <w:top w:w="0" w:type="dxa"/>
-        <w:left w:w="108" w:type="dxa"/>
-        <w:bottom w:w="0" w:type="dxa"/>
-        <w:right w:w="108" w:type="dxa"/>
-      </w:tblCellMar>
-    </w:tblPr>
-  </w:style>
 </w:styles>
-</file>
-
-<file path=word/theme/theme1.xml><?xml version="1.0" encoding="utf-8"?>
-<a:theme xmlns:a="http://schemas.openxmlformats.org/drawingml/2006/main" xmlns:r="http://schemas.openxmlformats.org/officeDocument/2006/relationships" name="Office Theme">
-  <a:themeElements>
-    <a:clrScheme name="Office">
-      <a:dk1>
-        <a:srgbClr val="000000"/>
-      </a:dk1>
-      <a:lt1>
-        <a:srgbClr val="ffffff"/>
-      </a:lt1>
-      <a:dk2>
-        <a:srgbClr val="44546a"/>
-      </a:dk2>
-      <a:lt2>
-        <a:srgbClr val="e7e6e6"/>
-      </a:lt2>
-      <a:accent1>
-        <a:srgbClr val="4472c4"/>
-      </a:accent1>
-      <a:accent2>
-        <a:srgbClr val="ed7d31"/>
-      </a:accent2>
-      <a:accent3>
-        <a:srgbClr val="a5a5a5"/>
-      </a:accent3>
-      <a:accent4>
-        <a:srgbClr val="ffc000"/>
-      </a:accent4>
-      <a:accent5>
-        <a:srgbClr val="5b9bd5"/>
-      </a:accent5>
-      <a:accent6>
-        <a:srgbClr val="70ad47"/>
-      </a:accent6>
-      <a:hlink>
-        <a:srgbClr val="0563c1"/>
-      </a:hlink>
-      <a:folHlink>
-        <a:srgbClr val="954f72"/>
-      </a:folHlink>
-    </a:clrScheme>
-    <a:fontScheme name="Office">
-      <a:majorFont>
-        <a:latin typeface="Calibri Light" panose="020F0302020204030204" pitchFamily="0" charset="1"/>
-        <a:ea typeface=""/>
-        <a:cs typeface=""/>
-      </a:majorFont>
-      <a:minorFont>
-        <a:latin typeface="Calibri" panose="020F0502020204030204" pitchFamily="0" charset="1"/>
-        <a:ea typeface=""/>
-        <a:cs typeface=""/>
-      </a:minorFont>
-    </a:fontScheme>
-    <a:fmtScheme>
-      <a:fillStyleLst>
-        <a:solidFill>
-          <a:schemeClr val="phClr"/>
-        </a:solidFill>
-        <a:gradFill>
-          <a:gsLst>
-            <a:gs pos="0">
-              <a:schemeClr val="phClr">
-                <a:lumMod val="110000"/>
-                <a:tint val="67000"/>
-              </a:schemeClr>
-            </a:gs>
-            <a:gs pos="50000">
-              <a:schemeClr val="phClr">
-                <a:lumMod val="105000"/>
-                <a:tint val="73000"/>
-              </a:schemeClr>
-            </a:gs>
-            <a:gs pos="100000">
-              <a:schemeClr val="phClr">
-                <a:lumMod val="105000"/>
-                <a:tint val="81000"/>
-              </a:schemeClr>
-            </a:gs>
-          </a:gsLst>
-          <a:lin ang="5400000" scaled="0"/>
-          <a:tileRect l="0" t="0" r="0" b="0"/>
-        </a:gradFill>
-        <a:gradFill>
-          <a:gsLst>
-            <a:gs pos="0">
-              <a:schemeClr val="phClr">
-                <a:lumMod val="102000"/>
-                <a:tint val="94000"/>
-              </a:schemeClr>
-            </a:gs>
-            <a:gs pos="50000">
-              <a:schemeClr val="phClr">
-                <a:lumMod val="100000"/>
-                <a:shade val="100000"/>
-              </a:schemeClr>
-            </a:gs>
-            <a:gs pos="100000">
-              <a:schemeClr val="phClr">
-                <a:lumMod val="99000"/>
-                <a:shade val="78000"/>
-              </a:schemeClr>
-            </a:gs>
-          </a:gsLst>
-          <a:lin ang="5400000" scaled="0"/>
-          <a:tileRect l="0" t="0" r="0" b="0"/>
-        </a:gradFill>
-      </a:fillStyleLst>
-      <a:lnStyleLst>
-        <a:ln w="6350" cap="flat" cmpd="sng" algn="ctr">
-          <a:prstDash val="solid"/>
-          <a:miter lim="800000"/>
-        </a:ln>
-        <a:ln w="12700" cap="flat" cmpd="sng" algn="ctr">
-          <a:prstDash val="solid"/>
-          <a:miter lim="800000"/>
-        </a:ln>
-        <a:ln w="19050" cap="flat" cmpd="sng" algn="ctr">
-          <a:prstDash val="solid"/>
-          <a:miter lim="800000"/>
-        </a:ln>
-      </a:lnStyleLst>
-      <a:effectStyleLst>
-        <a:effectStyle>
-          <a:effectLst/>
-        </a:effectStyle>
-        <a:effectStyle>
-          <a:effectLst/>
-        </a:effectStyle>
-        <a:effectStyle>
-          <a:effectLst/>
-        </a:effectStyle>
-      </a:effectStyleLst>
-      <a:bgFillStyleLst>
-        <a:solidFill>
-          <a:schemeClr val="phClr"/>
-        </a:solidFill>
-        <a:solidFill>
-          <a:schemeClr val="phClr">
-            <a:tint val="95000"/>
-          </a:schemeClr>
-        </a:solidFill>
-        <a:gradFill>
-          <a:gsLst>
-            <a:gs pos="0">
-              <a:schemeClr val="phClr">
-                <a:tint val="93000"/>
-                <a:shade val="98000"/>
-                <a:lumMod val="102000"/>
-              </a:schemeClr>
-            </a:gs>
-            <a:gs pos="50000">
-              <a:schemeClr val="phClr">
-                <a:tint val="98000"/>
-                <a:shade val="90000"/>
-                <a:lumMod val="103000"/>
-              </a:schemeClr>
-            </a:gs>
-            <a:gs pos="100000">
-              <a:schemeClr val="phClr">
-                <a:shade val="63000"/>
-              </a:schemeClr>
-            </a:gs>
-          </a:gsLst>
-          <a:lin ang="5400000" scaled="0"/>
-          <a:tileRect l="0" t="0" r="0" b="0"/>
-        </a:gradFill>
-      </a:bgFillStyleLst>
-    </a:fmtScheme>
-  </a:themeElements>
-</a:theme>
 </file>
--- a/DevOps-Study/Networking/Networking.docx
+++ b/DevOps-Study/Networking/Networking.docx
@@ -529,6 +529,7 @@
           <w:numId w:val="6"/>
         </w:numPr>
         <w:spacing w:before="0" w:after="0"/>
+        <w:ind w:left="720" w:right="0" w:hanging="360"/>
         <w:contextualSpacing/>
         <w:rPr/>
       </w:pPr>
@@ -558,6 +559,7 @@
           <w:numId w:val="7"/>
         </w:numPr>
         <w:spacing w:before="0" w:after="0"/>
+        <w:ind w:left="1440" w:right="0" w:hanging="360"/>
         <w:contextualSpacing/>
         <w:rPr>
           <w:color w:val="000000"/>
@@ -578,6 +580,7 @@
           <w:numId w:val="7"/>
         </w:numPr>
         <w:spacing w:before="0" w:after="0"/>
+        <w:ind w:left="1440" w:right="0" w:hanging="360"/>
         <w:contextualSpacing/>
         <w:rPr>
           <w:color w:val="000000"/>
@@ -598,6 +601,7 @@
           <w:numId w:val="5"/>
         </w:numPr>
         <w:spacing w:before="0" w:after="0"/>
+        <w:ind w:left="720" w:right="0" w:hanging="360"/>
         <w:contextualSpacing/>
         <w:rPr>
           <w:color w:val="000000"/>
@@ -618,6 +622,7 @@
           <w:numId w:val="7"/>
         </w:numPr>
         <w:spacing w:before="0" w:after="0"/>
+        <w:ind w:left="1440" w:right="0" w:hanging="360"/>
         <w:contextualSpacing/>
         <w:rPr>
           <w:color w:val="000000"/>
@@ -638,6 +643,7 @@
           <w:numId w:val="7"/>
         </w:numPr>
         <w:spacing w:before="0" w:after="0"/>
+        <w:ind w:left="1440" w:right="0" w:hanging="360"/>
         <w:contextualSpacing/>
         <w:rPr>
           <w:color w:val="000000"/>
@@ -658,6 +664,7 @@
           <w:numId w:val="4"/>
         </w:numPr>
         <w:spacing w:before="0" w:after="0"/>
+        <w:ind w:left="720" w:right="0" w:hanging="360"/>
         <w:contextualSpacing/>
         <w:rPr>
           <w:color w:val="000000"/>
@@ -678,6 +685,7 @@
           <w:numId w:val="7"/>
         </w:numPr>
         <w:spacing w:before="0" w:after="0"/>
+        <w:ind w:left="1440" w:right="0" w:hanging="360"/>
         <w:contextualSpacing/>
         <w:rPr>
           <w:color w:val="000000"/>
@@ -698,6 +706,7 @@
           <w:numId w:val="7"/>
         </w:numPr>
         <w:spacing w:before="0" w:after="0"/>
+        <w:ind w:left="1440" w:right="0" w:hanging="360"/>
         <w:contextualSpacing/>
         <w:rPr>
           <w:color w:val="000000"/>
@@ -718,6 +727,7 @@
           <w:numId w:val="3"/>
         </w:numPr>
         <w:spacing w:before="0" w:after="0"/>
+        <w:ind w:left="720" w:right="0" w:hanging="360"/>
         <w:contextualSpacing/>
         <w:rPr>
           <w:color w:val="000000"/>
@@ -738,6 +748,7 @@
           <w:numId w:val="7"/>
         </w:numPr>
         <w:spacing w:before="0" w:after="0"/>
+        <w:ind w:left="1440" w:right="0" w:hanging="360"/>
         <w:contextualSpacing/>
         <w:rPr>
           <w:color w:val="000000"/>
@@ -758,6 +769,7 @@
           <w:numId w:val="7"/>
         </w:numPr>
         <w:spacing w:before="0" w:after="0"/>
+        <w:ind w:left="1440" w:right="0" w:hanging="360"/>
         <w:contextualSpacing/>
         <w:rPr>
           <w:color w:val="000000"/>
@@ -778,6 +790,7 @@
           <w:numId w:val="2"/>
         </w:numPr>
         <w:spacing w:before="0" w:after="0"/>
+        <w:ind w:left="720" w:right="0" w:hanging="360"/>
         <w:contextualSpacing/>
         <w:rPr>
           <w:color w:val="000000"/>
@@ -798,6 +811,7 @@
           <w:numId w:val="7"/>
         </w:numPr>
         <w:spacing w:before="0" w:after="0"/>
+        <w:ind w:left="1440" w:right="0" w:hanging="360"/>
         <w:contextualSpacing/>
         <w:rPr>
           <w:color w:val="000000"/>
@@ -818,6 +832,7 @@
           <w:numId w:val="7"/>
         </w:numPr>
         <w:spacing w:before="0" w:after="0"/>
+        <w:ind w:left="1440" w:right="0" w:hanging="360"/>
         <w:contextualSpacing/>
         <w:rPr>
           <w:color w:val="000000"/>
@@ -995,6 +1010,7 @@
           <w:ilvl w:val="0"/>
           <w:numId w:val="1"/>
         </w:numPr>
+        <w:ind w:left="720" w:right="0" w:hanging="360"/>
         <w:rPr>
           <w:rFonts w:eastAsia="Calibri"/>
           <w:color w:val="000000"/>
@@ -2143,16 +2159,16 @@
         </w:tblCellMar>
       </w:tblPr>
       <w:tblGrid>
-        <w:gridCol w:w="972"/>
-        <w:gridCol w:w="1866"/>
+        <w:gridCol w:w="971"/>
+        <w:gridCol w:w="1867"/>
         <w:gridCol w:w="1662"/>
-        <w:gridCol w:w="1713"/>
+        <w:gridCol w:w="1712"/>
       </w:tblGrid>
       <w:tr>
         <w:trPr/>
         <w:tc>
           <w:tcPr>
-            <w:tcW w:w="972" w:type="dxa"/>
+            <w:tcW w:w="971" w:type="dxa"/>
             <w:tcBorders>
               <w:top w:val="single" w:sz="12" w:space="0" w:color="D85E00"/>
               <w:left w:val="single" w:sz="12" w:space="0" w:color="D85E00"/>
@@ -2184,7 +2200,7 @@
         </w:tc>
         <w:tc>
           <w:tcPr>
-            <w:tcW w:w="1866" w:type="dxa"/>
+            <w:tcW w:w="1867" w:type="dxa"/>
             <w:tcBorders>
               <w:top w:val="single" w:sz="12" w:space="0" w:color="D85E00"/>
               <w:left w:val="single" w:sz="12" w:space="0" w:color="D85E00"/>
@@ -2248,7 +2264,7 @@
         </w:tc>
         <w:tc>
           <w:tcPr>
-            <w:tcW w:w="1713" w:type="dxa"/>
+            <w:tcW w:w="1712" w:type="dxa"/>
             <w:tcBorders>
               <w:top w:val="single" w:sz="12" w:space="0" w:color="D85E00"/>
               <w:left w:val="single" w:sz="12" w:space="0" w:color="D85E00"/>
@@ -2283,7 +2299,7 @@
         <w:trPr/>
         <w:tc>
           <w:tcPr>
-            <w:tcW w:w="972" w:type="dxa"/>
+            <w:tcW w:w="971" w:type="dxa"/>
             <w:tcBorders>
               <w:top w:val="single" w:sz="12" w:space="0" w:color="101820"/>
               <w:left w:val="single" w:sz="12" w:space="0" w:color="101820"/>
@@ -2310,7 +2326,7 @@
         </w:tc>
         <w:tc>
           <w:tcPr>
-            <w:tcW w:w="1866" w:type="dxa"/>
+            <w:tcW w:w="1867" w:type="dxa"/>
             <w:tcBorders>
               <w:top w:val="single" w:sz="12" w:space="0" w:color="101820"/>
               <w:left w:val="single" w:sz="12" w:space="0" w:color="101820"/>
@@ -2364,7 +2380,7 @@
         </w:tc>
         <w:tc>
           <w:tcPr>
-            <w:tcW w:w="1713" w:type="dxa"/>
+            <w:tcW w:w="1712" w:type="dxa"/>
             <w:tcBorders>
               <w:top w:val="single" w:sz="12" w:space="0" w:color="101820"/>
               <w:left w:val="single" w:sz="12" w:space="0" w:color="101820"/>
@@ -2394,7 +2410,7 @@
         <w:trPr/>
         <w:tc>
           <w:tcPr>
-            <w:tcW w:w="972" w:type="dxa"/>
+            <w:tcW w:w="971" w:type="dxa"/>
             <w:tcBorders>
               <w:top w:val="single" w:sz="12" w:space="0" w:color="D85E00"/>
               <w:left w:val="single" w:sz="12" w:space="0" w:color="D85E00"/>
@@ -2420,7 +2436,7 @@
         </w:tc>
         <w:tc>
           <w:tcPr>
-            <w:tcW w:w="1866" w:type="dxa"/>
+            <w:tcW w:w="1867" w:type="dxa"/>
             <w:tcBorders>
               <w:top w:val="single" w:sz="12" w:space="0" w:color="D85E00"/>
               <w:left w:val="single" w:sz="12" w:space="0" w:color="D85E00"/>
@@ -2472,7 +2488,7 @@
         </w:tc>
         <w:tc>
           <w:tcPr>
-            <w:tcW w:w="1713" w:type="dxa"/>
+            <w:tcW w:w="1712" w:type="dxa"/>
             <w:tcBorders>
               <w:top w:val="single" w:sz="12" w:space="0" w:color="D85E00"/>
               <w:left w:val="single" w:sz="12" w:space="0" w:color="D85E00"/>
@@ -2501,7 +2517,7 @@
         <w:trPr/>
         <w:tc>
           <w:tcPr>
-            <w:tcW w:w="972" w:type="dxa"/>
+            <w:tcW w:w="971" w:type="dxa"/>
             <w:tcBorders>
               <w:top w:val="single" w:sz="12" w:space="0" w:color="D85E00"/>
               <w:left w:val="single" w:sz="12" w:space="0" w:color="D85E00"/>
@@ -2527,7 +2543,7 @@
         </w:tc>
         <w:tc>
           <w:tcPr>
-            <w:tcW w:w="1866" w:type="dxa"/>
+            <w:tcW w:w="1867" w:type="dxa"/>
             <w:tcBorders>
               <w:top w:val="single" w:sz="12" w:space="0" w:color="D85E00"/>
               <w:left w:val="single" w:sz="12" w:space="0" w:color="D85E00"/>
@@ -2579,7 +2595,7 @@
         </w:tc>
         <w:tc>
           <w:tcPr>
-            <w:tcW w:w="1713" w:type="dxa"/>
+            <w:tcW w:w="1712" w:type="dxa"/>
             <w:tcBorders>
               <w:top w:val="single" w:sz="12" w:space="0" w:color="D85E00"/>
               <w:left w:val="single" w:sz="12" w:space="0" w:color="D85E00"/>
@@ -2608,7 +2624,7 @@
         <w:trPr/>
         <w:tc>
           <w:tcPr>
-            <w:tcW w:w="972" w:type="dxa"/>
+            <w:tcW w:w="971" w:type="dxa"/>
             <w:tcBorders>
               <w:top w:val="single" w:sz="12" w:space="0" w:color="D85E00"/>
               <w:left w:val="single" w:sz="12" w:space="0" w:color="D85E00"/>
@@ -2634,7 +2650,7 @@
         </w:tc>
         <w:tc>
           <w:tcPr>
-            <w:tcW w:w="1866" w:type="dxa"/>
+            <w:tcW w:w="1867" w:type="dxa"/>
             <w:tcBorders>
               <w:top w:val="single" w:sz="12" w:space="0" w:color="D85E00"/>
               <w:left w:val="single" w:sz="12" w:space="0" w:color="D85E00"/>
@@ -2686,7 +2702,7 @@
         </w:tc>
         <w:tc>
           <w:tcPr>
-            <w:tcW w:w="1713" w:type="dxa"/>
+            <w:tcW w:w="1712" w:type="dxa"/>
             <w:tcBorders>
               <w:top w:val="single" w:sz="12" w:space="0" w:color="D85E00"/>
               <w:left w:val="single" w:sz="12" w:space="0" w:color="D85E00"/>
@@ -2715,7 +2731,7 @@
         <w:trPr/>
         <w:tc>
           <w:tcPr>
-            <w:tcW w:w="972" w:type="dxa"/>
+            <w:tcW w:w="971" w:type="dxa"/>
             <w:tcBorders>
               <w:top w:val="single" w:sz="12" w:space="0" w:color="D85E00"/>
               <w:left w:val="single" w:sz="12" w:space="0" w:color="D85E00"/>
@@ -2741,7 +2757,7 @@
         </w:tc>
         <w:tc>
           <w:tcPr>
-            <w:tcW w:w="1866" w:type="dxa"/>
+            <w:tcW w:w="1867" w:type="dxa"/>
             <w:tcBorders>
               <w:top w:val="single" w:sz="12" w:space="0" w:color="D85E00"/>
               <w:left w:val="single" w:sz="12" w:space="0" w:color="D85E00"/>
@@ -2793,7 +2809,7 @@
         </w:tc>
         <w:tc>
           <w:tcPr>
-            <w:tcW w:w="1713" w:type="dxa"/>
+            <w:tcW w:w="1712" w:type="dxa"/>
             <w:tcBorders>
               <w:top w:val="single" w:sz="12" w:space="0" w:color="D85E00"/>
               <w:left w:val="single" w:sz="12" w:space="0" w:color="D85E00"/>
@@ -2822,7 +2838,7 @@
         <w:trPr/>
         <w:tc>
           <w:tcPr>
-            <w:tcW w:w="972" w:type="dxa"/>
+            <w:tcW w:w="971" w:type="dxa"/>
             <w:tcBorders>
               <w:top w:val="single" w:sz="12" w:space="0" w:color="D85E00"/>
               <w:left w:val="single" w:sz="12" w:space="0" w:color="D85E00"/>
@@ -2848,7 +2864,7 @@
         </w:tc>
         <w:tc>
           <w:tcPr>
-            <w:tcW w:w="1866" w:type="dxa"/>
+            <w:tcW w:w="1867" w:type="dxa"/>
             <w:tcBorders>
               <w:top w:val="single" w:sz="12" w:space="0" w:color="D85E00"/>
               <w:left w:val="single" w:sz="12" w:space="0" w:color="D85E00"/>
@@ -2900,7 +2916,7 @@
         </w:tc>
         <w:tc>
           <w:tcPr>
-            <w:tcW w:w="1713" w:type="dxa"/>
+            <w:tcW w:w="1712" w:type="dxa"/>
             <w:tcBorders>
               <w:top w:val="single" w:sz="12" w:space="0" w:color="D85E00"/>
               <w:left w:val="single" w:sz="12" w:space="0" w:color="D85E00"/>
@@ -2929,7 +2945,7 @@
         <w:trPr/>
         <w:tc>
           <w:tcPr>
-            <w:tcW w:w="972" w:type="dxa"/>
+            <w:tcW w:w="971" w:type="dxa"/>
             <w:tcBorders>
               <w:top w:val="single" w:sz="12" w:space="0" w:color="D85E00"/>
               <w:left w:val="single" w:sz="12" w:space="0" w:color="D85E00"/>
@@ -2955,7 +2971,7 @@
         </w:tc>
         <w:tc>
           <w:tcPr>
-            <w:tcW w:w="1866" w:type="dxa"/>
+            <w:tcW w:w="1867" w:type="dxa"/>
             <w:tcBorders>
               <w:top w:val="single" w:sz="12" w:space="0" w:color="D85E00"/>
               <w:left w:val="single" w:sz="12" w:space="0" w:color="D85E00"/>
@@ -3007,7 +3023,7 @@
         </w:tc>
         <w:tc>
           <w:tcPr>
-            <w:tcW w:w="1713" w:type="dxa"/>
+            <w:tcW w:w="1712" w:type="dxa"/>
             <w:tcBorders>
               <w:top w:val="single" w:sz="12" w:space="0" w:color="D85E00"/>
               <w:left w:val="single" w:sz="12" w:space="0" w:color="D85E00"/>
@@ -3036,7 +3052,7 @@
         <w:trPr/>
         <w:tc>
           <w:tcPr>
-            <w:tcW w:w="972" w:type="dxa"/>
+            <w:tcW w:w="971" w:type="dxa"/>
             <w:tcBorders>
               <w:top w:val="single" w:sz="12" w:space="0" w:color="D85E00"/>
               <w:left w:val="single" w:sz="12" w:space="0" w:color="D85E00"/>
@@ -3062,7 +3078,7 @@
         </w:tc>
         <w:tc>
           <w:tcPr>
-            <w:tcW w:w="1866" w:type="dxa"/>
+            <w:tcW w:w="1867" w:type="dxa"/>
             <w:tcBorders>
               <w:top w:val="single" w:sz="12" w:space="0" w:color="D85E00"/>
               <w:left w:val="single" w:sz="12" w:space="0" w:color="D85E00"/>
@@ -3114,7 +3130,7 @@
         </w:tc>
         <w:tc>
           <w:tcPr>
-            <w:tcW w:w="1713" w:type="dxa"/>
+            <w:tcW w:w="1712" w:type="dxa"/>
             <w:tcBorders>
               <w:top w:val="single" w:sz="12" w:space="0" w:color="D85E00"/>
               <w:left w:val="single" w:sz="12" w:space="0" w:color="D85E00"/>
@@ -3143,7 +3159,7 @@
         <w:trPr/>
         <w:tc>
           <w:tcPr>
-            <w:tcW w:w="972" w:type="dxa"/>
+            <w:tcW w:w="971" w:type="dxa"/>
             <w:tcBorders>
               <w:top w:val="single" w:sz="12" w:space="0" w:color="101820"/>
               <w:left w:val="single" w:sz="12" w:space="0" w:color="101820"/>
@@ -3170,7 +3186,7 @@
         </w:tc>
         <w:tc>
           <w:tcPr>
-            <w:tcW w:w="1866" w:type="dxa"/>
+            <w:tcW w:w="1867" w:type="dxa"/>
             <w:tcBorders>
               <w:top w:val="single" w:sz="12" w:space="0" w:color="101820"/>
               <w:left w:val="single" w:sz="12" w:space="0" w:color="101820"/>
@@ -3224,7 +3240,7 @@
         </w:tc>
         <w:tc>
           <w:tcPr>
-            <w:tcW w:w="1713" w:type="dxa"/>
+            <w:tcW w:w="1712" w:type="dxa"/>
             <w:tcBorders>
               <w:top w:val="single" w:sz="12" w:space="0" w:color="101820"/>
               <w:left w:val="single" w:sz="12" w:space="0" w:color="101820"/>
@@ -3254,7 +3270,7 @@
         <w:trPr/>
         <w:tc>
           <w:tcPr>
-            <w:tcW w:w="972" w:type="dxa"/>
+            <w:tcW w:w="971" w:type="dxa"/>
             <w:tcBorders>
               <w:top w:val="single" w:sz="12" w:space="0" w:color="D85E00"/>
               <w:left w:val="single" w:sz="12" w:space="0" w:color="D85E00"/>
@@ -3280,7 +3296,7 @@
         </w:tc>
         <w:tc>
           <w:tcPr>
-            <w:tcW w:w="1866" w:type="dxa"/>
+            <w:tcW w:w="1867" w:type="dxa"/>
             <w:tcBorders>
               <w:top w:val="single" w:sz="12" w:space="0" w:color="D85E00"/>
               <w:left w:val="single" w:sz="12" w:space="0" w:color="D85E00"/>
@@ -3332,7 +3348,7 @@
         </w:tc>
         <w:tc>
           <w:tcPr>
-            <w:tcW w:w="1713" w:type="dxa"/>
+            <w:tcW w:w="1712" w:type="dxa"/>
             <w:tcBorders>
               <w:top w:val="single" w:sz="12" w:space="0" w:color="D85E00"/>
               <w:left w:val="single" w:sz="12" w:space="0" w:color="D85E00"/>
@@ -3361,7 +3377,7 @@
         <w:trPr/>
         <w:tc>
           <w:tcPr>
-            <w:tcW w:w="972" w:type="dxa"/>
+            <w:tcW w:w="971" w:type="dxa"/>
             <w:tcBorders>
               <w:top w:val="single" w:sz="12" w:space="0" w:color="D85E00"/>
               <w:left w:val="single" w:sz="12" w:space="0" w:color="D85E00"/>
@@ -3387,7 +3403,7 @@
         </w:tc>
         <w:tc>
           <w:tcPr>
-            <w:tcW w:w="1866" w:type="dxa"/>
+            <w:tcW w:w="1867" w:type="dxa"/>
             <w:tcBorders>
               <w:top w:val="single" w:sz="12" w:space="0" w:color="D85E00"/>
               <w:left w:val="single" w:sz="12" w:space="0" w:color="D85E00"/>
@@ -3439,7 +3455,7 @@
         </w:tc>
         <w:tc>
           <w:tcPr>
-            <w:tcW w:w="1713" w:type="dxa"/>
+            <w:tcW w:w="1712" w:type="dxa"/>
             <w:tcBorders>
               <w:top w:val="single" w:sz="12" w:space="0" w:color="D85E00"/>
               <w:left w:val="single" w:sz="12" w:space="0" w:color="D85E00"/>
@@ -3468,7 +3484,7 @@
         <w:trPr/>
         <w:tc>
           <w:tcPr>
-            <w:tcW w:w="972" w:type="dxa"/>
+            <w:tcW w:w="971" w:type="dxa"/>
             <w:tcBorders>
               <w:top w:val="single" w:sz="12" w:space="0" w:color="D85E00"/>
               <w:left w:val="single" w:sz="12" w:space="0" w:color="D85E00"/>
@@ -3494,7 +3510,7 @@
         </w:tc>
         <w:tc>
           <w:tcPr>
-            <w:tcW w:w="1866" w:type="dxa"/>
+            <w:tcW w:w="1867" w:type="dxa"/>
             <w:tcBorders>
               <w:top w:val="single" w:sz="12" w:space="0" w:color="D85E00"/>
               <w:left w:val="single" w:sz="12" w:space="0" w:color="D85E00"/>
@@ -3546,7 +3562,7 @@
         </w:tc>
         <w:tc>
           <w:tcPr>
-            <w:tcW w:w="1713" w:type="dxa"/>
+            <w:tcW w:w="1712" w:type="dxa"/>
             <w:tcBorders>
               <w:top w:val="single" w:sz="12" w:space="0" w:color="D85E00"/>
               <w:left w:val="single" w:sz="12" w:space="0" w:color="D85E00"/>
@@ -3575,7 +3591,7 @@
         <w:trPr/>
         <w:tc>
           <w:tcPr>
-            <w:tcW w:w="972" w:type="dxa"/>
+            <w:tcW w:w="971" w:type="dxa"/>
             <w:tcBorders>
               <w:top w:val="single" w:sz="12" w:space="0" w:color="D85E00"/>
               <w:left w:val="single" w:sz="12" w:space="0" w:color="D85E00"/>
@@ -3601,7 +3617,7 @@
         </w:tc>
         <w:tc>
           <w:tcPr>
-            <w:tcW w:w="1866" w:type="dxa"/>
+            <w:tcW w:w="1867" w:type="dxa"/>
             <w:tcBorders>
               <w:top w:val="single" w:sz="12" w:space="0" w:color="D85E00"/>
               <w:left w:val="single" w:sz="12" w:space="0" w:color="D85E00"/>
@@ -3653,7 +3669,7 @@
         </w:tc>
         <w:tc>
           <w:tcPr>
-            <w:tcW w:w="1713" w:type="dxa"/>
+            <w:tcW w:w="1712" w:type="dxa"/>
             <w:tcBorders>
               <w:top w:val="single" w:sz="12" w:space="0" w:color="D85E00"/>
               <w:left w:val="single" w:sz="12" w:space="0" w:color="D85E00"/>
@@ -3682,7 +3698,7 @@
         <w:trPr/>
         <w:tc>
           <w:tcPr>
-            <w:tcW w:w="972" w:type="dxa"/>
+            <w:tcW w:w="971" w:type="dxa"/>
             <w:tcBorders>
               <w:top w:val="single" w:sz="12" w:space="0" w:color="D85E00"/>
               <w:left w:val="single" w:sz="12" w:space="0" w:color="D85E00"/>
@@ -3708,7 +3724,7 @@
         </w:tc>
         <w:tc>
           <w:tcPr>
-            <w:tcW w:w="1866" w:type="dxa"/>
+            <w:tcW w:w="1867" w:type="dxa"/>
             <w:tcBorders>
               <w:top w:val="single" w:sz="12" w:space="0" w:color="D85E00"/>
               <w:left w:val="single" w:sz="12" w:space="0" w:color="D85E00"/>
@@ -3760,7 +3776,7 @@
         </w:tc>
         <w:tc>
           <w:tcPr>
-            <w:tcW w:w="1713" w:type="dxa"/>
+            <w:tcW w:w="1712" w:type="dxa"/>
             <w:tcBorders>
               <w:top w:val="single" w:sz="12" w:space="0" w:color="D85E00"/>
               <w:left w:val="single" w:sz="12" w:space="0" w:color="D85E00"/>
@@ -3789,7 +3805,7 @@
         <w:trPr/>
         <w:tc>
           <w:tcPr>
-            <w:tcW w:w="972" w:type="dxa"/>
+            <w:tcW w:w="971" w:type="dxa"/>
             <w:tcBorders>
               <w:top w:val="single" w:sz="12" w:space="0" w:color="D85E00"/>
               <w:left w:val="single" w:sz="12" w:space="0" w:color="D85E00"/>
@@ -3815,7 +3831,7 @@
         </w:tc>
         <w:tc>
           <w:tcPr>
-            <w:tcW w:w="1866" w:type="dxa"/>
+            <w:tcW w:w="1867" w:type="dxa"/>
             <w:tcBorders>
               <w:top w:val="single" w:sz="12" w:space="0" w:color="D85E00"/>
               <w:left w:val="single" w:sz="12" w:space="0" w:color="D85E00"/>
@@ -3867,7 +3883,7 @@
         </w:tc>
         <w:tc>
           <w:tcPr>
-            <w:tcW w:w="1713" w:type="dxa"/>
+            <w:tcW w:w="1712" w:type="dxa"/>
             <w:tcBorders>
               <w:top w:val="single" w:sz="12" w:space="0" w:color="D85E00"/>
               <w:left w:val="single" w:sz="12" w:space="0" w:color="D85E00"/>
@@ -3896,7 +3912,7 @@
         <w:trPr/>
         <w:tc>
           <w:tcPr>
-            <w:tcW w:w="972" w:type="dxa"/>
+            <w:tcW w:w="971" w:type="dxa"/>
             <w:tcBorders>
               <w:top w:val="single" w:sz="12" w:space="0" w:color="D85E00"/>
               <w:left w:val="single" w:sz="12" w:space="0" w:color="D85E00"/>
@@ -3922,7 +3938,7 @@
         </w:tc>
         <w:tc>
           <w:tcPr>
-            <w:tcW w:w="1866" w:type="dxa"/>
+            <w:tcW w:w="1867" w:type="dxa"/>
             <w:tcBorders>
               <w:top w:val="single" w:sz="12" w:space="0" w:color="D85E00"/>
               <w:left w:val="single" w:sz="12" w:space="0" w:color="D85E00"/>
@@ -3974,7 +3990,7 @@
         </w:tc>
         <w:tc>
           <w:tcPr>
-            <w:tcW w:w="1713" w:type="dxa"/>
+            <w:tcW w:w="1712" w:type="dxa"/>
             <w:tcBorders>
               <w:top w:val="single" w:sz="12" w:space="0" w:color="D85E00"/>
               <w:left w:val="single" w:sz="12" w:space="0" w:color="D85E00"/>
@@ -4003,7 +4019,7 @@
         <w:trPr/>
         <w:tc>
           <w:tcPr>
-            <w:tcW w:w="972" w:type="dxa"/>
+            <w:tcW w:w="971" w:type="dxa"/>
             <w:tcBorders>
               <w:top w:val="single" w:sz="12" w:space="0" w:color="101820"/>
               <w:left w:val="single" w:sz="12" w:space="0" w:color="101820"/>
@@ -4030,7 +4046,7 @@
         </w:tc>
         <w:tc>
           <w:tcPr>
-            <w:tcW w:w="1866" w:type="dxa"/>
+            <w:tcW w:w="1867" w:type="dxa"/>
             <w:tcBorders>
               <w:top w:val="single" w:sz="12" w:space="0" w:color="101820"/>
               <w:left w:val="single" w:sz="12" w:space="0" w:color="101820"/>
@@ -4084,7 +4100,7 @@
         </w:tc>
         <w:tc>
           <w:tcPr>
-            <w:tcW w:w="1713" w:type="dxa"/>
+            <w:tcW w:w="1712" w:type="dxa"/>
             <w:tcBorders>
               <w:top w:val="single" w:sz="12" w:space="0" w:color="101820"/>
               <w:left w:val="single" w:sz="12" w:space="0" w:color="101820"/>
@@ -4114,7 +4130,7 @@
         <w:trPr/>
         <w:tc>
           <w:tcPr>
-            <w:tcW w:w="972" w:type="dxa"/>
+            <w:tcW w:w="971" w:type="dxa"/>
             <w:tcBorders>
               <w:top w:val="single" w:sz="12" w:space="0" w:color="D85E00"/>
               <w:left w:val="single" w:sz="12" w:space="0" w:color="D85E00"/>
@@ -4140,7 +4156,7 @@
         </w:tc>
         <w:tc>
           <w:tcPr>
-            <w:tcW w:w="1866" w:type="dxa"/>
+            <w:tcW w:w="1867" w:type="dxa"/>
             <w:tcBorders>
               <w:top w:val="single" w:sz="12" w:space="0" w:color="D85E00"/>
               <w:left w:val="single" w:sz="12" w:space="0" w:color="D85E00"/>
@@ -4192,7 +4208,7 @@
         </w:tc>
         <w:tc>
           <w:tcPr>
-            <w:tcW w:w="1713" w:type="dxa"/>
+            <w:tcW w:w="1712" w:type="dxa"/>
             <w:tcBorders>
               <w:top w:val="single" w:sz="12" w:space="0" w:color="D85E00"/>
               <w:left w:val="single" w:sz="12" w:space="0" w:color="D85E00"/>
@@ -4221,7 +4237,7 @@
         <w:trPr/>
         <w:tc>
           <w:tcPr>
-            <w:tcW w:w="972" w:type="dxa"/>
+            <w:tcW w:w="971" w:type="dxa"/>
             <w:tcBorders>
               <w:top w:val="single" w:sz="12" w:space="0" w:color="D85E00"/>
               <w:left w:val="single" w:sz="12" w:space="0" w:color="D85E00"/>
@@ -4247,7 +4263,7 @@
         </w:tc>
         <w:tc>
           <w:tcPr>
-            <w:tcW w:w="1866" w:type="dxa"/>
+            <w:tcW w:w="1867" w:type="dxa"/>
             <w:tcBorders>
               <w:top w:val="single" w:sz="12" w:space="0" w:color="D85E00"/>
               <w:left w:val="single" w:sz="12" w:space="0" w:color="D85E00"/>
@@ -4299,7 +4315,7 @@
         </w:tc>
         <w:tc>
           <w:tcPr>
-            <w:tcW w:w="1713" w:type="dxa"/>
+            <w:tcW w:w="1712" w:type="dxa"/>
             <w:tcBorders>
               <w:top w:val="single" w:sz="12" w:space="0" w:color="D85E00"/>
               <w:left w:val="single" w:sz="12" w:space="0" w:color="D85E00"/>
@@ -4328,7 +4344,7 @@
         <w:trPr/>
         <w:tc>
           <w:tcPr>
-            <w:tcW w:w="972" w:type="dxa"/>
+            <w:tcW w:w="971" w:type="dxa"/>
             <w:tcBorders>
               <w:top w:val="single" w:sz="12" w:space="0" w:color="D85E00"/>
               <w:left w:val="single" w:sz="12" w:space="0" w:color="D85E00"/>
@@ -4354,7 +4370,7 @@
         </w:tc>
         <w:tc>
           <w:tcPr>
-            <w:tcW w:w="1866" w:type="dxa"/>
+            <w:tcW w:w="1867" w:type="dxa"/>
             <w:tcBorders>
               <w:top w:val="single" w:sz="12" w:space="0" w:color="D85E00"/>
               <w:left w:val="single" w:sz="12" w:space="0" w:color="D85E00"/>
@@ -4406,7 +4422,7 @@
         </w:tc>
         <w:tc>
           <w:tcPr>
-            <w:tcW w:w="1713" w:type="dxa"/>
+            <w:tcW w:w="1712" w:type="dxa"/>
             <w:tcBorders>
               <w:top w:val="single" w:sz="12" w:space="0" w:color="D85E00"/>
               <w:left w:val="single" w:sz="12" w:space="0" w:color="D85E00"/>
@@ -4435,7 +4451,7 @@
         <w:trPr/>
         <w:tc>
           <w:tcPr>
-            <w:tcW w:w="972" w:type="dxa"/>
+            <w:tcW w:w="971" w:type="dxa"/>
             <w:tcBorders>
               <w:top w:val="single" w:sz="12" w:space="0" w:color="D85E00"/>
               <w:left w:val="single" w:sz="12" w:space="0" w:color="D85E00"/>
@@ -4461,7 +4477,7 @@
         </w:tc>
         <w:tc>
           <w:tcPr>
-            <w:tcW w:w="1866" w:type="dxa"/>
+            <w:tcW w:w="1867" w:type="dxa"/>
             <w:tcBorders>
               <w:top w:val="single" w:sz="12" w:space="0" w:color="D85E00"/>
               <w:left w:val="single" w:sz="12" w:space="0" w:color="D85E00"/>
@@ -4513,7 +4529,7 @@
         </w:tc>
         <w:tc>
           <w:tcPr>
-            <w:tcW w:w="1713" w:type="dxa"/>
+            <w:tcW w:w="1712" w:type="dxa"/>
             <w:tcBorders>
               <w:top w:val="single" w:sz="12" w:space="0" w:color="D85E00"/>
               <w:left w:val="single" w:sz="12" w:space="0" w:color="D85E00"/>
@@ -4542,7 +4558,7 @@
         <w:trPr/>
         <w:tc>
           <w:tcPr>
-            <w:tcW w:w="972" w:type="dxa"/>
+            <w:tcW w:w="971" w:type="dxa"/>
             <w:tcBorders>
               <w:top w:val="single" w:sz="12" w:space="0" w:color="D85E00"/>
               <w:left w:val="single" w:sz="12" w:space="0" w:color="D85E00"/>
@@ -4568,7 +4584,7 @@
         </w:tc>
         <w:tc>
           <w:tcPr>
-            <w:tcW w:w="1866" w:type="dxa"/>
+            <w:tcW w:w="1867" w:type="dxa"/>
             <w:tcBorders>
               <w:top w:val="single" w:sz="12" w:space="0" w:color="D85E00"/>
               <w:left w:val="single" w:sz="12" w:space="0" w:color="D85E00"/>
@@ -4620,7 +4636,7 @@
         </w:tc>
         <w:tc>
           <w:tcPr>
-            <w:tcW w:w="1713" w:type="dxa"/>
+            <w:tcW w:w="1712" w:type="dxa"/>
             <w:tcBorders>
               <w:top w:val="single" w:sz="12" w:space="0" w:color="D85E00"/>
               <w:left w:val="single" w:sz="12" w:space="0" w:color="D85E00"/>
@@ -4649,7 +4665,7 @@
         <w:trPr/>
         <w:tc>
           <w:tcPr>
-            <w:tcW w:w="972" w:type="dxa"/>
+            <w:tcW w:w="971" w:type="dxa"/>
             <w:tcBorders>
               <w:top w:val="single" w:sz="12" w:space="0" w:color="D85E00"/>
               <w:left w:val="single" w:sz="12" w:space="0" w:color="D85E00"/>
@@ -4675,7 +4691,7 @@
         </w:tc>
         <w:tc>
           <w:tcPr>
-            <w:tcW w:w="1866" w:type="dxa"/>
+            <w:tcW w:w="1867" w:type="dxa"/>
             <w:tcBorders>
               <w:top w:val="single" w:sz="12" w:space="0" w:color="D85E00"/>
               <w:left w:val="single" w:sz="12" w:space="0" w:color="D85E00"/>
@@ -4727,7 +4743,7 @@
         </w:tc>
         <w:tc>
           <w:tcPr>
-            <w:tcW w:w="1713" w:type="dxa"/>
+            <w:tcW w:w="1712" w:type="dxa"/>
             <w:tcBorders>
               <w:top w:val="single" w:sz="12" w:space="0" w:color="D85E00"/>
               <w:left w:val="single" w:sz="12" w:space="0" w:color="D85E00"/>
@@ -4756,7 +4772,7 @@
         <w:trPr/>
         <w:tc>
           <w:tcPr>
-            <w:tcW w:w="972" w:type="dxa"/>
+            <w:tcW w:w="971" w:type="dxa"/>
             <w:tcBorders>
               <w:top w:val="single" w:sz="12" w:space="0" w:color="D85E00"/>
               <w:left w:val="single" w:sz="12" w:space="0" w:color="D85E00"/>
@@ -4782,7 +4798,7 @@
         </w:tc>
         <w:tc>
           <w:tcPr>
-            <w:tcW w:w="1866" w:type="dxa"/>
+            <w:tcW w:w="1867" w:type="dxa"/>
             <w:tcBorders>
               <w:top w:val="single" w:sz="12" w:space="0" w:color="D85E00"/>
               <w:left w:val="single" w:sz="12" w:space="0" w:color="D85E00"/>
@@ -4834,7 +4850,7 @@
         </w:tc>
         <w:tc>
           <w:tcPr>
-            <w:tcW w:w="1713" w:type="dxa"/>
+            <w:tcW w:w="1712" w:type="dxa"/>
             <w:tcBorders>
               <w:top w:val="single" w:sz="12" w:space="0" w:color="D85E00"/>
               <w:left w:val="single" w:sz="12" w:space="0" w:color="D85E00"/>
@@ -4863,7 +4879,7 @@
         <w:trPr/>
         <w:tc>
           <w:tcPr>
-            <w:tcW w:w="972" w:type="dxa"/>
+            <w:tcW w:w="971" w:type="dxa"/>
             <w:tcBorders>
               <w:top w:val="single" w:sz="12" w:space="0" w:color="101820"/>
               <w:left w:val="single" w:sz="12" w:space="0" w:color="101820"/>
@@ -4890,7 +4906,7 @@
         </w:tc>
         <w:tc>
           <w:tcPr>
-            <w:tcW w:w="1866" w:type="dxa"/>
+            <w:tcW w:w="1867" w:type="dxa"/>
             <w:tcBorders>
               <w:top w:val="single" w:sz="12" w:space="0" w:color="101820"/>
               <w:left w:val="single" w:sz="12" w:space="0" w:color="101820"/>
@@ -4944,7 +4960,7 @@
         </w:tc>
         <w:tc>
           <w:tcPr>
-            <w:tcW w:w="1713" w:type="dxa"/>
+            <w:tcW w:w="1712" w:type="dxa"/>
             <w:tcBorders>
               <w:top w:val="single" w:sz="12" w:space="0" w:color="101820"/>
               <w:left w:val="single" w:sz="12" w:space="0" w:color="101820"/>
@@ -4974,7 +4990,7 @@
         <w:trPr/>
         <w:tc>
           <w:tcPr>
-            <w:tcW w:w="972" w:type="dxa"/>
+            <w:tcW w:w="971" w:type="dxa"/>
             <w:tcBorders>
               <w:top w:val="single" w:sz="12" w:space="0" w:color="D85E00"/>
               <w:left w:val="single" w:sz="12" w:space="0" w:color="D85E00"/>
@@ -5000,7 +5016,7 @@
         </w:tc>
         <w:tc>
           <w:tcPr>
-            <w:tcW w:w="1866" w:type="dxa"/>
+            <w:tcW w:w="1867" w:type="dxa"/>
             <w:tcBorders>
               <w:top w:val="single" w:sz="12" w:space="0" w:color="D85E00"/>
               <w:left w:val="single" w:sz="12" w:space="0" w:color="D85E00"/>
@@ -5052,7 +5068,7 @@
         </w:tc>
         <w:tc>
           <w:tcPr>
-            <w:tcW w:w="1713" w:type="dxa"/>
+            <w:tcW w:w="1712" w:type="dxa"/>
             <w:tcBorders>
               <w:top w:val="single" w:sz="12" w:space="0" w:color="D85E00"/>
               <w:left w:val="single" w:sz="12" w:space="0" w:color="D85E00"/>
@@ -5081,7 +5097,7 @@
         <w:trPr/>
         <w:tc>
           <w:tcPr>
-            <w:tcW w:w="972" w:type="dxa"/>
+            <w:tcW w:w="971" w:type="dxa"/>
             <w:tcBorders>
               <w:top w:val="single" w:sz="12" w:space="0" w:color="D85E00"/>
               <w:left w:val="single" w:sz="12" w:space="0" w:color="D85E00"/>
@@ -5107,7 +5123,7 @@
         </w:tc>
         <w:tc>
           <w:tcPr>
-            <w:tcW w:w="1866" w:type="dxa"/>
+            <w:tcW w:w="1867" w:type="dxa"/>
             <w:tcBorders>
               <w:top w:val="single" w:sz="12" w:space="0" w:color="D85E00"/>
               <w:left w:val="single" w:sz="12" w:space="0" w:color="D85E00"/>
@@ -5159,7 +5175,7 @@
         </w:tc>
         <w:tc>
           <w:tcPr>
-            <w:tcW w:w="1713" w:type="dxa"/>
+            <w:tcW w:w="1712" w:type="dxa"/>
             <w:tcBorders>
               <w:top w:val="single" w:sz="12" w:space="0" w:color="D85E00"/>
               <w:left w:val="single" w:sz="12" w:space="0" w:color="D85E00"/>
@@ -5188,7 +5204,7 @@
         <w:trPr/>
         <w:tc>
           <w:tcPr>
-            <w:tcW w:w="972" w:type="dxa"/>
+            <w:tcW w:w="971" w:type="dxa"/>
             <w:tcBorders>
               <w:top w:val="single" w:sz="12" w:space="0" w:color="D85E00"/>
               <w:left w:val="single" w:sz="12" w:space="0" w:color="D85E00"/>
@@ -5214,7 +5230,7 @@
         </w:tc>
         <w:tc>
           <w:tcPr>
-            <w:tcW w:w="1866" w:type="dxa"/>
+            <w:tcW w:w="1867" w:type="dxa"/>
             <w:tcBorders>
               <w:top w:val="single" w:sz="12" w:space="0" w:color="D85E00"/>
               <w:left w:val="single" w:sz="12" w:space="0" w:color="D85E00"/>
@@ -5266,7 +5282,7 @@
         </w:tc>
         <w:tc>
           <w:tcPr>
-            <w:tcW w:w="1713" w:type="dxa"/>
+            <w:tcW w:w="1712" w:type="dxa"/>
             <w:tcBorders>
               <w:top w:val="single" w:sz="12" w:space="0" w:color="D85E00"/>
               <w:left w:val="single" w:sz="12" w:space="0" w:color="D85E00"/>
@@ -5295,7 +5311,7 @@
         <w:trPr/>
         <w:tc>
           <w:tcPr>
-            <w:tcW w:w="972" w:type="dxa"/>
+            <w:tcW w:w="971" w:type="dxa"/>
             <w:tcBorders>
               <w:top w:val="single" w:sz="12" w:space="0" w:color="D85E00"/>
               <w:left w:val="single" w:sz="12" w:space="0" w:color="D85E00"/>
@@ -5321,7 +5337,7 @@
         </w:tc>
         <w:tc>
           <w:tcPr>
-            <w:tcW w:w="1866" w:type="dxa"/>
+            <w:tcW w:w="1867" w:type="dxa"/>
             <w:tcBorders>
               <w:top w:val="single" w:sz="12" w:space="0" w:color="D85E00"/>
               <w:left w:val="single" w:sz="12" w:space="0" w:color="D85E00"/>
@@ -5373,7 +5389,7 @@
         </w:tc>
         <w:tc>
           <w:tcPr>
-            <w:tcW w:w="1713" w:type="dxa"/>
+            <w:tcW w:w="1712" w:type="dxa"/>
             <w:tcBorders>
               <w:top w:val="single" w:sz="12" w:space="0" w:color="D85E00"/>
               <w:left w:val="single" w:sz="12" w:space="0" w:color="D85E00"/>
@@ -5402,7 +5418,7 @@
         <w:trPr/>
         <w:tc>
           <w:tcPr>
-            <w:tcW w:w="972" w:type="dxa"/>
+            <w:tcW w:w="971" w:type="dxa"/>
             <w:tcBorders>
               <w:top w:val="single" w:sz="12" w:space="0" w:color="D85E00"/>
               <w:left w:val="single" w:sz="12" w:space="0" w:color="D85E00"/>
@@ -5428,7 +5444,7 @@
         </w:tc>
         <w:tc>
           <w:tcPr>
-            <w:tcW w:w="1866" w:type="dxa"/>
+            <w:tcW w:w="1867" w:type="dxa"/>
             <w:tcBorders>
               <w:top w:val="single" w:sz="12" w:space="0" w:color="D85E00"/>
               <w:left w:val="single" w:sz="12" w:space="0" w:color="D85E00"/>
@@ -5480,7 +5496,7 @@
         </w:tc>
         <w:tc>
           <w:tcPr>
-            <w:tcW w:w="1713" w:type="dxa"/>
+            <w:tcW w:w="1712" w:type="dxa"/>
             <w:tcBorders>
               <w:top w:val="single" w:sz="12" w:space="0" w:color="D85E00"/>
               <w:left w:val="single" w:sz="12" w:space="0" w:color="D85E00"/>
@@ -5509,7 +5525,7 @@
         <w:trPr/>
         <w:tc>
           <w:tcPr>
-            <w:tcW w:w="972" w:type="dxa"/>
+            <w:tcW w:w="971" w:type="dxa"/>
             <w:tcBorders>
               <w:top w:val="single" w:sz="12" w:space="0" w:color="D85E00"/>
               <w:left w:val="single" w:sz="12" w:space="0" w:color="D85E00"/>
@@ -5535,7 +5551,7 @@
         </w:tc>
         <w:tc>
           <w:tcPr>
-            <w:tcW w:w="1866" w:type="dxa"/>
+            <w:tcW w:w="1867" w:type="dxa"/>
             <w:tcBorders>
               <w:top w:val="single" w:sz="12" w:space="0" w:color="D85E00"/>
               <w:left w:val="single" w:sz="12" w:space="0" w:color="D85E00"/>
@@ -5587,7 +5603,7 @@
         </w:tc>
         <w:tc>
           <w:tcPr>
-            <w:tcW w:w="1713" w:type="dxa"/>
+            <w:tcW w:w="1712" w:type="dxa"/>
             <w:tcBorders>
               <w:top w:val="single" w:sz="12" w:space="0" w:color="D85E00"/>
               <w:left w:val="single" w:sz="12" w:space="0" w:color="D85E00"/>
@@ -5616,7 +5632,7 @@
         <w:trPr/>
         <w:tc>
           <w:tcPr>
-            <w:tcW w:w="972" w:type="dxa"/>
+            <w:tcW w:w="971" w:type="dxa"/>
             <w:tcBorders>
               <w:top w:val="single" w:sz="12" w:space="0" w:color="D85E00"/>
               <w:left w:val="single" w:sz="12" w:space="0" w:color="D85E00"/>
@@ -5642,7 +5658,7 @@
         </w:tc>
         <w:tc>
           <w:tcPr>
-            <w:tcW w:w="1866" w:type="dxa"/>
+            <w:tcW w:w="1867" w:type="dxa"/>
             <w:tcBorders>
               <w:top w:val="single" w:sz="12" w:space="0" w:color="D85E00"/>
               <w:left w:val="single" w:sz="12" w:space="0" w:color="D85E00"/>
@@ -5694,7 +5710,7 @@
         </w:tc>
         <w:tc>
           <w:tcPr>
-            <w:tcW w:w="1713" w:type="dxa"/>
+            <w:tcW w:w="1712" w:type="dxa"/>
             <w:tcBorders>
               <w:top w:val="single" w:sz="12" w:space="0" w:color="D85E00"/>
               <w:left w:val="single" w:sz="12" w:space="0" w:color="D85E00"/>
@@ -5723,7 +5739,7 @@
         <w:trPr/>
         <w:tc>
           <w:tcPr>
-            <w:tcW w:w="972" w:type="dxa"/>
+            <w:tcW w:w="971" w:type="dxa"/>
             <w:tcBorders>
               <w:top w:val="single" w:sz="12" w:space="0" w:color="101820"/>
               <w:left w:val="single" w:sz="12" w:space="0" w:color="101820"/>
@@ -5750,7 +5766,7 @@
         </w:tc>
         <w:tc>
           <w:tcPr>
-            <w:tcW w:w="1866" w:type="dxa"/>
+            <w:tcW w:w="1867" w:type="dxa"/>
             <w:tcBorders>
               <w:top w:val="single" w:sz="12" w:space="0" w:color="101820"/>
               <w:left w:val="single" w:sz="12" w:space="0" w:color="101820"/>
@@ -5804,7 +5820,7 @@
         </w:tc>
         <w:tc>
           <w:tcPr>
-            <w:tcW w:w="1713" w:type="dxa"/>
+            <w:tcW w:w="1712" w:type="dxa"/>
             <w:tcBorders>
               <w:top w:val="single" w:sz="12" w:space="0" w:color="101820"/>
               <w:left w:val="single" w:sz="12" w:space="0" w:color="101820"/>
@@ -6382,21 +6398,11 @@
           <w:b/>
           <w:bCs/>
         </w:rPr>
-        <w:t xml:space="preserve">6. </w:t>
-      </w:r>
-      <w:r>
-        <w:rPr>
-          <w:b/>
-          <w:bCs/>
-        </w:rPr>
-        <w:t>What is ACL in Cisco Router</w:t>
+        <w:t>6. What is ACL in Cisco Router</w:t>
       </w:r>
       <w:r>
         <w:rPr/>
         <w:br/>
-      </w:r>
-      <w:r>
-        <w:rPr/>
         <w:t>ACLs (Access Control Lists) on Cisco routers filter traffic by permitting or denying packets based on source/destination IP, ports, and protocols. They process rules sequentially with an implicit "deny all" at the end, applied inbound (in) or outbound (out) on interfaces.</w:t>
       </w:r>
     </w:p>
@@ -6600,9 +6606,9 @@
         </w:tblCellMar>
       </w:tblPr>
       <w:tblGrid>
-        <w:gridCol w:w="1617"/>
+        <w:gridCol w:w="1616"/>
         <w:gridCol w:w="4003"/>
-        <w:gridCol w:w="5011"/>
+        <w:gridCol w:w="5012"/>
       </w:tblGrid>
       <w:tr>
         <w:trPr>
@@ -6610,7 +6616,7 @@
         </w:trPr>
         <w:tc>
           <w:tcPr>
-            <w:tcW w:w="1617" w:type="dxa"/>
+            <w:tcW w:w="1616" w:type="dxa"/>
             <w:tcBorders>
               <w:top w:val="single" w:sz="2" w:space="0" w:color="DDDDDD"/>
               <w:left w:val="single" w:sz="2" w:space="0" w:color="DDDDDD"/>
@@ -6623,6 +6629,7 @@
           <w:p>
             <w:pPr>
               <w:pStyle w:val="TableHeading"/>
+              <w:widowControl w:val="false"/>
               <w:spacing w:before="0" w:after="160"/>
               <w:jc w:val="left"/>
               <w:rPr/>
@@ -6648,6 +6655,7 @@
           <w:p>
             <w:pPr>
               <w:pStyle w:val="TableHeading"/>
+              <w:widowControl w:val="false"/>
               <w:spacing w:before="0" w:after="160"/>
               <w:jc w:val="left"/>
               <w:rPr/>
@@ -6660,7 +6668,7 @@
         </w:tc>
         <w:tc>
           <w:tcPr>
-            <w:tcW w:w="5011" w:type="dxa"/>
+            <w:tcW w:w="5012" w:type="dxa"/>
             <w:tcBorders>
               <w:top w:val="single" w:sz="2" w:space="0" w:color="DDDDDD"/>
               <w:left w:val="single" w:sz="2" w:space="0" w:color="DDDDDD"/>
@@ -6673,6 +6681,7 @@
           <w:p>
             <w:pPr>
               <w:pStyle w:val="TableHeading"/>
+              <w:widowControl w:val="false"/>
               <w:spacing w:before="0" w:after="160"/>
               <w:jc w:val="left"/>
               <w:rPr/>
@@ -6688,7 +6697,7 @@
         <w:trPr/>
         <w:tc>
           <w:tcPr>
-            <w:tcW w:w="1617" w:type="dxa"/>
+            <w:tcW w:w="1616" w:type="dxa"/>
             <w:tcBorders>
               <w:top w:val="single" w:sz="2" w:space="0" w:color="DDDDDD"/>
               <w:left w:val="single" w:sz="2" w:space="0" w:color="DDDDDD"/>
@@ -6700,6 +6709,7 @@
           <w:p>
             <w:pPr>
               <w:pStyle w:val="TableContents"/>
+              <w:widowControl w:val="false"/>
               <w:spacing w:before="0" w:after="160"/>
               <w:jc w:val="left"/>
               <w:rPr/>
@@ -6724,6 +6734,7 @@
           <w:p>
             <w:pPr>
               <w:pStyle w:val="TableContents"/>
+              <w:widowControl w:val="false"/>
               <w:spacing w:before="0" w:after="160"/>
               <w:jc w:val="left"/>
               <w:rPr/>
@@ -6744,7 +6755,7 @@
         </w:tc>
         <w:tc>
           <w:tcPr>
-            <w:tcW w:w="5011" w:type="dxa"/>
+            <w:tcW w:w="5012" w:type="dxa"/>
             <w:tcBorders>
               <w:top w:val="single" w:sz="2" w:space="0" w:color="DDDDDD"/>
               <w:left w:val="single" w:sz="2" w:space="0" w:color="DDDDDD"/>
@@ -6756,6 +6767,7 @@
           <w:p>
             <w:pPr>
               <w:pStyle w:val="TableContents"/>
+              <w:widowControl w:val="false"/>
               <w:spacing w:before="0" w:after="160"/>
               <w:jc w:val="left"/>
               <w:rPr/>
@@ -6779,7 +6791,7 @@
         <w:trPr/>
         <w:tc>
           <w:tcPr>
-            <w:tcW w:w="1617" w:type="dxa"/>
+            <w:tcW w:w="1616" w:type="dxa"/>
             <w:tcBorders>
               <w:top w:val="single" w:sz="2" w:space="0" w:color="DDDDDD"/>
               <w:left w:val="single" w:sz="2" w:space="0" w:color="DDDDDD"/>
@@ -6791,6 +6803,7 @@
           <w:p>
             <w:pPr>
               <w:pStyle w:val="TableContents"/>
+              <w:widowControl w:val="false"/>
               <w:spacing w:before="0" w:after="160"/>
               <w:jc w:val="left"/>
               <w:rPr/>
@@ -6815,6 +6828,7 @@
           <w:p>
             <w:pPr>
               <w:pStyle w:val="TableContents"/>
+              <w:widowControl w:val="false"/>
               <w:spacing w:before="0" w:after="160"/>
               <w:jc w:val="left"/>
               <w:rPr/>
@@ -6835,7 +6849,7 @@
         </w:tc>
         <w:tc>
           <w:tcPr>
-            <w:tcW w:w="5011" w:type="dxa"/>
+            <w:tcW w:w="5012" w:type="dxa"/>
             <w:tcBorders>
               <w:top w:val="single" w:sz="2" w:space="0" w:color="DDDDDD"/>
               <w:left w:val="single" w:sz="2" w:space="0" w:color="DDDDDD"/>
@@ -6847,6 +6861,7 @@
           <w:p>
             <w:pPr>
               <w:pStyle w:val="TableContents"/>
+              <w:widowControl w:val="false"/>
               <w:spacing w:before="0" w:after="160"/>
               <w:jc w:val="left"/>
               <w:rPr/>
@@ -6870,7 +6885,7 @@
         <w:trPr/>
         <w:tc>
           <w:tcPr>
-            <w:tcW w:w="1617" w:type="dxa"/>
+            <w:tcW w:w="1616" w:type="dxa"/>
             <w:tcBorders>
               <w:top w:val="single" w:sz="2" w:space="0" w:color="DDDDDD"/>
               <w:left w:val="single" w:sz="2" w:space="0" w:color="DDDDDD"/>
@@ -6882,6 +6897,7 @@
           <w:p>
             <w:pPr>
               <w:pStyle w:val="TableContents"/>
+              <w:widowControl w:val="false"/>
               <w:spacing w:before="0" w:after="160"/>
               <w:jc w:val="left"/>
               <w:rPr/>
@@ -6906,6 +6922,7 @@
           <w:p>
             <w:pPr>
               <w:pStyle w:val="TableContents"/>
+              <w:widowControl w:val="false"/>
               <w:spacing w:before="0" w:after="160"/>
               <w:jc w:val="left"/>
               <w:rPr/>
@@ -6926,7 +6943,7 @@
         </w:tc>
         <w:tc>
           <w:tcPr>
-            <w:tcW w:w="5011" w:type="dxa"/>
+            <w:tcW w:w="5012" w:type="dxa"/>
             <w:tcBorders>
               <w:top w:val="single" w:sz="2" w:space="0" w:color="DDDDDD"/>
               <w:left w:val="single" w:sz="2" w:space="0" w:color="DDDDDD"/>
@@ -6938,6 +6955,7 @@
           <w:p>
             <w:pPr>
               <w:pStyle w:val="TableContents"/>
+              <w:widowControl w:val="false"/>
               <w:spacing w:before="0" w:after="160"/>
               <w:jc w:val="left"/>
               <w:rPr/>
@@ -6961,7 +6979,7 @@
         <w:trPr/>
         <w:tc>
           <w:tcPr>
-            <w:tcW w:w="1617" w:type="dxa"/>
+            <w:tcW w:w="1616" w:type="dxa"/>
             <w:tcBorders>
               <w:top w:val="single" w:sz="2" w:space="0" w:color="DDDDDD"/>
               <w:left w:val="single" w:sz="2" w:space="0" w:color="DDDDDD"/>
@@ -6973,6 +6991,7 @@
           <w:p>
             <w:pPr>
               <w:pStyle w:val="TableContents"/>
+              <w:widowControl w:val="false"/>
               <w:spacing w:before="0" w:after="160"/>
               <w:jc w:val="left"/>
               <w:rPr/>
@@ -6997,6 +7016,7 @@
           <w:p>
             <w:pPr>
               <w:pStyle w:val="TableContents"/>
+              <w:widowControl w:val="false"/>
               <w:spacing w:before="0" w:after="160"/>
               <w:jc w:val="left"/>
               <w:rPr/>
@@ -7017,7 +7037,7 @@
         </w:tc>
         <w:tc>
           <w:tcPr>
-            <w:tcW w:w="5011" w:type="dxa"/>
+            <w:tcW w:w="5012" w:type="dxa"/>
             <w:tcBorders>
               <w:top w:val="single" w:sz="2" w:space="0" w:color="DDDDDD"/>
               <w:left w:val="single" w:sz="2" w:space="0" w:color="DDDDDD"/>
@@ -7029,6 +7049,7 @@
           <w:p>
             <w:pPr>
               <w:pStyle w:val="TableContents"/>
+              <w:widowControl w:val="false"/>
               <w:spacing w:before="0" w:after="160"/>
               <w:jc w:val="left"/>
               <w:rPr/>
@@ -7052,7 +7073,7 @@
         <w:trPr/>
         <w:tc>
           <w:tcPr>
-            <w:tcW w:w="1617" w:type="dxa"/>
+            <w:tcW w:w="1616" w:type="dxa"/>
             <w:tcBorders>
               <w:top w:val="single" w:sz="2" w:space="0" w:color="DDDDDD"/>
               <w:left w:val="single" w:sz="2" w:space="0" w:color="DDDDDD"/>
@@ -7064,6 +7085,7 @@
           <w:p>
             <w:pPr>
               <w:pStyle w:val="TableContents"/>
+              <w:widowControl w:val="false"/>
               <w:spacing w:before="0" w:after="160"/>
               <w:jc w:val="left"/>
               <w:rPr/>
@@ -7088,6 +7110,7 @@
           <w:p>
             <w:pPr>
               <w:pStyle w:val="TableContents"/>
+              <w:widowControl w:val="false"/>
               <w:spacing w:before="0" w:after="160"/>
               <w:jc w:val="left"/>
               <w:rPr/>
@@ -7108,7 +7131,7 @@
         </w:tc>
         <w:tc>
           <w:tcPr>
-            <w:tcW w:w="5011" w:type="dxa"/>
+            <w:tcW w:w="5012" w:type="dxa"/>
             <w:tcBorders>
               <w:top w:val="single" w:sz="2" w:space="0" w:color="DDDDDD"/>
               <w:left w:val="single" w:sz="2" w:space="0" w:color="DDDDDD"/>
@@ -7120,6 +7143,7 @@
           <w:p>
             <w:pPr>
               <w:pStyle w:val="TableContents"/>
+              <w:widowControl w:val="false"/>
               <w:spacing w:before="0" w:after="160"/>
               <w:jc w:val="left"/>
               <w:rPr/>
@@ -7143,7 +7167,7 @@
         <w:trPr/>
         <w:tc>
           <w:tcPr>
-            <w:tcW w:w="1617" w:type="dxa"/>
+            <w:tcW w:w="1616" w:type="dxa"/>
             <w:tcBorders>
               <w:top w:val="single" w:sz="2" w:space="0" w:color="DDDDDD"/>
               <w:left w:val="single" w:sz="2" w:space="0" w:color="DDDDDD"/>
@@ -7155,6 +7179,7 @@
           <w:p>
             <w:pPr>
               <w:pStyle w:val="TableContents"/>
+              <w:widowControl w:val="false"/>
               <w:spacing w:before="0" w:after="160"/>
               <w:jc w:val="left"/>
               <w:rPr/>
@@ -7179,6 +7204,7 @@
           <w:p>
             <w:pPr>
               <w:pStyle w:val="TableContents"/>
+              <w:widowControl w:val="false"/>
               <w:spacing w:before="0" w:after="160"/>
               <w:jc w:val="left"/>
               <w:rPr/>
@@ -7199,7 +7225,7 @@
         </w:tc>
         <w:tc>
           <w:tcPr>
-            <w:tcW w:w="5011" w:type="dxa"/>
+            <w:tcW w:w="5012" w:type="dxa"/>
             <w:tcBorders>
               <w:top w:val="single" w:sz="2" w:space="0" w:color="DDDDDD"/>
               <w:left w:val="single" w:sz="2" w:space="0" w:color="DDDDDD"/>
@@ -7211,6 +7237,7 @@
           <w:p>
             <w:pPr>
               <w:pStyle w:val="TableContents"/>
+              <w:widowControl w:val="false"/>
               <w:spacing w:before="0" w:after="160"/>
               <w:jc w:val="left"/>
               <w:rPr/>
@@ -7254,7 +7281,254 @@
         <w:rPr/>
       </w:pPr>
       <w:r>
-        <w:rPr/>
+        <w:rPr>
+          <w:b/>
+          <w:bCs/>
+        </w:rPr>
+        <w:t>8. What is vtp, spanning tree.</w:t>
+        <w:br/>
+      </w:r>
+      <w:r>
+        <w:rPr/>
+        <w:t>VTP is a Cisco tool that automatically copies VLAN settings from one switch to others connected by trunk links. It saves time—no need to configure VLANs on every switch manually.</w:t>
+      </w:r>
+    </w:p>
+    <w:p>
+      <w:pPr>
+        <w:pStyle w:val="Normal"/>
+        <w:widowControl/>
+        <w:bidi w:val="0"/>
+        <w:spacing w:lineRule="auto" w:line="259" w:before="0" w:after="160"/>
+        <w:jc w:val="left"/>
+        <w:rPr/>
+      </w:pPr>
+      <w:r>
+        <w:rPr/>
+        <w:t>Simple Breakdown</w:t>
+        <w:br/>
+        <w:t>Imagine 10 switches in a building. Without VTP, you'd log into each to add VLAN 10 (e.g., for Sales). VTP lets you do it on one "boss" switch, and it tells all others automatically.</w:t>
+      </w:r>
+    </w:p>
+    <w:p>
+      <w:pPr>
+        <w:pStyle w:val="Normal"/>
+        <w:widowControl/>
+        <w:bidi w:val="0"/>
+        <w:spacing w:lineRule="auto" w:line="259" w:before="0" w:after="160"/>
+        <w:jc w:val="left"/>
+        <w:rPr/>
+      </w:pPr>
+      <w:r>
+        <w:rPr>
+          <w:b/>
+          <w:bCs/>
+        </w:rPr>
+        <w:t>Spanning Tree Protocol (STP)</w:t>
+      </w:r>
+      <w:r>
+        <w:rPr/>
+        <w:t xml:space="preserve"> stops network loops when switches connect in loops (redundant links). Loops cause endless broadcasts that crash networks—STP blocks extra links to keep one active path.</w:t>
+      </w:r>
+    </w:p>
+    <w:p>
+      <w:pPr>
+        <w:pStyle w:val="Normal"/>
+        <w:widowControl/>
+        <w:bidi w:val="0"/>
+        <w:spacing w:lineRule="auto" w:line="259" w:before="0" w:after="160"/>
+        <w:jc w:val="left"/>
+        <w:rPr/>
+      </w:pPr>
+      <w:r>
+        <w:rPr/>
+        <w:t>Simple Problem It Solves</w:t>
+        <w:br/>
+        <w:t>Three switches connected like a triangle = loop. PC broadcasts → Switch A → B → C → back to A forever. STP picks "best" path, blocks others.</w:t>
+      </w:r>
+    </w:p>
+    <w:p>
+      <w:pPr>
+        <w:pStyle w:val="Normal"/>
+        <w:widowControl/>
+        <w:bidi w:val="0"/>
+        <w:spacing w:lineRule="auto" w:line="259" w:before="0" w:after="160"/>
+        <w:jc w:val="left"/>
+        <w:rPr/>
+      </w:pPr>
+      <w:r>
+        <w:rPr>
+          <w:b/>
+          <w:bCs/>
+        </w:rPr>
+        <w:t xml:space="preserve">9. how to connect 2 </w:t>
+      </w:r>
+      <w:r>
+        <w:rPr>
+          <w:b/>
+          <w:bCs/>
+        </w:rPr>
+        <w:t>vlans? What is intervlan</w:t>
+        <w:br/>
+      </w:r>
+      <w:r>
+        <w:rPr/>
+        <w:t>Inter-VLAN routing lets devices in different VLANs (like VLAN 10 Sales and VLAN 20 HR) talk to each other. VLANs block traffic between them by default—routing makes a "gateway" between them.</w:t>
+      </w:r>
+    </w:p>
+    <w:p>
+      <w:pPr>
+        <w:pStyle w:val="Normal"/>
+        <w:widowControl/>
+        <w:bidi w:val="0"/>
+        <w:spacing w:lineRule="auto" w:line="259" w:before="0" w:after="160"/>
+        <w:jc w:val="left"/>
+        <w:rPr/>
+      </w:pPr>
+      <w:r>
+        <w:rPr/>
+        <w:t>Two Simple Ways to Connect VLANs</w:t>
+      </w:r>
+    </w:p>
+    <w:p>
+      <w:pPr>
+        <w:pStyle w:val="Normal"/>
+        <w:widowControl/>
+        <w:bidi w:val="0"/>
+        <w:spacing w:lineRule="auto" w:line="259" w:before="0" w:after="160"/>
+        <w:jc w:val="left"/>
+        <w:rPr/>
+      </w:pPr>
+      <w:r>
+        <w:rPr/>
+        <w:t>1. Layer 3 Switch (Easiest – Recommended)</w:t>
+        <w:br/>
+        <w:t>Your Catalyst 3560/9300 from earlier queries can do this internally. Use Layer 3 switch for your Cisco Catalyst—faster, no extra router needed. Just ip routing + VLAN interfaces.</w:t>
+      </w:r>
+    </w:p>
+    <w:p>
+      <w:pPr>
+        <w:pStyle w:val="Normal"/>
+        <w:widowControl/>
+        <w:bidi w:val="0"/>
+        <w:spacing w:lineRule="auto" w:line="259" w:before="0" w:after="160"/>
+        <w:jc w:val="left"/>
+        <w:rPr/>
+      </w:pPr>
+      <w:r>
+        <w:rPr/>
+        <w:t>2. Router-on-a-Stick (Uses Router)</w:t>
+      </w:r>
+    </w:p>
+    <w:p>
+      <w:pPr>
+        <w:pStyle w:val="Normal"/>
+        <w:widowControl/>
+        <w:bidi w:val="0"/>
+        <w:spacing w:lineRule="auto" w:line="259" w:before="0" w:after="160"/>
+        <w:jc w:val="left"/>
+        <w:rPr/>
+      </w:pPr>
+      <w:r>
+        <w:rPr/>
+        <w:t>Single trunk from switch to router; router uses subinterfaces.</w:t>
+      </w:r>
+    </w:p>
+    <w:p>
+      <w:pPr>
+        <w:pStyle w:val="Normal"/>
+        <w:widowControl/>
+        <w:bidi w:val="0"/>
+        <w:spacing w:lineRule="auto" w:line="259" w:before="0" w:after="160"/>
+        <w:jc w:val="left"/>
+        <w:rPr/>
+      </w:pPr>
+      <w:r>
+        <w:rPr>
+          <w:b/>
+          <w:bCs/>
+        </w:rPr>
+        <w:t>10. What is NAT?</w:t>
+        <w:br/>
+      </w:r>
+      <w:r>
+        <w:rPr/>
+        <w:t>Explain its typesNAT translates private IP addresses (like 192.168.x.x) to public IPs so your home/office network can access the Internet. Your router does this automatically.</w:t>
+      </w:r>
+    </w:p>
+    <w:p>
+      <w:pPr>
+        <w:pStyle w:val="Normal"/>
+        <w:widowControl/>
+        <w:bidi w:val="0"/>
+        <w:spacing w:lineRule="auto" w:line="259" w:before="0" w:after="160"/>
+        <w:jc w:val="left"/>
+        <w:rPr/>
+      </w:pPr>
+      <w:r>
+        <w:rPr/>
+        <w:t>Three Main Types</w:t>
+      </w:r>
+    </w:p>
+    <w:p>
+      <w:pPr>
+        <w:pStyle w:val="Normal"/>
+        <w:widowControl/>
+        <w:bidi w:val="0"/>
+        <w:spacing w:lineRule="auto" w:line="259" w:before="0" w:after="160"/>
+        <w:jc w:val="left"/>
+        <w:rPr/>
+      </w:pPr>
+      <w:r>
+        <w:rPr/>
+        <w:t>Static NAT (1 private IP = 1 public IP, fixed)</w:t>
+        <w:br/>
+        <w:t>Server example: Map 192.168.1.10 (web server) to 203.0.113.10 permanently.</w:t>
+      </w:r>
+    </w:p>
+    <w:p>
+      <w:pPr>
+        <w:pStyle w:val="Normal"/>
+        <w:widowControl/>
+        <w:bidi w:val="0"/>
+        <w:spacing w:lineRule="auto" w:line="259" w:before="0" w:after="160"/>
+        <w:jc w:val="left"/>
+        <w:rPr/>
+      </w:pPr>
+      <w:r>
+        <w:rPr/>
+        <w:t>Dynamic NAT (private IPs share pool of public Ips)</w:t>
+        <w:br/>
+        <w:t>Router picks available public IP from pool for each session.</w:t>
+      </w:r>
+    </w:p>
+    <w:p>
+      <w:pPr>
+        <w:pStyle w:val="Normal"/>
+        <w:widowControl/>
+        <w:bidi w:val="0"/>
+        <w:spacing w:lineRule="auto" w:line="259" w:before="0" w:after="160"/>
+        <w:jc w:val="left"/>
+        <w:rPr/>
+      </w:pPr>
+      <w:r>
+        <w:rPr/>
+        <w:t>PAT/NAT Overload (many private IPs share 1 public IP + different ports)</w:t>
+        <w:br/>
+        <w:t>Most common! Your home router uses this.</w:t>
+      </w:r>
+    </w:p>
+    <w:p>
+      <w:pPr>
+        <w:pStyle w:val="Normal"/>
+        <w:widowControl/>
+        <w:bidi w:val="0"/>
+        <w:spacing w:lineRule="auto" w:line="259" w:before="0" w:after="160"/>
+        <w:jc w:val="left"/>
+        <w:rPr/>
+      </w:pPr>
+      <w:r>
+        <w:rPr/>
+        <w:t xml:space="preserve"> </w:t>
       </w:r>
     </w:p>
     <w:sectPr>
@@ -8224,7 +8498,7 @@
       <w:start w:val="1"/>
       <w:numFmt w:val="none"/>
       <w:suff w:val="nothing"/>
-      <w:lvlText w:val="%1"/>
+      <w:lvlText w:val=""/>
       <w:lvlJc w:val="left"/>
       <w:pPr>
         <w:tabs>
@@ -8237,7 +8511,7 @@
       <w:start w:val="1"/>
       <w:numFmt w:val="none"/>
       <w:suff w:val="nothing"/>
-      <w:lvlText w:val="%2"/>
+      <w:lvlText w:val=""/>
       <w:lvlJc w:val="left"/>
       <w:pPr>
         <w:tabs>
@@ -8250,7 +8524,7 @@
       <w:start w:val="1"/>
       <w:numFmt w:val="none"/>
       <w:suff w:val="nothing"/>
-      <w:lvlText w:val="%3"/>
+      <w:lvlText w:val=""/>
       <w:lvlJc w:val="left"/>
       <w:pPr>
         <w:tabs>
@@ -8263,7 +8537,7 @@
       <w:start w:val="1"/>
       <w:numFmt w:val="none"/>
       <w:suff w:val="nothing"/>
-      <w:lvlText w:val="%4"/>
+      <w:lvlText w:val=""/>
       <w:lvlJc w:val="left"/>
       <w:pPr>
         <w:tabs>
@@ -8276,7 +8550,7 @@
       <w:start w:val="1"/>
       <w:numFmt w:val="none"/>
       <w:suff w:val="nothing"/>
-      <w:lvlText w:val="%5"/>
+      <w:lvlText w:val=""/>
       <w:lvlJc w:val="left"/>
       <w:pPr>
         <w:tabs>
@@ -8289,7 +8563,7 @@
       <w:start w:val="1"/>
       <w:numFmt w:val="none"/>
       <w:suff w:val="nothing"/>
-      <w:lvlText w:val="%6"/>
+      <w:lvlText w:val=""/>
       <w:lvlJc w:val="left"/>
       <w:pPr>
         <w:tabs>
@@ -8302,7 +8576,7 @@
       <w:start w:val="1"/>
       <w:numFmt w:val="none"/>
       <w:suff w:val="nothing"/>
-      <w:lvlText w:val="%7"/>
+      <w:lvlText w:val=""/>
       <w:lvlJc w:val="left"/>
       <w:pPr>
         <w:tabs>
@@ -8315,7 +8589,7 @@
       <w:start w:val="1"/>
       <w:numFmt w:val="none"/>
       <w:suff w:val="nothing"/>
-      <w:lvlText w:val="%8"/>
+      <w:lvlText w:val=""/>
       <w:lvlJc w:val="left"/>
       <w:pPr>
         <w:tabs>
@@ -8328,7 +8602,7 @@
       <w:start w:val="1"/>
       <w:numFmt w:val="none"/>
       <w:suff w:val="nothing"/>
-      <w:lvlText w:val="%9"/>
+      <w:lvlText w:val=""/>
       <w:lvlJc w:val="left"/>
       <w:pPr>
         <w:tabs>
@@ -8389,9 +8663,7 @@
     <w:pPr>
       <w:widowControl/>
       <w:suppressAutoHyphens w:val="true"/>
-      <w:kinsoku w:val="true"/>
-      <w:overflowPunct w:val="true"/>
-      <w:autoSpaceDE w:val="true"/>
+      <w:overflowPunct w:val="false"/>
       <w:bidi w:val="0"/>
       <w:spacing w:lineRule="auto" w:line="259" w:before="0" w:after="160"/>
       <w:jc w:val="left"/>

--- a/DevOps-Study/Networking/Networking.docx
+++ b/DevOps-Study/Networking/Networking.docx
@@ -6606,9 +6606,9 @@
         </w:tblCellMar>
       </w:tblPr>
       <w:tblGrid>
-        <w:gridCol w:w="1616"/>
+        <w:gridCol w:w="1615"/>
         <w:gridCol w:w="4003"/>
-        <w:gridCol w:w="5012"/>
+        <w:gridCol w:w="5013"/>
       </w:tblGrid>
       <w:tr>
         <w:trPr>
@@ -6616,7 +6616,7 @@
         </w:trPr>
         <w:tc>
           <w:tcPr>
-            <w:tcW w:w="1616" w:type="dxa"/>
+            <w:tcW w:w="1615" w:type="dxa"/>
             <w:tcBorders>
               <w:top w:val="single" w:sz="2" w:space="0" w:color="DDDDDD"/>
               <w:left w:val="single" w:sz="2" w:space="0" w:color="DDDDDD"/>
@@ -6668,7 +6668,7 @@
         </w:tc>
         <w:tc>
           <w:tcPr>
-            <w:tcW w:w="5012" w:type="dxa"/>
+            <w:tcW w:w="5013" w:type="dxa"/>
             <w:tcBorders>
               <w:top w:val="single" w:sz="2" w:space="0" w:color="DDDDDD"/>
               <w:left w:val="single" w:sz="2" w:space="0" w:color="DDDDDD"/>
@@ -6697,7 +6697,7 @@
         <w:trPr/>
         <w:tc>
           <w:tcPr>
-            <w:tcW w:w="1616" w:type="dxa"/>
+            <w:tcW w:w="1615" w:type="dxa"/>
             <w:tcBorders>
               <w:top w:val="single" w:sz="2" w:space="0" w:color="DDDDDD"/>
               <w:left w:val="single" w:sz="2" w:space="0" w:color="DDDDDD"/>
@@ -6743,19 +6743,11 @@
               <w:rPr/>
               <w:t xml:space="preserve">Layer 2 (MAC) </w:t>
             </w:r>
-            <w:hyperlink r:id="rId3" w:tgtFrame="_blank">
-              <w:r>
-                <w:rPr>
-                  <w:rStyle w:val="InternetLink"/>
-                </w:rPr>
-                <w:t>geeksforgeeks</w:t>
-              </w:r>
-            </w:hyperlink>
-          </w:p>
-        </w:tc>
-        <w:tc>
-          <w:tcPr>
-            <w:tcW w:w="5012" w:type="dxa"/>
+          </w:p>
+        </w:tc>
+        <w:tc>
+          <w:tcPr>
+            <w:tcW w:w="5013" w:type="dxa"/>
             <w:tcBorders>
               <w:top w:val="single" w:sz="2" w:space="0" w:color="DDDDDD"/>
               <w:left w:val="single" w:sz="2" w:space="0" w:color="DDDDDD"/>
@@ -6774,16 +6766,8 @@
             </w:pPr>
             <w:r>
               <w:rPr/>
-              <w:t xml:space="preserve">Layers 2+3 (MAC+IP) </w:t>
-            </w:r>
-            <w:hyperlink r:id="rId4" w:tgtFrame="_blank">
-              <w:r>
-                <w:rPr>
-                  <w:rStyle w:val="InternetLink"/>
-                </w:rPr>
-                <w:t>etherwan</w:t>
-              </w:r>
-            </w:hyperlink>
+              <w:t>Layers 2+3 (MAC+IP)</w:t>
+            </w:r>
           </w:p>
         </w:tc>
       </w:tr>
@@ -6791,7 +6775,7 @@
         <w:trPr/>
         <w:tc>
           <w:tcPr>
-            <w:tcW w:w="1616" w:type="dxa"/>
+            <w:tcW w:w="1615" w:type="dxa"/>
             <w:tcBorders>
               <w:top w:val="single" w:sz="2" w:space="0" w:color="DDDDDD"/>
               <w:left w:val="single" w:sz="2" w:space="0" w:color="DDDDDD"/>
@@ -6837,19 +6821,11 @@
               <w:rPr/>
               <w:t xml:space="preserve">None </w:t>
             </w:r>
-            <w:hyperlink r:id="rId5" w:tgtFrame="_blank">
-              <w:r>
-                <w:rPr>
-                  <w:rStyle w:val="InternetLink"/>
-                </w:rPr>
-                <w:t>manageengine</w:t>
-              </w:r>
-            </w:hyperlink>
-          </w:p>
-        </w:tc>
-        <w:tc>
-          <w:tcPr>
-            <w:tcW w:w="5012" w:type="dxa"/>
+          </w:p>
+        </w:tc>
+        <w:tc>
+          <w:tcPr>
+            <w:tcW w:w="5013" w:type="dxa"/>
             <w:tcBorders>
               <w:top w:val="single" w:sz="2" w:space="0" w:color="DDDDDD"/>
               <w:left w:val="single" w:sz="2" w:space="0" w:color="DDDDDD"/>
@@ -6868,16 +6844,8 @@
             </w:pPr>
             <w:r>
               <w:rPr/>
-              <w:t xml:space="preserve">Static/dynamic (OSPF, EIGRP) </w:t>
-            </w:r>
-            <w:hyperlink r:id="rId6" w:tgtFrame="_blank">
-              <w:r>
-                <w:rPr>
-                  <w:rStyle w:val="InternetLink"/>
-                </w:rPr>
-                <w:t>cbtnuggets</w:t>
-              </w:r>
-            </w:hyperlink>
+              <w:t>Static/dynamic (OSPF, EIGRP)</w:t>
+            </w:r>
           </w:p>
         </w:tc>
       </w:tr>
@@ -6885,7 +6853,7 @@
         <w:trPr/>
         <w:tc>
           <w:tcPr>
-            <w:tcW w:w="1616" w:type="dxa"/>
+            <w:tcW w:w="1615" w:type="dxa"/>
             <w:tcBorders>
               <w:top w:val="single" w:sz="2" w:space="0" w:color="DDDDDD"/>
               <w:left w:val="single" w:sz="2" w:space="0" w:color="DDDDDD"/>
@@ -6929,21 +6897,13 @@
             </w:pPr>
             <w:r>
               <w:rPr/>
-              <w:t xml:space="preserve">Basic VLAN tagging </w:t>
-            </w:r>
-            <w:hyperlink r:id="rId7" w:tgtFrame="_blank">
-              <w:r>
-                <w:rPr>
-                  <w:rStyle w:val="InternetLink"/>
-                </w:rPr>
-                <w:t>geeksforgeeks</w:t>
-              </w:r>
-            </w:hyperlink>
-          </w:p>
-        </w:tc>
-        <w:tc>
-          <w:tcPr>
-            <w:tcW w:w="5012" w:type="dxa"/>
+              <w:t>Basic VLAN tagging</w:t>
+            </w:r>
+          </w:p>
+        </w:tc>
+        <w:tc>
+          <w:tcPr>
+            <w:tcW w:w="5013" w:type="dxa"/>
             <w:tcBorders>
               <w:top w:val="single" w:sz="2" w:space="0" w:color="DDDDDD"/>
               <w:left w:val="single" w:sz="2" w:space="0" w:color="DDDDDD"/>
@@ -6964,14 +6924,6 @@
               <w:rPr/>
               <w:t xml:space="preserve">Inter-VLAN routing </w:t>
             </w:r>
-            <w:hyperlink r:id="rId8" w:tgtFrame="_blank">
-              <w:r>
-                <w:rPr>
-                  <w:rStyle w:val="InternetLink"/>
-                </w:rPr>
-                <w:t>manageengine</w:t>
-              </w:r>
-            </w:hyperlink>
           </w:p>
         </w:tc>
       </w:tr>
@@ -6979,7 +6931,7 @@
         <w:trPr/>
         <w:tc>
           <w:tcPr>
-            <w:tcW w:w="1616" w:type="dxa"/>
+            <w:tcW w:w="1615" w:type="dxa"/>
             <w:tcBorders>
               <w:top w:val="single" w:sz="2" w:space="0" w:color="DDDDDD"/>
               <w:left w:val="single" w:sz="2" w:space="0" w:color="DDDDDD"/>
@@ -7025,19 +6977,11 @@
               <w:rPr/>
               <w:t xml:space="preserve">Access layer, same subnet </w:t>
             </w:r>
-            <w:hyperlink r:id="rId9" w:tgtFrame="_blank">
-              <w:r>
-                <w:rPr>
-                  <w:rStyle w:val="InternetLink"/>
-                </w:rPr>
-                <w:t>etherwan</w:t>
-              </w:r>
-            </w:hyperlink>
-          </w:p>
-        </w:tc>
-        <w:tc>
-          <w:tcPr>
-            <w:tcW w:w="5012" w:type="dxa"/>
+          </w:p>
+        </w:tc>
+        <w:tc>
+          <w:tcPr>
+            <w:tcW w:w="5013" w:type="dxa"/>
             <w:tcBorders>
               <w:top w:val="single" w:sz="2" w:space="0" w:color="DDDDDD"/>
               <w:left w:val="single" w:sz="2" w:space="0" w:color="DDDDDD"/>
@@ -7058,14 +7002,6 @@
               <w:rPr/>
               <w:t xml:space="preserve">Distribution/core, multi-subnet </w:t>
             </w:r>
-            <w:hyperlink r:id="rId10" w:tgtFrame="_blank">
-              <w:r>
-                <w:rPr>
-                  <w:rStyle w:val="InternetLink"/>
-                </w:rPr>
-                <w:t>cbtnuggets</w:t>
-              </w:r>
-            </w:hyperlink>
           </w:p>
         </w:tc>
       </w:tr>
@@ -7073,7 +7009,7 @@
         <w:trPr/>
         <w:tc>
           <w:tcPr>
-            <w:tcW w:w="1616" w:type="dxa"/>
+            <w:tcW w:w="1615" w:type="dxa"/>
             <w:tcBorders>
               <w:top w:val="single" w:sz="2" w:space="0" w:color="DDDDDD"/>
               <w:left w:val="single" w:sz="2" w:space="0" w:color="DDDDDD"/>
@@ -7119,19 +7055,11 @@
               <w:rPr/>
               <w:t xml:space="preserve">Wire-speed L2 </w:t>
             </w:r>
-            <w:hyperlink r:id="rId11" w:tgtFrame="_blank">
-              <w:r>
-                <w:rPr>
-                  <w:rStyle w:val="InternetLink"/>
-                </w:rPr>
-                <w:t>geeksforgeeks</w:t>
-              </w:r>
-            </w:hyperlink>
-          </w:p>
-        </w:tc>
-        <w:tc>
-          <w:tcPr>
-            <w:tcW w:w="5012" w:type="dxa"/>
+          </w:p>
+        </w:tc>
+        <w:tc>
+          <w:tcPr>
+            <w:tcW w:w="5013" w:type="dxa"/>
             <w:tcBorders>
               <w:top w:val="single" w:sz="2" w:space="0" w:color="DDDDDD"/>
               <w:left w:val="single" w:sz="2" w:space="0" w:color="DDDDDD"/>
@@ -7150,16 +7078,8 @@
             </w:pPr>
             <w:r>
               <w:rPr/>
-              <w:t xml:space="preserve">Wire-speed L3 + lower latency </w:t>
-            </w:r>
-            <w:hyperlink r:id="rId12" w:tgtFrame="_blank">
-              <w:r>
-                <w:rPr>
-                  <w:rStyle w:val="InternetLink"/>
-                </w:rPr>
-                <w:t>manageengine</w:t>
-              </w:r>
-            </w:hyperlink>
+              <w:t>Wire-speed L3 + lower latency</w:t>
+            </w:r>
           </w:p>
         </w:tc>
       </w:tr>
@@ -7167,7 +7087,7 @@
         <w:trPr/>
         <w:tc>
           <w:tcPr>
-            <w:tcW w:w="1616" w:type="dxa"/>
+            <w:tcW w:w="1615" w:type="dxa"/>
             <w:tcBorders>
               <w:top w:val="single" w:sz="2" w:space="0" w:color="DDDDDD"/>
               <w:left w:val="single" w:sz="2" w:space="0" w:color="DDDDDD"/>
@@ -7211,21 +7131,13 @@
             </w:pPr>
             <w:r>
               <w:rPr/>
-              <w:t xml:space="preserve">Lower </w:t>
-            </w:r>
-            <w:hyperlink r:id="rId13" w:tgtFrame="_blank">
-              <w:r>
-                <w:rPr>
-                  <w:rStyle w:val="InternetLink"/>
-                </w:rPr>
-                <w:t>cbtnuggets</w:t>
-              </w:r>
-            </w:hyperlink>
-          </w:p>
-        </w:tc>
-        <w:tc>
-          <w:tcPr>
-            <w:tcW w:w="5012" w:type="dxa"/>
+              <w:t>Lower</w:t>
+            </w:r>
+          </w:p>
+        </w:tc>
+        <w:tc>
+          <w:tcPr>
+            <w:tcW w:w="5013" w:type="dxa"/>
             <w:tcBorders>
               <w:top w:val="single" w:sz="2" w:space="0" w:color="DDDDDD"/>
               <w:left w:val="single" w:sz="2" w:space="0" w:color="DDDDDD"/>
@@ -7244,16 +7156,8 @@
             </w:pPr>
             <w:r>
               <w:rPr/>
-              <w:t xml:space="preserve">Higher but replaces routers </w:t>
-            </w:r>
-            <w:hyperlink r:id="rId14" w:tgtFrame="_blank">
-              <w:r>
-                <w:rPr>
-                  <w:rStyle w:val="InternetLink"/>
-                </w:rPr>
-                <w:t>cloudswit</w:t>
-              </w:r>
-            </w:hyperlink>
+              <w:t>Higher but replaces routers</w:t>
+            </w:r>
           </w:p>
         </w:tc>
       </w:tr>
@@ -7360,14 +7264,7 @@
           <w:b/>
           <w:bCs/>
         </w:rPr>
-        <w:t xml:space="preserve">9. how to connect 2 </w:t>
-      </w:r>
-      <w:r>
-        <w:rPr>
-          <w:b/>
-          <w:bCs/>
-        </w:rPr>
-        <w:t>vlans? What is intervlan</w:t>
+        <w:t>9. how to connect 2 vlans? What is intervlan</w:t>
         <w:br/>
       </w:r>
       <w:r>
@@ -8663,7 +8560,7 @@
     <w:pPr>
       <w:widowControl/>
       <w:suppressAutoHyphens w:val="true"/>
-      <w:overflowPunct w:val="false"/>
+      <w:overflowPunct w:val="true"/>
       <w:bidi w:val="0"/>
       <w:spacing w:lineRule="auto" w:line="259" w:before="0" w:after="160"/>
       <w:jc w:val="left"/>

--- a/DevOps-Study/Networking/Networking.docx
+++ b/DevOps-Study/Networking/Networking.docx
@@ -6012,7 +6012,7 @@
         <w:rPr/>
         <w:t>Access Layer Switches</w:t>
         <w:br/>
-        <w:t>Catalyst 2960-X/XR, 2960-L, and 1000 series deliver Layer 2/3 access with up to 80 Gbps stacking, 10G SFP+ uplinks, and fanless compact options like 3560CX/2960CX.</w:t>
+        <w:t>Catalyst 2960-X/XR, 2960-L, and 1000 series delivLoan account statement requester Layer 2/3 access with up to 80 Gbps stacking, 10G SFP+ uplinks, and fanless compact options like 3560CX/2960CX.</w:t>
         <w:br/>
         <w:t>2960 series suits medium businesses with Ethernet, security, and redundancy for voice/video/data.</w:t>
       </w:r>
@@ -6420,6 +6420,43 @@
         <w:t>Standard ACLs</w:t>
         <w:br/>
         <w:t>Filter solely by source IP address (numbers 1-99, 1300-1999); placed near destination to avoid unnecessary filtering.</w:t>
+        <w:br/>
+        <w:t>Extended ACLs</w:t>
+        <w:br/>
+        <w:t>Filter by source/destination IP, protocol, and ports (numbers 100-199, 2000-2699); placed near source for efficiency.</w:t>
+        <w:br/>
+        <w:br/>
+        <w:t xml:space="preserve">Standard ACLs are basic and only filter traffic based on the </w:t>
+      </w:r>
+      <w:r>
+        <w:rPr>
+          <w:rStyle w:val="StrongEmphasis"/>
+          <w:rFonts w:ascii="Google Sans;Arial;sans-serif" w:hAnsi="Google Sans;Arial;sans-serif"/>
+          <w:b/>
+          <w:strike w:val="false"/>
+          <w:dstrike w:val="false"/>
+          <w:sz w:val="24"/>
+          <w:u w:val="none"/>
+          <w:effect w:val="none"/>
+        </w:rPr>
+        <w:t>source IP address</w:t>
+      </w:r>
+      <w:r>
+        <w:rPr/>
+        <w:t xml:space="preserve">, while extended ACLs are highly specific, filtering by </w:t>
+      </w:r>
+      <w:r>
+        <w:rPr>
+          <w:rStyle w:val="StrongEmphasis"/>
+          <w:rFonts w:ascii="Google Sans;Arial;sans-serif" w:hAnsi="Google Sans;Arial;sans-serif"/>
+          <w:b/>
+          <w:strike w:val="false"/>
+          <w:dstrike w:val="false"/>
+          <w:sz w:val="24"/>
+          <w:u w:val="none"/>
+          <w:effect w:val="none"/>
+        </w:rPr>
+        <w:t>source, destination, protocol, and port numbers</w:t>
       </w:r>
     </w:p>
     <w:p>
@@ -6433,142 +6470,6 @@
       </w:pPr>
       <w:r>
         <w:rPr/>
-        <w:t>access-list 10 deny 192.168.1.0 0.0.0.255</w:t>
-        <w:br/>
-        <w:t>access-list 10 permit any</w:t>
-        <w:br/>
-        <w:t>interface fa0/0</w:t>
-        <w:br/>
-        <w:t>ip access-group 10 in</w:t>
-      </w:r>
-    </w:p>
-    <w:p>
-      <w:pPr>
-        <w:pStyle w:val="Normal"/>
-        <w:widowControl/>
-        <w:bidi w:val="0"/>
-        <w:spacing w:lineRule="auto" w:line="259" w:before="0" w:after="160"/>
-        <w:jc w:val="left"/>
-        <w:rPr/>
-      </w:pPr>
-      <w:r>
-        <w:rPr/>
-        <w:t>Blocks 192.168.1.0/24 subnet inbound while allowing others.</w:t>
-      </w:r>
-    </w:p>
-    <w:p>
-      <w:pPr>
-        <w:pStyle w:val="Normal"/>
-        <w:widowControl/>
-        <w:bidi w:val="0"/>
-        <w:spacing w:lineRule="auto" w:line="259" w:before="0" w:after="160"/>
-        <w:jc w:val="left"/>
-        <w:rPr/>
-      </w:pPr>
-      <w:r>
-        <w:rPr/>
-        <w:t>Extended ACLs</w:t>
-        <w:br/>
-        <w:t>Filter by source/destination IP, protocol, and ports (numbers 100-199, 2000-2699); placed near source for efficiency.</w:t>
-      </w:r>
-    </w:p>
-    <w:p>
-      <w:pPr>
-        <w:pStyle w:val="Normal"/>
-        <w:widowControl/>
-        <w:bidi w:val="0"/>
-        <w:spacing w:lineRule="auto" w:line="259" w:before="0" w:after="160"/>
-        <w:jc w:val="left"/>
-        <w:rPr/>
-      </w:pPr>
-      <w:r>
-        <w:rPr/>
-      </w:r>
-    </w:p>
-    <w:p>
-      <w:pPr>
-        <w:pStyle w:val="Normal"/>
-        <w:widowControl/>
-        <w:bidi w:val="0"/>
-        <w:spacing w:lineRule="auto" w:line="259" w:before="0" w:after="160"/>
-        <w:jc w:val="left"/>
-        <w:rPr/>
-      </w:pPr>
-      <w:r>
-        <w:rPr/>
-        <w:t>access-list 101 deny tcp 192.168.1.0 0.0.0.255 host 10.0.0.2 eq 21</w:t>
-        <w:br/>
-        <w:t>access-list 101 permit ip any any</w:t>
-        <w:br/>
-        <w:t>interface fa0/1</w:t>
-        <w:br/>
-        <w:t>ip access-group 101 out</w:t>
-      </w:r>
-    </w:p>
-    <w:p>
-      <w:pPr>
-        <w:pStyle w:val="Normal"/>
-        <w:widowControl/>
-        <w:bidi w:val="0"/>
-        <w:spacing w:lineRule="auto" w:line="259" w:before="0" w:after="160"/>
-        <w:jc w:val="left"/>
-        <w:rPr/>
-      </w:pPr>
-      <w:r>
-        <w:rPr/>
-        <w:t>Denies FTP (port 21) from 192.168.1.0/24 to 10.0.0.2; permits rest.</w:t>
-      </w:r>
-    </w:p>
-    <w:p>
-      <w:pPr>
-        <w:pStyle w:val="Normal"/>
-        <w:widowControl/>
-        <w:bidi w:val="0"/>
-        <w:spacing w:lineRule="auto" w:line="259" w:before="0" w:after="160"/>
-        <w:jc w:val="left"/>
-        <w:rPr/>
-      </w:pPr>
-      <w:r>
-        <w:rPr/>
-        <w:t>Named ACLs</w:t>
-        <w:br/>
-        <w:t>Alphanumeric names for readability; same functionality as numbered.</w:t>
-      </w:r>
-    </w:p>
-    <w:p>
-      <w:pPr>
-        <w:pStyle w:val="Normal"/>
-        <w:widowControl/>
-        <w:bidi w:val="0"/>
-        <w:spacing w:lineRule="auto" w:line="259" w:before="0" w:after="160"/>
-        <w:jc w:val="left"/>
-        <w:rPr/>
-      </w:pPr>
-      <w:r>
-        <w:rPr/>
-        <w:t>ip access-list extended BLOCK-FTP</w:t>
-        <w:br/>
-        <w:t>deny tcp 192.168.1.0 0.0.0.255 any eq ftp</w:t>
-        <w:br/>
-        <w:t>permit ip any any</w:t>
-        <w:br/>
-        <w:t>interface gi0/0</w:t>
-        <w:br/>
-        <w:t>ip access-group BLOCK-FTP in</w:t>
-      </w:r>
-    </w:p>
-    <w:p>
-      <w:pPr>
-        <w:pStyle w:val="Normal"/>
-        <w:widowControl/>
-        <w:bidi w:val="0"/>
-        <w:spacing w:lineRule="auto" w:line="259" w:before="0" w:after="160"/>
-        <w:jc w:val="left"/>
-        <w:rPr/>
-      </w:pPr>
-      <w:r>
-        <w:rPr/>
-        <w:t>Easier to edit specific lines (e.g., 10 deny...).</w:t>
       </w:r>
     </w:p>
     <w:p>
@@ -6606,8 +6507,8 @@
         </w:tblCellMar>
       </w:tblPr>
       <w:tblGrid>
-        <w:gridCol w:w="1615"/>
-        <w:gridCol w:w="4003"/>
+        <w:gridCol w:w="1614"/>
+        <w:gridCol w:w="4004"/>
         <w:gridCol w:w="5013"/>
       </w:tblGrid>
       <w:tr>
@@ -6616,7 +6517,7 @@
         </w:trPr>
         <w:tc>
           <w:tcPr>
-            <w:tcW w:w="1615" w:type="dxa"/>
+            <w:tcW w:w="1614" w:type="dxa"/>
             <w:tcBorders>
               <w:top w:val="single" w:sz="2" w:space="0" w:color="DDDDDD"/>
               <w:left w:val="single" w:sz="2" w:space="0" w:color="DDDDDD"/>
@@ -6642,7 +6543,7 @@
         </w:tc>
         <w:tc>
           <w:tcPr>
-            <w:tcW w:w="4003" w:type="dxa"/>
+            <w:tcW w:w="4004" w:type="dxa"/>
             <w:tcBorders>
               <w:top w:val="single" w:sz="2" w:space="0" w:color="DDDDDD"/>
               <w:left w:val="single" w:sz="2" w:space="0" w:color="DDDDDD"/>
@@ -6697,7 +6598,7 @@
         <w:trPr/>
         <w:tc>
           <w:tcPr>
-            <w:tcW w:w="1615" w:type="dxa"/>
+            <w:tcW w:w="1614" w:type="dxa"/>
             <w:tcBorders>
               <w:top w:val="single" w:sz="2" w:space="0" w:color="DDDDDD"/>
               <w:left w:val="single" w:sz="2" w:space="0" w:color="DDDDDD"/>
@@ -6722,7 +6623,7 @@
         </w:tc>
         <w:tc>
           <w:tcPr>
-            <w:tcW w:w="4003" w:type="dxa"/>
+            <w:tcW w:w="4004" w:type="dxa"/>
             <w:tcBorders>
               <w:top w:val="single" w:sz="2" w:space="0" w:color="DDDDDD"/>
               <w:left w:val="single" w:sz="2" w:space="0" w:color="DDDDDD"/>
@@ -6775,7 +6676,7 @@
         <w:trPr/>
         <w:tc>
           <w:tcPr>
-            <w:tcW w:w="1615" w:type="dxa"/>
+            <w:tcW w:w="1614" w:type="dxa"/>
             <w:tcBorders>
               <w:top w:val="single" w:sz="2" w:space="0" w:color="DDDDDD"/>
               <w:left w:val="single" w:sz="2" w:space="0" w:color="DDDDDD"/>
@@ -6800,7 +6701,7 @@
         </w:tc>
         <w:tc>
           <w:tcPr>
-            <w:tcW w:w="4003" w:type="dxa"/>
+            <w:tcW w:w="4004" w:type="dxa"/>
             <w:tcBorders>
               <w:top w:val="single" w:sz="2" w:space="0" w:color="DDDDDD"/>
               <w:left w:val="single" w:sz="2" w:space="0" w:color="DDDDDD"/>
@@ -6853,7 +6754,7 @@
         <w:trPr/>
         <w:tc>
           <w:tcPr>
-            <w:tcW w:w="1615" w:type="dxa"/>
+            <w:tcW w:w="1614" w:type="dxa"/>
             <w:tcBorders>
               <w:top w:val="single" w:sz="2" w:space="0" w:color="DDDDDD"/>
               <w:left w:val="single" w:sz="2" w:space="0" w:color="DDDDDD"/>
@@ -6878,7 +6779,7 @@
         </w:tc>
         <w:tc>
           <w:tcPr>
-            <w:tcW w:w="4003" w:type="dxa"/>
+            <w:tcW w:w="4004" w:type="dxa"/>
             <w:tcBorders>
               <w:top w:val="single" w:sz="2" w:space="0" w:color="DDDDDD"/>
               <w:left w:val="single" w:sz="2" w:space="0" w:color="DDDDDD"/>
@@ -6931,7 +6832,7 @@
         <w:trPr/>
         <w:tc>
           <w:tcPr>
-            <w:tcW w:w="1615" w:type="dxa"/>
+            <w:tcW w:w="1614" w:type="dxa"/>
             <w:tcBorders>
               <w:top w:val="single" w:sz="2" w:space="0" w:color="DDDDDD"/>
               <w:left w:val="single" w:sz="2" w:space="0" w:color="DDDDDD"/>
@@ -6956,7 +6857,7 @@
         </w:tc>
         <w:tc>
           <w:tcPr>
-            <w:tcW w:w="4003" w:type="dxa"/>
+            <w:tcW w:w="4004" w:type="dxa"/>
             <w:tcBorders>
               <w:top w:val="single" w:sz="2" w:space="0" w:color="DDDDDD"/>
               <w:left w:val="single" w:sz="2" w:space="0" w:color="DDDDDD"/>
@@ -7009,7 +6910,7 @@
         <w:trPr/>
         <w:tc>
           <w:tcPr>
-            <w:tcW w:w="1615" w:type="dxa"/>
+            <w:tcW w:w="1614" w:type="dxa"/>
             <w:tcBorders>
               <w:top w:val="single" w:sz="2" w:space="0" w:color="DDDDDD"/>
               <w:left w:val="single" w:sz="2" w:space="0" w:color="DDDDDD"/>
@@ -7034,7 +6935,7 @@
         </w:tc>
         <w:tc>
           <w:tcPr>
-            <w:tcW w:w="4003" w:type="dxa"/>
+            <w:tcW w:w="4004" w:type="dxa"/>
             <w:tcBorders>
               <w:top w:val="single" w:sz="2" w:space="0" w:color="DDDDDD"/>
               <w:left w:val="single" w:sz="2" w:space="0" w:color="DDDDDD"/>
@@ -7087,7 +6988,7 @@
         <w:trPr/>
         <w:tc>
           <w:tcPr>
-            <w:tcW w:w="1615" w:type="dxa"/>
+            <w:tcW w:w="1614" w:type="dxa"/>
             <w:tcBorders>
               <w:top w:val="single" w:sz="2" w:space="0" w:color="DDDDDD"/>
               <w:left w:val="single" w:sz="2" w:space="0" w:color="DDDDDD"/>
@@ -7112,7 +7013,7 @@
         </w:tc>
         <w:tc>
           <w:tcPr>
-            <w:tcW w:w="4003" w:type="dxa"/>
+            <w:tcW w:w="4004" w:type="dxa"/>
             <w:tcBorders>
               <w:top w:val="single" w:sz="2" w:space="0" w:color="DDDDDD"/>
               <w:left w:val="single" w:sz="2" w:space="0" w:color="DDDDDD"/>
@@ -7424,8 +7325,746 @@
         <w:rPr/>
       </w:pPr>
       <w:r>
-        <w:rPr/>
+        <w:rPr>
+          <w:b/>
+          <w:bCs/>
+        </w:rPr>
+        <w:t>11. What is  EtherChanne</w:t>
+      </w:r>
+      <w:r>
+        <w:rPr/>
+        <w:t>l</w:t>
+        <w:br/>
+      </w:r>
+      <w:r>
+        <w:rPr/>
+        <w:t>EtherChannel is a technology that **bundles multiple physical Ethernet links into a single logical link** (called a **port channel**) to increase bandwidth and provide redundancy.</w:t>
+        <w:br/>
+        <w:t>- It works **only on Ethernet interfaces** (10 Mbps, 100 Mbps, 1 Gbps, 10 Gbps, etc.) and cannot be configured on serial or WAN links.</w:t>
+        <w:br/>
+        <w:t>- The logical interface created by bundling is called a **Port-Channel**.</w:t>
+        <w:br/>
+        <w:t>- EtherChannel can operate on **Layer 2 (L2)** or **Layer 3 (L3)**:</w:t>
+        <w:br/>
+        <w:t>- **L2 EtherChannel**: Used between switches; IP addresses are not configured on the port channel interface; supports access and trunk ports.</w:t>
+        <w:br/>
+        <w:t>- **L3 EtherChannel**: Supports IP addressing on the port channel interface; used when Layer 3 switching or routing is required.</w:t>
+      </w:r>
+    </w:p>
+    <w:p>
+      <w:pPr>
+        <w:pStyle w:val="Normal"/>
+        <w:widowControl/>
+        <w:bidi w:val="0"/>
+        <w:spacing w:lineRule="auto" w:line="259" w:before="0" w:after="160"/>
+        <w:jc w:val="left"/>
+        <w:rPr/>
+      </w:pPr>
+      <w:r>
+        <w:rPr>
+          <w:b/>
+          <w:bCs/>
+        </w:rPr>
+        <w:t>12.</w:t>
+      </w:r>
+      <w:r>
+        <w:rPr>
+          <w:b/>
+          <w:bCs/>
+        </w:rPr>
+        <w:t xml:space="preserve"> Why Use EtherChannel?</w:t>
+        <w:br/>
+      </w:r>
+      <w:r>
+        <w:rPr/>
+        <w:t>Increased Bandwidth:** Multiple 100 Mbps ports bundled can create a higher throughput link (e.g., 4 ports × 100 Mbps = 400 Mbps logical link).</w:t>
+      </w:r>
+    </w:p>
+    <w:p>
+      <w:pPr>
+        <w:pStyle w:val="Normal"/>
+        <w:widowControl/>
+        <w:bidi w:val="0"/>
+        <w:spacing w:lineRule="auto" w:line="259" w:before="0" w:after="160"/>
+        <w:jc w:val="left"/>
+        <w:rPr/>
+      </w:pPr>
+      <w:r>
+        <w:rPr/>
+        <w:t>Redundancy:** If one physical link fails, traffic continues on the remaining active links without interruption.</w:t>
+      </w:r>
+    </w:p>
+    <w:p>
+      <w:pPr>
+        <w:pStyle w:val="Normal"/>
+        <w:widowControl/>
+        <w:bidi w:val="0"/>
+        <w:spacing w:lineRule="auto" w:line="259" w:before="0" w:after="160"/>
+        <w:jc w:val="left"/>
+        <w:rPr/>
+      </w:pPr>
+      <w:r>
+        <w:rPr/>
+        <w:t>Avoids Spanning Tree Protocol (STP) blocking:** Without EtherChannel, STP blocks all but one link to prevent network loops, limiting bandwidth to a single link's capacity.</w:t>
+      </w:r>
+    </w:p>
+    <w:p>
+      <w:pPr>
+        <w:pStyle w:val="Normal"/>
+        <w:widowControl/>
+        <w:bidi w:val="0"/>
+        <w:spacing w:lineRule="auto" w:line="259" w:before="0" w:after="160"/>
+        <w:jc w:val="left"/>
+        <w:rPr/>
+      </w:pPr>
+      <w:r>
+        <w:rPr>
+          <w:b/>
+          <w:bCs/>
+        </w:rPr>
+        <w:t xml:space="preserve">13. </w:t>
+      </w:r>
+      <w:r>
+        <w:rPr>
+          <w:b/>
+          <w:bCs/>
+        </w:rPr>
+        <w:t>Problem Addressed by EtherChannel</w:t>
+      </w:r>
+      <w:r>
+        <w:rPr/>
+        <w:br/>
+        <w:t>When multiple physical connections exist between switches, **Spanning Tree Protocol (STP)** blocks redundant links to prevent loops.</w:t>
+        <w:br/>
+        <w:t>- This blocking limits traffic to a single active link, reducing effective bandwidth.</w:t>
+        <w:br/>
+        <w:t>- EtherChannel allows **aggregating multiple physical links into one logical link**, so STP treats the bundle as a single link, avoiding blocking and increasing bandwidth.</w:t>
+      </w:r>
+    </w:p>
+    <w:p>
+      <w:pPr>
+        <w:pStyle w:val="Normal"/>
+        <w:widowControl/>
+        <w:bidi w:val="0"/>
+        <w:spacing w:lineRule="auto" w:line="259" w:before="0" w:after="160"/>
+        <w:jc w:val="left"/>
+        <w:rPr/>
+      </w:pPr>
+      <w:r>
+        <w:rPr/>
+        <w:t>To successfully create an EtherChannel, the following conditions must be met:</w:t>
+      </w:r>
+    </w:p>
+    <w:p>
+      <w:pPr>
+        <w:pStyle w:val="Normal"/>
+        <w:widowControl/>
+        <w:bidi w:val="0"/>
+        <w:spacing w:lineRule="auto" w:line="259" w:before="0" w:after="160"/>
+        <w:jc w:val="left"/>
+        <w:rPr/>
+      </w:pPr>
+      <w:r>
+        <w:rPr/>
+        <w:t>| Condition               | Explanation                                                                                       |</w:t>
+      </w:r>
+    </w:p>
+    <w:p>
+      <w:pPr>
+        <w:pStyle w:val="Normal"/>
+        <w:widowControl/>
+        <w:bidi w:val="0"/>
+        <w:spacing w:lineRule="auto" w:line="259" w:before="0" w:after="160"/>
+        <w:jc w:val="left"/>
+        <w:rPr/>
+      </w:pPr>
+      <w:r>
+        <w:rPr/>
+        <w:t>|------------------------|-------------------------------------------------------------------------------------------------|</w:t>
+      </w:r>
+    </w:p>
+    <w:p>
+      <w:pPr>
+        <w:pStyle w:val="Normal"/>
+        <w:widowControl/>
+        <w:bidi w:val="0"/>
+        <w:spacing w:lineRule="auto" w:line="259" w:before="0" w:after="160"/>
+        <w:jc w:val="left"/>
+        <w:rPr/>
+      </w:pPr>
+      <w:r>
+        <w:rPr/>
+        <w:t>| **Same Ethernet Standard**    | All bundled ports must have the same Ethernet standard (e.g., all 100 Mbps or all 1 Gbps)        |</w:t>
+      </w:r>
+    </w:p>
+    <w:p>
+      <w:pPr>
+        <w:pStyle w:val="Normal"/>
+        <w:widowControl/>
+        <w:bidi w:val="0"/>
+        <w:spacing w:lineRule="auto" w:line="259" w:before="0" w:after="160"/>
+        <w:jc w:val="left"/>
+        <w:rPr/>
+      </w:pPr>
+      <w:r>
+        <w:rPr/>
+        <w:t>| **Same Speed**                 | All ports must operate at the same speed                                                       |</w:t>
+      </w:r>
+    </w:p>
+    <w:p>
+      <w:pPr>
+        <w:pStyle w:val="Normal"/>
+        <w:widowControl/>
+        <w:bidi w:val="0"/>
+        <w:spacing w:lineRule="auto" w:line="259" w:before="0" w:after="160"/>
+        <w:jc w:val="left"/>
+        <w:rPr/>
+      </w:pPr>
+      <w:r>
+        <w:rPr/>
+        <w:t>| **Same Duplex Mode**           | All ports must be set to either full-duplex or half-duplex consistently                        |</w:t>
+      </w:r>
+    </w:p>
+    <w:p>
+      <w:pPr>
+        <w:pStyle w:val="Normal"/>
+        <w:widowControl/>
+        <w:bidi w:val="0"/>
+        <w:spacing w:lineRule="auto" w:line="259" w:before="0" w:after="160"/>
+        <w:jc w:val="left"/>
+        <w:rPr/>
+      </w:pPr>
+      <w:r>
+        <w:rPr/>
+        <w:t>| **Same Native VLAN**           | For trunk ports, the native VLAN must be the same on both ends                                |</w:t>
+      </w:r>
+    </w:p>
+    <w:p>
+      <w:pPr>
+        <w:pStyle w:val="Normal"/>
+        <w:widowControl/>
+        <w:bidi w:val="0"/>
+        <w:spacing w:lineRule="auto" w:line="259" w:before="0" w:after="160"/>
+        <w:jc w:val="left"/>
+        <w:rPr/>
+      </w:pPr>
+      <w:r>
+        <w:rPr/>
+        <w:t>| **Same VLAN Membership**       | For access ports, all ports must belong to the same VLAN                                     |</w:t>
+      </w:r>
+    </w:p>
+    <w:p>
+      <w:pPr>
+        <w:pStyle w:val="Normal"/>
+        <w:widowControl/>
+        <w:bidi w:val="0"/>
+        <w:spacing w:lineRule="auto" w:line="259" w:before="0" w:after="160"/>
+        <w:jc w:val="left"/>
+        <w:rPr/>
+      </w:pPr>
+      <w:r>
+        <w:rPr/>
+        <w:t>If these conditions are not met, the EtherChannel will fail to form properly.</w:t>
+      </w:r>
+    </w:p>
+    <w:p>
+      <w:pPr>
+        <w:pStyle w:val="Normal"/>
+        <w:widowControl/>
+        <w:bidi w:val="0"/>
+        <w:spacing w:lineRule="auto" w:line="259" w:before="0" w:after="160"/>
+        <w:jc w:val="left"/>
+        <w:rPr/>
+      </w:pPr>
+      <w:r>
+        <w:rPr>
+          <w:b/>
+          <w:bCs/>
+        </w:rPr>
         <w:t xml:space="preserve"> </w:t>
+      </w:r>
+      <w:r>
+        <w:rPr>
+          <w:b/>
+          <w:bCs/>
+        </w:rPr>
+        <w:t>14. Types of EtherChannel</w:t>
+      </w:r>
+      <w:r>
+        <w:rPr/>
+        <w:br/>
+        <w:t>EtherChannel can be configured in two ways:</w:t>
+        <w:br/>
+      </w:r>
+      <w:r>
+        <w:rPr/>
+        <w:t>**Static EtherChannel (On mode)**</w:t>
+      </w:r>
+    </w:p>
+    <w:p>
+      <w:pPr>
+        <w:pStyle w:val="Normal"/>
+        <w:widowControl/>
+        <w:bidi w:val="0"/>
+        <w:spacing w:lineRule="auto" w:line="259" w:before="0" w:after="160"/>
+        <w:jc w:val="left"/>
+        <w:rPr/>
+      </w:pPr>
+      <w:r>
+        <w:rPr/>
+        <w:t>- Ports are manually bundled without negotiation.</w:t>
+        <w:br/>
+        <w:t>- Administrator forces the creation of the EtherChannel.</w:t>
+        <w:br/>
+        <w:t>- No negotiation protocols are involved.</w:t>
+        <w:br/>
+        <w:t>- Mode: **On**</w:t>
+      </w:r>
+    </w:p>
+    <w:p>
+      <w:pPr>
+        <w:pStyle w:val="Normal"/>
+        <w:widowControl/>
+        <w:bidi w:val="0"/>
+        <w:spacing w:lineRule="auto" w:line="259" w:before="0" w:after="160"/>
+        <w:jc w:val="left"/>
+        <w:rPr/>
+      </w:pPr>
+      <w:r>
+        <w:rPr/>
+        <w:t>**Dynamic EtherChannel (Negotiated)**</w:t>
+        <w:br/>
+        <w:t>- Ports negotiate the formation of EtherChannel using protocols.</w:t>
+        <w:br/>
+        <w:t>- Two protocols are commonly used:</w:t>
+      </w:r>
+    </w:p>
+    <w:p>
+      <w:pPr>
+        <w:pStyle w:val="Normal"/>
+        <w:widowControl/>
+        <w:bidi w:val="0"/>
+        <w:spacing w:lineRule="auto" w:line="259" w:before="0" w:after="160"/>
+        <w:jc w:val="left"/>
+        <w:rPr>
+          <w:b/>
+          <w:b/>
+          <w:bCs/>
+        </w:rPr>
+      </w:pPr>
+      <w:r>
+        <w:rPr>
+          <w:b/>
+          <w:bCs/>
+        </w:rPr>
+        <w:t>15.</w:t>
+      </w:r>
+      <w:r>
+        <w:rPr>
+          <w:b/>
+          <w:bCs/>
+        </w:rPr>
+        <w:t xml:space="preserve"> Use Cases and Limitations</w:t>
+      </w:r>
+    </w:p>
+    <w:p>
+      <w:pPr>
+        <w:pStyle w:val="Normal"/>
+        <w:widowControl/>
+        <w:bidi w:val="0"/>
+        <w:spacing w:lineRule="auto" w:line="259" w:before="0" w:after="160"/>
+        <w:jc w:val="left"/>
+        <w:rPr/>
+      </w:pPr>
+      <w:r>
+        <w:rPr/>
+        <w:t>- EtherChannel is primarily used **between switches** but can be configured between Layer 3 devices if the interfaces are Ethernet.</w:t>
+        <w:br/>
+        <w:t>- It **cannot be used on serial WAN links**; for bundling serial links, technologies like **Multilink PPP** are used instead.</w:t>
+        <w:br/>
+        <w:t>- Layer 2 EtherChannel is used in LAN environments with VLANs.</w:t>
+        <w:br/>
+        <w:t>- Layer 3 EtherChannel is used for routed links where IP addressing is necessary.</w:t>
+      </w:r>
+    </w:p>
+    <w:p>
+      <w:pPr>
+        <w:pStyle w:val="Normal"/>
+        <w:widowControl/>
+        <w:bidi w:val="0"/>
+        <w:spacing w:lineRule="auto" w:line="259" w:before="0" w:after="160"/>
+        <w:jc w:val="left"/>
+        <w:rPr>
+          <w:b/>
+          <w:b/>
+          <w:bCs/>
+        </w:rPr>
+      </w:pPr>
+      <w:r>
+        <w:rPr>
+          <w:b/>
+          <w:bCs/>
+        </w:rPr>
+        <w:t xml:space="preserve">16. </w:t>
+      </w:r>
+      <w:r>
+        <w:rPr>
+          <w:b/>
+          <w:bCs/>
+        </w:rPr>
+        <w:t>Additional Notes</w:t>
+      </w:r>
+    </w:p>
+    <w:p>
+      <w:pPr>
+        <w:pStyle w:val="Normal"/>
+        <w:widowControl/>
+        <w:bidi w:val="0"/>
+        <w:spacing w:lineRule="auto" w:line="259" w:before="0" w:after="160"/>
+        <w:jc w:val="left"/>
+        <w:rPr/>
+      </w:pPr>
+      <w:r>
+        <w:rPr/>
+        <w:t>Spanning Tree Protocol (STP)** is enabled by default on switches to prevent loops.</w:t>
+        <w:br/>
+        <w:t>- STP blocks redundant links unless EtherChannel is configured, which aggregates links logically allowing STP to treat them as a single link.</w:t>
+        <w:br/>
+        <w:t>- EtherChannel improves **network performance, bandwidth, and redundancy**, making it an essential skill for CCNA candidates and network professionals.</w:t>
+      </w:r>
+    </w:p>
+    <w:p>
+      <w:pPr>
+        <w:pStyle w:val="Normal"/>
+        <w:widowControl/>
+        <w:bidi w:val="0"/>
+        <w:spacing w:lineRule="auto" w:line="259" w:before="0" w:after="160"/>
+        <w:jc w:val="left"/>
+        <w:rPr/>
+      </w:pPr>
+      <w:r>
+        <w:rPr>
+          <w:b/>
+          <w:bCs/>
+        </w:rPr>
+        <w:t xml:space="preserve">17. </w:t>
+      </w:r>
+      <w:r>
+        <w:rPr>
+          <w:b/>
+          <w:bCs/>
+        </w:rPr>
+        <w:t>Broadcast Domain and DHCP Relay:</w:t>
+      </w:r>
+      <w:r>
+        <w:rPr/>
+        <w:br/>
+        <w:t>DHCP requests are broadcast packets and travel only within the same broadcast domain (typically a VLAN).</w:t>
+        <w:br/>
+        <w:t>Routers do not forward broadcast packets; therefore, if the DHCP server is in a different broadcast domain, the request will not reach the server by default.</w:t>
+        <w:br/>
+        <w:t>To solve this, a DHCP relay agent or helper address is configured on routers to forward DHCP requests to the server across broadcast domains or VLANs.</w:t>
+      </w:r>
+    </w:p>
+    <w:p>
+      <w:pPr>
+        <w:pStyle w:val="Normal"/>
+        <w:widowControl/>
+        <w:bidi w:val="0"/>
+        <w:spacing w:lineRule="auto" w:line="259" w:before="0" w:after="160"/>
+        <w:jc w:val="left"/>
+        <w:rPr/>
+      </w:pPr>
+      <w:r>
+        <w:rPr>
+          <w:b/>
+          <w:bCs/>
+        </w:rPr>
+        <w:t>18</w:t>
+      </w:r>
+      <w:r>
+        <w:rPr>
+          <w:b/>
+          <w:bCs/>
+        </w:rPr>
+        <w:t>. SNMP (Simple Network Management Protocol)</w:t>
+      </w:r>
+      <w:r>
+        <w:rPr/>
+        <w:br/>
+        <w:t>SNMP is an Application Layer protocol (OSI Layer 7) used for real-time monitoring and management of network devices.</w:t>
+        <w:br/>
+        <w:t>It operates on a client-server (manager-agent) model:</w:t>
+        <w:br/>
+        <w:t>SNMP Manager (Server): Runs on a PC or dedicated server with SNMP management software.</w:t>
+        <w:br/>
+        <w:t>SNMP Agents (Clients): Network devices (routers, switches, firewalls, servers) with SNMP enabled via configuration.</w:t>
+      </w:r>
+    </w:p>
+    <w:p>
+      <w:pPr>
+        <w:pStyle w:val="Normal"/>
+        <w:widowControl/>
+        <w:bidi w:val="0"/>
+        <w:spacing w:lineRule="auto" w:line="259" w:before="0" w:after="160"/>
+        <w:jc w:val="left"/>
+        <w:rPr/>
+      </w:pPr>
+      <w:r>
+        <w:rPr/>
+        <w:t>The SNMP manager continuously polls SNMP agents for device health metrics such as:</w:t>
+      </w:r>
+    </w:p>
+    <w:p>
+      <w:pPr>
+        <w:pStyle w:val="Normal"/>
+        <w:widowControl/>
+        <w:bidi w:val="0"/>
+        <w:spacing w:lineRule="auto" w:line="259" w:before="0" w:after="160"/>
+        <w:jc w:val="left"/>
+        <w:rPr/>
+      </w:pPr>
+      <w:r>
+        <w:rPr/>
+        <w:t>CPU utilization</w:t>
+        <w:br/>
+        <w:t>Memory usage</w:t>
+        <w:br/>
+        <w:t>Disk consumption</w:t>
+        <w:br/>
+        <w:t>Interface status (up/down)</w:t>
+        <w:br/>
+        <w:t>Bandwidth usage on individual links</w:t>
+        <w:br/>
+        <w:t>Communication happens primarily over UDP ports 161 (polling) and 162 (traps/alerts).</w:t>
+      </w:r>
+    </w:p>
+    <w:p>
+      <w:pPr>
+        <w:pStyle w:val="Normal"/>
+        <w:widowControl/>
+        <w:bidi w:val="0"/>
+        <w:spacing w:lineRule="auto" w:line="259" w:before="0" w:after="160"/>
+        <w:jc w:val="left"/>
+        <w:rPr/>
+      </w:pPr>
+      <w:r>
+        <w:rPr/>
+        <w:t>SNMP versions commonly used are v2 and v3, with v3 being more prevalent today.</w:t>
+      </w:r>
+    </w:p>
+    <w:p>
+      <w:pPr>
+        <w:pStyle w:val="Normal"/>
+        <w:widowControl/>
+        <w:bidi w:val="0"/>
+        <w:spacing w:lineRule="auto" w:line="259" w:before="0" w:after="160"/>
+        <w:jc w:val="left"/>
+        <w:rPr/>
+      </w:pPr>
+      <w:r>
+        <w:rPr/>
+        <w:t>Polling: SNMP manager queries devices repeatedly to get current status.</w:t>
+      </w:r>
+    </w:p>
+    <w:p>
+      <w:pPr>
+        <w:pStyle w:val="Normal"/>
+        <w:widowControl/>
+        <w:bidi w:val="0"/>
+        <w:spacing w:lineRule="auto" w:line="259" w:before="0" w:after="160"/>
+        <w:jc w:val="left"/>
+        <w:rPr/>
+      </w:pPr>
+      <w:r>
+        <w:rPr/>
+        <w:t>Traps: Agents send unsolicited alerts to the manager when specific events occur.</w:t>
+      </w:r>
+    </w:p>
+    <w:p>
+      <w:pPr>
+        <w:pStyle w:val="Normal"/>
+        <w:widowControl/>
+        <w:bidi w:val="0"/>
+        <w:spacing w:lineRule="auto" w:line="259" w:before="0" w:after="160"/>
+        <w:jc w:val="left"/>
+        <w:rPr/>
+      </w:pPr>
+      <w:r>
+        <w:rPr/>
+        <w:t>SNMP requires devices to permit monitoring; agents must be enabled/configured on devices.</w:t>
+      </w:r>
+    </w:p>
+    <w:p>
+      <w:pPr>
+        <w:pStyle w:val="Normal"/>
+        <w:widowControl/>
+        <w:bidi w:val="0"/>
+        <w:spacing w:lineRule="auto" w:line="259" w:before="0" w:after="160"/>
+        <w:jc w:val="left"/>
+        <w:rPr/>
+      </w:pPr>
+      <w:r>
+        <w:rPr/>
+        <w:t>The SNMP manager uses licensed, often commercial applications like SolarWinds, Nagios, PRTG, WhatsUp Gold.</w:t>
+      </w:r>
+    </w:p>
+    <w:p>
+      <w:pPr>
+        <w:pStyle w:val="Normal"/>
+        <w:widowControl/>
+        <w:bidi w:val="0"/>
+        <w:spacing w:lineRule="auto" w:line="259" w:before="0" w:after="160"/>
+        <w:jc w:val="left"/>
+        <w:rPr/>
+      </w:pPr>
+      <w:r>
+        <w:rPr/>
+        <w:t>SNMP facilitates real-time monitoring as opposed to retrospective log analysis.</w:t>
+      </w:r>
+    </w:p>
+    <w:p>
+      <w:pPr>
+        <w:pStyle w:val="Normal"/>
+        <w:widowControl/>
+        <w:bidi w:val="0"/>
+        <w:spacing w:lineRule="auto" w:line="259" w:before="0" w:after="160"/>
+        <w:jc w:val="left"/>
+        <w:rPr/>
+      </w:pPr>
+      <w:r>
+        <w:rPr/>
+      </w:r>
+    </w:p>
+    <w:p>
+      <w:pPr>
+        <w:pStyle w:val="Normal"/>
+        <w:widowControl/>
+        <w:bidi w:val="0"/>
+        <w:spacing w:lineRule="auto" w:line="259" w:before="0" w:after="160"/>
+        <w:jc w:val="left"/>
+        <w:rPr/>
+      </w:pPr>
+      <w:r>
+        <w:rPr>
+          <w:b/>
+          <w:bCs/>
+        </w:rPr>
+        <w:t>19</w:t>
+      </w:r>
+      <w:r>
+        <w:rPr>
+          <w:b/>
+          <w:bCs/>
+        </w:rPr>
+        <w:t>. Syslog (System Log)</w:t>
+      </w:r>
+      <w:r>
+        <w:rPr/>
+        <w:br/>
+        <w:t>Syslog is a method to collect and centralize log messages generated by network devices.</w:t>
+        <w:br/>
+        <w:t>Logs include system events, service-specific messages (e.g., OSPF neighbor down, BGP issues), debugging messages, and security events.</w:t>
+        <w:br/>
+        <w:t>Unlike SNMP, Syslog focuses on event-based logging rather than continuous state monitoring.</w:t>
+        <w:br/>
+        <w:t>Syslog messages are sent from devices to a Syslog server where they are stored centrally.</w:t>
+        <w:br/>
+        <w:t>The Syslog server runs software (licensed or open-source) such as Kiwi Syslog, Graylog, PRTG, Syslog-ng.Syslog messages have severity levels from emergency (0) to debugging (7), which help prioritize alerts:</w:t>
+      </w:r>
+    </w:p>
+    <w:p>
+      <w:pPr>
+        <w:pStyle w:val="Normal"/>
+        <w:widowControl/>
+        <w:bidi w:val="0"/>
+        <w:spacing w:lineRule="auto" w:line="259" w:before="0" w:after="160"/>
+        <w:jc w:val="left"/>
+        <w:rPr/>
+      </w:pPr>
+      <w:r>
+        <w:rPr/>
+        <w:t>0 = Emergency (critical)</w:t>
+        <w:br/>
+        <w:t>1 = Alert</w:t>
+        <w:br/>
+        <w:t>3 = Error</w:t>
+        <w:br/>
+        <w:t>4 = Warning</w:t>
+        <w:br/>
+        <w:t>5 = Notification</w:t>
+        <w:br/>
+        <w:t>6 = Informational</w:t>
+        <w:br/>
+        <w:t>7 = Debugging</w:t>
+      </w:r>
+    </w:p>
+    <w:p>
+      <w:pPr>
+        <w:pStyle w:val="Normal"/>
+        <w:widowControl/>
+        <w:bidi w:val="0"/>
+        <w:spacing w:lineRule="auto" w:line="259" w:before="0" w:after="160"/>
+        <w:jc w:val="left"/>
+        <w:rPr/>
+      </w:pPr>
+      <w:r>
+        <w:rPr/>
+        <w:t>Enables centralized event monitoring, troubleshooting, and security auditing (e.g., tracking login attempts and access control).</w:t>
+        <w:br/>
+        <w:t>Devices must be configured with commands such as logging on and the Syslog server IP to forward logs.</w:t>
+        <w:br/>
+        <w:t>Syslog is crucial for incident investigation, analogous to a “black box” in aviation, enabling root cause analysis and preventive measures.</w:t>
+      </w:r>
+    </w:p>
+    <w:p>
+      <w:pPr>
+        <w:pStyle w:val="Normal"/>
+        <w:widowControl/>
+        <w:bidi w:val="0"/>
+        <w:spacing w:lineRule="auto" w:line="259" w:before="0" w:after="160"/>
+        <w:jc w:val="left"/>
+        <w:rPr/>
+      </w:pPr>
+      <w:r>
+        <w:rPr>
+          <w:b/>
+          <w:bCs/>
+        </w:rPr>
+        <w:t>20</w:t>
+      </w:r>
+      <w:r>
+        <w:rPr>
+          <w:b/>
+          <w:bCs/>
+        </w:rPr>
+        <w:t>. Role of NTP (Network Time Protocol)</w:t>
+      </w:r>
+      <w:r>
+        <w:rPr/>
+        <w:br/>
+        <w:t>NTP synchronizes the time across all network devices.</w:t>
+        <w:br/>
+        <w:t>Accurate and synchronized time is critical for:</w:t>
+        <w:br/>
+        <w:t>Correctly timestamping logs and events.</w:t>
+        <w:br/>
+        <w:t>Effective correlation of troubleshooting logs.</w:t>
+        <w:br/>
+        <w:t>Without NTP, logs from different devices may have inconsistent timestamps, complicating fault analysis.</w:t>
+      </w:r>
+    </w:p>
+    <w:p>
+      <w:pPr>
+        <w:pStyle w:val="Normal"/>
+        <w:widowControl/>
+        <w:bidi w:val="0"/>
+        <w:spacing w:lineRule="auto" w:line="259" w:before="0" w:after="160"/>
+        <w:jc w:val="left"/>
+        <w:rPr/>
+      </w:pPr>
+      <w:r>
+        <w:rPr/>
       </w:r>
     </w:p>
     <w:sectPr>
@@ -8560,7 +9199,7 @@
     <w:pPr>
       <w:widowControl/>
       <w:suppressAutoHyphens w:val="true"/>
-      <w:overflowPunct w:val="true"/>
+      <w:overflowPunct w:val="false"/>
       <w:bidi w:val="0"/>
       <w:spacing w:lineRule="auto" w:line="259" w:before="0" w:after="160"/>
       <w:jc w:val="left"/>
@@ -8584,6 +9223,14 @@
     <w:rPr>
       <w:color w:val="000080"/>
       <w:u w:val="single"/>
+    </w:rPr>
+  </w:style>
+  <w:style w:type="character" w:styleId="StrongEmphasis">
+    <w:name w:val="Strong Emphasis"/>
+    <w:qFormat/>
+    <w:rPr>
+      <w:b/>
+      <w:bCs/>
     </w:rPr>
   </w:style>
   <w:style w:type="paragraph" w:styleId="Heading">

--- a/DevOps-Study/Networking/Networking.docx
+++ b/DevOps-Study/Networking/Networking.docx
@@ -6507,8 +6507,8 @@
         </w:tblCellMar>
       </w:tblPr>
       <w:tblGrid>
-        <w:gridCol w:w="1614"/>
-        <w:gridCol w:w="4004"/>
+        <w:gridCol w:w="1612"/>
+        <w:gridCol w:w="4006"/>
         <w:gridCol w:w="5013"/>
       </w:tblGrid>
       <w:tr>
@@ -6517,7 +6517,7 @@
         </w:trPr>
         <w:tc>
           <w:tcPr>
-            <w:tcW w:w="1614" w:type="dxa"/>
+            <w:tcW w:w="1612" w:type="dxa"/>
             <w:tcBorders>
               <w:top w:val="single" w:sz="2" w:space="0" w:color="DDDDDD"/>
               <w:left w:val="single" w:sz="2" w:space="0" w:color="DDDDDD"/>
@@ -6543,7 +6543,7 @@
         </w:tc>
         <w:tc>
           <w:tcPr>
-            <w:tcW w:w="4004" w:type="dxa"/>
+            <w:tcW w:w="4006" w:type="dxa"/>
             <w:tcBorders>
               <w:top w:val="single" w:sz="2" w:space="0" w:color="DDDDDD"/>
               <w:left w:val="single" w:sz="2" w:space="0" w:color="DDDDDD"/>
@@ -6598,7 +6598,7 @@
         <w:trPr/>
         <w:tc>
           <w:tcPr>
-            <w:tcW w:w="1614" w:type="dxa"/>
+            <w:tcW w:w="1612" w:type="dxa"/>
             <w:tcBorders>
               <w:top w:val="single" w:sz="2" w:space="0" w:color="DDDDDD"/>
               <w:left w:val="single" w:sz="2" w:space="0" w:color="DDDDDD"/>
@@ -6623,7 +6623,7 @@
         </w:tc>
         <w:tc>
           <w:tcPr>
-            <w:tcW w:w="4004" w:type="dxa"/>
+            <w:tcW w:w="4006" w:type="dxa"/>
             <w:tcBorders>
               <w:top w:val="single" w:sz="2" w:space="0" w:color="DDDDDD"/>
               <w:left w:val="single" w:sz="2" w:space="0" w:color="DDDDDD"/>
@@ -6676,7 +6676,7 @@
         <w:trPr/>
         <w:tc>
           <w:tcPr>
-            <w:tcW w:w="1614" w:type="dxa"/>
+            <w:tcW w:w="1612" w:type="dxa"/>
             <w:tcBorders>
               <w:top w:val="single" w:sz="2" w:space="0" w:color="DDDDDD"/>
               <w:left w:val="single" w:sz="2" w:space="0" w:color="DDDDDD"/>
@@ -6701,7 +6701,7 @@
         </w:tc>
         <w:tc>
           <w:tcPr>
-            <w:tcW w:w="4004" w:type="dxa"/>
+            <w:tcW w:w="4006" w:type="dxa"/>
             <w:tcBorders>
               <w:top w:val="single" w:sz="2" w:space="0" w:color="DDDDDD"/>
               <w:left w:val="single" w:sz="2" w:space="0" w:color="DDDDDD"/>
@@ -6754,7 +6754,7 @@
         <w:trPr/>
         <w:tc>
           <w:tcPr>
-            <w:tcW w:w="1614" w:type="dxa"/>
+            <w:tcW w:w="1612" w:type="dxa"/>
             <w:tcBorders>
               <w:top w:val="single" w:sz="2" w:space="0" w:color="DDDDDD"/>
               <w:left w:val="single" w:sz="2" w:space="0" w:color="DDDDDD"/>
@@ -6779,7 +6779,7 @@
         </w:tc>
         <w:tc>
           <w:tcPr>
-            <w:tcW w:w="4004" w:type="dxa"/>
+            <w:tcW w:w="4006" w:type="dxa"/>
             <w:tcBorders>
               <w:top w:val="single" w:sz="2" w:space="0" w:color="DDDDDD"/>
               <w:left w:val="single" w:sz="2" w:space="0" w:color="DDDDDD"/>
@@ -6832,7 +6832,7 @@
         <w:trPr/>
         <w:tc>
           <w:tcPr>
-            <w:tcW w:w="1614" w:type="dxa"/>
+            <w:tcW w:w="1612" w:type="dxa"/>
             <w:tcBorders>
               <w:top w:val="single" w:sz="2" w:space="0" w:color="DDDDDD"/>
               <w:left w:val="single" w:sz="2" w:space="0" w:color="DDDDDD"/>
@@ -6857,7 +6857,7 @@
         </w:tc>
         <w:tc>
           <w:tcPr>
-            <w:tcW w:w="4004" w:type="dxa"/>
+            <w:tcW w:w="4006" w:type="dxa"/>
             <w:tcBorders>
               <w:top w:val="single" w:sz="2" w:space="0" w:color="DDDDDD"/>
               <w:left w:val="single" w:sz="2" w:space="0" w:color="DDDDDD"/>
@@ -6910,7 +6910,7 @@
         <w:trPr/>
         <w:tc>
           <w:tcPr>
-            <w:tcW w:w="1614" w:type="dxa"/>
+            <w:tcW w:w="1612" w:type="dxa"/>
             <w:tcBorders>
               <w:top w:val="single" w:sz="2" w:space="0" w:color="DDDDDD"/>
               <w:left w:val="single" w:sz="2" w:space="0" w:color="DDDDDD"/>
@@ -6935,7 +6935,7 @@
         </w:tc>
         <w:tc>
           <w:tcPr>
-            <w:tcW w:w="4004" w:type="dxa"/>
+            <w:tcW w:w="4006" w:type="dxa"/>
             <w:tcBorders>
               <w:top w:val="single" w:sz="2" w:space="0" w:color="DDDDDD"/>
               <w:left w:val="single" w:sz="2" w:space="0" w:color="DDDDDD"/>
@@ -6988,7 +6988,7 @@
         <w:trPr/>
         <w:tc>
           <w:tcPr>
-            <w:tcW w:w="1614" w:type="dxa"/>
+            <w:tcW w:w="1612" w:type="dxa"/>
             <w:tcBorders>
               <w:top w:val="single" w:sz="2" w:space="0" w:color="DDDDDD"/>
               <w:left w:val="single" w:sz="2" w:space="0" w:color="DDDDDD"/>
@@ -7013,7 +7013,7 @@
         </w:tc>
         <w:tc>
           <w:tcPr>
-            <w:tcW w:w="4004" w:type="dxa"/>
+            <w:tcW w:w="4006" w:type="dxa"/>
             <w:tcBorders>
               <w:top w:val="single" w:sz="2" w:space="0" w:color="DDDDDD"/>
               <w:left w:val="single" w:sz="2" w:space="0" w:color="DDDDDD"/>
@@ -7335,9 +7335,6 @@
         <w:rPr/>
         <w:t>l</w:t>
         <w:br/>
-      </w:r>
-      <w:r>
-        <w:rPr/>
         <w:t>EtherChannel is a technology that **bundles multiple physical Ethernet links into a single logical link** (called a **port channel**) to increase bandwidth and provide redundancy.</w:t>
         <w:br/>
         <w:t>- It works **only on Ethernet interfaces** (10 Mbps, 100 Mbps, 1 Gbps, 10 Gbps, etc.) and cannot be configured on serial or WAN links.</w:t>
@@ -7365,47 +7362,192 @@
           <w:b/>
           <w:bCs/>
         </w:rPr>
-        <w:t>12.</w:t>
-      </w:r>
+        <w:t>12. Why Use EtherChannel?</w:t>
+        <w:br/>
+      </w:r>
+      <w:r>
+        <w:rPr/>
+        <w:t>Increased Bandwidth:** Multiple 100 Mbps ports bundled can create a higher throughput link (e.g., 4 ports × 100 Mbps = 400 Mbps logical link).</w:t>
+      </w:r>
+    </w:p>
+    <w:p>
+      <w:pPr>
+        <w:pStyle w:val="Normal"/>
+        <w:widowControl/>
+        <w:bidi w:val="0"/>
+        <w:spacing w:lineRule="auto" w:line="259" w:before="0" w:after="160"/>
+        <w:jc w:val="left"/>
+        <w:rPr/>
+      </w:pPr>
+      <w:r>
+        <w:rPr/>
+        <w:t>Redundancy:** If one physical link fails, traffic continues on the remaining active links without interruption.</w:t>
+      </w:r>
+    </w:p>
+    <w:p>
+      <w:pPr>
+        <w:pStyle w:val="Normal"/>
+        <w:widowControl/>
+        <w:bidi w:val="0"/>
+        <w:spacing w:lineRule="auto" w:line="259" w:before="0" w:after="160"/>
+        <w:jc w:val="left"/>
+        <w:rPr/>
+      </w:pPr>
+      <w:r>
+        <w:rPr/>
+        <w:t>Avoids Spanning Tree Protocol (STP) blocking:** Without EtherChannel, STP blocks all but one link to prevent network loops, limiting bandwidth to a single link's capacity.</w:t>
+      </w:r>
+    </w:p>
+    <w:p>
+      <w:pPr>
+        <w:pStyle w:val="Normal"/>
+        <w:widowControl/>
+        <w:bidi w:val="0"/>
+        <w:spacing w:lineRule="auto" w:line="259" w:before="0" w:after="160"/>
+        <w:jc w:val="left"/>
+        <w:rPr/>
+      </w:pPr>
       <w:r>
         <w:rPr>
           <w:b/>
           <w:bCs/>
         </w:rPr>
-        <w:t xml:space="preserve"> Why Use EtherChannel?</w:t>
-        <w:br/>
-      </w:r>
-      <w:r>
-        <w:rPr/>
-        <w:t>Increased Bandwidth:** Multiple 100 Mbps ports bundled can create a higher throughput link (e.g., 4 ports × 100 Mbps = 400 Mbps logical link).</w:t>
-      </w:r>
-    </w:p>
-    <w:p>
-      <w:pPr>
-        <w:pStyle w:val="Normal"/>
-        <w:widowControl/>
-        <w:bidi w:val="0"/>
-        <w:spacing w:lineRule="auto" w:line="259" w:before="0" w:after="160"/>
-        <w:jc w:val="left"/>
-        <w:rPr/>
-      </w:pPr>
-      <w:r>
-        <w:rPr/>
-        <w:t>Redundancy:** If one physical link fails, traffic continues on the remaining active links without interruption.</w:t>
-      </w:r>
-    </w:p>
-    <w:p>
-      <w:pPr>
-        <w:pStyle w:val="Normal"/>
-        <w:widowControl/>
-        <w:bidi w:val="0"/>
-        <w:spacing w:lineRule="auto" w:line="259" w:before="0" w:after="160"/>
-        <w:jc w:val="left"/>
-        <w:rPr/>
-      </w:pPr>
-      <w:r>
-        <w:rPr/>
-        <w:t>Avoids Spanning Tree Protocol (STP) blocking:** Without EtherChannel, STP blocks all but one link to prevent network loops, limiting bandwidth to a single link's capacity.</w:t>
+        <w:t>13. Problem Addressed by EtherChannel</w:t>
+      </w:r>
+      <w:r>
+        <w:rPr/>
+        <w:br/>
+        <w:t>When multiple physical connections exist between switches, **Spanning Tree Protocol (STP)** blocks redundant links to prevent loops.</w:t>
+        <w:br/>
+        <w:t>- This blocking limits traffic to a single active link, reducing effective bandwidth.</w:t>
+        <w:br/>
+        <w:t>- EtherChannel allows **aggregating multiple physical links into one logical link**, so STP treats the bundle as a single link, avoiding blocking and increasing bandwidth.</w:t>
+      </w:r>
+    </w:p>
+    <w:p>
+      <w:pPr>
+        <w:pStyle w:val="Normal"/>
+        <w:widowControl/>
+        <w:bidi w:val="0"/>
+        <w:spacing w:lineRule="auto" w:line="259" w:before="0" w:after="160"/>
+        <w:jc w:val="left"/>
+        <w:rPr/>
+      </w:pPr>
+      <w:r>
+        <w:rPr/>
+        <w:t>To successfully create an EtherChannel, the following conditions must be met:</w:t>
+      </w:r>
+    </w:p>
+    <w:p>
+      <w:pPr>
+        <w:pStyle w:val="Normal"/>
+        <w:widowControl/>
+        <w:bidi w:val="0"/>
+        <w:spacing w:lineRule="auto" w:line="259" w:before="0" w:after="160"/>
+        <w:jc w:val="left"/>
+        <w:rPr/>
+      </w:pPr>
+      <w:r>
+        <w:rPr/>
+        <w:t>| Condition               | Explanation                                                                                       |</w:t>
+      </w:r>
+    </w:p>
+    <w:p>
+      <w:pPr>
+        <w:pStyle w:val="Normal"/>
+        <w:widowControl/>
+        <w:bidi w:val="0"/>
+        <w:spacing w:lineRule="auto" w:line="259" w:before="0" w:after="160"/>
+        <w:jc w:val="left"/>
+        <w:rPr/>
+      </w:pPr>
+      <w:r>
+        <w:rPr/>
+        <w:t>|------------------------|-------------------------------------------------------------------------------------------------|</w:t>
+      </w:r>
+    </w:p>
+    <w:p>
+      <w:pPr>
+        <w:pStyle w:val="Normal"/>
+        <w:widowControl/>
+        <w:bidi w:val="0"/>
+        <w:spacing w:lineRule="auto" w:line="259" w:before="0" w:after="160"/>
+        <w:jc w:val="left"/>
+        <w:rPr/>
+      </w:pPr>
+      <w:r>
+        <w:rPr/>
+        <w:t>| **Same Ethernet Standard**    | All bundled ports must have the same Ethernet standard (e.g., all 100 Mbps or all 1 Gbps)        |</w:t>
+      </w:r>
+    </w:p>
+    <w:p>
+      <w:pPr>
+        <w:pStyle w:val="Normal"/>
+        <w:widowControl/>
+        <w:bidi w:val="0"/>
+        <w:spacing w:lineRule="auto" w:line="259" w:before="0" w:after="160"/>
+        <w:jc w:val="left"/>
+        <w:rPr/>
+      </w:pPr>
+      <w:r>
+        <w:rPr/>
+        <w:t>| **Same Speed**                 | All ports must operate at the same speed                                                       |</w:t>
+      </w:r>
+    </w:p>
+    <w:p>
+      <w:pPr>
+        <w:pStyle w:val="Normal"/>
+        <w:widowControl/>
+        <w:bidi w:val="0"/>
+        <w:spacing w:lineRule="auto" w:line="259" w:before="0" w:after="160"/>
+        <w:jc w:val="left"/>
+        <w:rPr/>
+      </w:pPr>
+      <w:r>
+        <w:rPr/>
+        <w:t>| **Same Duplex Mode**           | All ports must be set to either full-duplex or half-duplex consistently                        |</w:t>
+      </w:r>
+    </w:p>
+    <w:p>
+      <w:pPr>
+        <w:pStyle w:val="Normal"/>
+        <w:widowControl/>
+        <w:bidi w:val="0"/>
+        <w:spacing w:lineRule="auto" w:line="259" w:before="0" w:after="160"/>
+        <w:jc w:val="left"/>
+        <w:rPr/>
+      </w:pPr>
+      <w:r>
+        <w:rPr/>
+        <w:t>| **Same Native VLAN**           | For trunk ports, the native VLAN must be the same on both ends                                |</w:t>
+      </w:r>
+    </w:p>
+    <w:p>
+      <w:pPr>
+        <w:pStyle w:val="Normal"/>
+        <w:widowControl/>
+        <w:bidi w:val="0"/>
+        <w:spacing w:lineRule="auto" w:line="259" w:before="0" w:after="160"/>
+        <w:jc w:val="left"/>
+        <w:rPr/>
+      </w:pPr>
+      <w:r>
+        <w:rPr/>
+        <w:t>| **Same VLAN Membership**       | For access ports, all ports must belong to the same VLAN                                     |</w:t>
+      </w:r>
+    </w:p>
+    <w:p>
+      <w:pPr>
+        <w:pStyle w:val="Normal"/>
+        <w:widowControl/>
+        <w:bidi w:val="0"/>
+        <w:spacing w:lineRule="auto" w:line="259" w:before="0" w:after="160"/>
+        <w:jc w:val="left"/>
+        <w:rPr/>
+      </w:pPr>
+      <w:r>
+        <w:rPr/>
+        <w:t>If these conditions are not met, the EtherChannel will fail to form properly.</w:t>
       </w:r>
     </w:p>
     <w:p>
@@ -7422,221 +7564,100 @@
           <w:b/>
           <w:bCs/>
         </w:rPr>
-        <w:t xml:space="preserve">13. </w:t>
+        <w:t xml:space="preserve"> </w:t>
       </w:r>
       <w:r>
         <w:rPr>
           <w:b/>
           <w:bCs/>
         </w:rPr>
-        <w:t>Problem Addressed by EtherChannel</w:t>
-      </w:r>
-      <w:r>
-        <w:rPr/>
-        <w:br/>
-        <w:t>When multiple physical connections exist between switches, **Spanning Tree Protocol (STP)** blocks redundant links to prevent loops.</w:t>
-        <w:br/>
-        <w:t>- This blocking limits traffic to a single active link, reducing effective bandwidth.</w:t>
-        <w:br/>
-        <w:t>- EtherChannel allows **aggregating multiple physical links into one logical link**, so STP treats the bundle as a single link, avoiding blocking and increasing bandwidth.</w:t>
-      </w:r>
-    </w:p>
-    <w:p>
-      <w:pPr>
-        <w:pStyle w:val="Normal"/>
-        <w:widowControl/>
-        <w:bidi w:val="0"/>
-        <w:spacing w:lineRule="auto" w:line="259" w:before="0" w:after="160"/>
-        <w:jc w:val="left"/>
-        <w:rPr/>
-      </w:pPr>
-      <w:r>
-        <w:rPr/>
-        <w:t>To successfully create an EtherChannel, the following conditions must be met:</w:t>
-      </w:r>
-    </w:p>
-    <w:p>
-      <w:pPr>
-        <w:pStyle w:val="Normal"/>
-        <w:widowControl/>
-        <w:bidi w:val="0"/>
-        <w:spacing w:lineRule="auto" w:line="259" w:before="0" w:after="160"/>
-        <w:jc w:val="left"/>
-        <w:rPr/>
-      </w:pPr>
-      <w:r>
-        <w:rPr/>
-        <w:t>| Condition               | Explanation                                                                                       |</w:t>
-      </w:r>
-    </w:p>
-    <w:p>
-      <w:pPr>
-        <w:pStyle w:val="Normal"/>
-        <w:widowControl/>
-        <w:bidi w:val="0"/>
-        <w:spacing w:lineRule="auto" w:line="259" w:before="0" w:after="160"/>
-        <w:jc w:val="left"/>
-        <w:rPr/>
-      </w:pPr>
-      <w:r>
-        <w:rPr/>
-        <w:t>|------------------------|-------------------------------------------------------------------------------------------------|</w:t>
-      </w:r>
-    </w:p>
-    <w:p>
-      <w:pPr>
-        <w:pStyle w:val="Normal"/>
-        <w:widowControl/>
-        <w:bidi w:val="0"/>
-        <w:spacing w:lineRule="auto" w:line="259" w:before="0" w:after="160"/>
-        <w:jc w:val="left"/>
-        <w:rPr/>
-      </w:pPr>
-      <w:r>
-        <w:rPr/>
-        <w:t>| **Same Ethernet Standard**    | All bundled ports must have the same Ethernet standard (e.g., all 100 Mbps or all 1 Gbps)        |</w:t>
-      </w:r>
-    </w:p>
-    <w:p>
-      <w:pPr>
-        <w:pStyle w:val="Normal"/>
-        <w:widowControl/>
-        <w:bidi w:val="0"/>
-        <w:spacing w:lineRule="auto" w:line="259" w:before="0" w:after="160"/>
-        <w:jc w:val="left"/>
-        <w:rPr/>
-      </w:pPr>
-      <w:r>
-        <w:rPr/>
-        <w:t>| **Same Speed**                 | All ports must operate at the same speed                                                       |</w:t>
-      </w:r>
-    </w:p>
-    <w:p>
-      <w:pPr>
-        <w:pStyle w:val="Normal"/>
-        <w:widowControl/>
-        <w:bidi w:val="0"/>
-        <w:spacing w:lineRule="auto" w:line="259" w:before="0" w:after="160"/>
-        <w:jc w:val="left"/>
-        <w:rPr/>
-      </w:pPr>
-      <w:r>
-        <w:rPr/>
-        <w:t>| **Same Duplex Mode**           | All ports must be set to either full-duplex or half-duplex consistently                        |</w:t>
-      </w:r>
-    </w:p>
-    <w:p>
-      <w:pPr>
-        <w:pStyle w:val="Normal"/>
-        <w:widowControl/>
-        <w:bidi w:val="0"/>
-        <w:spacing w:lineRule="auto" w:line="259" w:before="0" w:after="160"/>
-        <w:jc w:val="left"/>
-        <w:rPr/>
-      </w:pPr>
-      <w:r>
-        <w:rPr/>
-        <w:t>| **Same Native VLAN**           | For trunk ports, the native VLAN must be the same on both ends                                |</w:t>
-      </w:r>
-    </w:p>
-    <w:p>
-      <w:pPr>
-        <w:pStyle w:val="Normal"/>
-        <w:widowControl/>
-        <w:bidi w:val="0"/>
-        <w:spacing w:lineRule="auto" w:line="259" w:before="0" w:after="160"/>
-        <w:jc w:val="left"/>
-        <w:rPr/>
-      </w:pPr>
-      <w:r>
-        <w:rPr/>
-        <w:t>| **Same VLAN Membership**       | For access ports, all ports must belong to the same VLAN                                     |</w:t>
-      </w:r>
-    </w:p>
-    <w:p>
-      <w:pPr>
-        <w:pStyle w:val="Normal"/>
-        <w:widowControl/>
-        <w:bidi w:val="0"/>
-        <w:spacing w:lineRule="auto" w:line="259" w:before="0" w:after="160"/>
-        <w:jc w:val="left"/>
-        <w:rPr/>
-      </w:pPr>
-      <w:r>
-        <w:rPr/>
-        <w:t>If these conditions are not met, the EtherChannel will fail to form properly.</w:t>
-      </w:r>
-    </w:p>
-    <w:p>
-      <w:pPr>
-        <w:pStyle w:val="Normal"/>
-        <w:widowControl/>
-        <w:bidi w:val="0"/>
-        <w:spacing w:lineRule="auto" w:line="259" w:before="0" w:after="160"/>
-        <w:jc w:val="left"/>
-        <w:rPr/>
-      </w:pPr>
-      <w:r>
-        <w:rPr>
+        <w:t>14. Types of EtherChannel</w:t>
+      </w:r>
+      <w:r>
+        <w:rPr/>
+        <w:br/>
+        <w:t>EtherChannel can be configured in two ways:</w:t>
+        <w:br/>
+        <w:t>**Static EtherChannel (On mode)**</w:t>
+      </w:r>
+    </w:p>
+    <w:p>
+      <w:pPr>
+        <w:pStyle w:val="Normal"/>
+        <w:widowControl/>
+        <w:bidi w:val="0"/>
+        <w:spacing w:lineRule="auto" w:line="259" w:before="0" w:after="160"/>
+        <w:jc w:val="left"/>
+        <w:rPr/>
+      </w:pPr>
+      <w:r>
+        <w:rPr/>
+        <w:t>- Ports are manually bundled without negotiation.</w:t>
+        <w:br/>
+        <w:t>- Administrator forces the creation of the EtherChannel.</w:t>
+        <w:br/>
+        <w:t>- No negotiation protocols are involved.</w:t>
+        <w:br/>
+        <w:t>- Mode: **On**</w:t>
+      </w:r>
+    </w:p>
+    <w:p>
+      <w:pPr>
+        <w:pStyle w:val="Normal"/>
+        <w:widowControl/>
+        <w:bidi w:val="0"/>
+        <w:spacing w:lineRule="auto" w:line="259" w:before="0" w:after="160"/>
+        <w:jc w:val="left"/>
+        <w:rPr/>
+      </w:pPr>
+      <w:r>
+        <w:rPr/>
+        <w:t>**Dynamic EtherChannel (Negotiated)**</w:t>
+        <w:br/>
+        <w:t>- Ports negotiate the formation of EtherChannel using protocols.</w:t>
+        <w:br/>
+        <w:t>- Two protocols are commonly used:</w:t>
+      </w:r>
+    </w:p>
+    <w:p>
+      <w:pPr>
+        <w:pStyle w:val="Normal"/>
+        <w:widowControl/>
+        <w:bidi w:val="0"/>
+        <w:spacing w:lineRule="auto" w:line="259" w:before="0" w:after="160"/>
+        <w:jc w:val="left"/>
+        <w:rPr>
+          <w:b/>
           <w:b/>
           <w:bCs/>
         </w:rPr>
-        <w:t xml:space="preserve"> </w:t>
-      </w:r>
+      </w:pPr>
       <w:r>
         <w:rPr>
           <w:b/>
           <w:bCs/>
         </w:rPr>
-        <w:t>14. Types of EtherChannel</w:t>
-      </w:r>
-      <w:r>
-        <w:rPr/>
-        <w:br/>
-        <w:t>EtherChannel can be configured in two ways:</w:t>
-        <w:br/>
-      </w:r>
-      <w:r>
-        <w:rPr/>
-        <w:t>**Static EtherChannel (On mode)**</w:t>
-      </w:r>
-    </w:p>
-    <w:p>
-      <w:pPr>
-        <w:pStyle w:val="Normal"/>
-        <w:widowControl/>
-        <w:bidi w:val="0"/>
-        <w:spacing w:lineRule="auto" w:line="259" w:before="0" w:after="160"/>
-        <w:jc w:val="left"/>
-        <w:rPr/>
-      </w:pPr>
-      <w:r>
-        <w:rPr/>
-        <w:t>- Ports are manually bundled without negotiation.</w:t>
-        <w:br/>
-        <w:t>- Administrator forces the creation of the EtherChannel.</w:t>
-        <w:br/>
-        <w:t>- No negotiation protocols are involved.</w:t>
-        <w:br/>
-        <w:t>- Mode: **On**</w:t>
-      </w:r>
-    </w:p>
-    <w:p>
-      <w:pPr>
-        <w:pStyle w:val="Normal"/>
-        <w:widowControl/>
-        <w:bidi w:val="0"/>
-        <w:spacing w:lineRule="auto" w:line="259" w:before="0" w:after="160"/>
-        <w:jc w:val="left"/>
-        <w:rPr/>
-      </w:pPr>
-      <w:r>
-        <w:rPr/>
-        <w:t>**Dynamic EtherChannel (Negotiated)**</w:t>
-        <w:br/>
-        <w:t>- Ports negotiate the formation of EtherChannel using protocols.</w:t>
-        <w:br/>
-        <w:t>- Two protocols are commonly used:</w:t>
+        <w:t>15. Use Cases and Limitations</w:t>
+      </w:r>
+    </w:p>
+    <w:p>
+      <w:pPr>
+        <w:pStyle w:val="Normal"/>
+        <w:widowControl/>
+        <w:bidi w:val="0"/>
+        <w:spacing w:lineRule="auto" w:line="259" w:before="0" w:after="160"/>
+        <w:jc w:val="left"/>
+        <w:rPr/>
+      </w:pPr>
+      <w:r>
+        <w:rPr/>
+        <w:t>- EtherChannel is primarily used **between switches** but can be configured between Layer 3 devices if the interfaces are Ethernet.</w:t>
+        <w:br/>
+        <w:t>- It **cannot be used on serial WAN links**; for bundling serial links, technologies like **Multilink PPP** are used instead.</w:t>
+        <w:br/>
+        <w:t>- Layer 2 EtherChannel is used in LAN environments with VLANs.</w:t>
+        <w:br/>
+        <w:t>- Layer 3 EtherChannel is used for routed links where IP addressing is necessary.</w:t>
       </w:r>
     </w:p>
     <w:p>
@@ -7657,411 +7678,2508 @@
           <w:b/>
           <w:bCs/>
         </w:rPr>
-        <w:t>15.</w:t>
-      </w:r>
+        <w:t>16. Additional Notes</w:t>
+      </w:r>
+    </w:p>
+    <w:p>
+      <w:pPr>
+        <w:pStyle w:val="Normal"/>
+        <w:widowControl/>
+        <w:bidi w:val="0"/>
+        <w:spacing w:lineRule="auto" w:line="259" w:before="0" w:after="160"/>
+        <w:jc w:val="left"/>
+        <w:rPr/>
+      </w:pPr>
+      <w:r>
+        <w:rPr/>
+        <w:t>Spanning Tree Protocol (STP)** is enabled by default on switches to prevent loops.</w:t>
+        <w:br/>
+        <w:t>- STP blocks redundant links unless EtherChannel is configured, which aggregates links logically allowing STP to treat them as a single link.</w:t>
+        <w:br/>
+        <w:t>- EtherChannel improves **network performance, bandwidth, and redundancy**, making it an essential skill for CCNA candidates and network professionals.</w:t>
+      </w:r>
+    </w:p>
+    <w:p>
+      <w:pPr>
+        <w:pStyle w:val="Normal"/>
+        <w:widowControl/>
+        <w:bidi w:val="0"/>
+        <w:spacing w:lineRule="auto" w:line="259" w:before="0" w:after="160"/>
+        <w:jc w:val="left"/>
+        <w:rPr/>
+      </w:pPr>
       <w:r>
         <w:rPr>
           <w:b/>
           <w:bCs/>
         </w:rPr>
-        <w:t xml:space="preserve"> Use Cases and Limitations</w:t>
-      </w:r>
-    </w:p>
-    <w:p>
-      <w:pPr>
-        <w:pStyle w:val="Normal"/>
-        <w:widowControl/>
-        <w:bidi w:val="0"/>
-        <w:spacing w:lineRule="auto" w:line="259" w:before="0" w:after="160"/>
-        <w:jc w:val="left"/>
-        <w:rPr/>
-      </w:pPr>
-      <w:r>
-        <w:rPr/>
-        <w:t>- EtherChannel is primarily used **between switches** but can be configured between Layer 3 devices if the interfaces are Ethernet.</w:t>
-        <w:br/>
-        <w:t>- It **cannot be used on serial WAN links**; for bundling serial links, technologies like **Multilink PPP** are used instead.</w:t>
-        <w:br/>
-        <w:t>- Layer 2 EtherChannel is used in LAN environments with VLANs.</w:t>
-        <w:br/>
-        <w:t>- Layer 3 EtherChannel is used for routed links where IP addressing is necessary.</w:t>
-      </w:r>
-    </w:p>
-    <w:p>
-      <w:pPr>
-        <w:pStyle w:val="Normal"/>
-        <w:widowControl/>
-        <w:bidi w:val="0"/>
-        <w:spacing w:lineRule="auto" w:line="259" w:before="0" w:after="160"/>
-        <w:jc w:val="left"/>
-        <w:rPr>
-          <w:b/>
+        <w:t>17. Broadcast Domain and DHCP Relay:</w:t>
+      </w:r>
+      <w:r>
+        <w:rPr/>
+        <w:br/>
+        <w:t>DHCP requests are broadcast packets and travel only within the same broadcast domain (typically a VLAN).</w:t>
+        <w:br/>
+        <w:t>Routers do not forward broadcast packets; therefore, if the DHCP server is in a different broadcast domain, the request will not reach the server by default.</w:t>
+        <w:br/>
+        <w:t>To solve this, a DHCP relay agent or helper address is configured on routers to forward DHCP requests to the server across broadcast domains or VLANs.</w:t>
+      </w:r>
+    </w:p>
+    <w:p>
+      <w:pPr>
+        <w:pStyle w:val="Normal"/>
+        <w:widowControl/>
+        <w:bidi w:val="0"/>
+        <w:spacing w:lineRule="auto" w:line="259" w:before="0" w:after="160"/>
+        <w:jc w:val="left"/>
+        <w:rPr/>
+      </w:pPr>
+      <w:r>
+        <w:rPr>
           <w:b/>
           <w:bCs/>
         </w:rPr>
+        <w:t>18. SNMP (Simple Network Management Protocol)</w:t>
+      </w:r>
+      <w:r>
+        <w:rPr/>
+        <w:br/>
+        <w:t>SNMP is an Application Layer protocol (OSI Layer 7) used for real-time monitoring and management of network devices.</w:t>
+        <w:br/>
+        <w:t>It operates on a client-server (manager-agent) model:</w:t>
+        <w:br/>
+        <w:t>SNMP Manager (Server): Runs on a PC or dedicated server with SNMP management software.</w:t>
+        <w:br/>
+        <w:t>SNMP Agents (Clients): Network devices (routers, switches, firewalls, servers) with SNMP enabled via configuration.</w:t>
+      </w:r>
+    </w:p>
+    <w:p>
+      <w:pPr>
+        <w:pStyle w:val="Normal"/>
+        <w:widowControl/>
+        <w:bidi w:val="0"/>
+        <w:spacing w:lineRule="auto" w:line="259" w:before="0" w:after="160"/>
+        <w:jc w:val="left"/>
+        <w:rPr/>
+      </w:pPr>
+      <w:r>
+        <w:rPr/>
+        <w:t>The SNMP manager continuously polls SNMP agents for device health metrics such as:</w:t>
+      </w:r>
+    </w:p>
+    <w:p>
+      <w:pPr>
+        <w:pStyle w:val="Normal"/>
+        <w:widowControl/>
+        <w:bidi w:val="0"/>
+        <w:spacing w:lineRule="auto" w:line="259" w:before="0" w:after="160"/>
+        <w:jc w:val="left"/>
+        <w:rPr/>
+      </w:pPr>
+      <w:r>
+        <w:rPr/>
+        <w:t>CPU utilization</w:t>
+        <w:br/>
+        <w:t>Memory usage</w:t>
+        <w:br/>
+        <w:t>Disk consumption</w:t>
+        <w:br/>
+        <w:t>Interface status (up/down)</w:t>
+        <w:br/>
+        <w:t>Bandwidth usage on individual links</w:t>
+        <w:br/>
+        <w:t>Communication happens primarily over UDP ports 161 (polling) and 162 (traps/alerts).</w:t>
+      </w:r>
+    </w:p>
+    <w:p>
+      <w:pPr>
+        <w:pStyle w:val="Normal"/>
+        <w:widowControl/>
+        <w:bidi w:val="0"/>
+        <w:spacing w:lineRule="auto" w:line="259" w:before="0" w:after="160"/>
+        <w:jc w:val="left"/>
+        <w:rPr/>
+      </w:pPr>
+      <w:r>
+        <w:rPr/>
+        <w:t>SNMP versions commonly used are v2 and v3, with v3 being more prevalent today.</w:t>
+      </w:r>
+    </w:p>
+    <w:p>
+      <w:pPr>
+        <w:pStyle w:val="Normal"/>
+        <w:widowControl/>
+        <w:bidi w:val="0"/>
+        <w:spacing w:lineRule="auto" w:line="259" w:before="0" w:after="160"/>
+        <w:jc w:val="left"/>
+        <w:rPr/>
+      </w:pPr>
+      <w:r>
+        <w:rPr/>
+        <w:t>Polling: SNMP manager queries devices repeatedly to get current status.</w:t>
+      </w:r>
+    </w:p>
+    <w:p>
+      <w:pPr>
+        <w:pStyle w:val="Normal"/>
+        <w:widowControl/>
+        <w:bidi w:val="0"/>
+        <w:spacing w:lineRule="auto" w:line="259" w:before="0" w:after="160"/>
+        <w:jc w:val="left"/>
+        <w:rPr/>
+      </w:pPr>
+      <w:r>
+        <w:rPr/>
+        <w:t>Traps: Agents send unsolicited alerts to the manager when specific events occur.</w:t>
+      </w:r>
+    </w:p>
+    <w:p>
+      <w:pPr>
+        <w:pStyle w:val="Normal"/>
+        <w:widowControl/>
+        <w:bidi w:val="0"/>
+        <w:spacing w:lineRule="auto" w:line="259" w:before="0" w:after="160"/>
+        <w:jc w:val="left"/>
+        <w:rPr/>
+      </w:pPr>
+      <w:r>
+        <w:rPr/>
+        <w:t>SNMP requires devices to permit monitoring; agents must be enabled/configured on devices.</w:t>
+      </w:r>
+    </w:p>
+    <w:p>
+      <w:pPr>
+        <w:pStyle w:val="Normal"/>
+        <w:widowControl/>
+        <w:bidi w:val="0"/>
+        <w:spacing w:lineRule="auto" w:line="259" w:before="0" w:after="160"/>
+        <w:jc w:val="left"/>
+        <w:rPr/>
+      </w:pPr>
+      <w:r>
+        <w:rPr/>
+        <w:t>The SNMP manager uses licensed, often commercial applications like SolarWinds, Nagios, PRTG, WhatsUp Gold.</w:t>
+      </w:r>
+    </w:p>
+    <w:p>
+      <w:pPr>
+        <w:pStyle w:val="Normal"/>
+        <w:widowControl/>
+        <w:bidi w:val="0"/>
+        <w:spacing w:lineRule="auto" w:line="259" w:before="0" w:after="160"/>
+        <w:jc w:val="left"/>
+        <w:rPr/>
+      </w:pPr>
+      <w:r>
+        <w:rPr/>
+        <w:t>SNMP facilitates real-time monitoring as opposed to retrospective log analysis.</w:t>
+      </w:r>
+    </w:p>
+    <w:p>
+      <w:pPr>
+        <w:pStyle w:val="Normal"/>
+        <w:widowControl/>
+        <w:bidi w:val="0"/>
+        <w:spacing w:lineRule="auto" w:line="259" w:before="0" w:after="160"/>
+        <w:jc w:val="left"/>
+        <w:rPr/>
+      </w:pPr>
+      <w:r>
+        <w:rPr/>
+      </w:r>
+    </w:p>
+    <w:p>
+      <w:pPr>
+        <w:pStyle w:val="Normal"/>
+        <w:widowControl/>
+        <w:bidi w:val="0"/>
+        <w:spacing w:lineRule="auto" w:line="259" w:before="0" w:after="160"/>
+        <w:jc w:val="left"/>
+        <w:rPr/>
       </w:pPr>
       <w:r>
         <w:rPr>
           <w:b/>
           <w:bCs/>
         </w:rPr>
-        <w:t xml:space="preserve">16. </w:t>
-      </w:r>
+        <w:t>19. Syslog (System Log)</w:t>
+      </w:r>
+      <w:r>
+        <w:rPr/>
+        <w:br/>
+        <w:t>Syslog is a method to collect and centralize log messages generated by network devices.</w:t>
+        <w:br/>
+        <w:t>Logs include system events, service-specific messages (e.g., OSPF neighbor down, BGP issues), debugging messages, and security events.</w:t>
+        <w:br/>
+        <w:t>Unlike SNMP, Syslog focuses on event-based logging rather than continuous state monitoring.</w:t>
+        <w:br/>
+        <w:t>Syslog messages are sent from devices to a Syslog server where they are stored centrally.</w:t>
+        <w:br/>
+        <w:t>The Syslog server runs software (licensed or open-source) such as Kiwi Syslog, Graylog, PRTG, Syslog-ng.Syslog messages have severity levels from emergency (0) to debugging (7), which help prioritize alerts:</w:t>
+      </w:r>
+    </w:p>
+    <w:p>
+      <w:pPr>
+        <w:pStyle w:val="Normal"/>
+        <w:widowControl/>
+        <w:bidi w:val="0"/>
+        <w:spacing w:lineRule="auto" w:line="259" w:before="0" w:after="160"/>
+        <w:jc w:val="left"/>
+        <w:rPr/>
+      </w:pPr>
+      <w:r>
+        <w:rPr/>
+        <w:t>0 = Emergency (critical)</w:t>
+        <w:br/>
+        <w:t>1 = Alert</w:t>
+        <w:br/>
+        <w:t>3 = Error</w:t>
+        <w:br/>
+        <w:t>4 = Warning</w:t>
+        <w:br/>
+        <w:t>5 = Notification</w:t>
+        <w:br/>
+        <w:t>6 = Informational</w:t>
+        <w:br/>
+        <w:t>7 = Debugging</w:t>
+      </w:r>
+    </w:p>
+    <w:p>
+      <w:pPr>
+        <w:pStyle w:val="Normal"/>
+        <w:widowControl/>
+        <w:bidi w:val="0"/>
+        <w:spacing w:lineRule="auto" w:line="259" w:before="0" w:after="160"/>
+        <w:jc w:val="left"/>
+        <w:rPr/>
+      </w:pPr>
+      <w:r>
+        <w:rPr/>
+        <w:t>Enables centralized event monitoring, troubleshooting, and security auditing (e.g., tracking login attempts and access control).</w:t>
+        <w:br/>
+        <w:t>Devices must be configured with commands such as logging on and the Syslog server IP to forward logs.</w:t>
+        <w:br/>
+        <w:t>Syslog is crucial for incident investigation, analogous to a “black box” in aviation, enabling root cause analysis and preventive measures.</w:t>
+      </w:r>
+    </w:p>
+    <w:p>
+      <w:pPr>
+        <w:pStyle w:val="Normal"/>
+        <w:widowControl/>
+        <w:bidi w:val="0"/>
+        <w:spacing w:lineRule="auto" w:line="259" w:before="0" w:after="160"/>
+        <w:jc w:val="left"/>
+        <w:rPr/>
+      </w:pPr>
       <w:r>
         <w:rPr>
           <w:b/>
           <w:bCs/>
         </w:rPr>
-        <w:t>Additional Notes</w:t>
-      </w:r>
-    </w:p>
-    <w:p>
-      <w:pPr>
-        <w:pStyle w:val="Normal"/>
-        <w:widowControl/>
-        <w:bidi w:val="0"/>
-        <w:spacing w:lineRule="auto" w:line="259" w:before="0" w:after="160"/>
-        <w:jc w:val="left"/>
-        <w:rPr/>
-      </w:pPr>
-      <w:r>
-        <w:rPr/>
-        <w:t>Spanning Tree Protocol (STP)** is enabled by default on switches to prevent loops.</w:t>
-        <w:br/>
-        <w:t>- STP blocks redundant links unless EtherChannel is configured, which aggregates links logically allowing STP to treat them as a single link.</w:t>
-        <w:br/>
-        <w:t>- EtherChannel improves **network performance, bandwidth, and redundancy**, making it an essential skill for CCNA candidates and network professionals.</w:t>
-      </w:r>
-    </w:p>
-    <w:p>
-      <w:pPr>
-        <w:pStyle w:val="Normal"/>
-        <w:widowControl/>
-        <w:bidi w:val="0"/>
-        <w:spacing w:lineRule="auto" w:line="259" w:before="0" w:after="160"/>
-        <w:jc w:val="left"/>
-        <w:rPr/>
-      </w:pPr>
-      <w:r>
-        <w:rPr>
+        <w:t>20. Role of NTP (Network Time Protocol)</w:t>
+      </w:r>
+      <w:r>
+        <w:rPr/>
+        <w:br/>
+        <w:t>NTP sy</w:t>
+      </w:r>
+      <w:r>
+        <w:rPr>
+          <w:rFonts w:eastAsia="Calibri" w:cs="DejaVu Sans"/>
+          <w:color w:val="auto"/>
+          <w:kern w:val="2"/>
+          <w:sz w:val="22"/>
+          <w:szCs w:val="22"/>
+          <w:lang w:val="en-IN" w:eastAsia="en-US" w:bidi="ar-SA"/>
+        </w:rPr>
+        <w:t>nchronizes the time across all network devices.</w:t>
+        <w:br/>
+        <w:t>Accurate and synchronized time is critical for:</w:t>
+        <w:br/>
+        <w:t>Correctly timestamping logs and events.</w:t>
+        <w:br/>
+        <w:t>Effective correlation of troubleshooting logs.</w:t>
+        <w:br/>
+        <w:t>Without NTP, logs from different devices may have inconsistent timestamps, complicating fault analysis.</w:t>
+      </w:r>
+    </w:p>
+    <w:p>
+      <w:pPr>
+        <w:pStyle w:val="Normal"/>
+        <w:widowControl/>
+        <w:bidi w:val="0"/>
+        <w:spacing w:lineRule="auto" w:line="259" w:before="0" w:after="160"/>
+        <w:jc w:val="left"/>
+        <w:rPr>
+          <w:rFonts w:ascii="Calibri" w:hAnsi="Calibri" w:eastAsia="Calibri" w:cs="DejaVu Sans"/>
+          <w:color w:val="auto"/>
+          <w:kern w:val="2"/>
+          <w:sz w:val="22"/>
+          <w:szCs w:val="22"/>
+          <w:lang w:val="en-IN" w:eastAsia="en-US" w:bidi="ar-SA"/>
+        </w:rPr>
+      </w:pPr>
+      <w:r>
+        <w:rPr>
+          <w:rFonts w:eastAsia="Calibri" w:cs="DejaVu Sans"/>
           <w:b/>
           <w:bCs/>
-        </w:rPr>
-        <w:t xml:space="preserve">17. </w:t>
-      </w:r>
-      <w:r>
-        <w:rPr>
+          <w:color w:val="auto"/>
+          <w:kern w:val="2"/>
+          <w:sz w:val="22"/>
+          <w:szCs w:val="22"/>
+          <w:lang w:val="en-IN" w:eastAsia="en-US" w:bidi="ar-SA"/>
+        </w:rPr>
+        <w:t>21. Introduction to Network Gateway Redundancy:</w:t>
+      </w:r>
+      <w:r>
+        <w:rPr>
+          <w:rFonts w:eastAsia="Calibri" w:cs="DejaVu Sans"/>
+          <w:color w:val="auto"/>
+          <w:kern w:val="2"/>
+          <w:sz w:val="22"/>
+          <w:szCs w:val="22"/>
+          <w:lang w:val="en-IN" w:eastAsia="en-US" w:bidi="ar-SA"/>
+        </w:rPr>
+        <w:br/>
+        <w:t>Traditional networks often have a single default gateway (router interface) connecting LAN to WAN.</w:t>
+        <w:br/>
+        <w:t>A single exit point (default gateway) creates a vulnerability: if the router or link fails, LAN users lose internet or external connectivity.</w:t>
+        <w:br/>
+        <w:t>The solution is to provide multiple exit points via redundant routers to ensure failover capability.</w:t>
+      </w:r>
+    </w:p>
+    <w:p>
+      <w:pPr>
+        <w:pStyle w:val="Normal"/>
+        <w:widowControl/>
+        <w:bidi w:val="0"/>
+        <w:spacing w:lineRule="auto" w:line="259" w:before="0" w:after="160"/>
+        <w:jc w:val="left"/>
+        <w:rPr>
+          <w:rFonts w:ascii="Calibri" w:hAnsi="Calibri" w:eastAsia="Calibri" w:cs="DejaVu Sans"/>
+          <w:color w:val="auto"/>
+          <w:kern w:val="2"/>
+          <w:sz w:val="22"/>
+          <w:szCs w:val="22"/>
+          <w:lang w:val="en-IN" w:eastAsia="en-US" w:bidi="ar-SA"/>
+        </w:rPr>
+      </w:pPr>
+      <w:r>
+        <w:rPr>
+          <w:rFonts w:eastAsia="Calibri" w:cs="DejaVu Sans"/>
+          <w:color w:val="auto"/>
+          <w:kern w:val="2"/>
+          <w:sz w:val="22"/>
+          <w:szCs w:val="22"/>
+          <w:lang w:val="en-IN" w:eastAsia="en-US" w:bidi="ar-SA"/>
+        </w:rPr>
+        <w:t>Concept of Default Gateway:</w:t>
+      </w:r>
+    </w:p>
+    <w:p>
+      <w:pPr>
+        <w:pStyle w:val="Normal"/>
+        <w:widowControl/>
+        <w:bidi w:val="0"/>
+        <w:spacing w:lineRule="auto" w:line="259" w:before="0" w:after="160"/>
+        <w:jc w:val="left"/>
+        <w:rPr>
+          <w:rFonts w:ascii="Calibri" w:hAnsi="Calibri" w:eastAsia="Calibri" w:cs="DejaVu Sans"/>
+          <w:color w:val="auto"/>
+          <w:kern w:val="2"/>
+          <w:sz w:val="22"/>
+          <w:szCs w:val="22"/>
+          <w:lang w:val="en-IN" w:eastAsia="en-US" w:bidi="ar-SA"/>
+        </w:rPr>
+      </w:pPr>
+      <w:r>
+        <w:rPr>
+          <w:rFonts w:eastAsia="Calibri" w:cs="DejaVu Sans"/>
+          <w:color w:val="auto"/>
+          <w:kern w:val="2"/>
+          <w:sz w:val="22"/>
+          <w:szCs w:val="22"/>
+          <w:lang w:val="en-IN" w:eastAsia="en-US" w:bidi="ar-SA"/>
+        </w:rPr>
+        <w:t>Defined as the router interface that directs traffic from LAN to other networks.</w:t>
+        <w:br/>
+        <w:t>Each PC in the LAN is configured with a default gateway IP.</w:t>
+        <w:br/>
+        <w:t>Problem arises if only one default gateway IP exists and the router fails.</w:t>
+      </w:r>
+    </w:p>
+    <w:p>
+      <w:pPr>
+        <w:pStyle w:val="Normal"/>
+        <w:widowControl/>
+        <w:bidi w:val="0"/>
+        <w:spacing w:lineRule="auto" w:line="259" w:before="0" w:after="160"/>
+        <w:jc w:val="left"/>
+        <w:rPr>
+          <w:rFonts w:ascii="Calibri" w:hAnsi="Calibri" w:eastAsia="Calibri" w:cs="DejaVu Sans"/>
+          <w:color w:val="auto"/>
+          <w:kern w:val="2"/>
+          <w:sz w:val="22"/>
+          <w:szCs w:val="22"/>
+          <w:lang w:val="en-IN" w:eastAsia="en-US" w:bidi="ar-SA"/>
+        </w:rPr>
+      </w:pPr>
+      <w:r>
+        <w:rPr>
+          <w:rFonts w:eastAsia="Calibri" w:cs="DejaVu Sans"/>
+          <w:color w:val="auto"/>
+          <w:kern w:val="2"/>
+          <w:sz w:val="22"/>
+          <w:szCs w:val="22"/>
+          <w:lang w:val="en-IN" w:eastAsia="en-US" w:bidi="ar-SA"/>
+        </w:rPr>
+        <w:t>First Hop Redundancy Protocol (FHRP):</w:t>
+        <w:br/>
+        <w:t>FHRP ensures automatic failover between multiple default gateways without requiring manual reconfiguration on each PC.</w:t>
+        <w:br/>
+        <w:t>It provides redundancy and high availability by designating active and standby routers.</w:t>
+        <w:br/>
+        <w:t>When the active router fails, the standby router automatically takes over.</w:t>
+      </w:r>
+    </w:p>
+    <w:p>
+      <w:pPr>
+        <w:pStyle w:val="Normal"/>
+        <w:widowControl/>
+        <w:bidi w:val="0"/>
+        <w:spacing w:lineRule="auto" w:line="259" w:before="0" w:after="160"/>
+        <w:jc w:val="left"/>
+        <w:rPr>
+          <w:rFonts w:ascii="Calibri" w:hAnsi="Calibri" w:eastAsia="Calibri" w:cs="DejaVu Sans"/>
+          <w:color w:val="auto"/>
+          <w:kern w:val="2"/>
+          <w:sz w:val="22"/>
+          <w:szCs w:val="22"/>
+          <w:lang w:val="en-IN" w:eastAsia="en-US" w:bidi="ar-SA"/>
+        </w:rPr>
+      </w:pPr>
+      <w:r>
+        <w:rPr>
+          <w:rFonts w:eastAsia="Calibri" w:cs="DejaVu Sans"/>
+          <w:color w:val="auto"/>
+          <w:kern w:val="2"/>
+          <w:sz w:val="22"/>
+          <w:szCs w:val="22"/>
+          <w:lang w:val="en-IN" w:eastAsia="en-US" w:bidi="ar-SA"/>
+        </w:rPr>
+        <w:t>Types of FHRP Protocols:</w:t>
+      </w:r>
+    </w:p>
+    <w:p>
+      <w:pPr>
+        <w:pStyle w:val="Normal"/>
+        <w:widowControl/>
+        <w:bidi w:val="0"/>
+        <w:spacing w:lineRule="auto" w:line="259" w:before="0" w:after="160"/>
+        <w:jc w:val="left"/>
+        <w:rPr>
+          <w:rFonts w:ascii="Calibri" w:hAnsi="Calibri" w:eastAsia="Calibri" w:cs="DejaVu Sans"/>
+          <w:color w:val="auto"/>
+          <w:kern w:val="2"/>
+          <w:sz w:val="22"/>
+          <w:szCs w:val="22"/>
+          <w:lang w:val="en-IN" w:eastAsia="en-US" w:bidi="ar-SA"/>
+        </w:rPr>
+      </w:pPr>
+      <w:r>
+        <w:rPr>
+          <w:rFonts w:eastAsia="Calibri" w:cs="DejaVu Sans"/>
+          <w:color w:val="auto"/>
+          <w:kern w:val="2"/>
+          <w:sz w:val="22"/>
+          <w:szCs w:val="22"/>
+          <w:lang w:val="en-IN" w:eastAsia="en-US" w:bidi="ar-SA"/>
+        </w:rPr>
+        <w:t>Protocol</w:t>
+        <w:tab/>
+        <w:t>Description</w:t>
+        <w:tab/>
+        <w:t>Vendor Support</w:t>
+        <w:tab/>
+        <w:t>CCNA Coverage</w:t>
+      </w:r>
+    </w:p>
+    <w:p>
+      <w:pPr>
+        <w:pStyle w:val="Normal"/>
+        <w:widowControl/>
+        <w:bidi w:val="0"/>
+        <w:spacing w:lineRule="auto" w:line="259" w:before="0" w:after="160"/>
+        <w:jc w:val="left"/>
+        <w:rPr>
+          <w:rFonts w:ascii="Calibri" w:hAnsi="Calibri" w:eastAsia="Calibri" w:cs="DejaVu Sans"/>
+          <w:color w:val="auto"/>
+          <w:kern w:val="2"/>
+          <w:sz w:val="22"/>
+          <w:szCs w:val="22"/>
+          <w:lang w:val="en-IN" w:eastAsia="en-US" w:bidi="ar-SA"/>
+        </w:rPr>
+      </w:pPr>
+      <w:r>
+        <w:rPr>
+          <w:rFonts w:eastAsia="Calibri" w:cs="DejaVu Sans"/>
+          <w:color w:val="auto"/>
+          <w:kern w:val="2"/>
+          <w:sz w:val="22"/>
+          <w:szCs w:val="22"/>
+          <w:lang w:val="en-IN" w:eastAsia="en-US" w:bidi="ar-SA"/>
+        </w:rPr>
+        <w:t>HSRP (Hot Standby Router Protocol)</w:t>
+        <w:tab/>
+        <w:t>Cisco proprietary protocol for gateway redundancy</w:t>
+        <w:tab/>
+        <w:t>Cisco routers only</w:t>
+        <w:tab/>
+        <w:t>Included in CCNA</w:t>
+      </w:r>
+    </w:p>
+    <w:p>
+      <w:pPr>
+        <w:pStyle w:val="Normal"/>
+        <w:widowControl/>
+        <w:bidi w:val="0"/>
+        <w:spacing w:lineRule="auto" w:line="259" w:before="0" w:after="160"/>
+        <w:jc w:val="left"/>
+        <w:rPr>
+          <w:rFonts w:ascii="Calibri" w:hAnsi="Calibri" w:eastAsia="Calibri" w:cs="DejaVu Sans"/>
+          <w:color w:val="auto"/>
+          <w:kern w:val="2"/>
+          <w:sz w:val="22"/>
+          <w:szCs w:val="22"/>
+          <w:lang w:val="en-IN" w:eastAsia="en-US" w:bidi="ar-SA"/>
+        </w:rPr>
+      </w:pPr>
+      <w:r>
+        <w:rPr>
+          <w:rFonts w:eastAsia="Calibri" w:cs="DejaVu Sans"/>
+          <w:color w:val="auto"/>
+          <w:kern w:val="2"/>
+          <w:sz w:val="22"/>
+          <w:szCs w:val="22"/>
+          <w:lang w:val="en-IN" w:eastAsia="en-US" w:bidi="ar-SA"/>
+        </w:rPr>
+        <w:t>VRRP (Virtual Router Redundancy Protocol)</w:t>
+        <w:tab/>
+        <w:t>Open standard protocol usable on any vendor routers</w:t>
+        <w:tab/>
+        <w:t>Multi-vendor</w:t>
+        <w:tab/>
+        <w:t>Not part of CCNA</w:t>
+      </w:r>
+    </w:p>
+    <w:p>
+      <w:pPr>
+        <w:pStyle w:val="Normal"/>
+        <w:widowControl/>
+        <w:bidi w:val="0"/>
+        <w:spacing w:lineRule="auto" w:line="259" w:before="0" w:after="160"/>
+        <w:jc w:val="left"/>
+        <w:rPr>
+          <w:rFonts w:ascii="Calibri" w:hAnsi="Calibri" w:eastAsia="Calibri" w:cs="DejaVu Sans"/>
+          <w:color w:val="auto"/>
+          <w:kern w:val="2"/>
+          <w:sz w:val="22"/>
+          <w:szCs w:val="22"/>
+          <w:lang w:val="en-IN" w:eastAsia="en-US" w:bidi="ar-SA"/>
+        </w:rPr>
+      </w:pPr>
+      <w:r>
+        <w:rPr>
+          <w:rFonts w:eastAsia="Calibri" w:cs="DejaVu Sans"/>
+          <w:color w:val="auto"/>
+          <w:kern w:val="2"/>
+          <w:sz w:val="22"/>
+          <w:szCs w:val="22"/>
+          <w:lang w:val="en-IN" w:eastAsia="en-US" w:bidi="ar-SA"/>
+        </w:rPr>
+        <w:t>GLBP (Gateway Load Balancing Protocol)</w:t>
+        <w:tab/>
+        <w:t>Cisco proprietary advanced protocol providing load balancing and redundancy</w:t>
+        <w:tab/>
+        <w:t>Cisco routers only</w:t>
+        <w:tab/>
+        <w:t>Not part of CCNA</w:t>
+      </w:r>
+    </w:p>
+    <w:p>
+      <w:pPr>
+        <w:pStyle w:val="Normal"/>
+        <w:widowControl/>
+        <w:bidi w:val="0"/>
+        <w:spacing w:lineRule="auto" w:line="259" w:before="0" w:after="160"/>
+        <w:jc w:val="left"/>
+        <w:rPr>
+          <w:rFonts w:ascii="Calibri" w:hAnsi="Calibri" w:eastAsia="Calibri" w:cs="DejaVu Sans"/>
+          <w:color w:val="auto"/>
+          <w:kern w:val="2"/>
+          <w:sz w:val="22"/>
+          <w:szCs w:val="22"/>
+          <w:lang w:val="en-IN" w:eastAsia="en-US" w:bidi="ar-SA"/>
+        </w:rPr>
+      </w:pPr>
+      <w:r>
+        <w:rPr>
+          <w:rFonts w:eastAsia="Calibri" w:cs="DejaVu Sans"/>
+          <w:color w:val="auto"/>
+          <w:kern w:val="2"/>
+          <w:sz w:val="22"/>
+          <w:szCs w:val="22"/>
+          <w:lang w:val="en-IN" w:eastAsia="en-US" w:bidi="ar-SA"/>
+        </w:rPr>
+        <w:t>HSRP Features and Operation:</w:t>
+      </w:r>
+    </w:p>
+    <w:p>
+      <w:pPr>
+        <w:pStyle w:val="Normal"/>
+        <w:widowControl/>
+        <w:bidi w:val="0"/>
+        <w:spacing w:lineRule="auto" w:line="259" w:before="0" w:after="160"/>
+        <w:jc w:val="left"/>
+        <w:rPr>
+          <w:rFonts w:ascii="Calibri" w:hAnsi="Calibri" w:eastAsia="Calibri" w:cs="DejaVu Sans"/>
+          <w:color w:val="auto"/>
+          <w:kern w:val="2"/>
+          <w:sz w:val="22"/>
+          <w:szCs w:val="22"/>
+          <w:lang w:val="en-IN" w:eastAsia="en-US" w:bidi="ar-SA"/>
+        </w:rPr>
+      </w:pPr>
+      <w:r>
+        <w:rPr>
+          <w:rFonts w:eastAsia="Calibri" w:cs="DejaVu Sans"/>
+          <w:color w:val="auto"/>
+          <w:kern w:val="2"/>
+          <w:sz w:val="22"/>
+          <w:szCs w:val="22"/>
+          <w:lang w:val="en-IN" w:eastAsia="en-US" w:bidi="ar-SA"/>
+        </w:rPr>
+        <w:t>The protocol creates a Virtual IP (VIP) address that acts as the default gateway for all hosts.</w:t>
+        <w:br/>
+        <w:t>The VIP is not tied to a physical interface but is shared between routers.</w:t>
+      </w:r>
+    </w:p>
+    <w:p>
+      <w:pPr>
+        <w:pStyle w:val="Normal"/>
+        <w:widowControl/>
+        <w:bidi w:val="0"/>
+        <w:spacing w:lineRule="auto" w:line="259" w:before="0" w:after="160"/>
+        <w:jc w:val="left"/>
+        <w:rPr>
+          <w:rFonts w:ascii="Calibri" w:hAnsi="Calibri" w:eastAsia="Calibri" w:cs="DejaVu Sans"/>
+          <w:color w:val="auto"/>
+          <w:kern w:val="2"/>
+          <w:sz w:val="22"/>
+          <w:szCs w:val="22"/>
+          <w:lang w:val="en-IN" w:eastAsia="en-US" w:bidi="ar-SA"/>
+        </w:rPr>
+      </w:pPr>
+      <w:r>
+        <w:rPr>
+          <w:rFonts w:eastAsia="Calibri" w:cs="DejaVu Sans"/>
+          <w:color w:val="auto"/>
+          <w:kern w:val="2"/>
+          <w:sz w:val="22"/>
+          <w:szCs w:val="22"/>
+          <w:lang w:val="en-IN" w:eastAsia="en-US" w:bidi="ar-SA"/>
+        </w:rPr>
+        <w:t>One router is assigned as Active, handling all traffic.</w:t>
+        <w:br/>
+        <w:t>The other router(s) act as Standby, ready to take over if the active router fails.</w:t>
+        <w:br/>
+        <w:t>Priority values determine which router is active; higher priority wins.</w:t>
+        <w:br/>
+        <w:t>If priorities are equal, the router with the higher physical IP address becomes active.</w:t>
+        <w:br/>
+        <w:t>HSRP uses UDP port 1985 for communication between routers.</w:t>
+        <w:br/>
+        <w:t>Supports two versions (Version 1 and Version 2), which must match on all routers in the group.</w:t>
+      </w:r>
+    </w:p>
+    <w:p>
+      <w:pPr>
+        <w:pStyle w:val="Normal"/>
+        <w:widowControl/>
+        <w:bidi w:val="0"/>
+        <w:spacing w:lineRule="auto" w:line="259" w:before="0" w:after="160"/>
+        <w:jc w:val="left"/>
+        <w:rPr>
+          <w:rFonts w:ascii="Calibri" w:hAnsi="Calibri" w:eastAsia="Calibri" w:cs="DejaVu Sans"/>
+          <w:color w:val="auto"/>
+          <w:kern w:val="2"/>
+          <w:sz w:val="22"/>
+          <w:szCs w:val="22"/>
+          <w:lang w:val="en-IN" w:eastAsia="en-US" w:bidi="ar-SA"/>
+        </w:rPr>
+      </w:pPr>
+      <w:r>
+        <w:rPr>
+          <w:rFonts w:eastAsia="Calibri" w:cs="DejaVu Sans"/>
+          <w:color w:val="auto"/>
+          <w:kern w:val="2"/>
+          <w:sz w:val="22"/>
+          <w:szCs w:val="22"/>
+          <w:lang w:val="en-IN" w:eastAsia="en-US" w:bidi="ar-SA"/>
+        </w:rPr>
+        <w:t>Two routers (R1 and R2) connected to the LAN with IPs 192.168.1.1 and 192.168.1.2.</w:t>
+        <w:br/>
+        <w:t>Virtual IP configured as 192.168.1.100.</w:t>
+        <w:br/>
+        <w:t>PCs configured with default gateway as 192.168.1.100.</w:t>
+        <w:br/>
+        <w:t>R1 configured with higher priority (e.g., 105) becomes active.</w:t>
+        <w:br/>
+        <w:t>If R1 fails or its monitored interface goes down, R2 automatically becomes active.When R1 recovers, if preemption is enabled, it regains active status.</w:t>
+      </w:r>
+    </w:p>
+    <w:p>
+      <w:pPr>
+        <w:pStyle w:val="Normal"/>
+        <w:widowControl/>
+        <w:bidi w:val="0"/>
+        <w:spacing w:lineRule="auto" w:line="259" w:before="0" w:after="160"/>
+        <w:jc w:val="left"/>
+        <w:rPr>
+          <w:rFonts w:ascii="Calibri" w:hAnsi="Calibri" w:eastAsia="Calibri" w:cs="DejaVu Sans"/>
+          <w:color w:val="auto"/>
+          <w:kern w:val="2"/>
+          <w:sz w:val="22"/>
+          <w:szCs w:val="22"/>
+          <w:lang w:val="en-IN" w:eastAsia="en-US" w:bidi="ar-SA"/>
+        </w:rPr>
+      </w:pPr>
+      <w:r>
+        <w:rPr>
+          <w:rFonts w:eastAsia="Calibri" w:cs="DejaVu Sans"/>
+          <w:color w:val="auto"/>
+          <w:kern w:val="2"/>
+          <w:sz w:val="22"/>
+          <w:szCs w:val="22"/>
+          <w:lang w:val="en-IN" w:eastAsia="en-US" w:bidi="ar-SA"/>
+        </w:rPr>
+        <w:t>Additional Notes on Network Design:</w:t>
+        <w:br/>
+        <w:t>Manual reconfiguration of default gateways on hundreds or thousands of PCs is impractical.</w:t>
+        <w:br/>
+        <w:t>FHRP automates this process, enhancing network resilience.</w:t>
+        <w:br/>
+        <w:t>GLBP offers advanced load balancing capabilities beyond simple failover but is not covered in CCNA.</w:t>
+      </w:r>
+    </w:p>
+    <w:p>
+      <w:pPr>
+        <w:pStyle w:val="Normal"/>
+        <w:widowControl/>
+        <w:bidi w:val="0"/>
+        <w:spacing w:lineRule="auto" w:line="259" w:before="0" w:after="160"/>
+        <w:jc w:val="left"/>
+        <w:rPr>
+          <w:rFonts w:ascii="Calibri" w:hAnsi="Calibri" w:eastAsia="Calibri" w:cs="DejaVu Sans"/>
+          <w:b/>
           <w:b/>
           <w:bCs/>
-        </w:rPr>
-        <w:t>Broadcast Domain and DHCP Relay:</w:t>
-      </w:r>
-      <w:r>
-        <w:rPr/>
-        <w:br/>
-        <w:t>DHCP requests are broadcast packets and travel only within the same broadcast domain (typically a VLAN).</w:t>
-        <w:br/>
-        <w:t>Routers do not forward broadcast packets; therefore, if the DHCP server is in a different broadcast domain, the request will not reach the server by default.</w:t>
-        <w:br/>
-        <w:t>To solve this, a DHCP relay agent or helper address is configured on routers to forward DHCP requests to the server across broadcast domains or VLANs.</w:t>
-      </w:r>
-    </w:p>
-    <w:p>
-      <w:pPr>
-        <w:pStyle w:val="Normal"/>
-        <w:widowControl/>
-        <w:bidi w:val="0"/>
-        <w:spacing w:lineRule="auto" w:line="259" w:before="0" w:after="160"/>
-        <w:jc w:val="left"/>
-        <w:rPr/>
-      </w:pPr>
-      <w:r>
-        <w:rPr>
+          <w:color w:val="auto"/>
+          <w:kern w:val="2"/>
+          <w:sz w:val="22"/>
+          <w:szCs w:val="22"/>
+          <w:lang w:val="en-IN" w:eastAsia="en-US" w:bidi="ar-SA"/>
+        </w:rPr>
+      </w:pPr>
+      <w:r>
+        <w:rPr>
+          <w:rFonts w:eastAsia="Calibri" w:cs="DejaVu Sans"/>
           <w:b/>
           <w:bCs/>
-        </w:rPr>
-        <w:t>18</w:t>
-      </w:r>
-      <w:r>
-        <w:rPr>
+          <w:color w:val="auto"/>
+          <w:kern w:val="2"/>
+          <w:sz w:val="22"/>
+          <w:szCs w:val="22"/>
+          <w:lang w:val="en-IN" w:eastAsia="en-US" w:bidi="ar-SA"/>
+        </w:rPr>
+        <w:t>22. AAA (Authentication, Authorization, and Accounting)</w:t>
+      </w:r>
+    </w:p>
+    <w:p>
+      <w:pPr>
+        <w:pStyle w:val="Normal"/>
+        <w:widowControl/>
+        <w:bidi w:val="0"/>
+        <w:spacing w:lineRule="auto" w:line="259" w:before="0" w:after="160"/>
+        <w:jc w:val="left"/>
+        <w:rPr>
+          <w:rFonts w:ascii="Calibri" w:hAnsi="Calibri" w:eastAsia="Calibri" w:cs="DejaVu Sans"/>
+          <w:color w:val="auto"/>
+          <w:kern w:val="2"/>
+          <w:sz w:val="22"/>
+          <w:szCs w:val="22"/>
+          <w:lang w:val="en-IN" w:eastAsia="en-US" w:bidi="ar-SA"/>
+        </w:rPr>
+      </w:pPr>
+      <w:r>
+        <w:rPr>
+          <w:rFonts w:eastAsia="Calibri" w:cs="DejaVu Sans"/>
+          <w:color w:val="auto"/>
+          <w:kern w:val="2"/>
+          <w:sz w:val="22"/>
+          <w:szCs w:val="22"/>
+          <w:lang w:val="en-IN" w:eastAsia="en-US" w:bidi="ar-SA"/>
+        </w:rPr>
+        <w:t>What is AAA?</w:t>
+        <w:br/>
+        <w:t>AAA is a centralized server-based system used to manage user access and permissions across multiple network devices.</w:t>
+        <w:br/>
+        <w:t>Instead of creating individual user accounts on every device (routers, switches, firewalls, load balancers), AAA centralizes user management on a single AAA server.</w:t>
+      </w:r>
+    </w:p>
+    <w:p>
+      <w:pPr>
+        <w:pStyle w:val="Normal"/>
+        <w:widowControl/>
+        <w:bidi w:val="0"/>
+        <w:spacing w:lineRule="auto" w:line="259" w:before="0" w:after="160"/>
+        <w:jc w:val="left"/>
+        <w:rPr>
+          <w:rFonts w:ascii="Calibri" w:hAnsi="Calibri" w:eastAsia="Calibri" w:cs="DejaVu Sans"/>
+          <w:color w:val="auto"/>
+          <w:kern w:val="2"/>
+          <w:sz w:val="22"/>
+          <w:szCs w:val="22"/>
+          <w:lang w:val="en-IN" w:eastAsia="en-US" w:bidi="ar-SA"/>
+        </w:rPr>
+      </w:pPr>
+      <w:r>
+        <w:rPr>
+          <w:rFonts w:eastAsia="Calibri" w:cs="DejaVu Sans"/>
+          <w:color w:val="auto"/>
+          <w:kern w:val="2"/>
+          <w:sz w:val="22"/>
+          <w:szCs w:val="22"/>
+          <w:lang w:val="en-IN" w:eastAsia="en-US" w:bidi="ar-SA"/>
+        </w:rPr>
+        <w:t>Why is AAA Important?</w:t>
+        <w:br/>
+        <w:t>Networks can have thousands of devices and users.</w:t>
+        <w:br/>
+        <w:t>Managing user accounts and permissions on each device manually is impractical.</w:t>
+        <w:br/>
+        <w:t>AAA server stores all user credentials, permissions, and logs centrally.</w:t>
+        <w:br/>
+        <w:t>Devices configured as AAA clients forward login and permission requests to the AAA server.</w:t>
+      </w:r>
+    </w:p>
+    <w:p>
+      <w:pPr>
+        <w:pStyle w:val="Normal"/>
+        <w:widowControl/>
+        <w:bidi w:val="0"/>
+        <w:spacing w:lineRule="auto" w:line="259" w:before="0" w:after="160"/>
+        <w:jc w:val="left"/>
+        <w:rPr>
+          <w:rFonts w:ascii="Calibri" w:hAnsi="Calibri" w:eastAsia="Calibri" w:cs="DejaVu Sans"/>
+          <w:color w:val="auto"/>
+          <w:kern w:val="2"/>
+          <w:sz w:val="22"/>
+          <w:szCs w:val="22"/>
+          <w:lang w:val="en-IN" w:eastAsia="en-US" w:bidi="ar-SA"/>
+        </w:rPr>
+      </w:pPr>
+      <w:r>
+        <w:rPr>
+          <w:rFonts w:eastAsia="Calibri" w:cs="DejaVu Sans"/>
+          <w:color w:val="auto"/>
+          <w:kern w:val="2"/>
+          <w:sz w:val="22"/>
+          <w:szCs w:val="22"/>
+          <w:lang w:val="en-IN" w:eastAsia="en-US" w:bidi="ar-SA"/>
+        </w:rPr>
+        <w:t>Components of AAA:</w:t>
+        <w:br/>
+        <w:t>Term</w:t>
+        <w:tab/>
+        <w:t>Meaning</w:t>
+      </w:r>
+    </w:p>
+    <w:p>
+      <w:pPr>
+        <w:pStyle w:val="Normal"/>
+        <w:widowControl/>
+        <w:bidi w:val="0"/>
+        <w:spacing w:lineRule="auto" w:line="259" w:before="0" w:after="160"/>
+        <w:jc w:val="left"/>
+        <w:rPr>
+          <w:rFonts w:ascii="Calibri" w:hAnsi="Calibri" w:eastAsia="Calibri" w:cs="DejaVu Sans"/>
+          <w:color w:val="auto"/>
+          <w:kern w:val="2"/>
+          <w:sz w:val="22"/>
+          <w:szCs w:val="22"/>
+          <w:lang w:val="en-IN" w:eastAsia="en-US" w:bidi="ar-SA"/>
+        </w:rPr>
+      </w:pPr>
+      <w:r>
+        <w:rPr>
+          <w:rFonts w:eastAsia="Calibri" w:cs="DejaVu Sans"/>
+          <w:color w:val="auto"/>
+          <w:kern w:val="2"/>
+          <w:sz w:val="22"/>
+          <w:szCs w:val="22"/>
+          <w:lang w:val="en-IN" w:eastAsia="en-US" w:bidi="ar-SA"/>
+        </w:rPr>
+        <w:t>Authentication</w:t>
+        <w:tab/>
+        <w:t>Verifying if a user is valid and allowed to access the network device (like guard checking ID at a gate).</w:t>
+      </w:r>
+    </w:p>
+    <w:p>
+      <w:pPr>
+        <w:pStyle w:val="Normal"/>
+        <w:widowControl/>
+        <w:bidi w:val="0"/>
+        <w:spacing w:lineRule="auto" w:line="259" w:before="0" w:after="160"/>
+        <w:jc w:val="left"/>
+        <w:rPr>
+          <w:rFonts w:ascii="Calibri" w:hAnsi="Calibri" w:eastAsia="Calibri" w:cs="DejaVu Sans"/>
+          <w:color w:val="auto"/>
+          <w:kern w:val="2"/>
+          <w:sz w:val="22"/>
+          <w:szCs w:val="22"/>
+          <w:lang w:val="en-IN" w:eastAsia="en-US" w:bidi="ar-SA"/>
+        </w:rPr>
+      </w:pPr>
+      <w:r>
+        <w:rPr>
+          <w:rFonts w:eastAsia="Calibri" w:cs="DejaVu Sans"/>
+          <w:color w:val="auto"/>
+          <w:kern w:val="2"/>
+          <w:sz w:val="22"/>
+          <w:szCs w:val="22"/>
+          <w:lang w:val="en-IN" w:eastAsia="en-US" w:bidi="ar-SA"/>
+        </w:rPr>
+        <w:t>Authorization</w:t>
+        <w:tab/>
+        <w:t>Determining what level of access and commands the authenticated user can execute.</w:t>
+      </w:r>
+    </w:p>
+    <w:p>
+      <w:pPr>
+        <w:pStyle w:val="Normal"/>
+        <w:widowControl/>
+        <w:bidi w:val="0"/>
+        <w:spacing w:lineRule="auto" w:line="259" w:before="0" w:after="160"/>
+        <w:jc w:val="left"/>
+        <w:rPr>
+          <w:rFonts w:ascii="Calibri" w:hAnsi="Calibri" w:eastAsia="Calibri" w:cs="DejaVu Sans"/>
+          <w:color w:val="auto"/>
+          <w:kern w:val="2"/>
+          <w:sz w:val="22"/>
+          <w:szCs w:val="22"/>
+          <w:lang w:val="en-IN" w:eastAsia="en-US" w:bidi="ar-SA"/>
+        </w:rPr>
+      </w:pPr>
+      <w:r>
+        <w:rPr>
+          <w:rFonts w:eastAsia="Calibri" w:cs="DejaVu Sans"/>
+          <w:color w:val="auto"/>
+          <w:kern w:val="2"/>
+          <w:sz w:val="22"/>
+          <w:szCs w:val="22"/>
+          <w:lang w:val="en-IN" w:eastAsia="en-US" w:bidi="ar-SA"/>
+        </w:rPr>
+        <w:t>Accounting</w:t>
+        <w:tab/>
+        <w:t>Logging user activity, such as what commands were run, time of access, etc.</w:t>
+      </w:r>
+    </w:p>
+    <w:p>
+      <w:pPr>
+        <w:pStyle w:val="Normal"/>
+        <w:widowControl/>
+        <w:bidi w:val="0"/>
+        <w:spacing w:lineRule="auto" w:line="259" w:before="0" w:after="160"/>
+        <w:jc w:val="left"/>
+        <w:rPr>
+          <w:rFonts w:ascii="Calibri" w:hAnsi="Calibri" w:eastAsia="Calibri" w:cs="DejaVu Sans"/>
+          <w:color w:val="auto"/>
+          <w:kern w:val="2"/>
+          <w:sz w:val="22"/>
+          <w:szCs w:val="22"/>
+          <w:lang w:val="en-IN" w:eastAsia="en-US" w:bidi="ar-SA"/>
+        </w:rPr>
+      </w:pPr>
+      <w:r>
+        <w:rPr>
+          <w:rFonts w:eastAsia="Calibri" w:cs="DejaVu Sans"/>
+          <w:color w:val="auto"/>
+          <w:kern w:val="2"/>
+          <w:sz w:val="22"/>
+          <w:szCs w:val="22"/>
+          <w:lang w:val="en-IN" w:eastAsia="en-US" w:bidi="ar-SA"/>
+        </w:rPr>
+        <w:t>Two main protocols/services used with AAA:</w:t>
+        <w:br/>
+        <w:t>TACACS+ (Terminal Access Controller Access-Control System Plus): Initially Cisco proprietary, now an open standard.</w:t>
+        <w:br/>
+        <w:t>RADIUS (Remote Authentication Dial-In User Service): An open standard widely used across vendors.</w:t>
+      </w:r>
+    </w:p>
+    <w:p>
+      <w:pPr>
+        <w:pStyle w:val="Normal"/>
+        <w:widowControl/>
+        <w:bidi w:val="0"/>
+        <w:spacing w:lineRule="auto" w:line="259" w:before="0" w:after="160"/>
+        <w:jc w:val="left"/>
+        <w:rPr>
+          <w:rFonts w:ascii="Calibri" w:hAnsi="Calibri" w:eastAsia="Calibri" w:cs="DejaVu Sans"/>
+          <w:color w:val="auto"/>
+          <w:kern w:val="2"/>
+          <w:sz w:val="22"/>
+          <w:szCs w:val="22"/>
+          <w:lang w:val="en-IN" w:eastAsia="en-US" w:bidi="ar-SA"/>
+        </w:rPr>
+      </w:pPr>
+      <w:r>
+        <w:rPr>
+          <w:rFonts w:eastAsia="Calibri" w:cs="DejaVu Sans"/>
+          <w:color w:val="auto"/>
+          <w:kern w:val="2"/>
+          <w:sz w:val="22"/>
+          <w:szCs w:val="22"/>
+          <w:lang w:val="en-IN" w:eastAsia="en-US" w:bidi="ar-SA"/>
+        </w:rPr>
+      </w:r>
+    </w:p>
+    <w:p>
+      <w:pPr>
+        <w:pStyle w:val="Normal"/>
+        <w:widowControl/>
+        <w:bidi w:val="0"/>
+        <w:spacing w:lineRule="auto" w:line="259" w:before="0" w:after="160"/>
+        <w:jc w:val="left"/>
+        <w:rPr>
+          <w:rFonts w:ascii="Calibri" w:hAnsi="Calibri" w:eastAsia="Calibri" w:cs="DejaVu Sans"/>
+          <w:color w:val="auto"/>
+          <w:kern w:val="2"/>
+          <w:sz w:val="22"/>
+          <w:szCs w:val="22"/>
+          <w:lang w:val="en-IN" w:eastAsia="en-US" w:bidi="ar-SA"/>
+        </w:rPr>
+      </w:pPr>
+      <w:r>
+        <w:rPr>
+          <w:rFonts w:eastAsia="Calibri" w:cs="DejaVu Sans"/>
           <w:b/>
           <w:bCs/>
-        </w:rPr>
-        <w:t>. SNMP (Simple Network Management Protocol)</w:t>
-      </w:r>
-      <w:r>
-        <w:rPr/>
-        <w:br/>
-        <w:t>SNMP is an Application Layer protocol (OSI Layer 7) used for real-time monitoring and management of network devices.</w:t>
-        <w:br/>
-        <w:t>It operates on a client-server (manager-agent) model:</w:t>
-        <w:br/>
-        <w:t>SNMP Manager (Server): Runs on a PC or dedicated server with SNMP management software.</w:t>
-        <w:br/>
-        <w:t>SNMP Agents (Clients): Network devices (routers, switches, firewalls, servers) with SNMP enabled via configuration.</w:t>
-      </w:r>
-    </w:p>
-    <w:p>
-      <w:pPr>
-        <w:pStyle w:val="Normal"/>
-        <w:widowControl/>
-        <w:bidi w:val="0"/>
-        <w:spacing w:lineRule="auto" w:line="259" w:before="0" w:after="160"/>
-        <w:jc w:val="left"/>
-        <w:rPr/>
-      </w:pPr>
-      <w:r>
-        <w:rPr/>
-        <w:t>The SNMP manager continuously polls SNMP agents for device health metrics such as:</w:t>
-      </w:r>
-    </w:p>
-    <w:p>
-      <w:pPr>
-        <w:pStyle w:val="Normal"/>
-        <w:widowControl/>
-        <w:bidi w:val="0"/>
-        <w:spacing w:lineRule="auto" w:line="259" w:before="0" w:after="160"/>
-        <w:jc w:val="left"/>
-        <w:rPr/>
-      </w:pPr>
-      <w:r>
-        <w:rPr/>
-        <w:t>CPU utilization</w:t>
-        <w:br/>
-        <w:t>Memory usage</w:t>
-        <w:br/>
-        <w:t>Disk consumption</w:t>
-        <w:br/>
-        <w:t>Interface status (up/down)</w:t>
-        <w:br/>
-        <w:t>Bandwidth usage on individual links</w:t>
-        <w:br/>
-        <w:t>Communication happens primarily over UDP ports 161 (polling) and 162 (traps/alerts).</w:t>
-      </w:r>
-    </w:p>
-    <w:p>
-      <w:pPr>
-        <w:pStyle w:val="Normal"/>
-        <w:widowControl/>
-        <w:bidi w:val="0"/>
-        <w:spacing w:lineRule="auto" w:line="259" w:before="0" w:after="160"/>
-        <w:jc w:val="left"/>
-        <w:rPr/>
-      </w:pPr>
-      <w:r>
-        <w:rPr/>
-        <w:t>SNMP versions commonly used are v2 and v3, with v3 being more prevalent today.</w:t>
-      </w:r>
-    </w:p>
-    <w:p>
-      <w:pPr>
-        <w:pStyle w:val="Normal"/>
-        <w:widowControl/>
-        <w:bidi w:val="0"/>
-        <w:spacing w:lineRule="auto" w:line="259" w:before="0" w:after="160"/>
-        <w:jc w:val="left"/>
-        <w:rPr/>
-      </w:pPr>
-      <w:r>
-        <w:rPr/>
-        <w:t>Polling: SNMP manager queries devices repeatedly to get current status.</w:t>
-      </w:r>
-    </w:p>
-    <w:p>
-      <w:pPr>
-        <w:pStyle w:val="Normal"/>
-        <w:widowControl/>
-        <w:bidi w:val="0"/>
-        <w:spacing w:lineRule="auto" w:line="259" w:before="0" w:after="160"/>
-        <w:jc w:val="left"/>
-        <w:rPr/>
-      </w:pPr>
-      <w:r>
-        <w:rPr/>
-        <w:t>Traps: Agents send unsolicited alerts to the manager when specific events occur.</w:t>
-      </w:r>
-    </w:p>
-    <w:p>
-      <w:pPr>
-        <w:pStyle w:val="Normal"/>
-        <w:widowControl/>
-        <w:bidi w:val="0"/>
-        <w:spacing w:lineRule="auto" w:line="259" w:before="0" w:after="160"/>
-        <w:jc w:val="left"/>
-        <w:rPr/>
-      </w:pPr>
-      <w:r>
-        <w:rPr/>
-        <w:t>SNMP requires devices to permit monitoring; agents must be enabled/configured on devices.</w:t>
-      </w:r>
-    </w:p>
-    <w:p>
-      <w:pPr>
-        <w:pStyle w:val="Normal"/>
-        <w:widowControl/>
-        <w:bidi w:val="0"/>
-        <w:spacing w:lineRule="auto" w:line="259" w:before="0" w:after="160"/>
-        <w:jc w:val="left"/>
-        <w:rPr/>
-      </w:pPr>
-      <w:r>
-        <w:rPr/>
-        <w:t>The SNMP manager uses licensed, often commercial applications like SolarWinds, Nagios, PRTG, WhatsUp Gold.</w:t>
-      </w:r>
-    </w:p>
-    <w:p>
-      <w:pPr>
-        <w:pStyle w:val="Normal"/>
-        <w:widowControl/>
-        <w:bidi w:val="0"/>
-        <w:spacing w:lineRule="auto" w:line="259" w:before="0" w:after="160"/>
-        <w:jc w:val="left"/>
-        <w:rPr/>
-      </w:pPr>
-      <w:r>
-        <w:rPr/>
-        <w:t>SNMP facilitates real-time monitoring as opposed to retrospective log analysis.</w:t>
-      </w:r>
-    </w:p>
-    <w:p>
-      <w:pPr>
-        <w:pStyle w:val="Normal"/>
-        <w:widowControl/>
-        <w:bidi w:val="0"/>
-        <w:spacing w:lineRule="auto" w:line="259" w:before="0" w:after="160"/>
-        <w:jc w:val="left"/>
-        <w:rPr/>
-      </w:pPr>
-      <w:r>
-        <w:rPr/>
-      </w:r>
-    </w:p>
-    <w:p>
-      <w:pPr>
-        <w:pStyle w:val="Normal"/>
-        <w:widowControl/>
-        <w:bidi w:val="0"/>
-        <w:spacing w:lineRule="auto" w:line="259" w:before="0" w:after="160"/>
-        <w:jc w:val="left"/>
-        <w:rPr/>
-      </w:pPr>
-      <w:r>
-        <w:rPr>
+          <w:color w:val="auto"/>
+          <w:kern w:val="2"/>
+          <w:sz w:val="22"/>
+          <w:szCs w:val="22"/>
+          <w:lang w:val="en-IN" w:eastAsia="en-US" w:bidi="ar-SA"/>
+        </w:rPr>
+        <w:t>23. How AAA Works (Simplified Workflow)</w:t>
+      </w:r>
+      <w:r>
+        <w:rPr>
+          <w:rFonts w:eastAsia="Calibri" w:cs="DejaVu Sans"/>
+          <w:color w:val="auto"/>
+          <w:kern w:val="2"/>
+          <w:sz w:val="22"/>
+          <w:szCs w:val="22"/>
+          <w:lang w:val="en-IN" w:eastAsia="en-US" w:bidi="ar-SA"/>
+        </w:rPr>
+        <w:br/>
+        <w:t>User attempts to access a device (e.g., router R3).</w:t>
+        <w:br/>
+        <w:t>Device acting as AAA client forwards the login request to the AAA server IP.</w:t>
+      </w:r>
+    </w:p>
+    <w:p>
+      <w:pPr>
+        <w:pStyle w:val="Normal"/>
+        <w:widowControl/>
+        <w:bidi w:val="0"/>
+        <w:spacing w:lineRule="auto" w:line="259" w:before="0" w:after="160"/>
+        <w:jc w:val="left"/>
+        <w:rPr>
+          <w:rFonts w:ascii="Calibri" w:hAnsi="Calibri" w:eastAsia="Calibri" w:cs="DejaVu Sans"/>
+          <w:color w:val="auto"/>
+          <w:kern w:val="2"/>
+          <w:sz w:val="22"/>
+          <w:szCs w:val="22"/>
+          <w:lang w:val="en-IN" w:eastAsia="en-US" w:bidi="ar-SA"/>
+        </w:rPr>
+      </w:pPr>
+      <w:r>
+        <w:rPr>
+          <w:rFonts w:eastAsia="Calibri" w:cs="DejaVu Sans"/>
+          <w:color w:val="auto"/>
+          <w:kern w:val="2"/>
+          <w:sz w:val="22"/>
+          <w:szCs w:val="22"/>
+          <w:lang w:val="en-IN" w:eastAsia="en-US" w:bidi="ar-SA"/>
+        </w:rPr>
+        <w:t>AAA server authenticates the username and password.</w:t>
+      </w:r>
+    </w:p>
+    <w:p>
+      <w:pPr>
+        <w:pStyle w:val="Normal"/>
+        <w:widowControl/>
+        <w:bidi w:val="0"/>
+        <w:spacing w:lineRule="auto" w:line="259" w:before="0" w:after="160"/>
+        <w:jc w:val="left"/>
+        <w:rPr>
+          <w:rFonts w:ascii="Calibri" w:hAnsi="Calibri" w:eastAsia="Calibri" w:cs="DejaVu Sans"/>
+          <w:color w:val="auto"/>
+          <w:kern w:val="2"/>
+          <w:sz w:val="22"/>
+          <w:szCs w:val="22"/>
+          <w:lang w:val="en-IN" w:eastAsia="en-US" w:bidi="ar-SA"/>
+        </w:rPr>
+      </w:pPr>
+      <w:r>
+        <w:rPr>
+          <w:rFonts w:eastAsia="Calibri" w:cs="DejaVu Sans"/>
+          <w:color w:val="auto"/>
+          <w:kern w:val="2"/>
+          <w:sz w:val="22"/>
+          <w:szCs w:val="22"/>
+          <w:lang w:val="en-IN" w:eastAsia="en-US" w:bidi="ar-SA"/>
+        </w:rPr>
+        <w:t>If successful, AAA server authorizes the user’s privilege level.</w:t>
+      </w:r>
+    </w:p>
+    <w:p>
+      <w:pPr>
+        <w:pStyle w:val="Normal"/>
+        <w:widowControl/>
+        <w:bidi w:val="0"/>
+        <w:spacing w:lineRule="auto" w:line="259" w:before="0" w:after="160"/>
+        <w:jc w:val="left"/>
+        <w:rPr>
+          <w:rFonts w:ascii="Calibri" w:hAnsi="Calibri" w:eastAsia="Calibri" w:cs="DejaVu Sans"/>
+          <w:color w:val="auto"/>
+          <w:kern w:val="2"/>
+          <w:sz w:val="22"/>
+          <w:szCs w:val="22"/>
+          <w:lang w:val="en-IN" w:eastAsia="en-US" w:bidi="ar-SA"/>
+        </w:rPr>
+      </w:pPr>
+      <w:r>
+        <w:rPr>
+          <w:rFonts w:eastAsia="Calibri" w:cs="DejaVu Sans"/>
+          <w:color w:val="auto"/>
+          <w:kern w:val="2"/>
+          <w:sz w:val="22"/>
+          <w:szCs w:val="22"/>
+          <w:lang w:val="en-IN" w:eastAsia="en-US" w:bidi="ar-SA"/>
+        </w:rPr>
+        <w:t>All activities are logged by the AAA server for accounting.</w:t>
+      </w:r>
+    </w:p>
+    <w:p>
+      <w:pPr>
+        <w:pStyle w:val="Normal"/>
+        <w:widowControl/>
+        <w:bidi w:val="0"/>
+        <w:spacing w:lineRule="auto" w:line="259" w:before="0" w:after="160"/>
+        <w:jc w:val="left"/>
+        <w:rPr>
+          <w:rFonts w:ascii="Calibri" w:hAnsi="Calibri" w:eastAsia="Calibri" w:cs="DejaVu Sans"/>
+          <w:b/>
           <w:b/>
           <w:bCs/>
-        </w:rPr>
-        <w:t>19</w:t>
-      </w:r>
-      <w:r>
-        <w:rPr>
+          <w:color w:val="auto"/>
+          <w:kern w:val="2"/>
+          <w:sz w:val="22"/>
+          <w:szCs w:val="22"/>
+          <w:lang w:val="en-IN" w:eastAsia="en-US" w:bidi="ar-SA"/>
+        </w:rPr>
+      </w:pPr>
+      <w:r>
+        <w:rPr>
+          <w:rFonts w:eastAsia="Calibri" w:cs="DejaVu Sans"/>
           <w:b/>
           <w:bCs/>
-        </w:rPr>
-        <w:t>. Syslog (System Log)</w:t>
-      </w:r>
-      <w:r>
-        <w:rPr/>
-        <w:br/>
-        <w:t>Syslog is a method to collect and centralize log messages generated by network devices.</w:t>
-        <w:br/>
-        <w:t>Logs include system events, service-specific messages (e.g., OSPF neighbor down, BGP issues), debugging messages, and security events.</w:t>
-        <w:br/>
-        <w:t>Unlike SNMP, Syslog focuses on event-based logging rather than continuous state monitoring.</w:t>
-        <w:br/>
-        <w:t>Syslog messages are sent from devices to a Syslog server where they are stored centrally.</w:t>
-        <w:br/>
-        <w:t>The Syslog server runs software (licensed or open-source) such as Kiwi Syslog, Graylog, PRTG, Syslog-ng.Syslog messages have severity levels from emergency (0) to debugging (7), which help prioritize alerts:</w:t>
-      </w:r>
-    </w:p>
-    <w:p>
-      <w:pPr>
-        <w:pStyle w:val="Normal"/>
-        <w:widowControl/>
-        <w:bidi w:val="0"/>
-        <w:spacing w:lineRule="auto" w:line="259" w:before="0" w:after="160"/>
-        <w:jc w:val="left"/>
-        <w:rPr/>
-      </w:pPr>
-      <w:r>
-        <w:rPr/>
-        <w:t>0 = Emergency (critical)</w:t>
-        <w:br/>
-        <w:t>1 = Alert</w:t>
-        <w:br/>
-        <w:t>3 = Error</w:t>
-        <w:br/>
-        <w:t>4 = Warning</w:t>
-        <w:br/>
-        <w:t>5 = Notification</w:t>
-        <w:br/>
-        <w:t>6 = Informational</w:t>
-        <w:br/>
-        <w:t>7 = Debugging</w:t>
-      </w:r>
-    </w:p>
-    <w:p>
-      <w:pPr>
-        <w:pStyle w:val="Normal"/>
-        <w:widowControl/>
-        <w:bidi w:val="0"/>
-        <w:spacing w:lineRule="auto" w:line="259" w:before="0" w:after="160"/>
-        <w:jc w:val="left"/>
-        <w:rPr/>
-      </w:pPr>
-      <w:r>
-        <w:rPr/>
-        <w:t>Enables centralized event monitoring, troubleshooting, and security auditing (e.g., tracking login attempts and access control).</w:t>
-        <w:br/>
-        <w:t>Devices must be configured with commands such as logging on and the Syslog server IP to forward logs.</w:t>
-        <w:br/>
-        <w:t>Syslog is crucial for incident investigation, analogous to a “black box” in aviation, enabling root cause analysis and preventive measures.</w:t>
-      </w:r>
-    </w:p>
-    <w:p>
-      <w:pPr>
-        <w:pStyle w:val="Normal"/>
-        <w:widowControl/>
-        <w:bidi w:val="0"/>
-        <w:spacing w:lineRule="auto" w:line="259" w:before="0" w:after="160"/>
-        <w:jc w:val="left"/>
-        <w:rPr/>
-      </w:pPr>
-      <w:r>
-        <w:rPr>
+          <w:color w:val="auto"/>
+          <w:kern w:val="2"/>
+          <w:sz w:val="22"/>
+          <w:szCs w:val="22"/>
+          <w:lang w:val="en-IN" w:eastAsia="en-US" w:bidi="ar-SA"/>
+        </w:rPr>
+        <w:t>24. Cisco routers can be configured as DNS servers or DNS clients.</w:t>
+      </w:r>
+    </w:p>
+    <w:p>
+      <w:pPr>
+        <w:pStyle w:val="Normal"/>
+        <w:widowControl/>
+        <w:bidi w:val="0"/>
+        <w:spacing w:lineRule="auto" w:line="259" w:before="0" w:after="160"/>
+        <w:jc w:val="left"/>
+        <w:rPr>
+          <w:rFonts w:ascii="Calibri" w:hAnsi="Calibri" w:eastAsia="Calibri" w:cs="DejaVu Sans"/>
+          <w:color w:val="auto"/>
+          <w:kern w:val="2"/>
+          <w:sz w:val="22"/>
+          <w:szCs w:val="22"/>
+          <w:lang w:val="en-IN" w:eastAsia="en-US" w:bidi="ar-SA"/>
+        </w:rPr>
+      </w:pPr>
+      <w:r>
+        <w:rPr>
+          <w:rFonts w:eastAsia="Calibri" w:cs="DejaVu Sans"/>
+          <w:color w:val="auto"/>
+          <w:kern w:val="2"/>
+          <w:sz w:val="22"/>
+          <w:szCs w:val="22"/>
+          <w:lang w:val="en-IN" w:eastAsia="en-US" w:bidi="ar-SA"/>
+        </w:rPr>
+        <w:t>Commands like ip dns server turn a router into a DNS server.</w:t>
+        <w:br/>
+        <w:t>ip domain lookup enables DNS resolution on routers.</w:t>
+        <w:br/>
+        <w:t>DNS helps avoid mistakes like mistyping commands by resolving names internally to IP addresses.</w:t>
+      </w:r>
+    </w:p>
+    <w:p>
+      <w:pPr>
+        <w:pStyle w:val="Normal"/>
+        <w:widowControl/>
+        <w:bidi w:val="0"/>
+        <w:spacing w:lineRule="auto" w:line="259" w:before="0" w:after="160"/>
+        <w:jc w:val="left"/>
+        <w:rPr>
+          <w:rFonts w:ascii="Calibri" w:hAnsi="Calibri" w:eastAsia="Calibri" w:cs="DejaVu Sans"/>
+          <w:color w:val="auto"/>
+          <w:kern w:val="2"/>
+          <w:sz w:val="22"/>
+          <w:szCs w:val="22"/>
+          <w:lang w:val="en-IN" w:eastAsia="en-US" w:bidi="ar-SA"/>
+        </w:rPr>
+      </w:pPr>
+      <w:r>
+        <w:rPr>
+          <w:rFonts w:eastAsia="Calibri" w:cs="DejaVu Sans"/>
+          <w:color w:val="auto"/>
+          <w:kern w:val="2"/>
+          <w:sz w:val="22"/>
+          <w:szCs w:val="22"/>
+          <w:lang w:val="en-IN" w:eastAsia="en-US" w:bidi="ar-SA"/>
+        </w:rPr>
+        <w:t>Importance of DNS</w:t>
+        <w:br/>
+        <w:t>While DNS plays a critical role in general networking and internet browsing, its role within Cisco networking devices is comparatively limited.</w:t>
+        <w:br/>
+        <w:t>Still, understanding DNS fundamentals is important.</w:t>
+      </w:r>
+    </w:p>
+    <w:p>
+      <w:pPr>
+        <w:pStyle w:val="Normal"/>
+        <w:widowControl/>
+        <w:bidi w:val="0"/>
+        <w:spacing w:lineRule="auto" w:line="259" w:before="0" w:after="160"/>
+        <w:jc w:val="left"/>
+        <w:rPr>
+          <w:rFonts w:ascii="Calibri" w:hAnsi="Calibri" w:eastAsia="Calibri" w:cs="DejaVu Sans"/>
+          <w:color w:val="auto"/>
+          <w:kern w:val="2"/>
+          <w:sz w:val="22"/>
+          <w:szCs w:val="22"/>
+          <w:lang w:val="en-IN" w:eastAsia="en-US" w:bidi="ar-SA"/>
+        </w:rPr>
+      </w:pPr>
+      <w:r>
+        <w:rPr>
+          <w:rFonts w:eastAsia="Calibri" w:cs="DejaVu Sans"/>
           <w:b/>
           <w:bCs/>
-        </w:rPr>
-        <w:t>20</w:t>
-      </w:r>
-      <w:r>
-        <w:rPr>
+          <w:color w:val="auto"/>
+          <w:kern w:val="2"/>
+          <w:sz w:val="22"/>
+          <w:szCs w:val="22"/>
+          <w:lang w:val="en-IN" w:eastAsia="en-US" w:bidi="ar-SA"/>
+        </w:rPr>
+        <w:t>25. What is Port Security?</w:t>
+        <w:br/>
+      </w:r>
+      <w:r>
+        <w:rPr>
+          <w:rFonts w:eastAsia="Calibri" w:cs="DejaVu Sans"/>
+          <w:color w:val="auto"/>
+          <w:kern w:val="2"/>
+          <w:sz w:val="22"/>
+          <w:szCs w:val="22"/>
+          <w:lang w:val="en-IN" w:eastAsia="en-US" w:bidi="ar-SA"/>
+        </w:rPr>
+        <w:t>A security feature on switches to prevent unauthorized devices from connecting to the network.</w:t>
+        <w:br/>
+        <w:t>Restricts access on a switch port to only specific MAC addresses.</w:t>
+        <w:br/>
+        <w:t>If an unauthorized MAC address tries to connect, the port can be disabled (shutdown) or other security actions can be triggered.</w:t>
+      </w:r>
+    </w:p>
+    <w:p>
+      <w:pPr>
+        <w:pStyle w:val="Normal"/>
+        <w:widowControl/>
+        <w:bidi w:val="0"/>
+        <w:spacing w:lineRule="auto" w:line="259" w:before="0" w:after="160"/>
+        <w:jc w:val="left"/>
+        <w:rPr>
+          <w:rFonts w:ascii="Calibri" w:hAnsi="Calibri" w:eastAsia="Calibri" w:cs="DejaVu Sans"/>
+          <w:color w:val="auto"/>
+          <w:kern w:val="2"/>
+          <w:sz w:val="22"/>
+          <w:szCs w:val="22"/>
+          <w:lang w:val="en-IN" w:eastAsia="en-US" w:bidi="ar-SA"/>
+        </w:rPr>
+      </w:pPr>
+      <w:r>
+        <w:rPr>
+          <w:rFonts w:eastAsia="Calibri" w:cs="DejaVu Sans"/>
+          <w:color w:val="auto"/>
+          <w:kern w:val="2"/>
+          <w:sz w:val="22"/>
+          <w:szCs w:val="22"/>
+          <w:lang w:val="en-IN" w:eastAsia="en-US" w:bidi="ar-SA"/>
+        </w:rPr>
+        <w:t>Why Use Port Security?</w:t>
+        <w:br/>
+        <w:t>Prevents unauthorized access or hacking attempts by controlling which devices can connect to switch ports.</w:t>
+        <w:br/>
+        <w:t>Protects network resources by limiting access to known devices.</w:t>
+        <w:br/>
+      </w:r>
+    </w:p>
+    <w:p>
+      <w:pPr>
+        <w:pStyle w:val="Normal"/>
+        <w:widowControl/>
+        <w:bidi w:val="0"/>
+        <w:spacing w:lineRule="auto" w:line="259" w:before="0" w:after="160"/>
+        <w:jc w:val="left"/>
+        <w:rPr>
+          <w:rFonts w:ascii="Calibri" w:hAnsi="Calibri" w:eastAsia="Calibri" w:cs="DejaVu Sans"/>
+          <w:color w:val="auto"/>
+          <w:kern w:val="2"/>
+          <w:sz w:val="22"/>
+          <w:szCs w:val="22"/>
+          <w:lang w:val="en-IN" w:eastAsia="en-US" w:bidi="ar-SA"/>
+        </w:rPr>
+      </w:pPr>
+      <w:r>
+        <w:rPr>
+          <w:rFonts w:eastAsia="Calibri" w:cs="DejaVu Sans"/>
+          <w:color w:val="auto"/>
+          <w:kern w:val="2"/>
+          <w:sz w:val="22"/>
+          <w:szCs w:val="22"/>
+          <w:lang w:val="en-IN" w:eastAsia="en-US" w:bidi="ar-SA"/>
+        </w:rPr>
+        <w:t>How Port Security Works</w:t>
+      </w:r>
+    </w:p>
+    <w:p>
+      <w:pPr>
+        <w:pStyle w:val="Normal"/>
+        <w:widowControl/>
+        <w:bidi w:val="0"/>
+        <w:spacing w:lineRule="auto" w:line="259" w:before="0" w:after="160"/>
+        <w:jc w:val="left"/>
+        <w:rPr>
+          <w:rFonts w:ascii="Calibri" w:hAnsi="Calibri" w:eastAsia="Calibri" w:cs="DejaVu Sans"/>
+          <w:color w:val="auto"/>
+          <w:kern w:val="2"/>
+          <w:sz w:val="22"/>
+          <w:szCs w:val="22"/>
+          <w:lang w:val="en-IN" w:eastAsia="en-US" w:bidi="ar-SA"/>
+        </w:rPr>
+      </w:pPr>
+      <w:r>
+        <w:rPr>
+          <w:rFonts w:eastAsia="Calibri" w:cs="DejaVu Sans"/>
+          <w:color w:val="auto"/>
+          <w:kern w:val="2"/>
+          <w:sz w:val="22"/>
+          <w:szCs w:val="22"/>
+          <w:lang w:val="en-IN" w:eastAsia="en-US" w:bidi="ar-SA"/>
+        </w:rPr>
+        <w:t>Administrator configures:</w:t>
+        <w:br/>
+        <w:t>Allowed MAC addresses per port (can be a fixed list or learned dynamically).</w:t>
+        <w:br/>
+        <w:t>Maximum number of allowed MAC addresses.</w:t>
+        <w:br/>
+        <w:t>Action to take when violation occurs (shutdown, restrict, or protect).</w:t>
+        <w:br/>
+        <w:t>Configuration Example (Conceptual)</w:t>
+        <w:br/>
+        <w:t>Enter interface mode on the switch port.</w:t>
+        <w:br/>
+      </w:r>
+    </w:p>
+    <w:p>
+      <w:pPr>
+        <w:pStyle w:val="Normal"/>
+        <w:widowControl/>
+        <w:bidi w:val="0"/>
+        <w:spacing w:lineRule="auto" w:line="259" w:before="0" w:after="160"/>
+        <w:jc w:val="left"/>
+        <w:rPr>
+          <w:rFonts w:ascii="Calibri" w:hAnsi="Calibri" w:eastAsia="Calibri" w:cs="DejaVu Sans"/>
+          <w:color w:val="auto"/>
+          <w:kern w:val="2"/>
+          <w:sz w:val="22"/>
+          <w:szCs w:val="22"/>
+          <w:lang w:val="en-IN" w:eastAsia="en-US" w:bidi="ar-SA"/>
+        </w:rPr>
+      </w:pPr>
+      <w:r>
+        <w:rPr>
+          <w:rFonts w:eastAsia="Calibri" w:cs="DejaVu Sans"/>
+          <w:color w:val="auto"/>
+          <w:kern w:val="2"/>
+          <w:sz w:val="22"/>
+          <w:szCs w:val="22"/>
+          <w:lang w:val="en-IN" w:eastAsia="en-US" w:bidi="ar-SA"/>
+        </w:rPr>
+        <w:t>Enable port security.</w:t>
+        <w:br/>
+        <w:t>Set maximum allowed MAC addresses.</w:t>
+        <w:br/>
+        <w:t>Define violation action (e.g., shutdown port on violation).</w:t>
+        <w:br/>
+        <w:t>Optionally, use sticky MAC address learning, where the switch learns the MAC address dynamically and binds it to the port.</w:t>
+      </w:r>
+    </w:p>
+    <w:p>
+      <w:pPr>
+        <w:pStyle w:val="Normal"/>
+        <w:widowControl/>
+        <w:bidi w:val="0"/>
+        <w:spacing w:lineRule="auto" w:line="259" w:before="0" w:after="160"/>
+        <w:jc w:val="left"/>
+        <w:rPr>
+          <w:rFonts w:ascii="Calibri" w:hAnsi="Calibri" w:eastAsia="Calibri" w:cs="DejaVu Sans"/>
+          <w:color w:val="auto"/>
+          <w:kern w:val="2"/>
+          <w:sz w:val="22"/>
+          <w:szCs w:val="22"/>
+          <w:lang w:val="en-IN" w:eastAsia="en-US" w:bidi="ar-SA"/>
+        </w:rPr>
+      </w:pPr>
+      <w:r>
+        <w:rPr>
+          <w:rFonts w:eastAsia="Calibri" w:cs="DejaVu Sans"/>
+          <w:color w:val="auto"/>
+          <w:kern w:val="2"/>
+          <w:sz w:val="22"/>
+          <w:szCs w:val="22"/>
+          <w:lang w:val="en-IN" w:eastAsia="en-US" w:bidi="ar-SA"/>
+        </w:rPr>
+        <w:t>Layer of Operation</w:t>
+        <w:br/>
+        <w:t>Port security works at Layer 2 (Data Link Layer) of the OSI model.</w:t>
+      </w:r>
+    </w:p>
+    <w:p>
+      <w:pPr>
+        <w:pStyle w:val="Normal"/>
+        <w:widowControl/>
+        <w:bidi w:val="0"/>
+        <w:spacing w:lineRule="auto" w:line="259" w:before="0" w:after="160"/>
+        <w:jc w:val="left"/>
+        <w:rPr>
+          <w:rFonts w:ascii="Calibri" w:hAnsi="Calibri" w:eastAsia="Calibri" w:cs="DejaVu Sans"/>
+          <w:b/>
           <w:b/>
           <w:bCs/>
-        </w:rPr>
-        <w:t>. Role of NTP (Network Time Protocol)</w:t>
-      </w:r>
-      <w:r>
-        <w:rPr/>
-        <w:br/>
-        <w:t>NTP synchronizes the time across all network devices.</w:t>
-        <w:br/>
-        <w:t>Accurate and synchronized time is critical for:</w:t>
-        <w:br/>
-        <w:t>Correctly timestamping logs and events.</w:t>
-        <w:br/>
-        <w:t>Effective correlation of troubleshooting logs.</w:t>
-        <w:br/>
-        <w:t>Without NTP, logs from different devices may have inconsistent timestamps, complicating fault analysis.</w:t>
-      </w:r>
-    </w:p>
-    <w:p>
-      <w:pPr>
-        <w:pStyle w:val="Normal"/>
-        <w:widowControl/>
-        <w:bidi w:val="0"/>
-        <w:spacing w:lineRule="auto" w:line="259" w:before="0" w:after="160"/>
-        <w:jc w:val="left"/>
-        <w:rPr/>
+          <w:color w:val="auto"/>
+          <w:kern w:val="2"/>
+          <w:sz w:val="22"/>
+          <w:szCs w:val="22"/>
+          <w:lang w:val="en-IN" w:eastAsia="en-US" w:bidi="ar-SA"/>
+        </w:rPr>
+      </w:pPr>
+      <w:r>
+        <w:rPr>
+          <w:rFonts w:eastAsia="Calibri" w:cs="DejaVu Sans"/>
+          <w:b/>
+          <w:bCs/>
+          <w:color w:val="auto"/>
+          <w:kern w:val="2"/>
+          <w:sz w:val="22"/>
+          <w:szCs w:val="22"/>
+          <w:lang w:val="en-IN" w:eastAsia="en-US" w:bidi="ar-SA"/>
+        </w:rPr>
+        <w:t>26. Core Concepts of Spanning Tree Protocol (STP)</w:t>
+      </w:r>
+    </w:p>
+    <w:p>
+      <w:pPr>
+        <w:pStyle w:val="Normal"/>
+        <w:widowControl/>
+        <w:bidi w:val="0"/>
+        <w:spacing w:lineRule="auto" w:line="259" w:before="0" w:after="160"/>
+        <w:jc w:val="left"/>
+        <w:rPr>
+          <w:rFonts w:ascii="Calibri" w:hAnsi="Calibri" w:eastAsia="Calibri" w:cs="DejaVu Sans"/>
+          <w:color w:val="auto"/>
+          <w:kern w:val="2"/>
+          <w:sz w:val="22"/>
+          <w:szCs w:val="22"/>
+          <w:lang w:val="en-IN" w:eastAsia="en-US" w:bidi="ar-SA"/>
+        </w:rPr>
+      </w:pPr>
+      <w:r>
+        <w:rPr>
+          <w:rFonts w:eastAsia="Calibri" w:cs="DejaVu Sans"/>
+          <w:color w:val="auto"/>
+          <w:kern w:val="2"/>
+          <w:sz w:val="22"/>
+          <w:szCs w:val="22"/>
+          <w:lang w:val="en-IN" w:eastAsia="en-US" w:bidi="ar-SA"/>
+        </w:rPr>
+        <w:t>STP Full Form: Spanning Tree Protocol.</w:t>
+      </w:r>
+    </w:p>
+    <w:p>
+      <w:pPr>
+        <w:pStyle w:val="Normal"/>
+        <w:widowControl/>
+        <w:bidi w:val="0"/>
+        <w:spacing w:lineRule="auto" w:line="259" w:before="0" w:after="160"/>
+        <w:jc w:val="left"/>
+        <w:rPr>
+          <w:rFonts w:ascii="Calibri" w:hAnsi="Calibri" w:eastAsia="Calibri" w:cs="DejaVu Sans"/>
+          <w:color w:val="auto"/>
+          <w:kern w:val="2"/>
+          <w:sz w:val="22"/>
+          <w:szCs w:val="22"/>
+          <w:lang w:val="en-IN" w:eastAsia="en-US" w:bidi="ar-SA"/>
+        </w:rPr>
+      </w:pPr>
+      <w:r>
+        <w:rPr>
+          <w:rFonts w:eastAsia="Calibri" w:cs="DejaVu Sans"/>
+          <w:color w:val="auto"/>
+          <w:kern w:val="2"/>
+          <w:sz w:val="22"/>
+          <w:szCs w:val="22"/>
+          <w:lang w:val="en-IN" w:eastAsia="en-US" w:bidi="ar-SA"/>
+        </w:rPr>
+        <w:t>Layer of Operation: Works at Layer 2 (Data Link Layer), specifically on switches. It does not run on routers or firewalls.</w:t>
+        <w:br/>
+        <w:t>Vendor Compatibility: STP is an open standard protocol (IEEE 802.1D) and not Cisco proprietary. It can run on Cisco switches as well as other vendor switches.</w:t>
+        <w:br/>
+        <w:t>Standard: IEEE 802.1D is the STP standard.</w:t>
+      </w:r>
+    </w:p>
+    <w:p>
+      <w:pPr>
+        <w:pStyle w:val="Normal"/>
+        <w:widowControl/>
+        <w:bidi w:val="0"/>
+        <w:spacing w:lineRule="auto" w:line="259" w:before="0" w:after="160"/>
+        <w:jc w:val="left"/>
+        <w:rPr>
+          <w:rFonts w:ascii="Calibri" w:hAnsi="Calibri" w:eastAsia="Calibri" w:cs="DejaVu Sans"/>
+          <w:color w:val="auto"/>
+          <w:kern w:val="2"/>
+          <w:sz w:val="22"/>
+          <w:szCs w:val="22"/>
+          <w:lang w:val="en-IN" w:eastAsia="en-US" w:bidi="ar-SA"/>
+        </w:rPr>
+      </w:pPr>
+      <w:r>
+        <w:rPr>
+          <w:rFonts w:eastAsia="Calibri" w:cs="DejaVu Sans"/>
+          <w:color w:val="auto"/>
+          <w:kern w:val="2"/>
+          <w:sz w:val="22"/>
+          <w:szCs w:val="22"/>
+          <w:lang w:val="en-IN" w:eastAsia="en-US" w:bidi="ar-SA"/>
+        </w:rPr>
+        <w:t>Use Case: STP is used to prevent switching loops in Layer 2 switched networks.</w:t>
+      </w:r>
+    </w:p>
+    <w:p>
+      <w:pPr>
+        <w:pStyle w:val="Normal"/>
+        <w:widowControl/>
+        <w:bidi w:val="0"/>
+        <w:spacing w:lineRule="auto" w:line="259" w:before="0" w:after="160"/>
+        <w:jc w:val="left"/>
+        <w:rPr>
+          <w:rFonts w:ascii="Calibri" w:hAnsi="Calibri" w:eastAsia="Calibri" w:cs="DejaVu Sans"/>
+          <w:color w:val="auto"/>
+          <w:kern w:val="2"/>
+          <w:sz w:val="22"/>
+          <w:szCs w:val="22"/>
+          <w:lang w:val="en-IN" w:eastAsia="en-US" w:bidi="ar-SA"/>
+        </w:rPr>
+      </w:pPr>
+      <w:r>
+        <w:rPr>
+          <w:rFonts w:eastAsia="Calibri" w:cs="DejaVu Sans"/>
+          <w:color w:val="auto"/>
+          <w:kern w:val="2"/>
+          <w:sz w:val="22"/>
+          <w:szCs w:val="22"/>
+          <w:lang w:val="en-IN" w:eastAsia="en-US" w:bidi="ar-SA"/>
+        </w:rPr>
+        <w:t>Network Environment: Primarily relevant to LAN environments where multiple switches interconnect many users, not WAN or routing environments.</w:t>
+      </w:r>
+    </w:p>
+    <w:p>
+      <w:pPr>
+        <w:pStyle w:val="Normal"/>
+        <w:widowControl/>
+        <w:bidi w:val="0"/>
+        <w:spacing w:lineRule="auto" w:line="259" w:before="0" w:after="160"/>
+        <w:jc w:val="left"/>
+        <w:rPr>
+          <w:rFonts w:ascii="Calibri" w:hAnsi="Calibri" w:eastAsia="Calibri" w:cs="DejaVu Sans"/>
+          <w:color w:val="auto"/>
+          <w:kern w:val="2"/>
+          <w:sz w:val="22"/>
+          <w:szCs w:val="22"/>
+          <w:lang w:val="en-IN" w:eastAsia="en-US" w:bidi="ar-SA"/>
+        </w:rPr>
+      </w:pPr>
+      <w:r>
+        <w:rPr>
+          <w:rFonts w:eastAsia="Calibri" w:cs="DejaVu Sans"/>
+          <w:color w:val="auto"/>
+          <w:kern w:val="2"/>
+          <w:sz w:val="22"/>
+          <w:szCs w:val="22"/>
+          <w:lang w:val="en-IN" w:eastAsia="en-US" w:bidi="ar-SA"/>
+        </w:rPr>
+        <w:t>Why STP is Needed: The Problem of Switching Loops</w:t>
+      </w:r>
+    </w:p>
+    <w:p>
+      <w:pPr>
+        <w:pStyle w:val="Normal"/>
+        <w:widowControl/>
+        <w:bidi w:val="0"/>
+        <w:spacing w:lineRule="auto" w:line="259" w:before="0" w:after="160"/>
+        <w:jc w:val="left"/>
+        <w:rPr>
+          <w:rFonts w:ascii="Calibri" w:hAnsi="Calibri" w:eastAsia="Calibri" w:cs="DejaVu Sans"/>
+          <w:color w:val="auto"/>
+          <w:kern w:val="2"/>
+          <w:sz w:val="22"/>
+          <w:szCs w:val="22"/>
+          <w:lang w:val="en-IN" w:eastAsia="en-US" w:bidi="ar-SA"/>
+        </w:rPr>
+      </w:pPr>
+      <w:r>
+        <w:rPr>
+          <w:rFonts w:eastAsia="Calibri" w:cs="DejaVu Sans"/>
+          <w:color w:val="auto"/>
+          <w:kern w:val="2"/>
+          <w:sz w:val="22"/>
+          <w:szCs w:val="22"/>
+          <w:lang w:val="en-IN" w:eastAsia="en-US" w:bidi="ar-SA"/>
+        </w:rPr>
+        <w:t>Switches forward broadcast frames to all ports except the one they received the frame from.</w:t>
+        <w:br/>
+        <w:t>When multiple physical links connect two switches (redundant links for failover), broadcast frames can loop endlessly, causing network congestion and performance degradation.</w:t>
+        <w:br/>
+        <w:t>This looping is called a switching loop, which results in network congestion, broadcast storms, and slow network performance.</w:t>
+        <w:br/>
+        <w:t>STP prevents loops by selectively blocking redundant paths without disabling the physical connections, ensuring there is always one active path and backup paths that activate if the primary fails.</w:t>
+      </w:r>
+    </w:p>
+    <w:p>
+      <w:pPr>
+        <w:pStyle w:val="Normal"/>
+        <w:widowControl/>
+        <w:bidi w:val="0"/>
+        <w:spacing w:lineRule="auto" w:line="259" w:before="0" w:after="160"/>
+        <w:jc w:val="left"/>
+        <w:rPr>
+          <w:rFonts w:ascii="Calibri" w:hAnsi="Calibri" w:eastAsia="Calibri" w:cs="DejaVu Sans"/>
+          <w:color w:val="auto"/>
+          <w:kern w:val="2"/>
+          <w:sz w:val="22"/>
+          <w:szCs w:val="22"/>
+          <w:lang w:val="en-IN" w:eastAsia="en-US" w:bidi="ar-SA"/>
+        </w:rPr>
+      </w:pPr>
+      <w:r>
+        <w:rPr>
+          <w:rFonts w:eastAsia="Calibri" w:cs="DejaVu Sans"/>
+          <w:color w:val="auto"/>
+          <w:kern w:val="2"/>
+          <w:sz w:val="22"/>
+          <w:szCs w:val="22"/>
+          <w:lang w:val="en-IN" w:eastAsia="en-US" w:bidi="ar-SA"/>
+        </w:rPr>
+        <w:t>How STP Works: Basic Mechanism</w:t>
+      </w:r>
+    </w:p>
+    <w:p>
+      <w:pPr>
+        <w:pStyle w:val="Normal"/>
+        <w:widowControl/>
+        <w:bidi w:val="0"/>
+        <w:spacing w:lineRule="auto" w:line="259" w:before="0" w:after="160"/>
+        <w:jc w:val="left"/>
+        <w:rPr>
+          <w:rFonts w:ascii="Calibri" w:hAnsi="Calibri" w:eastAsia="Calibri" w:cs="DejaVu Sans"/>
+          <w:color w:val="auto"/>
+          <w:kern w:val="2"/>
+          <w:sz w:val="22"/>
+          <w:szCs w:val="22"/>
+          <w:lang w:val="en-IN" w:eastAsia="en-US" w:bidi="ar-SA"/>
+        </w:rPr>
+      </w:pPr>
+      <w:r>
+        <w:rPr>
+          <w:rFonts w:eastAsia="Calibri" w:cs="DejaVu Sans"/>
+          <w:color w:val="auto"/>
+          <w:kern w:val="2"/>
+          <w:sz w:val="22"/>
+          <w:szCs w:val="22"/>
+          <w:lang w:val="en-IN" w:eastAsia="en-US" w:bidi="ar-SA"/>
+        </w:rPr>
+        <w:t>STP runs an algorithm to create a loop-free logical topology by:</w:t>
+      </w:r>
+    </w:p>
+    <w:p>
+      <w:pPr>
+        <w:pStyle w:val="Normal"/>
+        <w:widowControl/>
+        <w:bidi w:val="0"/>
+        <w:spacing w:lineRule="auto" w:line="259" w:before="0" w:after="160"/>
+        <w:jc w:val="left"/>
+        <w:rPr>
+          <w:rFonts w:ascii="Calibri" w:hAnsi="Calibri" w:eastAsia="Calibri" w:cs="DejaVu Sans"/>
+          <w:color w:val="auto"/>
+          <w:kern w:val="2"/>
+          <w:sz w:val="22"/>
+          <w:szCs w:val="22"/>
+          <w:lang w:val="en-IN" w:eastAsia="en-US" w:bidi="ar-SA"/>
+        </w:rPr>
+      </w:pPr>
+      <w:r>
+        <w:rPr>
+          <w:rFonts w:eastAsia="Calibri" w:cs="DejaVu Sans"/>
+          <w:color w:val="auto"/>
+          <w:kern w:val="2"/>
+          <w:sz w:val="22"/>
+          <w:szCs w:val="22"/>
+          <w:lang w:val="en-IN" w:eastAsia="en-US" w:bidi="ar-SA"/>
+        </w:rPr>
+      </w:r>
+    </w:p>
+    <w:p>
+      <w:pPr>
+        <w:pStyle w:val="Normal"/>
+        <w:widowControl/>
+        <w:bidi w:val="0"/>
+        <w:spacing w:lineRule="auto" w:line="259" w:before="0" w:after="160"/>
+        <w:jc w:val="left"/>
+        <w:rPr>
+          <w:rFonts w:ascii="Calibri" w:hAnsi="Calibri" w:eastAsia="Calibri" w:cs="DejaVu Sans"/>
+          <w:color w:val="auto"/>
+          <w:kern w:val="2"/>
+          <w:sz w:val="22"/>
+          <w:szCs w:val="22"/>
+          <w:lang w:val="en-IN" w:eastAsia="en-US" w:bidi="ar-SA"/>
+        </w:rPr>
+      </w:pPr>
+      <w:r>
+        <w:rPr>
+          <w:rFonts w:eastAsia="Calibri" w:cs="DejaVu Sans"/>
+          <w:color w:val="auto"/>
+          <w:kern w:val="2"/>
+          <w:sz w:val="22"/>
+          <w:szCs w:val="22"/>
+          <w:lang w:val="en-IN" w:eastAsia="en-US" w:bidi="ar-SA"/>
+        </w:rPr>
+        <w:t>Selecting one switch as the Root Bridge (central point of reference).</w:t>
+      </w:r>
+    </w:p>
+    <w:p>
+      <w:pPr>
+        <w:pStyle w:val="Normal"/>
+        <w:widowControl/>
+        <w:bidi w:val="0"/>
+        <w:spacing w:lineRule="auto" w:line="259" w:before="0" w:after="160"/>
+        <w:jc w:val="left"/>
+        <w:rPr>
+          <w:rFonts w:ascii="Calibri" w:hAnsi="Calibri" w:eastAsia="Calibri" w:cs="DejaVu Sans"/>
+          <w:color w:val="auto"/>
+          <w:kern w:val="2"/>
+          <w:sz w:val="22"/>
+          <w:szCs w:val="22"/>
+          <w:lang w:val="en-IN" w:eastAsia="en-US" w:bidi="ar-SA"/>
+        </w:rPr>
+      </w:pPr>
+      <w:r>
+        <w:rPr>
+          <w:rFonts w:eastAsia="Calibri" w:cs="DejaVu Sans"/>
+          <w:color w:val="auto"/>
+          <w:kern w:val="2"/>
+          <w:sz w:val="22"/>
+          <w:szCs w:val="22"/>
+          <w:lang w:val="en-IN" w:eastAsia="en-US" w:bidi="ar-SA"/>
+        </w:rPr>
+        <w:t>Assigning roles and states to switch ports to allow only one active path between switches.</w:t>
+      </w:r>
+    </w:p>
+    <w:p>
+      <w:pPr>
+        <w:pStyle w:val="Normal"/>
+        <w:widowControl/>
+        <w:bidi w:val="0"/>
+        <w:spacing w:lineRule="auto" w:line="259" w:before="0" w:after="160"/>
+        <w:jc w:val="left"/>
+        <w:rPr>
+          <w:rFonts w:ascii="Calibri" w:hAnsi="Calibri" w:eastAsia="Calibri" w:cs="DejaVu Sans"/>
+          <w:color w:val="auto"/>
+          <w:kern w:val="2"/>
+          <w:sz w:val="22"/>
+          <w:szCs w:val="22"/>
+          <w:lang w:val="en-IN" w:eastAsia="en-US" w:bidi="ar-SA"/>
+        </w:rPr>
+      </w:pPr>
+      <w:r>
+        <w:rPr>
+          <w:rFonts w:eastAsia="Calibri" w:cs="DejaVu Sans"/>
+          <w:color w:val="auto"/>
+          <w:kern w:val="2"/>
+          <w:sz w:val="22"/>
+          <w:szCs w:val="22"/>
+          <w:lang w:val="en-IN" w:eastAsia="en-US" w:bidi="ar-SA"/>
+        </w:rPr>
+        <w:t>Placing redundant links into a blocking state to prevent loops.</w:t>
+      </w:r>
+    </w:p>
+    <w:p>
+      <w:pPr>
+        <w:pStyle w:val="Normal"/>
+        <w:widowControl/>
+        <w:bidi w:val="0"/>
+        <w:spacing w:lineRule="auto" w:line="259" w:before="0" w:after="160"/>
+        <w:jc w:val="left"/>
+        <w:rPr>
+          <w:rFonts w:ascii="Calibri" w:hAnsi="Calibri" w:eastAsia="Calibri" w:cs="DejaVu Sans"/>
+          <w:color w:val="auto"/>
+          <w:kern w:val="2"/>
+          <w:sz w:val="22"/>
+          <w:szCs w:val="22"/>
+          <w:lang w:val="en-IN" w:eastAsia="en-US" w:bidi="ar-SA"/>
+        </w:rPr>
+      </w:pPr>
+      <w:r>
+        <w:rPr>
+          <w:rFonts w:eastAsia="Calibri" w:cs="DejaVu Sans"/>
+          <w:color w:val="auto"/>
+          <w:kern w:val="2"/>
+          <w:sz w:val="22"/>
+          <w:szCs w:val="22"/>
+          <w:lang w:val="en-IN" w:eastAsia="en-US" w:bidi="ar-SA"/>
+        </w:rPr>
+        <w:t>Automatically transitioning blocked ports to forwarding if the primary link goes down.</w:t>
+      </w:r>
+    </w:p>
+    <w:p>
+      <w:pPr>
+        <w:pStyle w:val="Normal"/>
+        <w:widowControl/>
+        <w:bidi w:val="0"/>
+        <w:spacing w:lineRule="auto" w:line="259" w:before="0" w:after="160"/>
+        <w:jc w:val="left"/>
+        <w:rPr>
+          <w:rFonts w:ascii="Calibri" w:hAnsi="Calibri" w:eastAsia="Calibri" w:cs="DejaVu Sans"/>
+          <w:color w:val="auto"/>
+          <w:kern w:val="2"/>
+          <w:sz w:val="22"/>
+          <w:szCs w:val="22"/>
+          <w:lang w:val="en-IN" w:eastAsia="en-US" w:bidi="ar-SA"/>
+        </w:rPr>
+      </w:pPr>
+      <w:r>
+        <w:rPr>
+          <w:rFonts w:eastAsia="Calibri" w:cs="DejaVu Sans"/>
+          <w:color w:val="auto"/>
+          <w:kern w:val="2"/>
+          <w:sz w:val="22"/>
+          <w:szCs w:val="22"/>
+          <w:lang w:val="en-IN" w:eastAsia="en-US" w:bidi="ar-SA"/>
+        </w:rPr>
+        <w:t>STP acts like a traffic policeman or red light, controlling which ports forward traffic and which do not, avoiding network jams.</w:t>
+      </w:r>
+    </w:p>
+    <w:p>
+      <w:pPr>
+        <w:pStyle w:val="Normal"/>
+        <w:widowControl/>
+        <w:bidi w:val="0"/>
+        <w:spacing w:lineRule="auto" w:line="259" w:before="0" w:after="160"/>
+        <w:jc w:val="left"/>
+        <w:rPr>
+          <w:rFonts w:ascii="Calibri" w:hAnsi="Calibri" w:eastAsia="Calibri" w:cs="DejaVu Sans"/>
+          <w:color w:val="auto"/>
+          <w:kern w:val="2"/>
+          <w:sz w:val="22"/>
+          <w:szCs w:val="22"/>
+          <w:lang w:val="en-IN" w:eastAsia="en-US" w:bidi="ar-SA"/>
+        </w:rPr>
+      </w:pPr>
+      <w:r>
+        <w:rPr>
+          <w:rFonts w:eastAsia="Calibri" w:cs="DejaVu Sans"/>
+          <w:color w:val="auto"/>
+          <w:kern w:val="2"/>
+          <w:sz w:val="22"/>
+          <w:szCs w:val="22"/>
+          <w:lang w:val="en-IN" w:eastAsia="en-US" w:bidi="ar-SA"/>
+        </w:rPr>
+      </w:r>
+    </w:p>
+    <w:p>
+      <w:pPr>
+        <w:pStyle w:val="Normal"/>
+        <w:widowControl/>
+        <w:bidi w:val="0"/>
+        <w:spacing w:lineRule="auto" w:line="259" w:before="0" w:after="160"/>
+        <w:jc w:val="left"/>
+        <w:rPr>
+          <w:rFonts w:ascii="Calibri" w:hAnsi="Calibri" w:eastAsia="Calibri" w:cs="DejaVu Sans"/>
+          <w:color w:val="auto"/>
+          <w:kern w:val="2"/>
+          <w:sz w:val="22"/>
+          <w:szCs w:val="22"/>
+          <w:lang w:val="en-IN" w:eastAsia="en-US" w:bidi="ar-SA"/>
+        </w:rPr>
+      </w:pPr>
+      <w:r>
+        <w:rPr>
+          <w:rFonts w:eastAsia="Calibri" w:cs="DejaVu Sans"/>
+          <w:color w:val="auto"/>
+          <w:kern w:val="2"/>
+          <w:sz w:val="22"/>
+          <w:szCs w:val="22"/>
+          <w:lang w:val="en-IN" w:eastAsia="en-US" w:bidi="ar-SA"/>
+        </w:rPr>
+        <w:t>Key Terminologies in STP</w:t>
+      </w:r>
+    </w:p>
+    <w:p>
+      <w:pPr>
+        <w:pStyle w:val="Normal"/>
+        <w:widowControl/>
+        <w:bidi w:val="0"/>
+        <w:spacing w:lineRule="auto" w:line="259" w:before="0" w:after="160"/>
+        <w:jc w:val="left"/>
+        <w:rPr>
+          <w:rFonts w:ascii="Calibri" w:hAnsi="Calibri" w:eastAsia="Calibri" w:cs="DejaVu Sans"/>
+          <w:color w:val="auto"/>
+          <w:kern w:val="2"/>
+          <w:sz w:val="22"/>
+          <w:szCs w:val="22"/>
+          <w:lang w:val="en-IN" w:eastAsia="en-US" w:bidi="ar-SA"/>
+        </w:rPr>
+      </w:pPr>
+      <w:r>
+        <w:rPr>
+          <w:rFonts w:eastAsia="Calibri" w:cs="DejaVu Sans"/>
+          <w:color w:val="auto"/>
+          <w:kern w:val="2"/>
+          <w:sz w:val="22"/>
+          <w:szCs w:val="22"/>
+          <w:lang w:val="en-IN" w:eastAsia="en-US" w:bidi="ar-SA"/>
+        </w:rPr>
+        <w:t>Term</w:t>
+        <w:tab/>
+        <w:t>Definition</w:t>
+      </w:r>
+    </w:p>
+    <w:p>
+      <w:pPr>
+        <w:pStyle w:val="Normal"/>
+        <w:widowControl/>
+        <w:bidi w:val="0"/>
+        <w:spacing w:lineRule="auto" w:line="259" w:before="0" w:after="160"/>
+        <w:jc w:val="left"/>
+        <w:rPr>
+          <w:rFonts w:ascii="Calibri" w:hAnsi="Calibri" w:eastAsia="Calibri" w:cs="DejaVu Sans"/>
+          <w:color w:val="auto"/>
+          <w:kern w:val="2"/>
+          <w:sz w:val="22"/>
+          <w:szCs w:val="22"/>
+          <w:lang w:val="en-IN" w:eastAsia="en-US" w:bidi="ar-SA"/>
+        </w:rPr>
+      </w:pPr>
+      <w:r>
+        <w:rPr>
+          <w:rFonts w:eastAsia="Calibri" w:cs="DejaVu Sans"/>
+          <w:color w:val="auto"/>
+          <w:kern w:val="2"/>
+          <w:sz w:val="22"/>
+          <w:szCs w:val="22"/>
+          <w:lang w:val="en-IN" w:eastAsia="en-US" w:bidi="ar-SA"/>
+        </w:rPr>
+        <w:t>Bridge</w:t>
+        <w:tab/>
+        <w:t xml:space="preserve">   Older term for a switch; STP terminology retains “bridge” for historical reasons.</w:t>
+      </w:r>
+    </w:p>
+    <w:p>
+      <w:pPr>
+        <w:pStyle w:val="Normal"/>
+        <w:widowControl/>
+        <w:bidi w:val="0"/>
+        <w:spacing w:lineRule="auto" w:line="259" w:before="0" w:after="160"/>
+        <w:jc w:val="left"/>
+        <w:rPr>
+          <w:rFonts w:ascii="Calibri" w:hAnsi="Calibri" w:eastAsia="Calibri" w:cs="DejaVu Sans"/>
+          <w:color w:val="auto"/>
+          <w:kern w:val="2"/>
+          <w:sz w:val="22"/>
+          <w:szCs w:val="22"/>
+          <w:lang w:val="en-IN" w:eastAsia="en-US" w:bidi="ar-SA"/>
+        </w:rPr>
+      </w:pPr>
+      <w:r>
+        <w:rPr>
+          <w:rFonts w:eastAsia="Calibri" w:cs="DejaVu Sans"/>
+          <w:color w:val="auto"/>
+          <w:kern w:val="2"/>
+          <w:sz w:val="22"/>
+          <w:szCs w:val="22"/>
+          <w:lang w:val="en-IN" w:eastAsia="en-US" w:bidi="ar-SA"/>
+        </w:rPr>
+        <w:t>Bridge ID (BID)</w:t>
+        <w:tab/>
+        <w:t>Combination of switch priority (default 32768) and MAC address (6 bytes), uniquely identifying a switch.</w:t>
+      </w:r>
+    </w:p>
+    <w:p>
+      <w:pPr>
+        <w:pStyle w:val="Normal"/>
+        <w:widowControl/>
+        <w:bidi w:val="0"/>
+        <w:spacing w:lineRule="auto" w:line="259" w:before="0" w:after="160"/>
+        <w:jc w:val="left"/>
+        <w:rPr>
+          <w:rFonts w:ascii="Calibri" w:hAnsi="Calibri" w:eastAsia="Calibri" w:cs="DejaVu Sans"/>
+          <w:color w:val="auto"/>
+          <w:kern w:val="2"/>
+          <w:sz w:val="22"/>
+          <w:szCs w:val="22"/>
+          <w:lang w:val="en-IN" w:eastAsia="en-US" w:bidi="ar-SA"/>
+        </w:rPr>
+      </w:pPr>
+      <w:r>
+        <w:rPr>
+          <w:rFonts w:eastAsia="Calibri" w:cs="DejaVu Sans"/>
+          <w:color w:val="auto"/>
+          <w:kern w:val="2"/>
+          <w:sz w:val="22"/>
+          <w:szCs w:val="22"/>
+          <w:lang w:val="en-IN" w:eastAsia="en-US" w:bidi="ar-SA"/>
+        </w:rPr>
+        <w:t>Root Bridge</w:t>
+        <w:tab/>
+        <w:t>The switch with the lowest Bridge ID in the network; acts as the reference point.</w:t>
+      </w:r>
+    </w:p>
+    <w:p>
+      <w:pPr>
+        <w:pStyle w:val="Normal"/>
+        <w:widowControl/>
+        <w:bidi w:val="0"/>
+        <w:spacing w:lineRule="auto" w:line="259" w:before="0" w:after="160"/>
+        <w:jc w:val="left"/>
+        <w:rPr>
+          <w:rFonts w:ascii="Calibri" w:hAnsi="Calibri" w:eastAsia="Calibri" w:cs="DejaVu Sans"/>
+          <w:color w:val="auto"/>
+          <w:kern w:val="2"/>
+          <w:sz w:val="22"/>
+          <w:szCs w:val="22"/>
+          <w:lang w:val="en-IN" w:eastAsia="en-US" w:bidi="ar-SA"/>
+        </w:rPr>
+      </w:pPr>
+      <w:r>
+        <w:rPr>
+          <w:rFonts w:eastAsia="Calibri" w:cs="DejaVu Sans"/>
+          <w:color w:val="auto"/>
+          <w:kern w:val="2"/>
+          <w:sz w:val="22"/>
+          <w:szCs w:val="22"/>
+          <w:lang w:val="en-IN" w:eastAsia="en-US" w:bidi="ar-SA"/>
+        </w:rPr>
+        <w:t>Non-Root Bridge</w:t>
+        <w:tab/>
+        <w:t>All other switches except the root bridge.</w:t>
+      </w:r>
+    </w:p>
+    <w:p>
+      <w:pPr>
+        <w:pStyle w:val="Normal"/>
+        <w:widowControl/>
+        <w:bidi w:val="0"/>
+        <w:spacing w:lineRule="auto" w:line="259" w:before="0" w:after="160"/>
+        <w:jc w:val="left"/>
+        <w:rPr>
+          <w:rFonts w:ascii="Calibri" w:hAnsi="Calibri" w:eastAsia="Calibri" w:cs="DejaVu Sans"/>
+          <w:color w:val="auto"/>
+          <w:kern w:val="2"/>
+          <w:sz w:val="22"/>
+          <w:szCs w:val="22"/>
+          <w:lang w:val="en-IN" w:eastAsia="en-US" w:bidi="ar-SA"/>
+        </w:rPr>
+      </w:pPr>
+      <w:r>
+        <w:rPr>
+          <w:rFonts w:eastAsia="Calibri" w:cs="DejaVu Sans"/>
+          <w:color w:val="auto"/>
+          <w:kern w:val="2"/>
+          <w:sz w:val="22"/>
+          <w:szCs w:val="22"/>
+          <w:lang w:val="en-IN" w:eastAsia="en-US" w:bidi="ar-SA"/>
+        </w:rPr>
+        <w:t>BPDU (Bridge Protocol Data Unit)</w:t>
+        <w:tab/>
+        <w:t>Special packets exchanged every 2 seconds between switches, sharing Bridge ID and priority information to elect root bridge and maintain topology information.</w:t>
+      </w:r>
+    </w:p>
+    <w:p>
+      <w:pPr>
+        <w:pStyle w:val="Normal"/>
+        <w:widowControl/>
+        <w:bidi w:val="0"/>
+        <w:spacing w:lineRule="auto" w:line="259" w:before="0" w:after="160"/>
+        <w:jc w:val="left"/>
+        <w:rPr>
+          <w:rFonts w:ascii="Calibri" w:hAnsi="Calibri" w:eastAsia="Calibri" w:cs="DejaVu Sans"/>
+          <w:color w:val="auto"/>
+          <w:kern w:val="2"/>
+          <w:sz w:val="22"/>
+          <w:szCs w:val="22"/>
+          <w:lang w:val="en-IN" w:eastAsia="en-US" w:bidi="ar-SA"/>
+        </w:rPr>
+      </w:pPr>
+      <w:r>
+        <w:rPr>
+          <w:rFonts w:eastAsia="Calibri" w:cs="DejaVu Sans"/>
+          <w:color w:val="auto"/>
+          <w:kern w:val="2"/>
+          <w:sz w:val="22"/>
+          <w:szCs w:val="22"/>
+          <w:lang w:val="en-IN" w:eastAsia="en-US" w:bidi="ar-SA"/>
+        </w:rPr>
+        <w:t>Understanding Port States in Detail</w:t>
+      </w:r>
+    </w:p>
+    <w:p>
+      <w:pPr>
+        <w:pStyle w:val="Normal"/>
+        <w:widowControl/>
+        <w:bidi w:val="0"/>
+        <w:spacing w:lineRule="auto" w:line="259" w:before="0" w:after="160"/>
+        <w:jc w:val="left"/>
+        <w:rPr>
+          <w:rFonts w:ascii="Calibri" w:hAnsi="Calibri" w:eastAsia="Calibri" w:cs="DejaVu Sans"/>
+          <w:color w:val="auto"/>
+          <w:kern w:val="2"/>
+          <w:sz w:val="22"/>
+          <w:szCs w:val="22"/>
+          <w:lang w:val="en-IN" w:eastAsia="en-US" w:bidi="ar-SA"/>
+        </w:rPr>
+      </w:pPr>
+      <w:r>
+        <w:rPr>
+          <w:rFonts w:eastAsia="Calibri" w:cs="DejaVu Sans"/>
+          <w:color w:val="auto"/>
+          <w:kern w:val="2"/>
+          <w:sz w:val="22"/>
+          <w:szCs w:val="22"/>
+          <w:lang w:val="en-IN" w:eastAsia="en-US" w:bidi="ar-SA"/>
+        </w:rPr>
+        <w:t>Disabled: Port shut down by administrator; no STP activity.</w:t>
+        <w:br/>
+        <w:t>Blocking: Port receives BPDUs to detect loops but does not forward user data; prevents loops.</w:t>
+        <w:br/>
+        <w:t>Listening: Port participates in BPDU exchange, prepares for forwarding but still drops data frames.</w:t>
+        <w:br/>
+        <w:t>Learning: Port learns MAC addresses, building the MAC address table, but still does not forward frames.</w:t>
+        <w:br/>
+        <w:t>Forwarding: Port fully forwards data and participates in BPDU exchange.</w:t>
+      </w:r>
+    </w:p>
+    <w:p>
+      <w:pPr>
+        <w:pStyle w:val="Normal"/>
+        <w:widowControl/>
+        <w:bidi w:val="0"/>
+        <w:spacing w:lineRule="auto" w:line="259" w:before="0" w:after="160"/>
+        <w:jc w:val="left"/>
+        <w:rPr>
+          <w:rFonts w:ascii="Calibri" w:hAnsi="Calibri" w:eastAsia="Calibri" w:cs="DejaVu Sans"/>
+          <w:color w:val="auto"/>
+          <w:kern w:val="2"/>
+          <w:sz w:val="22"/>
+          <w:szCs w:val="22"/>
+          <w:lang w:val="en-IN" w:eastAsia="en-US" w:bidi="ar-SA"/>
+        </w:rPr>
+      </w:pPr>
+      <w:r>
+        <w:rPr>
+          <w:rFonts w:eastAsia="Calibri" w:cs="DejaVu Sans"/>
+          <w:color w:val="auto"/>
+          <w:kern w:val="2"/>
+          <w:sz w:val="22"/>
+          <w:szCs w:val="22"/>
+          <w:lang w:val="en-IN" w:eastAsia="en-US" w:bidi="ar-SA"/>
+        </w:rPr>
+        <w:t>STP Port Roles: Root Port and Designated Port</w:t>
+      </w:r>
+    </w:p>
+    <w:p>
+      <w:pPr>
+        <w:pStyle w:val="Normal"/>
+        <w:widowControl/>
+        <w:bidi w:val="0"/>
+        <w:spacing w:lineRule="auto" w:line="259" w:before="0" w:after="160"/>
+        <w:jc w:val="left"/>
+        <w:rPr>
+          <w:rFonts w:ascii="Calibri" w:hAnsi="Calibri" w:eastAsia="Calibri" w:cs="DejaVu Sans"/>
+          <w:color w:val="auto"/>
+          <w:kern w:val="2"/>
+          <w:sz w:val="22"/>
+          <w:szCs w:val="22"/>
+          <w:lang w:val="en-IN" w:eastAsia="en-US" w:bidi="ar-SA"/>
+        </w:rPr>
+      </w:pPr>
+      <w:r>
+        <w:rPr>
+          <w:rFonts w:eastAsia="Calibri" w:cs="DejaVu Sans"/>
+          <w:color w:val="auto"/>
+          <w:kern w:val="2"/>
+          <w:sz w:val="22"/>
+          <w:szCs w:val="22"/>
+          <w:lang w:val="en-IN" w:eastAsia="en-US" w:bidi="ar-SA"/>
+        </w:rPr>
+        <w:t>Root Port (RP): The port with the best path to the root bridge on non-root switches; only one root port per switch.</w:t>
+      </w:r>
+    </w:p>
+    <w:p>
+      <w:pPr>
+        <w:pStyle w:val="Normal"/>
+        <w:widowControl/>
+        <w:bidi w:val="0"/>
+        <w:spacing w:lineRule="auto" w:line="259" w:before="0" w:after="160"/>
+        <w:jc w:val="left"/>
+        <w:rPr>
+          <w:rFonts w:ascii="Calibri" w:hAnsi="Calibri" w:eastAsia="Calibri" w:cs="DejaVu Sans"/>
+          <w:color w:val="auto"/>
+          <w:kern w:val="2"/>
+          <w:sz w:val="22"/>
+          <w:szCs w:val="22"/>
+          <w:lang w:val="en-IN" w:eastAsia="en-US" w:bidi="ar-SA"/>
+        </w:rPr>
+      </w:pPr>
+      <w:r>
+        <w:rPr>
+          <w:rFonts w:eastAsia="Calibri" w:cs="DejaVu Sans"/>
+          <w:color w:val="auto"/>
+          <w:kern w:val="2"/>
+          <w:sz w:val="22"/>
+          <w:szCs w:val="22"/>
+          <w:lang w:val="en-IN" w:eastAsia="en-US" w:bidi="ar-SA"/>
+        </w:rPr>
+        <w:t>Designated Port (DP): Ports on all switches that forward traffic to downstream segments; root bridge ports are always designated ports.</w:t>
+      </w:r>
+    </w:p>
+    <w:p>
+      <w:pPr>
+        <w:pStyle w:val="Normal"/>
+        <w:widowControl/>
+        <w:bidi w:val="0"/>
+        <w:spacing w:lineRule="auto" w:line="259" w:before="0" w:after="160"/>
+        <w:jc w:val="left"/>
+        <w:rPr>
+          <w:rFonts w:ascii="Calibri" w:hAnsi="Calibri" w:eastAsia="Calibri" w:cs="DejaVu Sans"/>
+          <w:color w:val="auto"/>
+          <w:kern w:val="2"/>
+          <w:sz w:val="22"/>
+          <w:szCs w:val="22"/>
+          <w:lang w:val="en-IN" w:eastAsia="en-US" w:bidi="ar-SA"/>
+        </w:rPr>
+      </w:pPr>
+      <w:r>
+        <w:rPr>
+          <w:rFonts w:eastAsia="Calibri" w:cs="DejaVu Sans"/>
+          <w:color w:val="auto"/>
+          <w:kern w:val="2"/>
+          <w:sz w:val="22"/>
+          <w:szCs w:val="22"/>
+          <w:lang w:val="en-IN" w:eastAsia="en-US" w:bidi="ar-SA"/>
+        </w:rPr>
+        <w:t>The port opposite the root port is often designated as root port on the neighboring switch.</w:t>
+      </w:r>
+    </w:p>
+    <w:p>
+      <w:pPr>
+        <w:pStyle w:val="Normal"/>
+        <w:widowControl/>
+        <w:bidi w:val="0"/>
+        <w:spacing w:lineRule="auto" w:line="259" w:before="0" w:after="160"/>
+        <w:jc w:val="left"/>
+        <w:rPr>
+          <w:rFonts w:ascii="Calibri" w:hAnsi="Calibri" w:eastAsia="Calibri" w:cs="DejaVu Sans"/>
+          <w:color w:val="auto"/>
+          <w:kern w:val="2"/>
+          <w:sz w:val="22"/>
+          <w:szCs w:val="22"/>
+          <w:lang w:val="en-IN" w:eastAsia="en-US" w:bidi="ar-SA"/>
+        </w:rPr>
+      </w:pPr>
+      <w:r>
+        <w:rPr>
+          <w:rFonts w:eastAsia="Calibri" w:cs="DejaVu Sans"/>
+          <w:color w:val="auto"/>
+          <w:kern w:val="2"/>
+          <w:sz w:val="22"/>
+          <w:szCs w:val="22"/>
+          <w:lang w:val="en-IN" w:eastAsia="en-US" w:bidi="ar-SA"/>
+        </w:rPr>
+        <w:t>Ports that neither become RP nor DP will be put into blocking state by STP to prevent loops.</w:t>
+      </w:r>
+    </w:p>
+    <w:p>
+      <w:pPr>
+        <w:pStyle w:val="Normal"/>
+        <w:widowControl/>
+        <w:bidi w:val="0"/>
+        <w:spacing w:lineRule="auto" w:line="259" w:before="0" w:after="160"/>
+        <w:jc w:val="left"/>
+        <w:rPr>
+          <w:rFonts w:ascii="Calibri" w:hAnsi="Calibri" w:eastAsia="Calibri" w:cs="DejaVu Sans"/>
+          <w:color w:val="auto"/>
+          <w:kern w:val="2"/>
+          <w:sz w:val="22"/>
+          <w:szCs w:val="22"/>
+          <w:lang w:val="en-IN" w:eastAsia="en-US" w:bidi="ar-SA"/>
+        </w:rPr>
+      </w:pPr>
+      <w:r>
+        <w:rPr>
+          <w:rFonts w:eastAsia="Calibri" w:cs="DejaVu Sans"/>
+          <w:color w:val="auto"/>
+          <w:kern w:val="2"/>
+          <w:sz w:val="22"/>
+          <w:szCs w:val="22"/>
+          <w:lang w:val="en-IN" w:eastAsia="en-US" w:bidi="ar-SA"/>
+        </w:rPr>
+        <w:t>Election of the Root Bridge:</w:t>
+        <w:br/>
+        <w:t>All switches send BPDUs every 2 seconds sharing their Bridge Ids.</w:t>
+        <w:br/>
+        <w:t>The switch with the lowest Bridge ID (priority + MAC address) becomes the Root Bridge.</w:t>
+        <w:br/>
+        <w:t>Default priority is 32768 but can be manually changed in multiples of 4096.</w:t>
+        <w:br/>
+        <w:t>If priorities are equal, lowest MAC address decides.</w:t>
+      </w:r>
+    </w:p>
+    <w:p>
+      <w:pPr>
+        <w:pStyle w:val="Normal"/>
+        <w:widowControl/>
+        <w:bidi w:val="0"/>
+        <w:spacing w:lineRule="auto" w:line="259" w:before="0" w:after="160"/>
+        <w:jc w:val="left"/>
+        <w:rPr>
+          <w:rFonts w:ascii="Calibri" w:hAnsi="Calibri" w:eastAsia="Calibri" w:cs="DejaVu Sans"/>
+          <w:color w:val="auto"/>
+          <w:kern w:val="2"/>
+          <w:sz w:val="22"/>
+          <w:szCs w:val="22"/>
+          <w:lang w:val="en-IN" w:eastAsia="en-US" w:bidi="ar-SA"/>
+        </w:rPr>
+      </w:pPr>
+      <w:r>
+        <w:rPr>
+          <w:rFonts w:eastAsia="Calibri" w:cs="DejaVu Sans"/>
+          <w:color w:val="auto"/>
+          <w:kern w:val="2"/>
+          <w:sz w:val="22"/>
+          <w:szCs w:val="22"/>
+          <w:lang w:val="en-IN" w:eastAsia="en-US" w:bidi="ar-SA"/>
+        </w:rPr>
+        <w:t>Path Selection and Port Roles:</w:t>
+        <w:br/>
+        <w:t>Each non-root switch selects one Root Port with the best path to the root.</w:t>
+        <w:br/>
+        <w:t>Ports connecting to other switches on the root bridge and non-root bridges become Designated Ports.</w:t>
+        <w:br/>
+        <w:t>Remaining ports are blocked to avoid loops.</w:t>
+      </w:r>
+    </w:p>
+    <w:p>
+      <w:pPr>
+        <w:pStyle w:val="Normal"/>
+        <w:widowControl/>
+        <w:bidi w:val="0"/>
+        <w:spacing w:lineRule="auto" w:line="259" w:before="0" w:after="160"/>
+        <w:jc w:val="left"/>
+        <w:rPr>
+          <w:rFonts w:ascii="Calibri" w:hAnsi="Calibri" w:eastAsia="Calibri" w:cs="DejaVu Sans"/>
+          <w:color w:val="auto"/>
+          <w:kern w:val="2"/>
+          <w:sz w:val="22"/>
+          <w:szCs w:val="22"/>
+          <w:lang w:val="en-IN" w:eastAsia="en-US" w:bidi="ar-SA"/>
+        </w:rPr>
+      </w:pPr>
+      <w:r>
+        <w:rPr>
+          <w:rFonts w:eastAsia="Calibri" w:cs="DejaVu Sans"/>
+          <w:color w:val="auto"/>
+          <w:kern w:val="2"/>
+          <w:sz w:val="22"/>
+          <w:szCs w:val="22"/>
+          <w:lang w:val="en-IN" w:eastAsia="en-US" w:bidi="ar-SA"/>
+        </w:rPr>
+        <w:t>Blocking Redundant Links:</w:t>
+        <w:br/>
+        <w:t>STP places redundant ports in the blocking state to prevent loops but keeps the link physically connected.</w:t>
+        <w:br/>
+        <w:t>If an active link fails, STP activates a blocked port by moving it into forwarding state</w:t>
+      </w:r>
+    </w:p>
+    <w:p>
+      <w:pPr>
+        <w:pStyle w:val="Normal"/>
+        <w:widowControl/>
+        <w:bidi w:val="0"/>
+        <w:spacing w:lineRule="auto" w:line="259" w:before="0" w:after="160"/>
+        <w:jc w:val="left"/>
+        <w:rPr>
+          <w:rFonts w:ascii="Calibri" w:hAnsi="Calibri" w:eastAsia="Calibri" w:cs="DejaVu Sans"/>
+          <w:color w:val="auto"/>
+          <w:kern w:val="2"/>
+          <w:sz w:val="22"/>
+          <w:szCs w:val="22"/>
+          <w:lang w:val="en-IN" w:eastAsia="en-US" w:bidi="ar-SA"/>
+        </w:rPr>
       </w:pPr>
       <w:r>
         <w:rPr/>
